--- a/TS Jatai Ghanam Project/TS 2.5/TS 2.5 Ghanam Malayalam Corrections.docx
+++ b/TS Jatai Ghanam Project/TS 2.5/TS 2.5 Ghanam Malayalam Corrections.docx
@@ -1,7 +1,851 @@
 
 <file path=word/document.xml><?xml version="1.0" encoding="utf-8"?>
-<w:document xmlns:wpc="http://schemas.microsoft.com/office/word/2010/wordprocessingCanvas" xmlns:cx="http://schemas.microsoft.com/office/drawing/2014/chartex" xmlns:cx1="http://schemas.microsoft.com/office/drawing/2015/9/8/chartex" xmlns:cx2="http://schemas.microsoft.com/office/drawing/2015/10/21/chartex" xmlns:cx3="http://schemas.microsoft.com/office/drawing/2016/5/9/chartex" xmlns:cx4="http://schemas.microsoft.com/office/drawing/2016/5/10/chartex" xmlns:cx5="http://schemas.microsoft.com/office/drawing/2016/5/11/chartex" xmlns:cx6="http://schemas.microsoft.com/office/drawing/2016/5/12/chartex" xmlns:cx7="http://schemas.microsoft.com/office/drawing/2016/5/13/chartex" xmlns:cx8="http://schemas.microsoft.com/office/drawing/2016/5/14/chartex" xmlns:mc="http://schemas.openxmlformats.org/markup-compatibility/2006" xmlns:aink="http://schemas.microsoft.com/office/drawing/2016/ink" xmlns:am3d="http://schemas.microsoft.com/office/drawing/2017/model3d" xmlns:o="urn:schemas-microsoft-com:office:office" xmlns:oel="http://schemas.microsoft.com/office/2019/extlst" xmlns:r="http://schemas.openxmlformats.org/officeDocument/2006/relationships" xmlns:m="http://schemas.openxmlformats.org/officeDocument/2006/math" xmlns:v="urn:schemas-microsoft-com:vml" xmlns:wp14="http://schemas.microsoft.com/office/word/2010/wordprocessingDrawing" xmlns:wp="http://schemas.openxmlformats.org/drawingml/2006/wordprocessingDrawing" xmlns:w10="urn:schemas-microsoft-com:office:word" xmlns:w="http://schemas.openxmlformats.org/wordprocessingml/2006/main" xmlns:w14="http://schemas.microsoft.com/office/word/2010/wordml" xmlns:w15="http://schemas.microsoft.com/office/word/2012/wordml" xmlns:w16cex="http://schemas.microsoft.com/office/word/2018/wordml/cex" xmlns:w16cid="http://schemas.microsoft.com/office/word/2016/wordml/cid" xmlns:w16="http://schemas.microsoft.com/office/word/2018/wordml" xmlns:w16sdtdh="http://schemas.microsoft.com/office/word/2020/wordml/sdtdatahash" xmlns:w16se="http://schemas.microsoft.com/office/word/2015/wordml/symex" xmlns:wpg="http://schemas.microsoft.com/office/word/2010/wordprocessingGroup" xmlns:wpi="http://schemas.microsoft.com/office/word/2010/wordprocessingInk" xmlns:wne="http://schemas.microsoft.com/office/word/2006/wordml" xmlns:wps="http://schemas.microsoft.com/office/word/2010/wordprocessingShape" mc:Ignorable="w14 w15 w16se w16cid w16 w16cex w16sdtdh wp14">
+<w:document xmlns:wpc="http://schemas.microsoft.com/office/word/2010/wordprocessingCanvas" xmlns:cx="http://schemas.microsoft.com/office/drawing/2014/chartex" xmlns:cx1="http://schemas.microsoft.com/office/drawing/2015/9/8/chartex" xmlns:cx2="http://schemas.microsoft.com/office/drawing/2015/10/21/chartex" xmlns:cx3="http://schemas.microsoft.com/office/drawing/2016/5/9/chartex" xmlns:cx4="http://schemas.microsoft.com/office/drawing/2016/5/10/chartex" xmlns:cx5="http://schemas.microsoft.com/office/drawing/2016/5/11/chartex" xmlns:cx6="http://schemas.microsoft.com/office/drawing/2016/5/12/chartex" xmlns:cx7="http://schemas.microsoft.com/office/drawing/2016/5/13/chartex" xmlns:cx8="http://schemas.microsoft.com/office/drawing/2016/5/14/chartex" xmlns:mc="http://schemas.openxmlformats.org/markup-compatibility/2006" xmlns:aink="http://schemas.microsoft.com/office/drawing/2016/ink" xmlns:am3d="http://schemas.microsoft.com/office/drawing/2017/model3d" xmlns:o="urn:schemas-microsoft-com:office:office" xmlns:oel="http://schemas.microsoft.com/office/2019/extlst" xmlns:r="http://schemas.openxmlformats.org/officeDocument/2006/relationships" xmlns:m="http://schemas.openxmlformats.org/officeDocument/2006/math" xmlns:v="urn:schemas-microsoft-com:vml" xmlns:wp14="http://schemas.microsoft.com/office/word/2010/wordprocessingDrawing" xmlns:wp="http://schemas.openxmlformats.org/drawingml/2006/wordprocessingDrawing" xmlns:w10="urn:schemas-microsoft-com:office:word" xmlns:w="http://schemas.openxmlformats.org/wordprocessingml/2006/main" xmlns:w14="http://schemas.microsoft.com/office/word/2010/wordml" xmlns:w15="http://schemas.microsoft.com/office/word/2012/wordml" xmlns:w16cex="http://schemas.microsoft.com/office/word/2018/wordml/cex" xmlns:w16cid="http://schemas.microsoft.com/office/word/2016/wordml/cid" xmlns:w16="http://schemas.microsoft.com/office/word/2018/wordml" xmlns:w16du="http://schemas.microsoft.com/office/word/2023/wordml/word16du" xmlns:w16sdtdh="http://schemas.microsoft.com/office/word/2020/wordml/sdtdatahash" xmlns:w16sdtfl="http://schemas.microsoft.com/office/word/2024/wordml/sdtformatlock" xmlns:w16se="http://schemas.microsoft.com/office/word/2015/wordml/symex" xmlns:wpg="http://schemas.microsoft.com/office/word/2010/wordprocessingGroup" xmlns:wpi="http://schemas.microsoft.com/office/word/2010/wordprocessingInk" xmlns:wne="http://schemas.microsoft.com/office/word/2006/wordml" xmlns:wps="http://schemas.microsoft.com/office/word/2010/wordprocessingShape" mc:Ignorable="w14 w15 w16se w16cid w16 w16cex w16sdtdh w16sdtfl w16du wp14">
   <w:body>
+    <w:p>
+      <w:pPr>
+        <w:spacing w:before="0" w:line="240" w:lineRule="auto"/>
+        <w:jc w:val="center"/>
+        <w:rPr>
+          <w:b/>
+          <w:bCs/>
+          <w:sz w:val="32"/>
+          <w:szCs w:val="32"/>
+          <w:u w:val="single"/>
+        </w:rPr>
+      </w:pPr>
+      <w:r>
+        <w:rPr>
+          <w:b/>
+          <w:bCs/>
+          <w:sz w:val="32"/>
+          <w:szCs w:val="32"/>
+          <w:u w:val="single"/>
+        </w:rPr>
+        <w:t xml:space="preserve">TS </w:t>
+      </w:r>
+      <w:r>
+        <w:rPr>
+          <w:b/>
+          <w:bCs/>
+          <w:sz w:val="32"/>
+          <w:szCs w:val="32"/>
+          <w:u w:val="single"/>
+        </w:rPr>
+        <w:t>Ghanam</w:t>
+      </w:r>
+      <w:r>
+        <w:rPr>
+          <w:b/>
+          <w:bCs/>
+          <w:sz w:val="32"/>
+          <w:szCs w:val="32"/>
+          <w:u w:val="single"/>
+        </w:rPr>
+        <w:t xml:space="preserve"> – TS 2.</w:t>
+      </w:r>
+      <w:r>
+        <w:rPr>
+          <w:b/>
+          <w:bCs/>
+          <w:sz w:val="32"/>
+          <w:szCs w:val="32"/>
+          <w:u w:val="single"/>
+        </w:rPr>
+        <w:t>5</w:t>
+      </w:r>
+      <w:r>
+        <w:rPr>
+          <w:b/>
+          <w:bCs/>
+          <w:sz w:val="32"/>
+          <w:szCs w:val="32"/>
+          <w:u w:val="single"/>
+        </w:rPr>
+        <w:t xml:space="preserve"> Malayalam Corrections – Observed </w:t>
+      </w:r>
+      <w:proofErr w:type="gramStart"/>
+      <w:r>
+        <w:rPr>
+          <w:b/>
+          <w:bCs/>
+          <w:sz w:val="32"/>
+          <w:szCs w:val="32"/>
+          <w:u w:val="single"/>
+        </w:rPr>
+        <w:t xml:space="preserve">till </w:t>
+      </w:r>
+      <w:r>
+        <w:rPr>
+          <w:b/>
+          <w:bCs/>
+          <w:sz w:val="32"/>
+          <w:szCs w:val="32"/>
+          <w:highlight w:val="red"/>
+          <w:u w:val="single"/>
+        </w:rPr>
+        <w:t>??????</w:t>
+      </w:r>
+      <w:proofErr w:type="gramEnd"/>
+    </w:p>
+    <w:p>
+      <w:pPr>
+        <w:spacing w:before="0" w:line="240" w:lineRule="auto"/>
+        <w:jc w:val="center"/>
+        <w:rPr>
+          <w:b/>
+          <w:bCs/>
+          <w:sz w:val="28"/>
+          <w:szCs w:val="32"/>
+        </w:rPr>
+      </w:pPr>
+      <w:r>
+        <w:rPr>
+          <w:b/>
+          <w:bCs/>
+          <w:sz w:val="28"/>
+          <w:szCs w:val="32"/>
+        </w:rPr>
+        <w:t>(ignore those which are already incorporated in your book’s version and date)</w:t>
+      </w:r>
+    </w:p>
+    <w:tbl>
+      <w:tblPr>
+        <w:tblW w:w="14885" w:type="dxa"/>
+        <w:tblInd w:w="-856" w:type="dxa"/>
+        <w:tblBorders>
+          <w:top w:val="single" w:sz="4" w:space="0" w:color="000000"/>
+          <w:left w:val="single" w:sz="4" w:space="0" w:color="000000"/>
+          <w:bottom w:val="single" w:sz="4" w:space="0" w:color="000000"/>
+          <w:right w:val="single" w:sz="4" w:space="0" w:color="000000"/>
+          <w:insideH w:val="single" w:sz="4" w:space="0" w:color="000000"/>
+          <w:insideV w:val="single" w:sz="4" w:space="0" w:color="000000"/>
+        </w:tblBorders>
+        <w:tblLook w:val="04A0" w:firstRow="1" w:lastRow="0" w:firstColumn="1" w:lastColumn="0" w:noHBand="0" w:noVBand="1"/>
+      </w:tblPr>
+      <w:tblGrid>
+        <w:gridCol w:w="7514"/>
+        <w:gridCol w:w="7371"/>
+      </w:tblGrid>
+      <w:tr>
+        <w:tc>
+          <w:tcPr>
+            <w:tcW w:w="7514" w:type="dxa"/>
+          </w:tcPr>
+          <w:p>
+            <w:pPr>
+              <w:spacing w:before="0" w:line="240" w:lineRule="auto"/>
+              <w:jc w:val="center"/>
+              <w:rPr>
+                <w:b/>
+                <w:sz w:val="32"/>
+                <w:szCs w:val="32"/>
+              </w:rPr>
+            </w:pPr>
+            <w:r>
+              <w:rPr>
+                <w:b/>
+                <w:sz w:val="32"/>
+                <w:szCs w:val="32"/>
+              </w:rPr>
+              <w:t>As Printed</w:t>
+            </w:r>
+          </w:p>
+        </w:tc>
+        <w:tc>
+          <w:tcPr>
+            <w:tcW w:w="7371" w:type="dxa"/>
+          </w:tcPr>
+          <w:p>
+            <w:pPr>
+              <w:spacing w:before="0" w:line="240" w:lineRule="auto"/>
+              <w:ind w:right="-18"/>
+              <w:jc w:val="center"/>
+              <w:rPr>
+                <w:b/>
+                <w:sz w:val="32"/>
+                <w:szCs w:val="32"/>
+              </w:rPr>
+            </w:pPr>
+            <w:r>
+              <w:rPr>
+                <w:b/>
+                <w:sz w:val="32"/>
+                <w:szCs w:val="32"/>
+              </w:rPr>
+              <w:t>To be read as or corrected as</w:t>
+            </w:r>
+            <w:r>
+              <w:rPr>
+                <w:b/>
+                <w:sz w:val="32"/>
+                <w:szCs w:val="32"/>
+              </w:rPr>
+              <w:t xml:space="preserve"> </w:t>
+            </w:r>
+          </w:p>
+        </w:tc>
+      </w:tr>
+      <w:tr>
+        <w:trPr>
+          <w:trHeight w:val="1197"/>
+        </w:trPr>
+        <w:tc>
+          <w:tcPr>
+            <w:tcW w:w="7514" w:type="dxa"/>
+          </w:tcPr>
+          <w:p>
+            <w:pPr>
+              <w:widowControl w:val="0"/>
+              <w:autoSpaceDE w:val="0"/>
+              <w:autoSpaceDN w:val="0"/>
+              <w:adjustRightInd w:val="0"/>
+              <w:spacing w:before="0" w:line="240" w:lineRule="auto"/>
+              <w:rPr>
+                <w:rFonts w:ascii="BRH Malayalam Extra" w:hAnsi="BRH Malayalam Extra" w:cs="BRH Malayalam Extra"/>
+                <w:color w:val="000000"/>
+                <w:sz w:val="32"/>
+                <w:szCs w:val="40"/>
+              </w:rPr>
+            </w:pPr>
+            <w:r>
+              <w:rPr>
+                <w:rFonts w:cs="BRH Malayalam Extra"/>
+                <w:color w:val="000000"/>
+                <w:szCs w:val="40"/>
+              </w:rPr>
+              <w:t>32</w:t>
+            </w:r>
+            <w:r>
+              <w:rPr>
+                <w:rFonts w:ascii="BRH Malayalam Extra" w:hAnsi="BRH Malayalam Extra" w:cs="BRH Malayalam Extra"/>
+                <w:color w:val="000000"/>
+                <w:sz w:val="32"/>
+                <w:szCs w:val="40"/>
+              </w:rPr>
+              <w:t>)</w:t>
+            </w:r>
+            <w:r>
+              <w:rPr>
+                <w:rFonts w:ascii="BRH Malayalam Extra" w:hAnsi="BRH Malayalam Extra" w:cs="BRH Malayalam Extra"/>
+                <w:color w:val="000000"/>
+                <w:sz w:val="32"/>
+                <w:szCs w:val="40"/>
+              </w:rPr>
+              <w:tab/>
+            </w:r>
+            <w:r>
+              <w:rPr>
+                <w:rFonts w:cs="BRH Malayalam Extra"/>
+                <w:color w:val="000000"/>
+                <w:szCs w:val="40"/>
+              </w:rPr>
+              <w:t>2</w:t>
+            </w:r>
+            <w:r>
+              <w:rPr>
+                <w:rFonts w:ascii="BRH Malayalam Extra" w:hAnsi="BRH Malayalam Extra" w:cs="BRH Malayalam Extra"/>
+                <w:color w:val="000000"/>
+                <w:sz w:val="32"/>
+                <w:szCs w:val="40"/>
+              </w:rPr>
+              <w:t>.</w:t>
+            </w:r>
+            <w:r>
+              <w:rPr>
+                <w:rFonts w:cs="BRH Malayalam Extra"/>
+                <w:color w:val="000000"/>
+                <w:szCs w:val="40"/>
+              </w:rPr>
+              <w:t>5</w:t>
+            </w:r>
+            <w:r>
+              <w:rPr>
+                <w:rFonts w:ascii="BRH Malayalam Extra" w:hAnsi="BRH Malayalam Extra" w:cs="BRH Malayalam Extra"/>
+                <w:color w:val="000000"/>
+                <w:sz w:val="32"/>
+                <w:szCs w:val="40"/>
+              </w:rPr>
+              <w:t>.</w:t>
+            </w:r>
+            <w:r>
+              <w:rPr>
+                <w:rFonts w:cs="BRH Malayalam Extra"/>
+                <w:color w:val="000000"/>
+                <w:szCs w:val="40"/>
+              </w:rPr>
+              <w:t>8</w:t>
+            </w:r>
+            <w:r>
+              <w:rPr>
+                <w:rFonts w:ascii="BRH Malayalam Extra" w:hAnsi="BRH Malayalam Extra" w:cs="BRH Malayalam Extra"/>
+                <w:color w:val="000000"/>
+                <w:sz w:val="32"/>
+                <w:szCs w:val="40"/>
+              </w:rPr>
+              <w:t>.</w:t>
+            </w:r>
+            <w:r>
+              <w:rPr>
+                <w:rFonts w:cs="BRH Malayalam Extra"/>
+                <w:color w:val="000000"/>
+                <w:szCs w:val="40"/>
+              </w:rPr>
+              <w:t>7</w:t>
+            </w:r>
+            <w:r>
+              <w:rPr>
+                <w:rFonts w:ascii="BRH Malayalam Extra" w:hAnsi="BRH Malayalam Extra" w:cs="BRH Malayalam Extra"/>
+                <w:color w:val="000000"/>
+                <w:sz w:val="32"/>
+                <w:szCs w:val="40"/>
+              </w:rPr>
+              <w:t>(</w:t>
+            </w:r>
+            <w:r>
+              <w:rPr>
+                <w:rFonts w:cs="BRH Malayalam Extra"/>
+                <w:color w:val="000000"/>
+                <w:szCs w:val="40"/>
+              </w:rPr>
+              <w:t>29</w:t>
+            </w:r>
+            <w:r>
+              <w:rPr>
+                <w:rFonts w:ascii="BRH Malayalam Extra" w:hAnsi="BRH Malayalam Extra" w:cs="BRH Malayalam Extra"/>
+                <w:color w:val="000000"/>
+                <w:sz w:val="32"/>
+                <w:szCs w:val="40"/>
+              </w:rPr>
+              <w:t>)</w:t>
+            </w:r>
+            <w:proofErr w:type="gramStart"/>
+            <w:r>
+              <w:rPr>
+                <w:rFonts w:ascii="BRH Malayalam Extra" w:hAnsi="BRH Malayalam Extra" w:cs="BRH Malayalam Extra"/>
+                <w:color w:val="000000"/>
+                <w:sz w:val="32"/>
+                <w:szCs w:val="40"/>
+              </w:rPr>
+              <w:t>-  ey</w:t>
+            </w:r>
+            <w:proofErr w:type="gramEnd"/>
+            <w:r>
+              <w:rPr>
+                <w:rFonts w:ascii="BRH Malayalam Extra" w:hAnsi="BRH Malayalam Extra" w:cs="BRH Malayalam Extra"/>
+                <w:color w:val="000000"/>
+                <w:sz w:val="26"/>
+                <w:szCs w:val="40"/>
+              </w:rPr>
+              <w:t>–</w:t>
+            </w:r>
+            <w:r>
+              <w:rPr>
+                <w:rFonts w:ascii="BRH Malayalam Extra" w:hAnsi="BRH Malayalam Extra" w:cs="BRH Malayalam Extra"/>
+                <w:color w:val="000000"/>
+                <w:sz w:val="32"/>
+                <w:szCs w:val="40"/>
+              </w:rPr>
+              <w:t>e</w:t>
+            </w:r>
+            <w:r>
+              <w:rPr>
+                <w:rFonts w:ascii="BRH Malayalam Extra" w:hAnsi="BRH Malayalam Extra" w:cs="BRH Malayalam Extra"/>
+                <w:color w:val="000000"/>
+                <w:sz w:val="26"/>
+                <w:szCs w:val="40"/>
+              </w:rPr>
+              <w:t>–</w:t>
+            </w:r>
+            <w:r>
+              <w:rPr>
+                <w:rFonts w:ascii="BRH Malayalam Extra" w:hAnsi="BRH Malayalam Extra" w:cs="BRH Malayalam Extra"/>
+                <w:color w:val="000000"/>
+                <w:sz w:val="32"/>
+                <w:szCs w:val="40"/>
+              </w:rPr>
+              <w:t>¥Z</w:t>
+            </w:r>
+            <w:r>
+              <w:rPr>
+                <w:rFonts w:ascii="BRH Malayalam Extra" w:hAnsi="BRH Malayalam Extra" w:cs="BRH Malayalam Extra"/>
+                <w:color w:val="000000"/>
+                <w:sz w:val="26"/>
+                <w:szCs w:val="40"/>
+              </w:rPr>
+              <w:t>–</w:t>
+            </w:r>
+            <w:r>
+              <w:rPr>
+                <w:rFonts w:ascii="BRH Malayalam Extra" w:hAnsi="BRH Malayalam Extra" w:cs="BRH Malayalam Extra"/>
+                <w:color w:val="000000"/>
+                <w:sz w:val="32"/>
+                <w:szCs w:val="40"/>
+              </w:rPr>
+              <w:t xml:space="preserve"> || </w:t>
+            </w:r>
+          </w:p>
+          <w:p>
+            <w:pPr>
+              <w:widowControl w:val="0"/>
+              <w:autoSpaceDE w:val="0"/>
+              <w:autoSpaceDN w:val="0"/>
+              <w:adjustRightInd w:val="0"/>
+              <w:spacing w:before="0" w:line="240" w:lineRule="auto"/>
+              <w:rPr>
+                <w:rFonts w:cs="BRH Malayalam Extra"/>
+                <w:color w:val="000000"/>
+                <w:szCs w:val="40"/>
+              </w:rPr>
+            </w:pPr>
+            <w:r>
+              <w:rPr>
+                <w:rFonts w:ascii="BRH Malayalam Extra" w:hAnsi="BRH Malayalam Extra" w:cs="BRH Malayalam Extra"/>
+                <w:color w:val="000000"/>
+                <w:sz w:val="32"/>
+                <w:szCs w:val="40"/>
+              </w:rPr>
+              <w:t>ey</w:t>
+            </w:r>
+            <w:r>
+              <w:rPr>
+                <w:rFonts w:ascii="BRH Malayalam Extra" w:hAnsi="BRH Malayalam Extra" w:cs="BRH Malayalam Extra"/>
+                <w:color w:val="000000"/>
+                <w:sz w:val="26"/>
+                <w:szCs w:val="40"/>
+              </w:rPr>
+              <w:t>–</w:t>
+            </w:r>
+            <w:r>
+              <w:rPr>
+                <w:rFonts w:ascii="BRH Malayalam Extra" w:hAnsi="BRH Malayalam Extra" w:cs="BRH Malayalam Extra"/>
+                <w:color w:val="000000"/>
+                <w:sz w:val="32"/>
+                <w:szCs w:val="40"/>
+              </w:rPr>
+              <w:t>e</w:t>
+            </w:r>
+            <w:r>
+              <w:rPr>
+                <w:rFonts w:ascii="BRH Malayalam Extra" w:hAnsi="BRH Malayalam Extra" w:cs="BRH Malayalam Extra"/>
+                <w:color w:val="000000"/>
+                <w:sz w:val="26"/>
+                <w:szCs w:val="40"/>
+              </w:rPr>
+              <w:t>–</w:t>
+            </w:r>
+            <w:r>
+              <w:rPr>
+                <w:rFonts w:ascii="BRH Malayalam Extra" w:hAnsi="BRH Malayalam Extra" w:cs="BRH Malayalam Extra"/>
+                <w:color w:val="000000"/>
+                <w:sz w:val="32"/>
+                <w:szCs w:val="40"/>
+                <w:highlight w:val="yellow"/>
+              </w:rPr>
+              <w:t>Z</w:t>
+            </w:r>
+            <w:r>
+              <w:rPr>
+                <w:rFonts w:ascii="BRH Malayalam Extra" w:hAnsi="BRH Malayalam Extra" w:cs="BRH Malayalam Extra"/>
+                <w:color w:val="000000"/>
+                <w:sz w:val="32"/>
+                <w:szCs w:val="40"/>
+              </w:rPr>
+              <w:t xml:space="preserve"> CZy— eye¥Z | </w:t>
+            </w:r>
+          </w:p>
+        </w:tc>
+        <w:tc>
+          <w:tcPr>
+            <w:tcW w:w="7371" w:type="dxa"/>
+          </w:tcPr>
+          <w:p>
+            <w:pPr>
+              <w:widowControl w:val="0"/>
+              <w:autoSpaceDE w:val="0"/>
+              <w:autoSpaceDN w:val="0"/>
+              <w:adjustRightInd w:val="0"/>
+              <w:spacing w:before="0" w:line="240" w:lineRule="auto"/>
+              <w:rPr>
+                <w:rFonts w:ascii="BRH Malayalam Extra" w:hAnsi="BRH Malayalam Extra" w:cs="BRH Malayalam Extra"/>
+                <w:color w:val="000000"/>
+                <w:sz w:val="32"/>
+                <w:szCs w:val="40"/>
+              </w:rPr>
+            </w:pPr>
+            <w:r>
+              <w:rPr>
+                <w:rFonts w:cs="BRH Malayalam Extra"/>
+                <w:color w:val="000000"/>
+                <w:szCs w:val="40"/>
+              </w:rPr>
+              <w:t>32</w:t>
+            </w:r>
+            <w:r>
+              <w:rPr>
+                <w:rFonts w:ascii="BRH Malayalam Extra" w:hAnsi="BRH Malayalam Extra" w:cs="BRH Malayalam Extra"/>
+                <w:color w:val="000000"/>
+                <w:sz w:val="32"/>
+                <w:szCs w:val="40"/>
+              </w:rPr>
+              <w:t>)</w:t>
+            </w:r>
+            <w:r>
+              <w:rPr>
+                <w:rFonts w:ascii="BRH Malayalam Extra" w:hAnsi="BRH Malayalam Extra" w:cs="BRH Malayalam Extra"/>
+                <w:color w:val="000000"/>
+                <w:sz w:val="32"/>
+                <w:szCs w:val="40"/>
+              </w:rPr>
+              <w:tab/>
+            </w:r>
+            <w:r>
+              <w:rPr>
+                <w:rFonts w:cs="BRH Malayalam Extra"/>
+                <w:color w:val="000000"/>
+                <w:szCs w:val="40"/>
+              </w:rPr>
+              <w:t>2</w:t>
+            </w:r>
+            <w:r>
+              <w:rPr>
+                <w:rFonts w:ascii="BRH Malayalam Extra" w:hAnsi="BRH Malayalam Extra" w:cs="BRH Malayalam Extra"/>
+                <w:color w:val="000000"/>
+                <w:sz w:val="32"/>
+                <w:szCs w:val="40"/>
+              </w:rPr>
+              <w:t>.</w:t>
+            </w:r>
+            <w:r>
+              <w:rPr>
+                <w:rFonts w:cs="BRH Malayalam Extra"/>
+                <w:color w:val="000000"/>
+                <w:szCs w:val="40"/>
+              </w:rPr>
+              <w:t>5</w:t>
+            </w:r>
+            <w:r>
+              <w:rPr>
+                <w:rFonts w:ascii="BRH Malayalam Extra" w:hAnsi="BRH Malayalam Extra" w:cs="BRH Malayalam Extra"/>
+                <w:color w:val="000000"/>
+                <w:sz w:val="32"/>
+                <w:szCs w:val="40"/>
+              </w:rPr>
+              <w:t>.</w:t>
+            </w:r>
+            <w:r>
+              <w:rPr>
+                <w:rFonts w:cs="BRH Malayalam Extra"/>
+                <w:color w:val="000000"/>
+                <w:szCs w:val="40"/>
+              </w:rPr>
+              <w:t>8</w:t>
+            </w:r>
+            <w:r>
+              <w:rPr>
+                <w:rFonts w:ascii="BRH Malayalam Extra" w:hAnsi="BRH Malayalam Extra" w:cs="BRH Malayalam Extra"/>
+                <w:color w:val="000000"/>
+                <w:sz w:val="32"/>
+                <w:szCs w:val="40"/>
+              </w:rPr>
+              <w:t>.</w:t>
+            </w:r>
+            <w:r>
+              <w:rPr>
+                <w:rFonts w:cs="BRH Malayalam Extra"/>
+                <w:color w:val="000000"/>
+                <w:szCs w:val="40"/>
+              </w:rPr>
+              <w:t>7</w:t>
+            </w:r>
+            <w:r>
+              <w:rPr>
+                <w:rFonts w:ascii="BRH Malayalam Extra" w:hAnsi="BRH Malayalam Extra" w:cs="BRH Malayalam Extra"/>
+                <w:color w:val="000000"/>
+                <w:sz w:val="32"/>
+                <w:szCs w:val="40"/>
+              </w:rPr>
+              <w:t>(</w:t>
+            </w:r>
+            <w:r>
+              <w:rPr>
+                <w:rFonts w:cs="BRH Malayalam Extra"/>
+                <w:color w:val="000000"/>
+                <w:szCs w:val="40"/>
+              </w:rPr>
+              <w:t>29</w:t>
+            </w:r>
+            <w:r>
+              <w:rPr>
+                <w:rFonts w:ascii="BRH Malayalam Extra" w:hAnsi="BRH Malayalam Extra" w:cs="BRH Malayalam Extra"/>
+                <w:color w:val="000000"/>
+                <w:sz w:val="32"/>
+                <w:szCs w:val="40"/>
+              </w:rPr>
+              <w:t>)</w:t>
+            </w:r>
+            <w:proofErr w:type="gramStart"/>
+            <w:r>
+              <w:rPr>
+                <w:rFonts w:ascii="BRH Malayalam Extra" w:hAnsi="BRH Malayalam Extra" w:cs="BRH Malayalam Extra"/>
+                <w:color w:val="000000"/>
+                <w:sz w:val="32"/>
+                <w:szCs w:val="40"/>
+              </w:rPr>
+              <w:t>-  ey</w:t>
+            </w:r>
+            <w:proofErr w:type="gramEnd"/>
+            <w:r>
+              <w:rPr>
+                <w:rFonts w:ascii="BRH Malayalam Extra" w:hAnsi="BRH Malayalam Extra" w:cs="BRH Malayalam Extra"/>
+                <w:color w:val="000000"/>
+                <w:sz w:val="26"/>
+                <w:szCs w:val="40"/>
+              </w:rPr>
+              <w:t>–</w:t>
+            </w:r>
+            <w:r>
+              <w:rPr>
+                <w:rFonts w:ascii="BRH Malayalam Extra" w:hAnsi="BRH Malayalam Extra" w:cs="BRH Malayalam Extra"/>
+                <w:color w:val="000000"/>
+                <w:sz w:val="32"/>
+                <w:szCs w:val="40"/>
+              </w:rPr>
+              <w:t>e</w:t>
+            </w:r>
+            <w:r>
+              <w:rPr>
+                <w:rFonts w:ascii="BRH Malayalam Extra" w:hAnsi="BRH Malayalam Extra" w:cs="BRH Malayalam Extra"/>
+                <w:color w:val="000000"/>
+                <w:sz w:val="26"/>
+                <w:szCs w:val="40"/>
+              </w:rPr>
+              <w:t>–</w:t>
+            </w:r>
+            <w:r>
+              <w:rPr>
+                <w:rFonts w:ascii="BRH Malayalam Extra" w:hAnsi="BRH Malayalam Extra" w:cs="BRH Malayalam Extra"/>
+                <w:color w:val="000000"/>
+                <w:sz w:val="32"/>
+                <w:szCs w:val="40"/>
+              </w:rPr>
+              <w:t>¥Z</w:t>
+            </w:r>
+            <w:r>
+              <w:rPr>
+                <w:rFonts w:ascii="BRH Malayalam Extra" w:hAnsi="BRH Malayalam Extra" w:cs="BRH Malayalam Extra"/>
+                <w:color w:val="000000"/>
+                <w:sz w:val="26"/>
+                <w:szCs w:val="40"/>
+              </w:rPr>
+              <w:t>–</w:t>
+            </w:r>
+            <w:r>
+              <w:rPr>
+                <w:rFonts w:ascii="BRH Malayalam Extra" w:hAnsi="BRH Malayalam Extra" w:cs="BRH Malayalam Extra"/>
+                <w:color w:val="000000"/>
+                <w:sz w:val="32"/>
+                <w:szCs w:val="40"/>
+              </w:rPr>
+              <w:t xml:space="preserve"> || </w:t>
+            </w:r>
+          </w:p>
+          <w:p>
+            <w:pPr>
+              <w:widowControl w:val="0"/>
+              <w:autoSpaceDE w:val="0"/>
+              <w:autoSpaceDN w:val="0"/>
+              <w:adjustRightInd w:val="0"/>
+              <w:spacing w:before="0" w:line="240" w:lineRule="auto"/>
+              <w:rPr>
+                <w:rFonts w:cs="BRH Malayalam Extra"/>
+                <w:color w:val="000000"/>
+                <w:szCs w:val="40"/>
+                <w:lang w:val="en-IN"/>
+              </w:rPr>
+            </w:pPr>
+            <w:r>
+              <w:rPr>
+                <w:rFonts w:ascii="BRH Malayalam Extra" w:hAnsi="BRH Malayalam Extra" w:cs="BRH Malayalam Extra"/>
+                <w:color w:val="000000"/>
+                <w:sz w:val="32"/>
+                <w:szCs w:val="40"/>
+                <w:lang w:val="en-IN"/>
+              </w:rPr>
+              <w:t>ey</w:t>
+            </w:r>
+            <w:r>
+              <w:rPr>
+                <w:rFonts w:ascii="BRH Malayalam Extra" w:hAnsi="BRH Malayalam Extra" w:cs="BRH Malayalam Extra"/>
+                <w:color w:val="000000"/>
+                <w:sz w:val="26"/>
+                <w:szCs w:val="40"/>
+                <w:lang w:val="en-IN"/>
+              </w:rPr>
+              <w:t>–</w:t>
+            </w:r>
+            <w:r>
+              <w:rPr>
+                <w:rFonts w:ascii="BRH Malayalam Extra" w:hAnsi="BRH Malayalam Extra" w:cs="BRH Malayalam Extra"/>
+                <w:color w:val="000000"/>
+                <w:sz w:val="32"/>
+                <w:szCs w:val="40"/>
+                <w:lang w:val="en-IN"/>
+              </w:rPr>
+              <w:t>e</w:t>
+            </w:r>
+            <w:r>
+              <w:rPr>
+                <w:rFonts w:ascii="BRH Malayalam Extra" w:hAnsi="BRH Malayalam Extra" w:cs="BRH Malayalam Extra"/>
+                <w:color w:val="000000"/>
+                <w:sz w:val="26"/>
+                <w:szCs w:val="40"/>
+                <w:lang w:val="en-IN"/>
+              </w:rPr>
+              <w:t>–</w:t>
+            </w:r>
+            <w:r>
+              <w:rPr>
+                <w:rFonts w:ascii="BRH Malayalam Extra" w:hAnsi="BRH Malayalam Extra" w:cs="BRH Malayalam Extra"/>
+                <w:color w:val="000000"/>
+                <w:sz w:val="32"/>
+                <w:szCs w:val="40"/>
+                <w:highlight w:val="green"/>
+                <w:lang w:val="en-IN"/>
+              </w:rPr>
+              <w:t>Z</w:t>
+            </w:r>
+            <w:r>
+              <w:rPr>
+                <w:rFonts w:ascii="BRH Malayalam Extra" w:hAnsi="BRH Malayalam Extra" w:cs="BRH Malayalam Extra"/>
+                <w:color w:val="000000"/>
+                <w:sz w:val="26"/>
+                <w:szCs w:val="40"/>
+                <w:lang w:val="en-IN"/>
+              </w:rPr>
+              <w:t>–</w:t>
+            </w:r>
+            <w:r>
+              <w:rPr>
+                <w:rFonts w:ascii="BRH Malayalam Extra" w:hAnsi="BRH Malayalam Extra" w:cs="BRH Malayalam Extra"/>
+                <w:color w:val="000000"/>
+                <w:sz w:val="32"/>
+                <w:szCs w:val="40"/>
+                <w:lang w:val="en-IN"/>
+              </w:rPr>
+              <w:t xml:space="preserve"> CZy— eye¥Z | </w:t>
+            </w:r>
+          </w:p>
+        </w:tc>
+      </w:tr>
+      <w:tr>
+        <w:trPr>
+          <w:trHeight w:val="1121"/>
+        </w:trPr>
+        <w:tc>
+          <w:tcPr>
+            <w:tcW w:w="7514" w:type="dxa"/>
+            <w:tcBorders>
+              <w:top w:val="single" w:sz="4" w:space="0" w:color="000000"/>
+              <w:left w:val="single" w:sz="4" w:space="0" w:color="000000"/>
+              <w:bottom w:val="single" w:sz="4" w:space="0" w:color="000000"/>
+              <w:right w:val="single" w:sz="4" w:space="0" w:color="000000"/>
+            </w:tcBorders>
+          </w:tcPr>
+          <w:p>
+            <w:pPr>
+              <w:widowControl w:val="0"/>
+              <w:autoSpaceDE w:val="0"/>
+              <w:autoSpaceDN w:val="0"/>
+              <w:adjustRightInd w:val="0"/>
+              <w:spacing w:before="0" w:line="240" w:lineRule="auto"/>
+              <w:rPr>
+                <w:rFonts w:cs="BRH Malayalam Extra"/>
+                <w:color w:val="000000"/>
+                <w:szCs w:val="40"/>
+              </w:rPr>
+            </w:pPr>
+          </w:p>
+        </w:tc>
+        <w:tc>
+          <w:tcPr>
+            <w:tcW w:w="7371" w:type="dxa"/>
+            <w:tcBorders>
+              <w:top w:val="single" w:sz="4" w:space="0" w:color="000000"/>
+              <w:left w:val="single" w:sz="4" w:space="0" w:color="000000"/>
+              <w:bottom w:val="single" w:sz="4" w:space="0" w:color="000000"/>
+              <w:right w:val="single" w:sz="4" w:space="0" w:color="000000"/>
+            </w:tcBorders>
+          </w:tcPr>
+          <w:p>
+            <w:pPr>
+              <w:widowControl w:val="0"/>
+              <w:autoSpaceDE w:val="0"/>
+              <w:autoSpaceDN w:val="0"/>
+              <w:adjustRightInd w:val="0"/>
+              <w:spacing w:before="0" w:line="240" w:lineRule="auto"/>
+              <w:rPr>
+                <w:rFonts w:cs="BRH Malayalam Extra"/>
+                <w:color w:val="000000"/>
+                <w:szCs w:val="40"/>
+              </w:rPr>
+            </w:pPr>
+          </w:p>
+        </w:tc>
+      </w:tr>
+    </w:tbl>
+    <w:p>
+      <w:pPr>
+        <w:spacing w:before="0" w:line="240" w:lineRule="auto"/>
+        <w:jc w:val="center"/>
+        <w:rPr>
+          <w:b/>
+          <w:bCs/>
+          <w:sz w:val="32"/>
+          <w:szCs w:val="32"/>
+          <w:u w:val="single"/>
+        </w:rPr>
+      </w:pPr>
+    </w:p>
+    <w:p>
+      <w:pPr>
+        <w:spacing w:before="0" w:line="240" w:lineRule="auto"/>
+        <w:jc w:val="center"/>
+        <w:rPr>
+          <w:b/>
+          <w:bCs/>
+          <w:sz w:val="32"/>
+          <w:szCs w:val="32"/>
+          <w:u w:val="single"/>
+        </w:rPr>
+      </w:pPr>
+    </w:p>
+    <w:p>
+      <w:pPr>
+        <w:spacing w:before="0" w:line="240" w:lineRule="auto"/>
+        <w:jc w:val="center"/>
+        <w:rPr>
+          <w:b/>
+          <w:bCs/>
+          <w:sz w:val="32"/>
+          <w:szCs w:val="32"/>
+          <w:u w:val="single"/>
+        </w:rPr>
+      </w:pPr>
+    </w:p>
+    <w:p>
+      <w:pPr>
+        <w:spacing w:before="0" w:line="240" w:lineRule="auto"/>
+        <w:jc w:val="center"/>
+        <w:rPr>
+          <w:b/>
+          <w:bCs/>
+          <w:sz w:val="32"/>
+          <w:szCs w:val="32"/>
+          <w:u w:val="single"/>
+        </w:rPr>
+      </w:pPr>
+    </w:p>
     <w:p>
       <w:pPr>
         <w:spacing w:before="0" w:line="240" w:lineRule="auto"/>
@@ -124,27 +968,7 @@
           <w:sz w:val="28"/>
           <w:szCs w:val="32"/>
         </w:rPr>
-        <w:t>(</w:t>
-      </w:r>
-      <w:proofErr w:type="gramStart"/>
-      <w:r>
-        <w:rPr>
-          <w:b/>
-          <w:bCs/>
-          <w:sz w:val="28"/>
-          <w:szCs w:val="32"/>
-        </w:rPr>
-        <w:t>ignore</w:t>
-      </w:r>
-      <w:proofErr w:type="gramEnd"/>
-      <w:r>
-        <w:rPr>
-          <w:b/>
-          <w:bCs/>
-          <w:sz w:val="28"/>
-          <w:szCs w:val="32"/>
-        </w:rPr>
-        <w:t xml:space="preserve"> those which are already incorporated in your book’s version and date)</w:t>
+        <w:t>(ignore those which are already incorporated in your book’s version and date)</w:t>
       </w:r>
     </w:p>
     <w:tbl>
@@ -252,6 +1076,7 @@
                 <w:color w:val="000000"/>
                 <w:szCs w:val="40"/>
               </w:rPr>
+              <w:lastRenderedPageBreak/>
               <w:t>54</w:t>
             </w:r>
             <w:r>
@@ -3418,7 +4243,6 @@
                 <w:color w:val="000000"/>
                 <w:szCs w:val="40"/>
               </w:rPr>
-              <w:lastRenderedPageBreak/>
               <w:t>37</w:t>
             </w:r>
             <w:r>
@@ -3722,6 +4546,7 @@
                 <w:szCs w:val="40"/>
                 <w:highlight w:val="yellow"/>
               </w:rPr>
+              <w:lastRenderedPageBreak/>
               <w:t>kx</w:t>
             </w:r>
             <w:r>
@@ -4373,7 +5198,6 @@
                 <w:color w:val="000000"/>
                 <w:szCs w:val="40"/>
               </w:rPr>
-              <w:lastRenderedPageBreak/>
               <w:t>37</w:t>
             </w:r>
             <w:r>
@@ -4713,6 +5537,7 @@
                 <w:highlight w:val="green"/>
                 <w:lang w:val="it-IT"/>
               </w:rPr>
+              <w:lastRenderedPageBreak/>
               <w:t>kx</w:t>
             </w:r>
             <w:r>
@@ -6469,7 +7294,6 @@
                 <w:color w:val="000000"/>
                 <w:szCs w:val="40"/>
               </w:rPr>
-              <w:lastRenderedPageBreak/>
               <w:t>48</w:t>
             </w:r>
             <w:r>
@@ -6723,7 +7547,6 @@
                 <w:color w:val="000000"/>
                 <w:szCs w:val="40"/>
               </w:rPr>
-              <w:lastRenderedPageBreak/>
               <w:t>45</w:t>
             </w:r>
             <w:r>
@@ -8344,7 +9167,6 @@
                 <w:color w:val="000000"/>
                 <w:szCs w:val="40"/>
               </w:rPr>
-              <w:lastRenderedPageBreak/>
               <w:t>48</w:t>
             </w:r>
             <w:r>
@@ -10127,7 +10949,6 @@
                 <w:color w:val="000000"/>
                 <w:szCs w:val="40"/>
               </w:rPr>
-              <w:lastRenderedPageBreak/>
               <w:t>17</w:t>
             </w:r>
             <w:r>
@@ -10462,6 +11283,7 @@
                 <w:sz w:val="32"/>
                 <w:szCs w:val="40"/>
               </w:rPr>
+              <w:lastRenderedPageBreak/>
               <w:t>sx</w:t>
             </w:r>
             <w:r>
@@ -12759,7 +13581,6 @@
                 <w:color w:val="000000"/>
                 <w:szCs w:val="40"/>
               </w:rPr>
-              <w:lastRenderedPageBreak/>
               <w:t>17</w:t>
             </w:r>
             <w:r>
@@ -13085,6 +13906,7 @@
                 <w:sz w:val="32"/>
                 <w:szCs w:val="40"/>
               </w:rPr>
+              <w:lastRenderedPageBreak/>
               <w:t>sx</w:t>
             </w:r>
             <w:r>
@@ -15341,6 +16163,7 @@
                 <w:szCs w:val="40"/>
                 <w:lang w:val="it-IT"/>
               </w:rPr>
+              <w:lastRenderedPageBreak/>
               <w:t>¤¤i</w:t>
             </w:r>
             <w:r>
@@ -16291,6 +17114,7 @@
                 <w:szCs w:val="40"/>
                 <w:lang w:val="it-IT"/>
               </w:rPr>
+              <w:lastRenderedPageBreak/>
               <w:t>57</w:t>
             </w:r>
             <w:r>
@@ -17813,6 +18637,7 @@
                 <w:szCs w:val="40"/>
                 <w:lang w:val="it-IT"/>
               </w:rPr>
+              <w:lastRenderedPageBreak/>
               <w:t>¤¤i</w:t>
             </w:r>
             <w:r>
@@ -19600,7 +20425,27 @@
                 <w:sz w:val="32"/>
                 <w:szCs w:val="40"/>
               </w:rPr>
-              <w:t xml:space="preserve"> | E¥rª—.E¥rJ |</w:t>
+              <w:t xml:space="preserve"> | E¥rª</w:t>
+            </w:r>
+            <w:proofErr w:type="gramStart"/>
+            <w:r>
+              <w:rPr>
+                <w:rFonts w:ascii="BRH Malayalam Extra" w:hAnsi="BRH Malayalam Extra" w:cs="BRH Malayalam Extra"/>
+                <w:color w:val="000000"/>
+                <w:sz w:val="32"/>
+                <w:szCs w:val="40"/>
+              </w:rPr>
+              <w:t>—.E</w:t>
+            </w:r>
+            <w:proofErr w:type="gramEnd"/>
+            <w:r>
+              <w:rPr>
+                <w:rFonts w:ascii="BRH Malayalam Extra" w:hAnsi="BRH Malayalam Extra" w:cs="BRH Malayalam Extra"/>
+                <w:color w:val="000000"/>
+                <w:sz w:val="32"/>
+                <w:szCs w:val="40"/>
+              </w:rPr>
+              <w:t>¥rJ |</w:t>
             </w:r>
           </w:p>
           <w:p>
@@ -20083,6 +20928,7 @@
                 <w:szCs w:val="40"/>
                 <w:lang w:val="it-IT"/>
               </w:rPr>
+              <w:lastRenderedPageBreak/>
               <w:t>K¡</w:t>
             </w:r>
             <w:r>
@@ -20894,6 +21740,7 @@
                 <w:szCs w:val="40"/>
                 <w:lang w:val="it-IT"/>
               </w:rPr>
+              <w:lastRenderedPageBreak/>
               <w:t>35</w:t>
             </w:r>
             <w:r>
@@ -21601,6 +22448,7 @@
                 <w:szCs w:val="40"/>
                 <w:lang w:val="it-IT"/>
               </w:rPr>
+              <w:lastRenderedPageBreak/>
               <w:t>K¡</w:t>
             </w:r>
             <w:r>
@@ -23328,6 +24176,7 @@
                 <w:rFonts w:cs="BRH Malayalam Extra"/>
                 <w:szCs w:val="40"/>
               </w:rPr>
+              <w:lastRenderedPageBreak/>
               <w:t>25</w:t>
             </w:r>
             <w:r>
@@ -31554,7 +32403,27 @@
                 <w:sz w:val="32"/>
                 <w:szCs w:val="40"/>
               </w:rPr>
-              <w:t xml:space="preserve"> ¥iK—py(³§)qZyI M£t§</w:t>
+              <w:t xml:space="preserve"> ¥iK—py(³</w:t>
+            </w:r>
+            <w:proofErr w:type="gramStart"/>
+            <w:r>
+              <w:rPr>
+                <w:rFonts w:ascii="BRH Malayalam Extra" w:hAnsi="BRH Malayalam Extra" w:cs="BRH Malayalam Extra"/>
+                <w:color w:val="000000"/>
+                <w:sz w:val="32"/>
+                <w:szCs w:val="40"/>
+              </w:rPr>
+              <w:t>§)qZyI</w:t>
+            </w:r>
+            <w:proofErr w:type="gramEnd"/>
+            <w:r>
+              <w:rPr>
+                <w:rFonts w:ascii="BRH Malayalam Extra" w:hAnsi="BRH Malayalam Extra" w:cs="BRH Malayalam Extra"/>
+                <w:color w:val="000000"/>
+                <w:sz w:val="32"/>
+                <w:szCs w:val="40"/>
+              </w:rPr>
+              <w:t xml:space="preserve"> M£t§</w:t>
             </w:r>
             <w:r>
               <w:rPr>
@@ -31619,7 +32488,27 @@
                 <w:sz w:val="32"/>
                 <w:szCs w:val="40"/>
               </w:rPr>
-              <w:t xml:space="preserve"> ¥ZõK—py(³§)qZyI | </w:t>
+              <w:t xml:space="preserve"> ¥ZõK—py(³</w:t>
+            </w:r>
+            <w:proofErr w:type="gramStart"/>
+            <w:r>
+              <w:rPr>
+                <w:rFonts w:ascii="BRH Malayalam Extra" w:hAnsi="BRH Malayalam Extra" w:cs="BRH Malayalam Extra"/>
+                <w:color w:val="000000"/>
+                <w:sz w:val="32"/>
+                <w:szCs w:val="40"/>
+              </w:rPr>
+              <w:t>§)qZyI</w:t>
+            </w:r>
+            <w:proofErr w:type="gramEnd"/>
+            <w:r>
+              <w:rPr>
+                <w:rFonts w:ascii="BRH Malayalam Extra" w:hAnsi="BRH Malayalam Extra" w:cs="BRH Malayalam Extra"/>
+                <w:color w:val="000000"/>
+                <w:sz w:val="32"/>
+                <w:szCs w:val="40"/>
+              </w:rPr>
+              <w:t xml:space="preserve"> | </w:t>
             </w:r>
           </w:p>
           <w:p>
@@ -31821,7 +32710,27 @@
                 <w:sz w:val="32"/>
                 <w:szCs w:val="40"/>
               </w:rPr>
-              <w:t xml:space="preserve"> | GK—py(³§)qZyI | Ad¡— |</w:t>
+              <w:t xml:space="preserve"> | GK—py(³</w:t>
+            </w:r>
+            <w:proofErr w:type="gramStart"/>
+            <w:r>
+              <w:rPr>
+                <w:rFonts w:ascii="BRH Malayalam Extra" w:hAnsi="BRH Malayalam Extra" w:cs="BRH Malayalam Extra"/>
+                <w:color w:val="000000"/>
+                <w:sz w:val="32"/>
+                <w:szCs w:val="40"/>
+              </w:rPr>
+              <w:t>§)qZyI</w:t>
+            </w:r>
+            <w:proofErr w:type="gramEnd"/>
+            <w:r>
+              <w:rPr>
+                <w:rFonts w:ascii="BRH Malayalam Extra" w:hAnsi="BRH Malayalam Extra" w:cs="BRH Malayalam Extra"/>
+                <w:color w:val="000000"/>
+                <w:sz w:val="32"/>
+                <w:szCs w:val="40"/>
+              </w:rPr>
+              <w:t xml:space="preserve"> | Ad¡— |</w:t>
             </w:r>
           </w:p>
           <w:p>
@@ -31910,7 +32819,27 @@
                 <w:sz w:val="32"/>
                 <w:szCs w:val="40"/>
               </w:rPr>
-              <w:t xml:space="preserve"> ¥iK—py(³§)qZyI M£t§</w:t>
+              <w:t xml:space="preserve"> ¥iK—py(³</w:t>
+            </w:r>
+            <w:proofErr w:type="gramStart"/>
+            <w:r>
+              <w:rPr>
+                <w:rFonts w:ascii="BRH Malayalam Extra" w:hAnsi="BRH Malayalam Extra" w:cs="BRH Malayalam Extra"/>
+                <w:color w:val="000000"/>
+                <w:sz w:val="32"/>
+                <w:szCs w:val="40"/>
+              </w:rPr>
+              <w:t>§)qZyI</w:t>
+            </w:r>
+            <w:proofErr w:type="gramEnd"/>
+            <w:r>
+              <w:rPr>
+                <w:rFonts w:ascii="BRH Malayalam Extra" w:hAnsi="BRH Malayalam Extra" w:cs="BRH Malayalam Extra"/>
+                <w:color w:val="000000"/>
+                <w:sz w:val="32"/>
+                <w:szCs w:val="40"/>
+              </w:rPr>
+              <w:t xml:space="preserve"> M£t§</w:t>
             </w:r>
             <w:r>
               <w:rPr>
@@ -31966,8 +32895,19 @@
                 <w:sz w:val="32"/>
                 <w:szCs w:val="40"/>
               </w:rPr>
-              <w:t xml:space="preserve"> ¥ZõK—py(³§)qZy</w:t>
-            </w:r>
+              <w:t xml:space="preserve"> ¥ZõK—py(³</w:t>
+            </w:r>
+            <w:proofErr w:type="gramStart"/>
+            <w:r>
+              <w:rPr>
+                <w:rFonts w:ascii="BRH Malayalam Extra" w:hAnsi="BRH Malayalam Extra" w:cs="BRH Malayalam Extra"/>
+                <w:color w:val="000000"/>
+                <w:sz w:val="32"/>
+                <w:szCs w:val="40"/>
+              </w:rPr>
+              <w:t>§)qZy</w:t>
+            </w:r>
+            <w:proofErr w:type="gramEnd"/>
             <w:r>
               <w:rPr>
                 <w:rFonts w:ascii="BRH Malayalam Extra" w:hAnsi="BRH Malayalam Extra" w:cs="BRH Malayalam Extra"/>
@@ -41882,8 +42822,20 @@
                 <w:szCs w:val="40"/>
                 <w:highlight w:val="yellow"/>
               </w:rPr>
-              <w:t>¡¥P— „(³§)¥</w:t>
-            </w:r>
+              <w:t>¡¥P— „(³</w:t>
+            </w:r>
+            <w:proofErr w:type="gramStart"/>
+            <w:r>
+              <w:rPr>
+                <w:rFonts w:ascii="BRH Malayalam Extra" w:hAnsi="BRH Malayalam Extra" w:cs="BRH Malayalam Extra"/>
+                <w:color w:val="000000"/>
+                <w:sz w:val="32"/>
+                <w:szCs w:val="40"/>
+                <w:highlight w:val="yellow"/>
+              </w:rPr>
+              <w:t>§)¥</w:t>
+            </w:r>
+            <w:proofErr w:type="gramEnd"/>
             <w:r>
               <w:rPr>
                 <w:rFonts w:ascii="BRH Malayalam Extra" w:hAnsi="BRH Malayalam Extra" w:cs="BRH Malayalam Extra"/>
@@ -42658,27 +43610,7 @@
           <w:sz w:val="28"/>
           <w:szCs w:val="32"/>
         </w:rPr>
-        <w:t>(</w:t>
-      </w:r>
-      <w:proofErr w:type="gramStart"/>
-      <w:r>
-        <w:rPr>
-          <w:b/>
-          <w:bCs/>
-          <w:sz w:val="28"/>
-          <w:szCs w:val="32"/>
-        </w:rPr>
-        <w:t>ignore</w:t>
-      </w:r>
-      <w:proofErr w:type="gramEnd"/>
-      <w:r>
-        <w:rPr>
-          <w:b/>
-          <w:bCs/>
-          <w:sz w:val="28"/>
-          <w:szCs w:val="32"/>
-        </w:rPr>
-        <w:t xml:space="preserve"> those which are already incorporated in your book’s version and date)</w:t>
+        <w:t>(ignore those which are already incorporated in your book’s version and date)</w:t>
       </w:r>
     </w:p>
     <w:tbl>
@@ -42962,7 +43894,7 @@
 </file>
 
 <file path=word/endnotes.xml><?xml version="1.0" encoding="utf-8"?>
-<w:endnotes xmlns:wpc="http://schemas.microsoft.com/office/word/2010/wordprocessingCanvas" xmlns:cx="http://schemas.microsoft.com/office/drawing/2014/chartex" xmlns:cx1="http://schemas.microsoft.com/office/drawing/2015/9/8/chartex" xmlns:cx2="http://schemas.microsoft.com/office/drawing/2015/10/21/chartex" xmlns:cx3="http://schemas.microsoft.com/office/drawing/2016/5/9/chartex" xmlns:cx4="http://schemas.microsoft.com/office/drawing/2016/5/10/chartex" xmlns:cx5="http://schemas.microsoft.com/office/drawing/2016/5/11/chartex" xmlns:cx6="http://schemas.microsoft.com/office/drawing/2016/5/12/chartex" xmlns:cx7="http://schemas.microsoft.com/office/drawing/2016/5/13/chartex" xmlns:cx8="http://schemas.microsoft.com/office/drawing/2016/5/14/chartex" xmlns:mc="http://schemas.openxmlformats.org/markup-compatibility/2006" xmlns:aink="http://schemas.microsoft.com/office/drawing/2016/ink" xmlns:am3d="http://schemas.microsoft.com/office/drawing/2017/model3d" xmlns:o="urn:schemas-microsoft-com:office:office" xmlns:oel="http://schemas.microsoft.com/office/2019/extlst" xmlns:r="http://schemas.openxmlformats.org/officeDocument/2006/relationships" xmlns:m="http://schemas.openxmlformats.org/officeDocument/2006/math" xmlns:v="urn:schemas-microsoft-com:vml" xmlns:wp14="http://schemas.microsoft.com/office/word/2010/wordprocessingDrawing" xmlns:wp="http://schemas.openxmlformats.org/drawingml/2006/wordprocessingDrawing" xmlns:w10="urn:schemas-microsoft-com:office:word" xmlns:w="http://schemas.openxmlformats.org/wordprocessingml/2006/main" xmlns:w14="http://schemas.microsoft.com/office/word/2010/wordml" xmlns:w15="http://schemas.microsoft.com/office/word/2012/wordml" xmlns:w16cex="http://schemas.microsoft.com/office/word/2018/wordml/cex" xmlns:w16cid="http://schemas.microsoft.com/office/word/2016/wordml/cid" xmlns:w16="http://schemas.microsoft.com/office/word/2018/wordml" xmlns:w16sdtdh="http://schemas.microsoft.com/office/word/2020/wordml/sdtdatahash" xmlns:w16se="http://schemas.microsoft.com/office/word/2015/wordml/symex" xmlns:wpg="http://schemas.microsoft.com/office/word/2010/wordprocessingGroup" xmlns:wpi="http://schemas.microsoft.com/office/word/2010/wordprocessingInk" xmlns:wne="http://schemas.microsoft.com/office/word/2006/wordml" xmlns:wps="http://schemas.microsoft.com/office/word/2010/wordprocessingShape" mc:Ignorable="w14 w15 w16se w16cid w16 w16cex w16sdtdh wp14">
+<w:endnotes xmlns:wpc="http://schemas.microsoft.com/office/word/2010/wordprocessingCanvas" xmlns:cx="http://schemas.microsoft.com/office/drawing/2014/chartex" xmlns:cx1="http://schemas.microsoft.com/office/drawing/2015/9/8/chartex" xmlns:cx2="http://schemas.microsoft.com/office/drawing/2015/10/21/chartex" xmlns:cx3="http://schemas.microsoft.com/office/drawing/2016/5/9/chartex" xmlns:cx4="http://schemas.microsoft.com/office/drawing/2016/5/10/chartex" xmlns:cx5="http://schemas.microsoft.com/office/drawing/2016/5/11/chartex" xmlns:cx6="http://schemas.microsoft.com/office/drawing/2016/5/12/chartex" xmlns:cx7="http://schemas.microsoft.com/office/drawing/2016/5/13/chartex" xmlns:cx8="http://schemas.microsoft.com/office/drawing/2016/5/14/chartex" xmlns:mc="http://schemas.openxmlformats.org/markup-compatibility/2006" xmlns:aink="http://schemas.microsoft.com/office/drawing/2016/ink" xmlns:am3d="http://schemas.microsoft.com/office/drawing/2017/model3d" xmlns:o="urn:schemas-microsoft-com:office:office" xmlns:oel="http://schemas.microsoft.com/office/2019/extlst" xmlns:r="http://schemas.openxmlformats.org/officeDocument/2006/relationships" xmlns:m="http://schemas.openxmlformats.org/officeDocument/2006/math" xmlns:v="urn:schemas-microsoft-com:vml" xmlns:wp14="http://schemas.microsoft.com/office/word/2010/wordprocessingDrawing" xmlns:wp="http://schemas.openxmlformats.org/drawingml/2006/wordprocessingDrawing" xmlns:w10="urn:schemas-microsoft-com:office:word" xmlns:w="http://schemas.openxmlformats.org/wordprocessingml/2006/main" xmlns:w14="http://schemas.microsoft.com/office/word/2010/wordml" xmlns:w15="http://schemas.microsoft.com/office/word/2012/wordml" xmlns:w16cex="http://schemas.microsoft.com/office/word/2018/wordml/cex" xmlns:w16cid="http://schemas.microsoft.com/office/word/2016/wordml/cid" xmlns:w16="http://schemas.microsoft.com/office/word/2018/wordml" xmlns:w16du="http://schemas.microsoft.com/office/word/2023/wordml/word16du" xmlns:w16sdtdh="http://schemas.microsoft.com/office/word/2020/wordml/sdtdatahash" xmlns:w16sdtfl="http://schemas.microsoft.com/office/word/2024/wordml/sdtformatlock" xmlns:w16se="http://schemas.microsoft.com/office/word/2015/wordml/symex" xmlns:wpg="http://schemas.microsoft.com/office/word/2010/wordprocessingGroup" xmlns:wpi="http://schemas.microsoft.com/office/word/2010/wordprocessingInk" xmlns:wne="http://schemas.microsoft.com/office/word/2006/wordml" xmlns:wps="http://schemas.microsoft.com/office/word/2010/wordprocessingShape" mc:Ignorable="w14 w15 w16se w16cid w16 w16cex w16sdtdh w16sdtfl w16du wp14">
   <w:endnote w:type="separator" w:id="-1">
     <w:p>
       <w:pPr>
@@ -42987,7 +43919,7 @@
 </file>
 
 <file path=word/footer1.xml><?xml version="1.0" encoding="utf-8"?>
-<w:ftr xmlns:wpc="http://schemas.microsoft.com/office/word/2010/wordprocessingCanvas" xmlns:cx="http://schemas.microsoft.com/office/drawing/2014/chartex" xmlns:cx1="http://schemas.microsoft.com/office/drawing/2015/9/8/chartex" xmlns:cx2="http://schemas.microsoft.com/office/drawing/2015/10/21/chartex" xmlns:cx3="http://schemas.microsoft.com/office/drawing/2016/5/9/chartex" xmlns:cx4="http://schemas.microsoft.com/office/drawing/2016/5/10/chartex" xmlns:cx5="http://schemas.microsoft.com/office/drawing/2016/5/11/chartex" xmlns:cx6="http://schemas.microsoft.com/office/drawing/2016/5/12/chartex" xmlns:cx7="http://schemas.microsoft.com/office/drawing/2016/5/13/chartex" xmlns:cx8="http://schemas.microsoft.com/office/drawing/2016/5/14/chartex" xmlns:mc="http://schemas.openxmlformats.org/markup-compatibility/2006" xmlns:aink="http://schemas.microsoft.com/office/drawing/2016/ink" xmlns:am3d="http://schemas.microsoft.com/office/drawing/2017/model3d" xmlns:o="urn:schemas-microsoft-com:office:office" xmlns:oel="http://schemas.microsoft.com/office/2019/extlst" xmlns:r="http://schemas.openxmlformats.org/officeDocument/2006/relationships" xmlns:m="http://schemas.openxmlformats.org/officeDocument/2006/math" xmlns:v="urn:schemas-microsoft-com:vml" xmlns:wp14="http://schemas.microsoft.com/office/word/2010/wordprocessingDrawing" xmlns:wp="http://schemas.openxmlformats.org/drawingml/2006/wordprocessingDrawing" xmlns:w10="urn:schemas-microsoft-com:office:word" xmlns:w="http://schemas.openxmlformats.org/wordprocessingml/2006/main" xmlns:w14="http://schemas.microsoft.com/office/word/2010/wordml" xmlns:w15="http://schemas.microsoft.com/office/word/2012/wordml" xmlns:w16cex="http://schemas.microsoft.com/office/word/2018/wordml/cex" xmlns:w16cid="http://schemas.microsoft.com/office/word/2016/wordml/cid" xmlns:w16="http://schemas.microsoft.com/office/word/2018/wordml" xmlns:w16sdtdh="http://schemas.microsoft.com/office/word/2020/wordml/sdtdatahash" xmlns:w16se="http://schemas.microsoft.com/office/word/2015/wordml/symex" xmlns:wpg="http://schemas.microsoft.com/office/word/2010/wordprocessingGroup" xmlns:wpi="http://schemas.microsoft.com/office/word/2010/wordprocessingInk" xmlns:wne="http://schemas.microsoft.com/office/word/2006/wordml" xmlns:wps="http://schemas.microsoft.com/office/word/2010/wordprocessingShape" mc:Ignorable="w14 w15 w16se w16cid w16 w16cex w16sdtdh wp14">
+<w:ftr xmlns:wpc="http://schemas.microsoft.com/office/word/2010/wordprocessingCanvas" xmlns:cx="http://schemas.microsoft.com/office/drawing/2014/chartex" xmlns:cx1="http://schemas.microsoft.com/office/drawing/2015/9/8/chartex" xmlns:cx2="http://schemas.microsoft.com/office/drawing/2015/10/21/chartex" xmlns:cx3="http://schemas.microsoft.com/office/drawing/2016/5/9/chartex" xmlns:cx4="http://schemas.microsoft.com/office/drawing/2016/5/10/chartex" xmlns:cx5="http://schemas.microsoft.com/office/drawing/2016/5/11/chartex" xmlns:cx6="http://schemas.microsoft.com/office/drawing/2016/5/12/chartex" xmlns:cx7="http://schemas.microsoft.com/office/drawing/2016/5/13/chartex" xmlns:cx8="http://schemas.microsoft.com/office/drawing/2016/5/14/chartex" xmlns:mc="http://schemas.openxmlformats.org/markup-compatibility/2006" xmlns:aink="http://schemas.microsoft.com/office/drawing/2016/ink" xmlns:am3d="http://schemas.microsoft.com/office/drawing/2017/model3d" xmlns:o="urn:schemas-microsoft-com:office:office" xmlns:oel="http://schemas.microsoft.com/office/2019/extlst" xmlns:r="http://schemas.openxmlformats.org/officeDocument/2006/relationships" xmlns:m="http://schemas.openxmlformats.org/officeDocument/2006/math" xmlns:v="urn:schemas-microsoft-com:vml" xmlns:wp14="http://schemas.microsoft.com/office/word/2010/wordprocessingDrawing" xmlns:wp="http://schemas.openxmlformats.org/drawingml/2006/wordprocessingDrawing" xmlns:w10="urn:schemas-microsoft-com:office:word" xmlns:w="http://schemas.openxmlformats.org/wordprocessingml/2006/main" xmlns:w14="http://schemas.microsoft.com/office/word/2010/wordml" xmlns:w15="http://schemas.microsoft.com/office/word/2012/wordml" xmlns:w16cex="http://schemas.microsoft.com/office/word/2018/wordml/cex" xmlns:w16cid="http://schemas.microsoft.com/office/word/2016/wordml/cid" xmlns:w16="http://schemas.microsoft.com/office/word/2018/wordml" xmlns:w16du="http://schemas.microsoft.com/office/word/2023/wordml/word16du" xmlns:w16sdtdh="http://schemas.microsoft.com/office/word/2020/wordml/sdtdatahash" xmlns:w16sdtfl="http://schemas.microsoft.com/office/word/2024/wordml/sdtformatlock" xmlns:w16se="http://schemas.microsoft.com/office/word/2015/wordml/symex" xmlns:wpg="http://schemas.microsoft.com/office/word/2010/wordprocessingGroup" xmlns:wpi="http://schemas.microsoft.com/office/word/2010/wordprocessingInk" xmlns:wne="http://schemas.microsoft.com/office/word/2006/wordml" xmlns:wps="http://schemas.microsoft.com/office/word/2010/wordprocessingShape" mc:Ignorable="w14 w15 w16se w16cid w16 w16cex w16sdtdh w16sdtfl w16du wp14">
   <w:p>
     <w:pPr>
       <w:pBdr>
@@ -43169,7 +44101,7 @@
 </file>
 
 <file path=word/footer2.xml><?xml version="1.0" encoding="utf-8"?>
-<w:ftr xmlns:wpc="http://schemas.microsoft.com/office/word/2010/wordprocessingCanvas" xmlns:cx="http://schemas.microsoft.com/office/drawing/2014/chartex" xmlns:cx1="http://schemas.microsoft.com/office/drawing/2015/9/8/chartex" xmlns:cx2="http://schemas.microsoft.com/office/drawing/2015/10/21/chartex" xmlns:cx3="http://schemas.microsoft.com/office/drawing/2016/5/9/chartex" xmlns:cx4="http://schemas.microsoft.com/office/drawing/2016/5/10/chartex" xmlns:cx5="http://schemas.microsoft.com/office/drawing/2016/5/11/chartex" xmlns:cx6="http://schemas.microsoft.com/office/drawing/2016/5/12/chartex" xmlns:cx7="http://schemas.microsoft.com/office/drawing/2016/5/13/chartex" xmlns:cx8="http://schemas.microsoft.com/office/drawing/2016/5/14/chartex" xmlns:mc="http://schemas.openxmlformats.org/markup-compatibility/2006" xmlns:aink="http://schemas.microsoft.com/office/drawing/2016/ink" xmlns:am3d="http://schemas.microsoft.com/office/drawing/2017/model3d" xmlns:o="urn:schemas-microsoft-com:office:office" xmlns:oel="http://schemas.microsoft.com/office/2019/extlst" xmlns:r="http://schemas.openxmlformats.org/officeDocument/2006/relationships" xmlns:m="http://schemas.openxmlformats.org/officeDocument/2006/math" xmlns:v="urn:schemas-microsoft-com:vml" xmlns:wp14="http://schemas.microsoft.com/office/word/2010/wordprocessingDrawing" xmlns:wp="http://schemas.openxmlformats.org/drawingml/2006/wordprocessingDrawing" xmlns:w10="urn:schemas-microsoft-com:office:word" xmlns:w="http://schemas.openxmlformats.org/wordprocessingml/2006/main" xmlns:w14="http://schemas.microsoft.com/office/word/2010/wordml" xmlns:w15="http://schemas.microsoft.com/office/word/2012/wordml" xmlns:w16cex="http://schemas.microsoft.com/office/word/2018/wordml/cex" xmlns:w16cid="http://schemas.microsoft.com/office/word/2016/wordml/cid" xmlns:w16="http://schemas.microsoft.com/office/word/2018/wordml" xmlns:w16sdtdh="http://schemas.microsoft.com/office/word/2020/wordml/sdtdatahash" xmlns:w16se="http://schemas.microsoft.com/office/word/2015/wordml/symex" xmlns:wpg="http://schemas.microsoft.com/office/word/2010/wordprocessingGroup" xmlns:wpi="http://schemas.microsoft.com/office/word/2010/wordprocessingInk" xmlns:wne="http://schemas.microsoft.com/office/word/2006/wordml" xmlns:wps="http://schemas.microsoft.com/office/word/2010/wordprocessingShape" mc:Ignorable="w14 w15 w16se w16cid w16 w16cex w16sdtdh wp14">
+<w:ftr xmlns:wpc="http://schemas.microsoft.com/office/word/2010/wordprocessingCanvas" xmlns:cx="http://schemas.microsoft.com/office/drawing/2014/chartex" xmlns:cx1="http://schemas.microsoft.com/office/drawing/2015/9/8/chartex" xmlns:cx2="http://schemas.microsoft.com/office/drawing/2015/10/21/chartex" xmlns:cx3="http://schemas.microsoft.com/office/drawing/2016/5/9/chartex" xmlns:cx4="http://schemas.microsoft.com/office/drawing/2016/5/10/chartex" xmlns:cx5="http://schemas.microsoft.com/office/drawing/2016/5/11/chartex" xmlns:cx6="http://schemas.microsoft.com/office/drawing/2016/5/12/chartex" xmlns:cx7="http://schemas.microsoft.com/office/drawing/2016/5/13/chartex" xmlns:cx8="http://schemas.microsoft.com/office/drawing/2016/5/14/chartex" xmlns:mc="http://schemas.openxmlformats.org/markup-compatibility/2006" xmlns:aink="http://schemas.microsoft.com/office/drawing/2016/ink" xmlns:am3d="http://schemas.microsoft.com/office/drawing/2017/model3d" xmlns:o="urn:schemas-microsoft-com:office:office" xmlns:oel="http://schemas.microsoft.com/office/2019/extlst" xmlns:r="http://schemas.openxmlformats.org/officeDocument/2006/relationships" xmlns:m="http://schemas.openxmlformats.org/officeDocument/2006/math" xmlns:v="urn:schemas-microsoft-com:vml" xmlns:wp14="http://schemas.microsoft.com/office/word/2010/wordprocessingDrawing" xmlns:wp="http://schemas.openxmlformats.org/drawingml/2006/wordprocessingDrawing" xmlns:w10="urn:schemas-microsoft-com:office:word" xmlns:w="http://schemas.openxmlformats.org/wordprocessingml/2006/main" xmlns:w14="http://schemas.microsoft.com/office/word/2010/wordml" xmlns:w15="http://schemas.microsoft.com/office/word/2012/wordml" xmlns:w16cex="http://schemas.microsoft.com/office/word/2018/wordml/cex" xmlns:w16cid="http://schemas.microsoft.com/office/word/2016/wordml/cid" xmlns:w16="http://schemas.microsoft.com/office/word/2018/wordml" xmlns:w16du="http://schemas.microsoft.com/office/word/2023/wordml/word16du" xmlns:w16sdtdh="http://schemas.microsoft.com/office/word/2020/wordml/sdtdatahash" xmlns:w16sdtfl="http://schemas.microsoft.com/office/word/2024/wordml/sdtformatlock" xmlns:w16se="http://schemas.microsoft.com/office/word/2015/wordml/symex" xmlns:wpg="http://schemas.microsoft.com/office/word/2010/wordprocessingGroup" xmlns:wpi="http://schemas.microsoft.com/office/word/2010/wordprocessingInk" xmlns:wne="http://schemas.microsoft.com/office/word/2006/wordml" xmlns:wps="http://schemas.microsoft.com/office/word/2010/wordprocessingShape" mc:Ignorable="w14 w15 w16se w16cid w16 w16cex w16sdtdh w16sdtfl w16du wp14">
   <w:p>
     <w:pPr>
       <w:pBdr>
@@ -43375,7 +44307,7 @@
 </file>
 
 <file path=word/footnotes.xml><?xml version="1.0" encoding="utf-8"?>
-<w:footnotes xmlns:wpc="http://schemas.microsoft.com/office/word/2010/wordprocessingCanvas" xmlns:cx="http://schemas.microsoft.com/office/drawing/2014/chartex" xmlns:cx1="http://schemas.microsoft.com/office/drawing/2015/9/8/chartex" xmlns:cx2="http://schemas.microsoft.com/office/drawing/2015/10/21/chartex" xmlns:cx3="http://schemas.microsoft.com/office/drawing/2016/5/9/chartex" xmlns:cx4="http://schemas.microsoft.com/office/drawing/2016/5/10/chartex" xmlns:cx5="http://schemas.microsoft.com/office/drawing/2016/5/11/chartex" xmlns:cx6="http://schemas.microsoft.com/office/drawing/2016/5/12/chartex" xmlns:cx7="http://schemas.microsoft.com/office/drawing/2016/5/13/chartex" xmlns:cx8="http://schemas.microsoft.com/office/drawing/2016/5/14/chartex" xmlns:mc="http://schemas.openxmlformats.org/markup-compatibility/2006" xmlns:aink="http://schemas.microsoft.com/office/drawing/2016/ink" xmlns:am3d="http://schemas.microsoft.com/office/drawing/2017/model3d" xmlns:o="urn:schemas-microsoft-com:office:office" xmlns:oel="http://schemas.microsoft.com/office/2019/extlst" xmlns:r="http://schemas.openxmlformats.org/officeDocument/2006/relationships" xmlns:m="http://schemas.openxmlformats.org/officeDocument/2006/math" xmlns:v="urn:schemas-microsoft-com:vml" xmlns:wp14="http://schemas.microsoft.com/office/word/2010/wordprocessingDrawing" xmlns:wp="http://schemas.openxmlformats.org/drawingml/2006/wordprocessingDrawing" xmlns:w10="urn:schemas-microsoft-com:office:word" xmlns:w="http://schemas.openxmlformats.org/wordprocessingml/2006/main" xmlns:w14="http://schemas.microsoft.com/office/word/2010/wordml" xmlns:w15="http://schemas.microsoft.com/office/word/2012/wordml" xmlns:w16cex="http://schemas.microsoft.com/office/word/2018/wordml/cex" xmlns:w16cid="http://schemas.microsoft.com/office/word/2016/wordml/cid" xmlns:w16="http://schemas.microsoft.com/office/word/2018/wordml" xmlns:w16sdtdh="http://schemas.microsoft.com/office/word/2020/wordml/sdtdatahash" xmlns:w16se="http://schemas.microsoft.com/office/word/2015/wordml/symex" xmlns:wpg="http://schemas.microsoft.com/office/word/2010/wordprocessingGroup" xmlns:wpi="http://schemas.microsoft.com/office/word/2010/wordprocessingInk" xmlns:wne="http://schemas.microsoft.com/office/word/2006/wordml" xmlns:wps="http://schemas.microsoft.com/office/word/2010/wordprocessingShape" mc:Ignorable="w14 w15 w16se w16cid w16 w16cex w16sdtdh wp14">
+<w:footnotes xmlns:wpc="http://schemas.microsoft.com/office/word/2010/wordprocessingCanvas" xmlns:cx="http://schemas.microsoft.com/office/drawing/2014/chartex" xmlns:cx1="http://schemas.microsoft.com/office/drawing/2015/9/8/chartex" xmlns:cx2="http://schemas.microsoft.com/office/drawing/2015/10/21/chartex" xmlns:cx3="http://schemas.microsoft.com/office/drawing/2016/5/9/chartex" xmlns:cx4="http://schemas.microsoft.com/office/drawing/2016/5/10/chartex" xmlns:cx5="http://schemas.microsoft.com/office/drawing/2016/5/11/chartex" xmlns:cx6="http://schemas.microsoft.com/office/drawing/2016/5/12/chartex" xmlns:cx7="http://schemas.microsoft.com/office/drawing/2016/5/13/chartex" xmlns:cx8="http://schemas.microsoft.com/office/drawing/2016/5/14/chartex" xmlns:mc="http://schemas.openxmlformats.org/markup-compatibility/2006" xmlns:aink="http://schemas.microsoft.com/office/drawing/2016/ink" xmlns:am3d="http://schemas.microsoft.com/office/drawing/2017/model3d" xmlns:o="urn:schemas-microsoft-com:office:office" xmlns:oel="http://schemas.microsoft.com/office/2019/extlst" xmlns:r="http://schemas.openxmlformats.org/officeDocument/2006/relationships" xmlns:m="http://schemas.openxmlformats.org/officeDocument/2006/math" xmlns:v="urn:schemas-microsoft-com:vml" xmlns:wp14="http://schemas.microsoft.com/office/word/2010/wordprocessingDrawing" xmlns:wp="http://schemas.openxmlformats.org/drawingml/2006/wordprocessingDrawing" xmlns:w10="urn:schemas-microsoft-com:office:word" xmlns:w="http://schemas.openxmlformats.org/wordprocessingml/2006/main" xmlns:w14="http://schemas.microsoft.com/office/word/2010/wordml" xmlns:w15="http://schemas.microsoft.com/office/word/2012/wordml" xmlns:w16cex="http://schemas.microsoft.com/office/word/2018/wordml/cex" xmlns:w16cid="http://schemas.microsoft.com/office/word/2016/wordml/cid" xmlns:w16="http://schemas.microsoft.com/office/word/2018/wordml" xmlns:w16du="http://schemas.microsoft.com/office/word/2023/wordml/word16du" xmlns:w16sdtdh="http://schemas.microsoft.com/office/word/2020/wordml/sdtdatahash" xmlns:w16sdtfl="http://schemas.microsoft.com/office/word/2024/wordml/sdtformatlock" xmlns:w16se="http://schemas.microsoft.com/office/word/2015/wordml/symex" xmlns:wpg="http://schemas.microsoft.com/office/word/2010/wordprocessingGroup" xmlns:wpi="http://schemas.microsoft.com/office/word/2010/wordprocessingInk" xmlns:wne="http://schemas.microsoft.com/office/word/2006/wordml" xmlns:wps="http://schemas.microsoft.com/office/word/2010/wordprocessingShape" mc:Ignorable="w14 w15 w16se w16cid w16 w16cex w16sdtdh w16sdtfl w16du wp14">
   <w:footnote w:type="separator" w:id="-1">
     <w:p>
       <w:pPr>
@@ -43400,7 +44332,7 @@
 </file>
 
 <file path=word/header1.xml><?xml version="1.0" encoding="utf-8"?>
-<w:hdr xmlns:wpc="http://schemas.microsoft.com/office/word/2010/wordprocessingCanvas" xmlns:cx="http://schemas.microsoft.com/office/drawing/2014/chartex" xmlns:cx1="http://schemas.microsoft.com/office/drawing/2015/9/8/chartex" xmlns:cx2="http://schemas.microsoft.com/office/drawing/2015/10/21/chartex" xmlns:cx3="http://schemas.microsoft.com/office/drawing/2016/5/9/chartex" xmlns:cx4="http://schemas.microsoft.com/office/drawing/2016/5/10/chartex" xmlns:cx5="http://schemas.microsoft.com/office/drawing/2016/5/11/chartex" xmlns:cx6="http://schemas.microsoft.com/office/drawing/2016/5/12/chartex" xmlns:cx7="http://schemas.microsoft.com/office/drawing/2016/5/13/chartex" xmlns:cx8="http://schemas.microsoft.com/office/drawing/2016/5/14/chartex" xmlns:mc="http://schemas.openxmlformats.org/markup-compatibility/2006" xmlns:aink="http://schemas.microsoft.com/office/drawing/2016/ink" xmlns:am3d="http://schemas.microsoft.com/office/drawing/2017/model3d" xmlns:o="urn:schemas-microsoft-com:office:office" xmlns:oel="http://schemas.microsoft.com/office/2019/extlst" xmlns:r="http://schemas.openxmlformats.org/officeDocument/2006/relationships" xmlns:m="http://schemas.openxmlformats.org/officeDocument/2006/math" xmlns:v="urn:schemas-microsoft-com:vml" xmlns:wp14="http://schemas.microsoft.com/office/word/2010/wordprocessingDrawing" xmlns:wp="http://schemas.openxmlformats.org/drawingml/2006/wordprocessingDrawing" xmlns:w10="urn:schemas-microsoft-com:office:word" xmlns:w="http://schemas.openxmlformats.org/wordprocessingml/2006/main" xmlns:w14="http://schemas.microsoft.com/office/word/2010/wordml" xmlns:w15="http://schemas.microsoft.com/office/word/2012/wordml" xmlns:w16cex="http://schemas.microsoft.com/office/word/2018/wordml/cex" xmlns:w16cid="http://schemas.microsoft.com/office/word/2016/wordml/cid" xmlns:w16="http://schemas.microsoft.com/office/word/2018/wordml" xmlns:w16sdtdh="http://schemas.microsoft.com/office/word/2020/wordml/sdtdatahash" xmlns:w16se="http://schemas.microsoft.com/office/word/2015/wordml/symex" xmlns:wpg="http://schemas.microsoft.com/office/word/2010/wordprocessingGroup" xmlns:wpi="http://schemas.microsoft.com/office/word/2010/wordprocessingInk" xmlns:wne="http://schemas.microsoft.com/office/word/2006/wordml" xmlns:wps="http://schemas.microsoft.com/office/word/2010/wordprocessingShape" mc:Ignorable="w14 w15 w16se w16cid w16 w16cex w16sdtdh wp14">
+<w:hdr xmlns:wpc="http://schemas.microsoft.com/office/word/2010/wordprocessingCanvas" xmlns:cx="http://schemas.microsoft.com/office/drawing/2014/chartex" xmlns:cx1="http://schemas.microsoft.com/office/drawing/2015/9/8/chartex" xmlns:cx2="http://schemas.microsoft.com/office/drawing/2015/10/21/chartex" xmlns:cx3="http://schemas.microsoft.com/office/drawing/2016/5/9/chartex" xmlns:cx4="http://schemas.microsoft.com/office/drawing/2016/5/10/chartex" xmlns:cx5="http://schemas.microsoft.com/office/drawing/2016/5/11/chartex" xmlns:cx6="http://schemas.microsoft.com/office/drawing/2016/5/12/chartex" xmlns:cx7="http://schemas.microsoft.com/office/drawing/2016/5/13/chartex" xmlns:cx8="http://schemas.microsoft.com/office/drawing/2016/5/14/chartex" xmlns:mc="http://schemas.openxmlformats.org/markup-compatibility/2006" xmlns:aink="http://schemas.microsoft.com/office/drawing/2016/ink" xmlns:am3d="http://schemas.microsoft.com/office/drawing/2017/model3d" xmlns:o="urn:schemas-microsoft-com:office:office" xmlns:oel="http://schemas.microsoft.com/office/2019/extlst" xmlns:r="http://schemas.openxmlformats.org/officeDocument/2006/relationships" xmlns:m="http://schemas.openxmlformats.org/officeDocument/2006/math" xmlns:v="urn:schemas-microsoft-com:vml" xmlns:wp14="http://schemas.microsoft.com/office/word/2010/wordprocessingDrawing" xmlns:wp="http://schemas.openxmlformats.org/drawingml/2006/wordprocessingDrawing" xmlns:w10="urn:schemas-microsoft-com:office:word" xmlns:w="http://schemas.openxmlformats.org/wordprocessingml/2006/main" xmlns:w14="http://schemas.microsoft.com/office/word/2010/wordml" xmlns:w15="http://schemas.microsoft.com/office/word/2012/wordml" xmlns:w16cex="http://schemas.microsoft.com/office/word/2018/wordml/cex" xmlns:w16cid="http://schemas.microsoft.com/office/word/2016/wordml/cid" xmlns:w16="http://schemas.microsoft.com/office/word/2018/wordml" xmlns:w16du="http://schemas.microsoft.com/office/word/2023/wordml/word16du" xmlns:w16sdtdh="http://schemas.microsoft.com/office/word/2020/wordml/sdtdatahash" xmlns:w16sdtfl="http://schemas.microsoft.com/office/word/2024/wordml/sdtformatlock" xmlns:w16se="http://schemas.microsoft.com/office/word/2015/wordml/symex" xmlns:wpg="http://schemas.microsoft.com/office/word/2010/wordprocessingGroup" xmlns:wpi="http://schemas.microsoft.com/office/word/2010/wordprocessingInk" xmlns:wne="http://schemas.microsoft.com/office/word/2006/wordml" xmlns:wps="http://schemas.microsoft.com/office/word/2010/wordprocessingShape" mc:Ignorable="w14 w15 w16se w16cid w16 w16cex w16sdtdh w16sdtfl w16du wp14">
   <w:p>
     <w:pPr>
       <w:pStyle w:val="Header"/>
@@ -43421,7 +44353,7 @@
 </file>
 
 <file path=word/header2.xml><?xml version="1.0" encoding="utf-8"?>
-<w:hdr xmlns:wpc="http://schemas.microsoft.com/office/word/2010/wordprocessingCanvas" xmlns:cx="http://schemas.microsoft.com/office/drawing/2014/chartex" xmlns:cx1="http://schemas.microsoft.com/office/drawing/2015/9/8/chartex" xmlns:cx2="http://schemas.microsoft.com/office/drawing/2015/10/21/chartex" xmlns:cx3="http://schemas.microsoft.com/office/drawing/2016/5/9/chartex" xmlns:cx4="http://schemas.microsoft.com/office/drawing/2016/5/10/chartex" xmlns:cx5="http://schemas.microsoft.com/office/drawing/2016/5/11/chartex" xmlns:cx6="http://schemas.microsoft.com/office/drawing/2016/5/12/chartex" xmlns:cx7="http://schemas.microsoft.com/office/drawing/2016/5/13/chartex" xmlns:cx8="http://schemas.microsoft.com/office/drawing/2016/5/14/chartex" xmlns:mc="http://schemas.openxmlformats.org/markup-compatibility/2006" xmlns:aink="http://schemas.microsoft.com/office/drawing/2016/ink" xmlns:am3d="http://schemas.microsoft.com/office/drawing/2017/model3d" xmlns:o="urn:schemas-microsoft-com:office:office" xmlns:oel="http://schemas.microsoft.com/office/2019/extlst" xmlns:r="http://schemas.openxmlformats.org/officeDocument/2006/relationships" xmlns:m="http://schemas.openxmlformats.org/officeDocument/2006/math" xmlns:v="urn:schemas-microsoft-com:vml" xmlns:wp14="http://schemas.microsoft.com/office/word/2010/wordprocessingDrawing" xmlns:wp="http://schemas.openxmlformats.org/drawingml/2006/wordprocessingDrawing" xmlns:w10="urn:schemas-microsoft-com:office:word" xmlns:w="http://schemas.openxmlformats.org/wordprocessingml/2006/main" xmlns:w14="http://schemas.microsoft.com/office/word/2010/wordml" xmlns:w15="http://schemas.microsoft.com/office/word/2012/wordml" xmlns:w16cex="http://schemas.microsoft.com/office/word/2018/wordml/cex" xmlns:w16cid="http://schemas.microsoft.com/office/word/2016/wordml/cid" xmlns:w16="http://schemas.microsoft.com/office/word/2018/wordml" xmlns:w16sdtdh="http://schemas.microsoft.com/office/word/2020/wordml/sdtdatahash" xmlns:w16se="http://schemas.microsoft.com/office/word/2015/wordml/symex" xmlns:wpg="http://schemas.microsoft.com/office/word/2010/wordprocessingGroup" xmlns:wpi="http://schemas.microsoft.com/office/word/2010/wordprocessingInk" xmlns:wne="http://schemas.microsoft.com/office/word/2006/wordml" xmlns:wps="http://schemas.microsoft.com/office/word/2010/wordprocessingShape" mc:Ignorable="w14 w15 w16se w16cid w16 w16cex w16sdtdh wp14">
+<w:hdr xmlns:wpc="http://schemas.microsoft.com/office/word/2010/wordprocessingCanvas" xmlns:cx="http://schemas.microsoft.com/office/drawing/2014/chartex" xmlns:cx1="http://schemas.microsoft.com/office/drawing/2015/9/8/chartex" xmlns:cx2="http://schemas.microsoft.com/office/drawing/2015/10/21/chartex" xmlns:cx3="http://schemas.microsoft.com/office/drawing/2016/5/9/chartex" xmlns:cx4="http://schemas.microsoft.com/office/drawing/2016/5/10/chartex" xmlns:cx5="http://schemas.microsoft.com/office/drawing/2016/5/11/chartex" xmlns:cx6="http://schemas.microsoft.com/office/drawing/2016/5/12/chartex" xmlns:cx7="http://schemas.microsoft.com/office/drawing/2016/5/13/chartex" xmlns:cx8="http://schemas.microsoft.com/office/drawing/2016/5/14/chartex" xmlns:mc="http://schemas.openxmlformats.org/markup-compatibility/2006" xmlns:aink="http://schemas.microsoft.com/office/drawing/2016/ink" xmlns:am3d="http://schemas.microsoft.com/office/drawing/2017/model3d" xmlns:o="urn:schemas-microsoft-com:office:office" xmlns:oel="http://schemas.microsoft.com/office/2019/extlst" xmlns:r="http://schemas.openxmlformats.org/officeDocument/2006/relationships" xmlns:m="http://schemas.openxmlformats.org/officeDocument/2006/math" xmlns:v="urn:schemas-microsoft-com:vml" xmlns:wp14="http://schemas.microsoft.com/office/word/2010/wordprocessingDrawing" xmlns:wp="http://schemas.openxmlformats.org/drawingml/2006/wordprocessingDrawing" xmlns:w10="urn:schemas-microsoft-com:office:word" xmlns:w="http://schemas.openxmlformats.org/wordprocessingml/2006/main" xmlns:w14="http://schemas.microsoft.com/office/word/2010/wordml" xmlns:w15="http://schemas.microsoft.com/office/word/2012/wordml" xmlns:w16cex="http://schemas.microsoft.com/office/word/2018/wordml/cex" xmlns:w16cid="http://schemas.microsoft.com/office/word/2016/wordml/cid" xmlns:w16="http://schemas.microsoft.com/office/word/2018/wordml" xmlns:w16du="http://schemas.microsoft.com/office/word/2023/wordml/word16du" xmlns:w16sdtdh="http://schemas.microsoft.com/office/word/2020/wordml/sdtdatahash" xmlns:w16sdtfl="http://schemas.microsoft.com/office/word/2024/wordml/sdtformatlock" xmlns:w16se="http://schemas.microsoft.com/office/word/2015/wordml/symex" xmlns:wpg="http://schemas.microsoft.com/office/word/2010/wordprocessingGroup" xmlns:wpi="http://schemas.microsoft.com/office/word/2010/wordprocessingInk" xmlns:wne="http://schemas.microsoft.com/office/word/2006/wordml" xmlns:wps="http://schemas.microsoft.com/office/word/2010/wordprocessingShape" mc:Ignorable="w14 w15 w16se w16cid w16 w16cex w16sdtdh w16sdtfl w16du wp14">
   <w:p>
     <w:pPr>
       <w:pStyle w:val="Header"/>
@@ -43434,7 +44366,7 @@
 </file>
 
 <file path=word/styles.xml><?xml version="1.0" encoding="utf-8"?>
-<w:styles xmlns:mc="http://schemas.openxmlformats.org/markup-compatibility/2006" xmlns:r="http://schemas.openxmlformats.org/officeDocument/2006/relationships" xmlns:w="http://schemas.openxmlformats.org/wordprocessingml/2006/main" xmlns:w14="http://schemas.microsoft.com/office/word/2010/wordml" xmlns:w15="http://schemas.microsoft.com/office/word/2012/wordml" xmlns:w16cex="http://schemas.microsoft.com/office/word/2018/wordml/cex" xmlns:w16cid="http://schemas.microsoft.com/office/word/2016/wordml/cid" xmlns:w16="http://schemas.microsoft.com/office/word/2018/wordml" xmlns:w16sdtdh="http://schemas.microsoft.com/office/word/2020/wordml/sdtdatahash" xmlns:w16se="http://schemas.microsoft.com/office/word/2015/wordml/symex" mc:Ignorable="w14 w15 w16se w16cid w16 w16cex w16sdtdh">
+<w:styles xmlns:mc="http://schemas.openxmlformats.org/markup-compatibility/2006" xmlns:r="http://schemas.openxmlformats.org/officeDocument/2006/relationships" xmlns:w="http://schemas.openxmlformats.org/wordprocessingml/2006/main" xmlns:w14="http://schemas.microsoft.com/office/word/2010/wordml" xmlns:w15="http://schemas.microsoft.com/office/word/2012/wordml" xmlns:w16cex="http://schemas.microsoft.com/office/word/2018/wordml/cex" xmlns:w16cid="http://schemas.microsoft.com/office/word/2016/wordml/cid" xmlns:w16="http://schemas.microsoft.com/office/word/2018/wordml" xmlns:w16du="http://schemas.microsoft.com/office/word/2023/wordml/word16du" xmlns:w16sdtdh="http://schemas.microsoft.com/office/word/2020/wordml/sdtdatahash" xmlns:w16sdtfl="http://schemas.microsoft.com/office/word/2024/wordml/sdtformatlock" xmlns:w16se="http://schemas.microsoft.com/office/word/2015/wordml/symex" mc:Ignorable="w14 w15 w16se w16cid w16 w16cex w16sdtdh w16sdtfl w16du">
   <w:docDefaults>
     <w:rPrDefault>
       <w:rPr>

--- a/TS Jatai Ghanam Project/TS 2.5/TS 2.5 Ghanam Malayalam Corrections.docx
+++ b/TS Jatai Ghanam Project/TS 2.5/TS 2.5 Ghanam Malayalam Corrections.docx
@@ -1,6 +1,6 @@
 
 <file path=word/document.xml><?xml version="1.0" encoding="utf-8"?>
-<w:document xmlns:wpc="http://schemas.microsoft.com/office/word/2010/wordprocessingCanvas" xmlns:cx="http://schemas.microsoft.com/office/drawing/2014/chartex" xmlns:cx1="http://schemas.microsoft.com/office/drawing/2015/9/8/chartex" xmlns:cx2="http://schemas.microsoft.com/office/drawing/2015/10/21/chartex" xmlns:cx3="http://schemas.microsoft.com/office/drawing/2016/5/9/chartex" xmlns:cx4="http://schemas.microsoft.com/office/drawing/2016/5/10/chartex" xmlns:cx5="http://schemas.microsoft.com/office/drawing/2016/5/11/chartex" xmlns:cx6="http://schemas.microsoft.com/office/drawing/2016/5/12/chartex" xmlns:cx7="http://schemas.microsoft.com/office/drawing/2016/5/13/chartex" xmlns:cx8="http://schemas.microsoft.com/office/drawing/2016/5/14/chartex" xmlns:mc="http://schemas.openxmlformats.org/markup-compatibility/2006" xmlns:aink="http://schemas.microsoft.com/office/drawing/2016/ink" xmlns:am3d="http://schemas.microsoft.com/office/drawing/2017/model3d" xmlns:o="urn:schemas-microsoft-com:office:office" xmlns:oel="http://schemas.microsoft.com/office/2019/extlst" xmlns:r="http://schemas.openxmlformats.org/officeDocument/2006/relationships" xmlns:m="http://schemas.openxmlformats.org/officeDocument/2006/math" xmlns:v="urn:schemas-microsoft-com:vml" xmlns:wp14="http://schemas.microsoft.com/office/word/2010/wordprocessingDrawing" xmlns:wp="http://schemas.openxmlformats.org/drawingml/2006/wordprocessingDrawing" xmlns:w10="urn:schemas-microsoft-com:office:word" xmlns:w="http://schemas.openxmlformats.org/wordprocessingml/2006/main" xmlns:w14="http://schemas.microsoft.com/office/word/2010/wordml" xmlns:w15="http://schemas.microsoft.com/office/word/2012/wordml" xmlns:w16cex="http://schemas.microsoft.com/office/word/2018/wordml/cex" xmlns:w16cid="http://schemas.microsoft.com/office/word/2016/wordml/cid" xmlns:w16="http://schemas.microsoft.com/office/word/2018/wordml" xmlns:w16du="http://schemas.microsoft.com/office/word/2023/wordml/word16du" xmlns:w16sdtdh="http://schemas.microsoft.com/office/word/2020/wordml/sdtdatahash" xmlns:w16sdtfl="http://schemas.microsoft.com/office/word/2024/wordml/sdtformatlock" xmlns:w16se="http://schemas.microsoft.com/office/word/2015/wordml/symex" xmlns:wpg="http://schemas.microsoft.com/office/word/2010/wordprocessingGroup" xmlns:wpi="http://schemas.microsoft.com/office/word/2010/wordprocessingInk" xmlns:wne="http://schemas.microsoft.com/office/word/2006/wordml" xmlns:wps="http://schemas.microsoft.com/office/word/2010/wordprocessingShape" mc:Ignorable="w14 w15 w16se w16cid w16 w16cex w16sdtdh w16sdtfl w16du wp14">
+<w:document xmlns:wpc="http://schemas.microsoft.com/office/word/2010/wordprocessingCanvas" xmlns:cx="http://schemas.microsoft.com/office/drawing/2014/chartex" xmlns:cx1="http://schemas.microsoft.com/office/drawing/2015/9/8/chartex" xmlns:cx2="http://schemas.microsoft.com/office/drawing/2015/10/21/chartex" xmlns:cx3="http://schemas.microsoft.com/office/drawing/2016/5/9/chartex" xmlns:cx4="http://schemas.microsoft.com/office/drawing/2016/5/10/chartex" xmlns:cx5="http://schemas.microsoft.com/office/drawing/2016/5/11/chartex" xmlns:cx6="http://schemas.microsoft.com/office/drawing/2016/5/12/chartex" xmlns:cx7="http://schemas.microsoft.com/office/drawing/2016/5/13/chartex" xmlns:cx8="http://schemas.microsoft.com/office/drawing/2016/5/14/chartex" xmlns:mc="http://schemas.openxmlformats.org/markup-compatibility/2006" xmlns:aink="http://schemas.microsoft.com/office/drawing/2016/ink" xmlns:am3d="http://schemas.microsoft.com/office/drawing/2017/model3d" xmlns:o="urn:schemas-microsoft-com:office:office" xmlns:oel="http://schemas.microsoft.com/office/2019/extlst" xmlns:r="http://schemas.openxmlformats.org/officeDocument/2006/relationships" xmlns:m="http://schemas.openxmlformats.org/officeDocument/2006/math" xmlns:v="urn:schemas-microsoft-com:vml" xmlns:wp14="http://schemas.microsoft.com/office/word/2010/wordprocessingDrawing" xmlns:wp="http://schemas.openxmlformats.org/drawingml/2006/wordprocessingDrawing" xmlns:w10="urn:schemas-microsoft-com:office:word" xmlns:w="http://schemas.openxmlformats.org/wordprocessingml/2006/main" xmlns:w14="http://schemas.microsoft.com/office/word/2010/wordml" xmlns:w15="http://schemas.microsoft.com/office/word/2012/wordml" xmlns:w16cei="http://schemas.microsoft.com/office/word/2026/wordml/cei" xmlns:w16cex="http://schemas.microsoft.com/office/word/2018/wordml/cex" xmlns:w16cid="http://schemas.microsoft.com/office/word/2016/wordml/cid" xmlns:w16="http://schemas.microsoft.com/office/word/2018/wordml" xmlns:w16du="http://schemas.microsoft.com/office/word/2023/wordml/word16du" xmlns:w16sdtdh="http://schemas.microsoft.com/office/word/2020/wordml/sdtdatahash" xmlns:w16sdtfl="http://schemas.microsoft.com/office/word/2024/wordml/sdtformatlock" xmlns:w16se="http://schemas.microsoft.com/office/word/2015/wordml/symex" xmlns:wpg="http://schemas.microsoft.com/office/word/2010/wordprocessingGroup" xmlns:wpi="http://schemas.microsoft.com/office/word/2010/wordprocessingInk" xmlns:wne="http://schemas.microsoft.com/office/word/2006/wordml" xmlns:wps="http://schemas.microsoft.com/office/word/2010/wordprocessingShape" mc:Ignorable="w14 w15 w16se w16cid w16 w16cex w16sdtdh w16sdtfl w16du wp14">
   <w:body>
     <w:p>
       <w:pPr>
@@ -62,9 +62,8 @@
           <w:szCs w:val="32"/>
           <w:u w:val="single"/>
         </w:rPr>
-        <w:t xml:space="preserve"> Malayalam Corrections – Observed </w:t>
+        <w:t xml:space="preserve"> Malayalam Corrections – Observed till </w:t>
       </w:r>
-      <w:proofErr w:type="gramStart"/>
       <w:r>
         <w:rPr>
           <w:b/>
@@ -73,20 +72,8 @@
           <w:szCs w:val="32"/>
           <w:u w:val="single"/>
         </w:rPr>
-        <w:t xml:space="preserve">till </w:t>
+        <w:t>31st July 2026</w:t>
       </w:r>
-      <w:r>
-        <w:rPr>
-          <w:b/>
-          <w:bCs/>
-          <w:sz w:val="32"/>
-          <w:szCs w:val="32"/>
-          <w:highlight w:val="red"/>
-          <w:u w:val="single"/>
-        </w:rPr>
-        <w:t>??????</w:t>
-      </w:r>
-      <w:proofErr w:type="gramEnd"/>
     </w:p>
     <w:p>
       <w:pPr>
@@ -317,19 +304,8 @@
                 <w:sz w:val="32"/>
                 <w:szCs w:val="40"/>
               </w:rPr>
-              <w:t>)</w:t>
-            </w:r>
-            <w:proofErr w:type="gramStart"/>
-            <w:r>
-              <w:rPr>
-                <w:rFonts w:ascii="BRH Malayalam Extra" w:hAnsi="BRH Malayalam Extra" w:cs="BRH Malayalam Extra"/>
-                <w:color w:val="000000"/>
-                <w:sz w:val="32"/>
-                <w:szCs w:val="40"/>
-              </w:rPr>
-              <w:t>-  ey</w:t>
-            </w:r>
-            <w:proofErr w:type="gramEnd"/>
+              <w:t>)-  ey</w:t>
+            </w:r>
             <w:r>
               <w:rPr>
                 <w:rFonts w:ascii="BRH Malayalam Extra" w:hAnsi="BRH Malayalam Extra" w:cs="BRH Malayalam Extra"/>
@@ -582,19 +558,8 @@
                 <w:sz w:val="32"/>
                 <w:szCs w:val="40"/>
               </w:rPr>
-              <w:t>)</w:t>
-            </w:r>
-            <w:proofErr w:type="gramStart"/>
-            <w:r>
-              <w:rPr>
-                <w:rFonts w:ascii="BRH Malayalam Extra" w:hAnsi="BRH Malayalam Extra" w:cs="BRH Malayalam Extra"/>
-                <w:color w:val="000000"/>
-                <w:sz w:val="32"/>
-                <w:szCs w:val="40"/>
-              </w:rPr>
-              <w:t>-  ey</w:t>
-            </w:r>
-            <w:proofErr w:type="gramEnd"/>
+              <w:t>)-  ey</w:t>
+            </w:r>
             <w:r>
               <w:rPr>
                 <w:rFonts w:ascii="BRH Malayalam Extra" w:hAnsi="BRH Malayalam Extra" w:cs="BRH Malayalam Extra"/>
@@ -735,61 +700,6 @@
               </w:rPr>
               <w:t xml:space="preserve"> CZy— eye¥Z | </w:t>
             </w:r>
-          </w:p>
-        </w:tc>
-      </w:tr>
-      <w:tr>
-        <w:trPr>
-          <w:trHeight w:val="1121"/>
-        </w:trPr>
-        <w:tc>
-          <w:tcPr>
-            <w:tcW w:w="7514" w:type="dxa"/>
-            <w:tcBorders>
-              <w:top w:val="single" w:sz="4" w:space="0" w:color="000000"/>
-              <w:left w:val="single" w:sz="4" w:space="0" w:color="000000"/>
-              <w:bottom w:val="single" w:sz="4" w:space="0" w:color="000000"/>
-              <w:right w:val="single" w:sz="4" w:space="0" w:color="000000"/>
-            </w:tcBorders>
-          </w:tcPr>
-          <w:p>
-            <w:pPr>
-              <w:widowControl w:val="0"/>
-              <w:autoSpaceDE w:val="0"/>
-              <w:autoSpaceDN w:val="0"/>
-              <w:adjustRightInd w:val="0"/>
-              <w:spacing w:before="0" w:line="240" w:lineRule="auto"/>
-              <w:rPr>
-                <w:rFonts w:cs="BRH Malayalam Extra"/>
-                <w:color w:val="000000"/>
-                <w:szCs w:val="40"/>
-              </w:rPr>
-            </w:pPr>
-          </w:p>
-        </w:tc>
-        <w:tc>
-          <w:tcPr>
-            <w:tcW w:w="7371" w:type="dxa"/>
-            <w:tcBorders>
-              <w:top w:val="single" w:sz="4" w:space="0" w:color="000000"/>
-              <w:left w:val="single" w:sz="4" w:space="0" w:color="000000"/>
-              <w:bottom w:val="single" w:sz="4" w:space="0" w:color="000000"/>
-              <w:right w:val="single" w:sz="4" w:space="0" w:color="000000"/>
-            </w:tcBorders>
-          </w:tcPr>
-          <w:p>
-            <w:pPr>
-              <w:widowControl w:val="0"/>
-              <w:autoSpaceDE w:val="0"/>
-              <w:autoSpaceDN w:val="0"/>
-              <w:adjustRightInd w:val="0"/>
-              <w:spacing w:before="0" w:line="240" w:lineRule="auto"/>
-              <w:rPr>
-                <w:rFonts w:cs="BRH Malayalam Extra"/>
-                <w:color w:val="000000"/>
-                <w:szCs w:val="40"/>
-              </w:rPr>
-            </w:pPr>
           </w:p>
         </w:tc>
       </w:tr>
@@ -806,11 +716,7 @@
           <w:u w:val="single"/>
         </w:rPr>
       </w:pPr>
-    </w:p>
-    <w:p>
-      <w:pPr>
-        <w:spacing w:before="0" w:line="240" w:lineRule="auto"/>
-        <w:jc w:val="center"/>
+      <w:r>
         <w:rPr>
           <w:b/>
           <w:bCs/>
@@ -818,7 +724,8 @@
           <w:szCs w:val="32"/>
           <w:u w:val="single"/>
         </w:rPr>
-      </w:pPr>
+        <w:t>=============</w:t>
+      </w:r>
     </w:p>
     <w:p>
       <w:pPr>
@@ -1076,7 +983,6 @@
                 <w:color w:val="000000"/>
                 <w:szCs w:val="40"/>
               </w:rPr>
-              <w:lastRenderedPageBreak/>
               <w:t>54</w:t>
             </w:r>
             <w:r>
@@ -1180,27 +1086,7 @@
                 <w:sz w:val="32"/>
                 <w:szCs w:val="40"/>
               </w:rPr>
-              <w:t>)</w:t>
-            </w:r>
-            <w:proofErr w:type="gramStart"/>
-            <w:r>
-              <w:rPr>
-                <w:rFonts w:ascii="BRH Malayalam Extra" w:hAnsi="BRH Malayalam Extra" w:cs="BRH Malayalam Extra"/>
-                <w:color w:val="000000"/>
-                <w:sz w:val="32"/>
-                <w:szCs w:val="40"/>
-              </w:rPr>
-              <w:t>-  jJ</w:t>
-            </w:r>
-            <w:proofErr w:type="gramEnd"/>
-            <w:r>
-              <w:rPr>
-                <w:rFonts w:ascii="BRH Malayalam Extra" w:hAnsi="BRH Malayalam Extra" w:cs="BRH Malayalam Extra"/>
-                <w:color w:val="000000"/>
-                <w:sz w:val="32"/>
-                <w:szCs w:val="40"/>
-              </w:rPr>
-              <w:t xml:space="preserve"> | G</w:t>
+              <w:t>)-  jJ | G</w:t>
             </w:r>
             <w:r>
               <w:rPr>
@@ -1620,19 +1506,8 @@
                 <w:sz w:val="32"/>
                 <w:szCs w:val="40"/>
               </w:rPr>
-              <w:t>)</w:t>
-            </w:r>
-            <w:proofErr w:type="gramStart"/>
-            <w:r>
-              <w:rPr>
-                <w:rFonts w:ascii="BRH Malayalam Extra" w:hAnsi="BRH Malayalam Extra" w:cs="BRH Malayalam Extra"/>
-                <w:color w:val="000000"/>
-                <w:sz w:val="32"/>
-                <w:szCs w:val="40"/>
-              </w:rPr>
-              <w:t>-  G</w:t>
-            </w:r>
-            <w:proofErr w:type="gramEnd"/>
+              <w:t>)-  G</w:t>
+            </w:r>
             <w:r>
               <w:rPr>
                 <w:rFonts w:ascii="BRH Malayalam Extra" w:hAnsi="BRH Malayalam Extra" w:cs="BRH Malayalam Extra"/>
@@ -2189,27 +2064,7 @@
                 <w:sz w:val="32"/>
                 <w:szCs w:val="40"/>
               </w:rPr>
-              <w:t>)</w:t>
-            </w:r>
-            <w:proofErr w:type="gramStart"/>
-            <w:r>
-              <w:rPr>
-                <w:rFonts w:ascii="BRH Malayalam Extra" w:hAnsi="BRH Malayalam Extra" w:cs="BRH Malayalam Extra"/>
-                <w:color w:val="000000"/>
-                <w:sz w:val="32"/>
-                <w:szCs w:val="40"/>
-              </w:rPr>
-              <w:t>-  jJ</w:t>
-            </w:r>
-            <w:proofErr w:type="gramEnd"/>
-            <w:r>
-              <w:rPr>
-                <w:rFonts w:ascii="BRH Malayalam Extra" w:hAnsi="BRH Malayalam Extra" w:cs="BRH Malayalam Extra"/>
-                <w:color w:val="000000"/>
-                <w:sz w:val="32"/>
-                <w:szCs w:val="40"/>
-              </w:rPr>
-              <w:t xml:space="preserve"> | G</w:t>
+              <w:t>)-  jJ | G</w:t>
             </w:r>
             <w:r>
               <w:rPr>
@@ -2657,19 +2512,8 @@
                 <w:sz w:val="32"/>
                 <w:szCs w:val="40"/>
               </w:rPr>
-              <w:t>)</w:t>
-            </w:r>
-            <w:proofErr w:type="gramStart"/>
-            <w:r>
-              <w:rPr>
-                <w:rFonts w:ascii="BRH Malayalam Extra" w:hAnsi="BRH Malayalam Extra" w:cs="BRH Malayalam Extra"/>
-                <w:color w:val="000000"/>
-                <w:sz w:val="32"/>
-                <w:szCs w:val="40"/>
-              </w:rPr>
-              <w:t>-  G</w:t>
-            </w:r>
-            <w:proofErr w:type="gramEnd"/>
+              <w:t>)-  G</w:t>
+            </w:r>
             <w:r>
               <w:rPr>
                 <w:rFonts w:ascii="BRH Malayalam Extra" w:hAnsi="BRH Malayalam Extra" w:cs="BRH Malayalam Extra"/>
@@ -3150,6 +2994,7 @@
                 <w:color w:val="000000"/>
                 <w:szCs w:val="40"/>
               </w:rPr>
+              <w:lastRenderedPageBreak/>
               <w:t>46</w:t>
             </w:r>
             <w:r>
@@ -3253,19 +3098,8 @@
                 <w:sz w:val="32"/>
                 <w:szCs w:val="40"/>
               </w:rPr>
-              <w:t>)</w:t>
-            </w:r>
-            <w:proofErr w:type="gramStart"/>
-            <w:r>
-              <w:rPr>
-                <w:rFonts w:ascii="BRH Malayalam Extra" w:hAnsi="BRH Malayalam Extra" w:cs="BRH Malayalam Extra"/>
-                <w:color w:val="000000"/>
-                <w:sz w:val="32"/>
-                <w:szCs w:val="40"/>
-              </w:rPr>
-              <w:t>-  öex</w:t>
-            </w:r>
-            <w:proofErr w:type="gramEnd"/>
+              <w:t>)-  öex</w:t>
+            </w:r>
             <w:r>
               <w:rPr>
                 <w:rFonts w:ascii="BRH Malayalam Extra" w:hAnsi="BRH Malayalam Extra" w:cs="BRH Malayalam Extra"/>
@@ -3569,19 +3403,8 @@
                 <w:sz w:val="32"/>
                 <w:szCs w:val="40"/>
               </w:rPr>
-              <w:t>)</w:t>
-            </w:r>
-            <w:proofErr w:type="gramStart"/>
-            <w:r>
-              <w:rPr>
-                <w:rFonts w:ascii="BRH Malayalam Extra" w:hAnsi="BRH Malayalam Extra" w:cs="BRH Malayalam Extra"/>
-                <w:color w:val="000000"/>
-                <w:sz w:val="32"/>
-                <w:szCs w:val="40"/>
-              </w:rPr>
-              <w:t>-  öex</w:t>
-            </w:r>
-            <w:proofErr w:type="gramEnd"/>
+              <w:t>)-  öex</w:t>
+            </w:r>
             <w:r>
               <w:rPr>
                 <w:rFonts w:ascii="BRH Malayalam Extra" w:hAnsi="BRH Malayalam Extra" w:cs="BRH Malayalam Extra"/>
@@ -3890,27 +3713,7 @@
                 <w:sz w:val="32"/>
                 <w:szCs w:val="40"/>
               </w:rPr>
-              <w:t>)</w:t>
-            </w:r>
-            <w:proofErr w:type="gramStart"/>
-            <w:r>
-              <w:rPr>
-                <w:rFonts w:ascii="BRH Malayalam Extra" w:hAnsi="BRH Malayalam Extra" w:cs="BRH Malayalam Extra"/>
-                <w:color w:val="000000"/>
-                <w:sz w:val="32"/>
-                <w:szCs w:val="40"/>
-              </w:rPr>
-              <w:t>-  jZ</w:t>
-            </w:r>
-            <w:proofErr w:type="gramEnd"/>
-            <w:r>
-              <w:rPr>
-                <w:rFonts w:ascii="BRH Malayalam Extra" w:hAnsi="BRH Malayalam Extra" w:cs="BRH Malayalam Extra"/>
-                <w:color w:val="000000"/>
-                <w:sz w:val="32"/>
-                <w:szCs w:val="40"/>
-              </w:rPr>
-              <w:t>§ | Kû—¤¤mJ | kx</w:t>
+              <w:t>)-  jZ§ | Kû—¤¤mJ | kx</w:t>
             </w:r>
             <w:r>
               <w:rPr>
@@ -4207,6 +4010,153 @@
                 <w:szCs w:val="40"/>
               </w:rPr>
             </w:pPr>
+            <w:r>
+              <w:rPr>
+                <w:rFonts w:cs="BRH Malayalam Extra"/>
+                <w:color w:val="000000"/>
+                <w:szCs w:val="40"/>
+              </w:rPr>
+              <w:t>37</w:t>
+            </w:r>
+            <w:r>
+              <w:rPr>
+                <w:rFonts w:ascii="BRH Malayalam Extra" w:hAnsi="BRH Malayalam Extra" w:cs="BRH Malayalam Extra"/>
+                <w:color w:val="000000"/>
+                <w:sz w:val="32"/>
+                <w:szCs w:val="40"/>
+              </w:rPr>
+              <w:t>)</w:t>
+            </w:r>
+            <w:r>
+              <w:rPr>
+                <w:rFonts w:ascii="BRH Malayalam Extra" w:hAnsi="BRH Malayalam Extra" w:cs="BRH Malayalam Extra"/>
+                <w:color w:val="000000"/>
+                <w:sz w:val="32"/>
+                <w:szCs w:val="40"/>
+              </w:rPr>
+              <w:tab/>
+            </w:r>
+            <w:r>
+              <w:rPr>
+                <w:rFonts w:cs="BRH Malayalam Extra"/>
+                <w:color w:val="000000"/>
+                <w:szCs w:val="40"/>
+              </w:rPr>
+              <w:t>2</w:t>
+            </w:r>
+            <w:r>
+              <w:rPr>
+                <w:rFonts w:ascii="BRH Malayalam Extra" w:hAnsi="BRH Malayalam Extra" w:cs="BRH Malayalam Extra"/>
+                <w:color w:val="000000"/>
+                <w:sz w:val="32"/>
+                <w:szCs w:val="40"/>
+              </w:rPr>
+              <w:t>.</w:t>
+            </w:r>
+            <w:r>
+              <w:rPr>
+                <w:rFonts w:cs="BRH Malayalam Extra"/>
+                <w:color w:val="000000"/>
+                <w:szCs w:val="40"/>
+              </w:rPr>
+              <w:t>5</w:t>
+            </w:r>
+            <w:r>
+              <w:rPr>
+                <w:rFonts w:ascii="BRH Malayalam Extra" w:hAnsi="BRH Malayalam Extra" w:cs="BRH Malayalam Extra"/>
+                <w:color w:val="000000"/>
+                <w:sz w:val="32"/>
+                <w:szCs w:val="40"/>
+              </w:rPr>
+              <w:t>.</w:t>
+            </w:r>
+            <w:r>
+              <w:rPr>
+                <w:rFonts w:cs="BRH Malayalam Extra"/>
+                <w:color w:val="000000"/>
+                <w:szCs w:val="40"/>
+              </w:rPr>
+              <w:t>3</w:t>
+            </w:r>
+            <w:r>
+              <w:rPr>
+                <w:rFonts w:ascii="BRH Malayalam Extra" w:hAnsi="BRH Malayalam Extra" w:cs="BRH Malayalam Extra"/>
+                <w:color w:val="000000"/>
+                <w:sz w:val="32"/>
+                <w:szCs w:val="40"/>
+              </w:rPr>
+              <w:t>.</w:t>
+            </w:r>
+            <w:r>
+              <w:rPr>
+                <w:rFonts w:cs="BRH Malayalam Extra"/>
+                <w:color w:val="000000"/>
+                <w:szCs w:val="40"/>
+              </w:rPr>
+              <w:t>5</w:t>
+            </w:r>
+            <w:r>
+              <w:rPr>
+                <w:rFonts w:ascii="BRH Malayalam Extra" w:hAnsi="BRH Malayalam Extra" w:cs="BRH Malayalam Extra"/>
+                <w:color w:val="000000"/>
+                <w:sz w:val="32"/>
+                <w:szCs w:val="40"/>
+              </w:rPr>
+              <w:t>(</w:t>
+            </w:r>
+            <w:r>
+              <w:rPr>
+                <w:rFonts w:cs="BRH Malayalam Extra"/>
+                <w:color w:val="000000"/>
+                <w:szCs w:val="40"/>
+              </w:rPr>
+              <w:t>33</w:t>
+            </w:r>
+            <w:r>
+              <w:rPr>
+                <w:rFonts w:ascii="BRH Malayalam Extra" w:hAnsi="BRH Malayalam Extra" w:cs="BRH Malayalam Extra"/>
+                <w:color w:val="000000"/>
+                <w:sz w:val="32"/>
+                <w:szCs w:val="40"/>
+              </w:rPr>
+              <w:t>)-  Kû—¤¤mJ | kx</w:t>
+            </w:r>
+            <w:r>
+              <w:rPr>
+                <w:rFonts w:ascii="BRH Malayalam Extra" w:hAnsi="BRH Malayalam Extra" w:cs="BRH Malayalam Extra"/>
+                <w:color w:val="000000"/>
+                <w:sz w:val="26"/>
+                <w:szCs w:val="40"/>
+              </w:rPr>
+              <w:t>–</w:t>
+            </w:r>
+            <w:r>
+              <w:rPr>
+                <w:rFonts w:ascii="BRH Malayalam Extra" w:hAnsi="BRH Malayalam Extra" w:cs="BRH Malayalam Extra"/>
+                <w:color w:val="000000"/>
+                <w:sz w:val="32"/>
+                <w:szCs w:val="40"/>
+              </w:rPr>
+              <w:t>±</w:t>
+            </w:r>
+            <w:r>
+              <w:rPr>
+                <w:rFonts w:ascii="BRH Malayalam Extra" w:hAnsi="BRH Malayalam Extra" w:cs="BRH Malayalam Extra"/>
+                <w:color w:val="000000"/>
+                <w:sz w:val="26"/>
+                <w:szCs w:val="40"/>
+              </w:rPr>
+              <w:t>–</w:t>
+            </w:r>
+            <w:r>
+              <w:rPr>
+                <w:rFonts w:ascii="BRH Malayalam Extra" w:hAnsi="BRH Malayalam Extra" w:cs="BRH Malayalam Extra"/>
+                <w:color w:val="000000"/>
+                <w:sz w:val="32"/>
+                <w:szCs w:val="40"/>
+              </w:rPr>
+              <w:t xml:space="preserve">sI | ZZ§ | </w:t>
+            </w:r>
           </w:p>
           <w:p>
             <w:pPr>
@@ -4222,203 +4172,6 @@
                 <w:szCs w:val="40"/>
               </w:rPr>
             </w:pPr>
-          </w:p>
-          <w:p>
-            <w:pPr>
-              <w:widowControl w:val="0"/>
-              <w:autoSpaceDE w:val="0"/>
-              <w:autoSpaceDN w:val="0"/>
-              <w:adjustRightInd w:val="0"/>
-              <w:spacing w:before="0" w:line="240" w:lineRule="auto"/>
-              <w:rPr>
-                <w:rFonts w:ascii="BRH Malayalam Extra" w:hAnsi="BRH Malayalam Extra" w:cs="BRH Malayalam Extra"/>
-                <w:color w:val="000000"/>
-                <w:sz w:val="32"/>
-                <w:szCs w:val="40"/>
-              </w:rPr>
-            </w:pPr>
-            <w:r>
-              <w:rPr>
-                <w:rFonts w:cs="BRH Malayalam Extra"/>
-                <w:color w:val="000000"/>
-                <w:szCs w:val="40"/>
-              </w:rPr>
-              <w:t>37</w:t>
-            </w:r>
-            <w:r>
-              <w:rPr>
-                <w:rFonts w:ascii="BRH Malayalam Extra" w:hAnsi="BRH Malayalam Extra" w:cs="BRH Malayalam Extra"/>
-                <w:color w:val="000000"/>
-                <w:sz w:val="32"/>
-                <w:szCs w:val="40"/>
-              </w:rPr>
-              <w:t>)</w:t>
-            </w:r>
-            <w:r>
-              <w:rPr>
-                <w:rFonts w:ascii="BRH Malayalam Extra" w:hAnsi="BRH Malayalam Extra" w:cs="BRH Malayalam Extra"/>
-                <w:color w:val="000000"/>
-                <w:sz w:val="32"/>
-                <w:szCs w:val="40"/>
-              </w:rPr>
-              <w:tab/>
-            </w:r>
-            <w:r>
-              <w:rPr>
-                <w:rFonts w:cs="BRH Malayalam Extra"/>
-                <w:color w:val="000000"/>
-                <w:szCs w:val="40"/>
-              </w:rPr>
-              <w:t>2</w:t>
-            </w:r>
-            <w:r>
-              <w:rPr>
-                <w:rFonts w:ascii="BRH Malayalam Extra" w:hAnsi="BRH Malayalam Extra" w:cs="BRH Malayalam Extra"/>
-                <w:color w:val="000000"/>
-                <w:sz w:val="32"/>
-                <w:szCs w:val="40"/>
-              </w:rPr>
-              <w:t>.</w:t>
-            </w:r>
-            <w:r>
-              <w:rPr>
-                <w:rFonts w:cs="BRH Malayalam Extra"/>
-                <w:color w:val="000000"/>
-                <w:szCs w:val="40"/>
-              </w:rPr>
-              <w:t>5</w:t>
-            </w:r>
-            <w:r>
-              <w:rPr>
-                <w:rFonts w:ascii="BRH Malayalam Extra" w:hAnsi="BRH Malayalam Extra" w:cs="BRH Malayalam Extra"/>
-                <w:color w:val="000000"/>
-                <w:sz w:val="32"/>
-                <w:szCs w:val="40"/>
-              </w:rPr>
-              <w:t>.</w:t>
-            </w:r>
-            <w:r>
-              <w:rPr>
-                <w:rFonts w:cs="BRH Malayalam Extra"/>
-                <w:color w:val="000000"/>
-                <w:szCs w:val="40"/>
-              </w:rPr>
-              <w:t>3</w:t>
-            </w:r>
-            <w:r>
-              <w:rPr>
-                <w:rFonts w:ascii="BRH Malayalam Extra" w:hAnsi="BRH Malayalam Extra" w:cs="BRH Malayalam Extra"/>
-                <w:color w:val="000000"/>
-                <w:sz w:val="32"/>
-                <w:szCs w:val="40"/>
-              </w:rPr>
-              <w:t>.</w:t>
-            </w:r>
-            <w:r>
-              <w:rPr>
-                <w:rFonts w:cs="BRH Malayalam Extra"/>
-                <w:color w:val="000000"/>
-                <w:szCs w:val="40"/>
-              </w:rPr>
-              <w:t>5</w:t>
-            </w:r>
-            <w:r>
-              <w:rPr>
-                <w:rFonts w:ascii="BRH Malayalam Extra" w:hAnsi="BRH Malayalam Extra" w:cs="BRH Malayalam Extra"/>
-                <w:color w:val="000000"/>
-                <w:sz w:val="32"/>
-                <w:szCs w:val="40"/>
-              </w:rPr>
-              <w:t>(</w:t>
-            </w:r>
-            <w:r>
-              <w:rPr>
-                <w:rFonts w:cs="BRH Malayalam Extra"/>
-                <w:color w:val="000000"/>
-                <w:szCs w:val="40"/>
-              </w:rPr>
-              <w:t>33</w:t>
-            </w:r>
-            <w:r>
-              <w:rPr>
-                <w:rFonts w:ascii="BRH Malayalam Extra" w:hAnsi="BRH Malayalam Extra" w:cs="BRH Malayalam Extra"/>
-                <w:color w:val="000000"/>
-                <w:sz w:val="32"/>
-                <w:szCs w:val="40"/>
-              </w:rPr>
-              <w:t>)</w:t>
-            </w:r>
-            <w:proofErr w:type="gramStart"/>
-            <w:r>
-              <w:rPr>
-                <w:rFonts w:ascii="BRH Malayalam Extra" w:hAnsi="BRH Malayalam Extra" w:cs="BRH Malayalam Extra"/>
-                <w:color w:val="000000"/>
-                <w:sz w:val="32"/>
-                <w:szCs w:val="40"/>
-              </w:rPr>
-              <w:t>-  Kû</w:t>
-            </w:r>
-            <w:proofErr w:type="gramEnd"/>
-            <w:r>
-              <w:rPr>
-                <w:rFonts w:ascii="BRH Malayalam Extra" w:hAnsi="BRH Malayalam Extra" w:cs="BRH Malayalam Extra"/>
-                <w:color w:val="000000"/>
-                <w:sz w:val="32"/>
-                <w:szCs w:val="40"/>
-              </w:rPr>
-              <w:t>—¤¤mJ | kx</w:t>
-            </w:r>
-            <w:r>
-              <w:rPr>
-                <w:rFonts w:ascii="BRH Malayalam Extra" w:hAnsi="BRH Malayalam Extra" w:cs="BRH Malayalam Extra"/>
-                <w:color w:val="000000"/>
-                <w:sz w:val="26"/>
-                <w:szCs w:val="40"/>
-              </w:rPr>
-              <w:t>–</w:t>
-            </w:r>
-            <w:r>
-              <w:rPr>
-                <w:rFonts w:ascii="BRH Malayalam Extra" w:hAnsi="BRH Malayalam Extra" w:cs="BRH Malayalam Extra"/>
-                <w:color w:val="000000"/>
-                <w:sz w:val="32"/>
-                <w:szCs w:val="40"/>
-              </w:rPr>
-              <w:t>±</w:t>
-            </w:r>
-            <w:r>
-              <w:rPr>
-                <w:rFonts w:ascii="BRH Malayalam Extra" w:hAnsi="BRH Malayalam Extra" w:cs="BRH Malayalam Extra"/>
-                <w:color w:val="000000"/>
-                <w:sz w:val="26"/>
-                <w:szCs w:val="40"/>
-              </w:rPr>
-              <w:t>–</w:t>
-            </w:r>
-            <w:r>
-              <w:rPr>
-                <w:rFonts w:ascii="BRH Malayalam Extra" w:hAnsi="BRH Malayalam Extra" w:cs="BRH Malayalam Extra"/>
-                <w:color w:val="000000"/>
-                <w:sz w:val="32"/>
-                <w:szCs w:val="40"/>
-              </w:rPr>
-              <w:t xml:space="preserve">sI | ZZ§ | </w:t>
-            </w:r>
-          </w:p>
-          <w:p>
-            <w:pPr>
-              <w:widowControl w:val="0"/>
-              <w:autoSpaceDE w:val="0"/>
-              <w:autoSpaceDN w:val="0"/>
-              <w:adjustRightInd w:val="0"/>
-              <w:spacing w:before="0" w:line="240" w:lineRule="auto"/>
-              <w:rPr>
-                <w:rFonts w:ascii="BRH Malayalam Extra" w:hAnsi="BRH Malayalam Extra" w:cs="BRH Malayalam Extra"/>
-                <w:color w:val="000000"/>
-                <w:sz w:val="32"/>
-                <w:szCs w:val="40"/>
-              </w:rPr>
-            </w:pPr>
             <w:r>
               <w:rPr>
                 <w:rFonts w:ascii="BRH Malayalam Extra" w:hAnsi="BRH Malayalam Extra" w:cs="BRH Malayalam Extra"/>
@@ -4546,7 +4299,6 @@
                 <w:szCs w:val="40"/>
                 <w:highlight w:val="yellow"/>
               </w:rPr>
-              <w:lastRenderedPageBreak/>
               <w:t>kx</w:t>
             </w:r>
             <w:r>
@@ -4732,7 +4484,6 @@
                 <w:color w:val="000000"/>
                 <w:szCs w:val="40"/>
               </w:rPr>
-              <w:lastRenderedPageBreak/>
               <w:t>36</w:t>
             </w:r>
             <w:r>
@@ -4836,27 +4587,7 @@
                 <w:sz w:val="32"/>
                 <w:szCs w:val="40"/>
               </w:rPr>
-              <w:t>)</w:t>
-            </w:r>
-            <w:proofErr w:type="gramStart"/>
-            <w:r>
-              <w:rPr>
-                <w:rFonts w:ascii="BRH Malayalam Extra" w:hAnsi="BRH Malayalam Extra" w:cs="BRH Malayalam Extra"/>
-                <w:color w:val="000000"/>
-                <w:sz w:val="32"/>
-                <w:szCs w:val="40"/>
-              </w:rPr>
-              <w:t>-  jZ</w:t>
-            </w:r>
-            <w:proofErr w:type="gramEnd"/>
-            <w:r>
-              <w:rPr>
-                <w:rFonts w:ascii="BRH Malayalam Extra" w:hAnsi="BRH Malayalam Extra" w:cs="BRH Malayalam Extra"/>
-                <w:color w:val="000000"/>
-                <w:sz w:val="32"/>
-                <w:szCs w:val="40"/>
-              </w:rPr>
-              <w:t>§ | Kû—¤¤mJ | kx</w:t>
+              <w:t>)-  jZ§ | Kû—¤¤mJ | kx</w:t>
             </w:r>
             <w:r>
               <w:rPr>
@@ -5162,6 +4893,153 @@
                 <w:szCs w:val="40"/>
               </w:rPr>
             </w:pPr>
+            <w:r>
+              <w:rPr>
+                <w:rFonts w:cs="BRH Malayalam Extra"/>
+                <w:color w:val="000000"/>
+                <w:szCs w:val="40"/>
+              </w:rPr>
+              <w:t>37</w:t>
+            </w:r>
+            <w:r>
+              <w:rPr>
+                <w:rFonts w:ascii="BRH Malayalam Extra" w:hAnsi="BRH Malayalam Extra" w:cs="BRH Malayalam Extra"/>
+                <w:color w:val="000000"/>
+                <w:sz w:val="32"/>
+                <w:szCs w:val="40"/>
+              </w:rPr>
+              <w:t>)</w:t>
+            </w:r>
+            <w:r>
+              <w:rPr>
+                <w:rFonts w:ascii="BRH Malayalam Extra" w:hAnsi="BRH Malayalam Extra" w:cs="BRH Malayalam Extra"/>
+                <w:color w:val="000000"/>
+                <w:sz w:val="32"/>
+                <w:szCs w:val="40"/>
+              </w:rPr>
+              <w:tab/>
+            </w:r>
+            <w:r>
+              <w:rPr>
+                <w:rFonts w:cs="BRH Malayalam Extra"/>
+                <w:color w:val="000000"/>
+                <w:szCs w:val="40"/>
+              </w:rPr>
+              <w:t>2</w:t>
+            </w:r>
+            <w:r>
+              <w:rPr>
+                <w:rFonts w:ascii="BRH Malayalam Extra" w:hAnsi="BRH Malayalam Extra" w:cs="BRH Malayalam Extra"/>
+                <w:color w:val="000000"/>
+                <w:sz w:val="32"/>
+                <w:szCs w:val="40"/>
+              </w:rPr>
+              <w:t>.</w:t>
+            </w:r>
+            <w:r>
+              <w:rPr>
+                <w:rFonts w:cs="BRH Malayalam Extra"/>
+                <w:color w:val="000000"/>
+                <w:szCs w:val="40"/>
+              </w:rPr>
+              <w:t>5</w:t>
+            </w:r>
+            <w:r>
+              <w:rPr>
+                <w:rFonts w:ascii="BRH Malayalam Extra" w:hAnsi="BRH Malayalam Extra" w:cs="BRH Malayalam Extra"/>
+                <w:color w:val="000000"/>
+                <w:sz w:val="32"/>
+                <w:szCs w:val="40"/>
+              </w:rPr>
+              <w:t>.</w:t>
+            </w:r>
+            <w:r>
+              <w:rPr>
+                <w:rFonts w:cs="BRH Malayalam Extra"/>
+                <w:color w:val="000000"/>
+                <w:szCs w:val="40"/>
+              </w:rPr>
+              <w:t>3</w:t>
+            </w:r>
+            <w:r>
+              <w:rPr>
+                <w:rFonts w:ascii="BRH Malayalam Extra" w:hAnsi="BRH Malayalam Extra" w:cs="BRH Malayalam Extra"/>
+                <w:color w:val="000000"/>
+                <w:sz w:val="32"/>
+                <w:szCs w:val="40"/>
+              </w:rPr>
+              <w:t>.</w:t>
+            </w:r>
+            <w:r>
+              <w:rPr>
+                <w:rFonts w:cs="BRH Malayalam Extra"/>
+                <w:color w:val="000000"/>
+                <w:szCs w:val="40"/>
+              </w:rPr>
+              <w:t>5</w:t>
+            </w:r>
+            <w:r>
+              <w:rPr>
+                <w:rFonts w:ascii="BRH Malayalam Extra" w:hAnsi="BRH Malayalam Extra" w:cs="BRH Malayalam Extra"/>
+                <w:color w:val="000000"/>
+                <w:sz w:val="32"/>
+                <w:szCs w:val="40"/>
+              </w:rPr>
+              <w:t>(</w:t>
+            </w:r>
+            <w:r>
+              <w:rPr>
+                <w:rFonts w:cs="BRH Malayalam Extra"/>
+                <w:color w:val="000000"/>
+                <w:szCs w:val="40"/>
+              </w:rPr>
+              <w:t>33</w:t>
+            </w:r>
+            <w:r>
+              <w:rPr>
+                <w:rFonts w:ascii="BRH Malayalam Extra" w:hAnsi="BRH Malayalam Extra" w:cs="BRH Malayalam Extra"/>
+                <w:color w:val="000000"/>
+                <w:sz w:val="32"/>
+                <w:szCs w:val="40"/>
+              </w:rPr>
+              <w:t>)-  Kû—¤¤mJ | kx</w:t>
+            </w:r>
+            <w:r>
+              <w:rPr>
+                <w:rFonts w:ascii="BRH Malayalam Extra" w:hAnsi="BRH Malayalam Extra" w:cs="BRH Malayalam Extra"/>
+                <w:color w:val="000000"/>
+                <w:sz w:val="26"/>
+                <w:szCs w:val="40"/>
+              </w:rPr>
+              <w:t>–</w:t>
+            </w:r>
+            <w:r>
+              <w:rPr>
+                <w:rFonts w:ascii="BRH Malayalam Extra" w:hAnsi="BRH Malayalam Extra" w:cs="BRH Malayalam Extra"/>
+                <w:color w:val="000000"/>
+                <w:sz w:val="32"/>
+                <w:szCs w:val="40"/>
+              </w:rPr>
+              <w:t>±</w:t>
+            </w:r>
+            <w:r>
+              <w:rPr>
+                <w:rFonts w:ascii="BRH Malayalam Extra" w:hAnsi="BRH Malayalam Extra" w:cs="BRH Malayalam Extra"/>
+                <w:color w:val="000000"/>
+                <w:sz w:val="26"/>
+                <w:szCs w:val="40"/>
+              </w:rPr>
+              <w:t>–</w:t>
+            </w:r>
+            <w:r>
+              <w:rPr>
+                <w:rFonts w:ascii="BRH Malayalam Extra" w:hAnsi="BRH Malayalam Extra" w:cs="BRH Malayalam Extra"/>
+                <w:color w:val="000000"/>
+                <w:sz w:val="32"/>
+                <w:szCs w:val="40"/>
+              </w:rPr>
+              <w:t xml:space="preserve">sI | ZZ§ | </w:t>
+            </w:r>
           </w:p>
           <w:p>
             <w:pPr>
@@ -5177,6 +5055,144 @@
                 <w:szCs w:val="40"/>
               </w:rPr>
             </w:pPr>
+            <w:r>
+              <w:rPr>
+                <w:rFonts w:ascii="BRH Malayalam Extra" w:hAnsi="BRH Malayalam Extra" w:cs="BRH Malayalam Extra"/>
+                <w:color w:val="000000"/>
+                <w:sz w:val="32"/>
+                <w:szCs w:val="40"/>
+              </w:rPr>
+              <w:t>Kû—¤¤</w:t>
+            </w:r>
+            <w:r>
+              <w:rPr>
+                <w:rFonts w:ascii="BRH Malayalam Extra" w:hAnsi="BRH Malayalam Extra" w:cs="BRH Malayalam Extra"/>
+                <w:color w:val="000000"/>
+                <w:sz w:val="32"/>
+                <w:szCs w:val="40"/>
+                <w:highlight w:val="green"/>
+              </w:rPr>
+              <w:t>m</w:t>
+            </w:r>
+            <w:r>
+              <w:rPr>
+                <w:rFonts w:ascii="BRH Malayalam Extra" w:hAnsi="BRH Malayalam Extra" w:cs="BRH Malayalam Extra"/>
+                <w:color w:val="000000"/>
+                <w:sz w:val="32"/>
+                <w:szCs w:val="40"/>
+              </w:rPr>
+              <w:t xml:space="preserve"> </w:t>
+            </w:r>
+            <w:r>
+              <w:rPr>
+                <w:rFonts w:ascii="BRH Malayalam Extra" w:hAnsi="BRH Malayalam Extra" w:cs="BRH Malayalam Extra"/>
+                <w:color w:val="000000"/>
+                <w:sz w:val="32"/>
+                <w:szCs w:val="40"/>
+                <w:highlight w:val="green"/>
+              </w:rPr>
+              <w:t>kx</w:t>
+            </w:r>
+            <w:r>
+              <w:rPr>
+                <w:rFonts w:ascii="BRH Malayalam Extra" w:hAnsi="BRH Malayalam Extra" w:cs="BRH Malayalam Extra"/>
+                <w:color w:val="000000"/>
+                <w:sz w:val="32"/>
+                <w:szCs w:val="40"/>
+              </w:rPr>
+              <w:t>±</w:t>
+            </w:r>
+            <w:r>
+              <w:rPr>
+                <w:rFonts w:ascii="BRH Malayalam Extra" w:hAnsi="BRH Malayalam Extra" w:cs="BRH Malayalam Extra"/>
+                <w:color w:val="000000"/>
+                <w:sz w:val="26"/>
+                <w:szCs w:val="40"/>
+              </w:rPr>
+              <w:t>–</w:t>
+            </w:r>
+            <w:r>
+              <w:rPr>
+                <w:rFonts w:ascii="BRH Malayalam Extra" w:hAnsi="BRH Malayalam Extra" w:cs="BRH Malayalam Extra"/>
+                <w:color w:val="000000"/>
+                <w:sz w:val="32"/>
+                <w:szCs w:val="40"/>
+              </w:rPr>
+              <w:t>s(³§) kx˜±</w:t>
+            </w:r>
+            <w:r>
+              <w:rPr>
+                <w:rFonts w:ascii="BRH Malayalam Extra" w:hAnsi="BRH Malayalam Extra" w:cs="BRH Malayalam Extra"/>
+                <w:color w:val="000000"/>
+                <w:sz w:val="26"/>
+                <w:szCs w:val="40"/>
+              </w:rPr>
+              <w:t>–</w:t>
+            </w:r>
+            <w:r>
+              <w:rPr>
+                <w:rFonts w:ascii="BRH Malayalam Extra" w:hAnsi="BRH Malayalam Extra" w:cs="BRH Malayalam Extra"/>
+                <w:color w:val="000000"/>
+                <w:sz w:val="32"/>
+                <w:szCs w:val="40"/>
+              </w:rPr>
+              <w:t>sI Kû—¤¤</w:t>
+            </w:r>
+            <w:r>
+              <w:rPr>
+                <w:rFonts w:ascii="BRH Malayalam Extra" w:hAnsi="BRH Malayalam Extra" w:cs="BRH Malayalam Extra"/>
+                <w:color w:val="000000"/>
+                <w:sz w:val="32"/>
+                <w:szCs w:val="40"/>
+              </w:rPr>
+              <w:t>m</w:t>
+            </w:r>
+            <w:r>
+              <w:rPr>
+                <w:rFonts w:ascii="BRH Malayalam Extra" w:hAnsi="BRH Malayalam Extra" w:cs="BRH Malayalam Extra"/>
+                <w:color w:val="000000"/>
+                <w:sz w:val="26"/>
+                <w:szCs w:val="40"/>
+              </w:rPr>
+              <w:t>–</w:t>
+            </w:r>
+            <w:r>
+              <w:rPr>
+                <w:rFonts w:ascii="BRH Malayalam Extra" w:hAnsi="BRH Malayalam Extra" w:cs="BRH Malayalam Extra"/>
+                <w:color w:val="000000"/>
+                <w:sz w:val="32"/>
+                <w:szCs w:val="40"/>
+              </w:rPr>
+              <w:t>J</w:t>
+            </w:r>
+            <w:r>
+              <w:rPr>
+                <w:rFonts w:ascii="BRH Malayalam Extra" w:hAnsi="BRH Malayalam Extra" w:cs="BRH Malayalam Extra"/>
+                <w:color w:val="000000"/>
+                <w:sz w:val="32"/>
+                <w:szCs w:val="40"/>
+              </w:rPr>
+              <w:t xml:space="preserve"> Kû—¤¤</w:t>
+            </w:r>
+            <w:r>
+              <w:rPr>
+                <w:rFonts w:ascii="BRH Malayalam Extra" w:hAnsi="BRH Malayalam Extra" w:cs="BRH Malayalam Extra"/>
+                <w:color w:val="000000"/>
+                <w:sz w:val="32"/>
+                <w:szCs w:val="40"/>
+                <w:highlight w:val="green"/>
+              </w:rPr>
+              <w:t>m</w:t>
+            </w:r>
+            <w:r>
+              <w:rPr>
+                <w:rFonts w:ascii="BRH Malayalam Extra" w:hAnsi="BRH Malayalam Extra" w:cs="BRH Malayalam Extra"/>
+                <w:color w:val="000000"/>
+                <w:sz w:val="32"/>
+                <w:szCs w:val="40"/>
+              </w:rPr>
+              <w:t xml:space="preserve"> </w:t>
+            </w:r>
           </w:p>
           <w:p>
             <w:pPr>
@@ -5190,354 +5206,18 @@
                 <w:color w:val="000000"/>
                 <w:sz w:val="32"/>
                 <w:szCs w:val="40"/>
+                <w:lang w:val="it-IT"/>
               </w:rPr>
             </w:pPr>
             <w:r>
               <w:rPr>
-                <w:rFonts w:cs="BRH Malayalam Extra"/>
-                <w:color w:val="000000"/>
-                <w:szCs w:val="40"/>
-              </w:rPr>
-              <w:t>37</w:t>
-            </w:r>
-            <w:r>
-              <w:rPr>
-                <w:rFonts w:ascii="BRH Malayalam Extra" w:hAnsi="BRH Malayalam Extra" w:cs="BRH Malayalam Extra"/>
-                <w:color w:val="000000"/>
-                <w:sz w:val="32"/>
-                <w:szCs w:val="40"/>
-              </w:rPr>
-              <w:t>)</w:t>
-            </w:r>
-            <w:r>
-              <w:rPr>
-                <w:rFonts w:ascii="BRH Malayalam Extra" w:hAnsi="BRH Malayalam Extra" w:cs="BRH Malayalam Extra"/>
-                <w:color w:val="000000"/>
-                <w:sz w:val="32"/>
-                <w:szCs w:val="40"/>
-              </w:rPr>
-              <w:tab/>
-            </w:r>
-            <w:r>
-              <w:rPr>
-                <w:rFonts w:cs="BRH Malayalam Extra"/>
-                <w:color w:val="000000"/>
-                <w:szCs w:val="40"/>
-              </w:rPr>
-              <w:t>2</w:t>
-            </w:r>
-            <w:r>
-              <w:rPr>
-                <w:rFonts w:ascii="BRH Malayalam Extra" w:hAnsi="BRH Malayalam Extra" w:cs="BRH Malayalam Extra"/>
-                <w:color w:val="000000"/>
-                <w:sz w:val="32"/>
-                <w:szCs w:val="40"/>
-              </w:rPr>
-              <w:t>.</w:t>
-            </w:r>
-            <w:r>
-              <w:rPr>
-                <w:rFonts w:cs="BRH Malayalam Extra"/>
-                <w:color w:val="000000"/>
-                <w:szCs w:val="40"/>
-              </w:rPr>
-              <w:t>5</w:t>
-            </w:r>
-            <w:r>
-              <w:rPr>
-                <w:rFonts w:ascii="BRH Malayalam Extra" w:hAnsi="BRH Malayalam Extra" w:cs="BRH Malayalam Extra"/>
-                <w:color w:val="000000"/>
-                <w:sz w:val="32"/>
-                <w:szCs w:val="40"/>
-              </w:rPr>
-              <w:t>.</w:t>
-            </w:r>
-            <w:r>
-              <w:rPr>
-                <w:rFonts w:cs="BRH Malayalam Extra"/>
-                <w:color w:val="000000"/>
-                <w:szCs w:val="40"/>
-              </w:rPr>
-              <w:t>3</w:t>
-            </w:r>
-            <w:r>
-              <w:rPr>
-                <w:rFonts w:ascii="BRH Malayalam Extra" w:hAnsi="BRH Malayalam Extra" w:cs="BRH Malayalam Extra"/>
-                <w:color w:val="000000"/>
-                <w:sz w:val="32"/>
-                <w:szCs w:val="40"/>
-              </w:rPr>
-              <w:t>.</w:t>
-            </w:r>
-            <w:r>
-              <w:rPr>
-                <w:rFonts w:cs="BRH Malayalam Extra"/>
-                <w:color w:val="000000"/>
-                <w:szCs w:val="40"/>
-              </w:rPr>
-              <w:t>5</w:t>
-            </w:r>
-            <w:r>
-              <w:rPr>
-                <w:rFonts w:ascii="BRH Malayalam Extra" w:hAnsi="BRH Malayalam Extra" w:cs="BRH Malayalam Extra"/>
-                <w:color w:val="000000"/>
-                <w:sz w:val="32"/>
-                <w:szCs w:val="40"/>
-              </w:rPr>
-              <w:t>(</w:t>
-            </w:r>
-            <w:r>
-              <w:rPr>
-                <w:rFonts w:cs="BRH Malayalam Extra"/>
-                <w:color w:val="000000"/>
-                <w:szCs w:val="40"/>
-              </w:rPr>
-              <w:t>33</w:t>
-            </w:r>
-            <w:r>
-              <w:rPr>
-                <w:rFonts w:ascii="BRH Malayalam Extra" w:hAnsi="BRH Malayalam Extra" w:cs="BRH Malayalam Extra"/>
-                <w:color w:val="000000"/>
-                <w:sz w:val="32"/>
-                <w:szCs w:val="40"/>
-              </w:rPr>
-              <w:t>)</w:t>
-            </w:r>
-            <w:proofErr w:type="gramStart"/>
-            <w:r>
-              <w:rPr>
-                <w:rFonts w:ascii="BRH Malayalam Extra" w:hAnsi="BRH Malayalam Extra" w:cs="BRH Malayalam Extra"/>
-                <w:color w:val="000000"/>
-                <w:sz w:val="32"/>
-                <w:szCs w:val="40"/>
-              </w:rPr>
-              <w:t>-  Kû</w:t>
-            </w:r>
-            <w:proofErr w:type="gramEnd"/>
-            <w:r>
-              <w:rPr>
-                <w:rFonts w:ascii="BRH Malayalam Extra" w:hAnsi="BRH Malayalam Extra" w:cs="BRH Malayalam Extra"/>
-                <w:color w:val="000000"/>
-                <w:sz w:val="32"/>
-                <w:szCs w:val="40"/>
-              </w:rPr>
-              <w:t>—¤¤mJ | kx</w:t>
-            </w:r>
-            <w:r>
-              <w:rPr>
-                <w:rFonts w:ascii="BRH Malayalam Extra" w:hAnsi="BRH Malayalam Extra" w:cs="BRH Malayalam Extra"/>
-                <w:color w:val="000000"/>
-                <w:sz w:val="26"/>
-                <w:szCs w:val="40"/>
-              </w:rPr>
-              <w:t>–</w:t>
-            </w:r>
-            <w:r>
-              <w:rPr>
-                <w:rFonts w:ascii="BRH Malayalam Extra" w:hAnsi="BRH Malayalam Extra" w:cs="BRH Malayalam Extra"/>
-                <w:color w:val="000000"/>
-                <w:sz w:val="32"/>
-                <w:szCs w:val="40"/>
-              </w:rPr>
-              <w:t>±</w:t>
-            </w:r>
-            <w:r>
-              <w:rPr>
-                <w:rFonts w:ascii="BRH Malayalam Extra" w:hAnsi="BRH Malayalam Extra" w:cs="BRH Malayalam Extra"/>
-                <w:color w:val="000000"/>
-                <w:sz w:val="26"/>
-                <w:szCs w:val="40"/>
-              </w:rPr>
-              <w:t>–</w:t>
-            </w:r>
-            <w:r>
-              <w:rPr>
-                <w:rFonts w:ascii="BRH Malayalam Extra" w:hAnsi="BRH Malayalam Extra" w:cs="BRH Malayalam Extra"/>
-                <w:color w:val="000000"/>
-                <w:sz w:val="32"/>
-                <w:szCs w:val="40"/>
-              </w:rPr>
-              <w:t xml:space="preserve">sI | ZZ§ | </w:t>
-            </w:r>
-          </w:p>
-          <w:p>
-            <w:pPr>
-              <w:widowControl w:val="0"/>
-              <w:autoSpaceDE w:val="0"/>
-              <w:autoSpaceDN w:val="0"/>
-              <w:adjustRightInd w:val="0"/>
-              <w:spacing w:before="0" w:line="240" w:lineRule="auto"/>
-              <w:rPr>
-                <w:rFonts w:ascii="BRH Malayalam Extra" w:hAnsi="BRH Malayalam Extra" w:cs="BRH Malayalam Extra"/>
-                <w:color w:val="000000"/>
-                <w:sz w:val="32"/>
-                <w:szCs w:val="40"/>
-              </w:rPr>
-            </w:pPr>
-            <w:r>
-              <w:rPr>
-                <w:rFonts w:ascii="BRH Malayalam Extra" w:hAnsi="BRH Malayalam Extra" w:cs="BRH Malayalam Extra"/>
-                <w:color w:val="000000"/>
-                <w:sz w:val="32"/>
-                <w:szCs w:val="40"/>
-              </w:rPr>
-              <w:t>Kû—¤¤</w:t>
-            </w:r>
-            <w:r>
-              <w:rPr>
                 <w:rFonts w:ascii="BRH Malayalam Extra" w:hAnsi="BRH Malayalam Extra" w:cs="BRH Malayalam Extra"/>
                 <w:color w:val="000000"/>
                 <w:sz w:val="32"/>
                 <w:szCs w:val="40"/>
                 <w:highlight w:val="green"/>
-              </w:rPr>
-              <w:t>m</w:t>
-            </w:r>
-            <w:r>
-              <w:rPr>
-                <w:rFonts w:ascii="BRH Malayalam Extra" w:hAnsi="BRH Malayalam Extra" w:cs="BRH Malayalam Extra"/>
-                <w:color w:val="000000"/>
-                <w:sz w:val="32"/>
-                <w:szCs w:val="40"/>
-              </w:rPr>
-              <w:t xml:space="preserve"> </w:t>
-            </w:r>
-            <w:r>
-              <w:rPr>
-                <w:rFonts w:ascii="BRH Malayalam Extra" w:hAnsi="BRH Malayalam Extra" w:cs="BRH Malayalam Extra"/>
-                <w:color w:val="000000"/>
-                <w:sz w:val="32"/>
-                <w:szCs w:val="40"/>
-                <w:highlight w:val="green"/>
-              </w:rPr>
-              <w:t>kx</w:t>
-            </w:r>
-            <w:r>
-              <w:rPr>
-                <w:rFonts w:ascii="BRH Malayalam Extra" w:hAnsi="BRH Malayalam Extra" w:cs="BRH Malayalam Extra"/>
-                <w:color w:val="000000"/>
-                <w:sz w:val="32"/>
-                <w:szCs w:val="40"/>
-              </w:rPr>
-              <w:t>±</w:t>
-            </w:r>
-            <w:r>
-              <w:rPr>
-                <w:rFonts w:ascii="BRH Malayalam Extra" w:hAnsi="BRH Malayalam Extra" w:cs="BRH Malayalam Extra"/>
-                <w:color w:val="000000"/>
-                <w:sz w:val="26"/>
-                <w:szCs w:val="40"/>
-              </w:rPr>
-              <w:t>–</w:t>
-            </w:r>
-            <w:r>
-              <w:rPr>
-                <w:rFonts w:ascii="BRH Malayalam Extra" w:hAnsi="BRH Malayalam Extra" w:cs="BRH Malayalam Extra"/>
-                <w:color w:val="000000"/>
-                <w:sz w:val="32"/>
-                <w:szCs w:val="40"/>
-              </w:rPr>
-              <w:t>s(³§) kx˜±</w:t>
-            </w:r>
-            <w:r>
-              <w:rPr>
-                <w:rFonts w:ascii="BRH Malayalam Extra" w:hAnsi="BRH Malayalam Extra" w:cs="BRH Malayalam Extra"/>
-                <w:color w:val="000000"/>
-                <w:sz w:val="26"/>
-                <w:szCs w:val="40"/>
-              </w:rPr>
-              <w:t>–</w:t>
-            </w:r>
-            <w:r>
-              <w:rPr>
-                <w:rFonts w:ascii="BRH Malayalam Extra" w:hAnsi="BRH Malayalam Extra" w:cs="BRH Malayalam Extra"/>
-                <w:color w:val="000000"/>
-                <w:sz w:val="32"/>
-                <w:szCs w:val="40"/>
-              </w:rPr>
-              <w:t>sI Kû—¤¤</w:t>
-            </w:r>
-            <w:r>
-              <w:rPr>
-                <w:rFonts w:ascii="BRH Malayalam Extra" w:hAnsi="BRH Malayalam Extra" w:cs="BRH Malayalam Extra"/>
-                <w:color w:val="000000"/>
-                <w:sz w:val="32"/>
-                <w:szCs w:val="40"/>
-              </w:rPr>
-              <w:t>m</w:t>
-            </w:r>
-            <w:r>
-              <w:rPr>
-                <w:rFonts w:ascii="BRH Malayalam Extra" w:hAnsi="BRH Malayalam Extra" w:cs="BRH Malayalam Extra"/>
-                <w:color w:val="000000"/>
-                <w:sz w:val="26"/>
-                <w:szCs w:val="40"/>
-              </w:rPr>
-              <w:t>–</w:t>
-            </w:r>
-            <w:r>
-              <w:rPr>
-                <w:rFonts w:ascii="BRH Malayalam Extra" w:hAnsi="BRH Malayalam Extra" w:cs="BRH Malayalam Extra"/>
-                <w:color w:val="000000"/>
-                <w:sz w:val="32"/>
-                <w:szCs w:val="40"/>
-              </w:rPr>
-              <w:t>J</w:t>
-            </w:r>
-            <w:r>
-              <w:rPr>
-                <w:rFonts w:ascii="BRH Malayalam Extra" w:hAnsi="BRH Malayalam Extra" w:cs="BRH Malayalam Extra"/>
-                <w:color w:val="000000"/>
-                <w:sz w:val="32"/>
-                <w:szCs w:val="40"/>
-              </w:rPr>
-              <w:t xml:space="preserve"> Kû—¤¤</w:t>
-            </w:r>
-            <w:r>
-              <w:rPr>
-                <w:rFonts w:ascii="BRH Malayalam Extra" w:hAnsi="BRH Malayalam Extra" w:cs="BRH Malayalam Extra"/>
-                <w:color w:val="000000"/>
-                <w:sz w:val="32"/>
-                <w:szCs w:val="40"/>
-                <w:highlight w:val="green"/>
-              </w:rPr>
-              <w:t>m</w:t>
-            </w:r>
-            <w:r>
-              <w:rPr>
-                <w:rFonts w:ascii="BRH Malayalam Extra" w:hAnsi="BRH Malayalam Extra" w:cs="BRH Malayalam Extra"/>
-                <w:color w:val="000000"/>
-                <w:sz w:val="32"/>
-                <w:szCs w:val="40"/>
-              </w:rPr>
-              <w:t xml:space="preserve"> </w:t>
-            </w:r>
-          </w:p>
-          <w:p>
-            <w:pPr>
-              <w:widowControl w:val="0"/>
-              <w:autoSpaceDE w:val="0"/>
-              <w:autoSpaceDN w:val="0"/>
-              <w:adjustRightInd w:val="0"/>
-              <w:spacing w:before="0" w:line="240" w:lineRule="auto"/>
-              <w:rPr>
-                <w:rFonts w:ascii="BRH Malayalam Extra" w:hAnsi="BRH Malayalam Extra" w:cs="BRH Malayalam Extra"/>
-                <w:color w:val="000000"/>
-                <w:sz w:val="32"/>
-                <w:szCs w:val="40"/>
-                <w:lang w:val="it-IT"/>
-              </w:rPr>
-            </w:pPr>
-            <w:r>
-              <w:rPr>
-                <w:rFonts w:ascii="BRH Malayalam Extra" w:hAnsi="BRH Malayalam Extra" w:cs="BRH Malayalam Extra"/>
-                <w:color w:val="000000"/>
-                <w:sz w:val="32"/>
-                <w:szCs w:val="40"/>
-                <w:highlight w:val="green"/>
-                <w:lang w:val="it-IT"/>
-              </w:rPr>
-              <w:lastRenderedPageBreak/>
+                <w:lang w:val="it-IT"/>
+              </w:rPr>
               <w:t>kx</w:t>
             </w:r>
             <w:r>
@@ -5743,7 +5423,6 @@
                 <w:color w:val="000000"/>
                 <w:szCs w:val="40"/>
               </w:rPr>
-              <w:lastRenderedPageBreak/>
               <w:t>45</w:t>
             </w:r>
             <w:r>
@@ -5847,19 +5526,8 @@
                 <w:sz w:val="32"/>
                 <w:szCs w:val="40"/>
               </w:rPr>
-              <w:t>)</w:t>
-            </w:r>
-            <w:proofErr w:type="gramStart"/>
-            <w:r>
-              <w:rPr>
-                <w:rFonts w:ascii="BRH Malayalam Extra" w:hAnsi="BRH Malayalam Extra" w:cs="BRH Malayalam Extra"/>
-                <w:color w:val="000000"/>
-                <w:sz w:val="32"/>
-                <w:szCs w:val="40"/>
-              </w:rPr>
-              <w:t>-  G</w:t>
-            </w:r>
-            <w:proofErr w:type="gramEnd"/>
+              <w:t>)-  G</w:t>
+            </w:r>
             <w:r>
               <w:rPr>
                 <w:rFonts w:ascii="BRH Malayalam Extra" w:hAnsi="BRH Malayalam Extra" w:cs="BRH Malayalam Extra"/>
@@ -6481,19 +6149,8 @@
                 <w:sz w:val="32"/>
                 <w:szCs w:val="40"/>
               </w:rPr>
-              <w:t>)</w:t>
-            </w:r>
-            <w:proofErr w:type="gramStart"/>
-            <w:r>
-              <w:rPr>
-                <w:rFonts w:ascii="BRH Malayalam Extra" w:hAnsi="BRH Malayalam Extra" w:cs="BRH Malayalam Extra"/>
-                <w:color w:val="000000"/>
-                <w:sz w:val="32"/>
-                <w:szCs w:val="40"/>
-              </w:rPr>
-              <w:t>-  j</w:t>
-            </w:r>
-            <w:proofErr w:type="gramEnd"/>
+              <w:t>)-  j</w:t>
+            </w:r>
             <w:r>
               <w:rPr>
                 <w:rFonts w:ascii="BRH Malayalam Extra" w:hAnsi="BRH Malayalam Extra" w:cs="BRH Malayalam Extra"/>
@@ -6829,419 +6486,6 @@
                 <w:szCs w:val="40"/>
               </w:rPr>
               <w:t xml:space="preserve"> qûJ¥qûx˜ „¤¤sô | </w:t>
-            </w:r>
-          </w:p>
-          <w:p>
-            <w:pPr>
-              <w:widowControl w:val="0"/>
-              <w:autoSpaceDE w:val="0"/>
-              <w:autoSpaceDN w:val="0"/>
-              <w:adjustRightInd w:val="0"/>
-              <w:spacing w:before="0" w:line="240" w:lineRule="auto"/>
-              <w:rPr>
-                <w:rFonts w:ascii="BRH Malayalam Extra" w:hAnsi="BRH Malayalam Extra" w:cs="BRH Malayalam Extra"/>
-                <w:color w:val="000000"/>
-                <w:sz w:val="32"/>
-                <w:szCs w:val="40"/>
-              </w:rPr>
-            </w:pPr>
-            <w:r>
-              <w:rPr>
-                <w:rFonts w:cs="BRH Malayalam Extra"/>
-                <w:color w:val="000000"/>
-                <w:szCs w:val="40"/>
-              </w:rPr>
-              <w:t>47</w:t>
-            </w:r>
-            <w:r>
-              <w:rPr>
-                <w:rFonts w:ascii="BRH Malayalam Extra" w:hAnsi="BRH Malayalam Extra" w:cs="BRH Malayalam Extra"/>
-                <w:color w:val="000000"/>
-                <w:sz w:val="32"/>
-                <w:szCs w:val="40"/>
-              </w:rPr>
-              <w:t>)</w:t>
-            </w:r>
-            <w:r>
-              <w:rPr>
-                <w:rFonts w:ascii="BRH Malayalam Extra" w:hAnsi="BRH Malayalam Extra" w:cs="BRH Malayalam Extra"/>
-                <w:color w:val="000000"/>
-                <w:sz w:val="32"/>
-                <w:szCs w:val="40"/>
-              </w:rPr>
-              <w:tab/>
-            </w:r>
-            <w:r>
-              <w:rPr>
-                <w:rFonts w:cs="BRH Malayalam Extra"/>
-                <w:color w:val="000000"/>
-                <w:szCs w:val="40"/>
-              </w:rPr>
-              <w:t>2</w:t>
-            </w:r>
-            <w:r>
-              <w:rPr>
-                <w:rFonts w:ascii="BRH Malayalam Extra" w:hAnsi="BRH Malayalam Extra" w:cs="BRH Malayalam Extra"/>
-                <w:color w:val="000000"/>
-                <w:sz w:val="32"/>
-                <w:szCs w:val="40"/>
-              </w:rPr>
-              <w:t>.</w:t>
-            </w:r>
-            <w:r>
-              <w:rPr>
-                <w:rFonts w:cs="BRH Malayalam Extra"/>
-                <w:color w:val="000000"/>
-                <w:szCs w:val="40"/>
-              </w:rPr>
-              <w:t>5</w:t>
-            </w:r>
-            <w:r>
-              <w:rPr>
-                <w:rFonts w:ascii="BRH Malayalam Extra" w:hAnsi="BRH Malayalam Extra" w:cs="BRH Malayalam Extra"/>
-                <w:color w:val="000000"/>
-                <w:sz w:val="32"/>
-                <w:szCs w:val="40"/>
-              </w:rPr>
-              <w:t>.</w:t>
-            </w:r>
-            <w:r>
-              <w:rPr>
-                <w:rFonts w:cs="BRH Malayalam Extra"/>
-                <w:color w:val="000000"/>
-                <w:szCs w:val="40"/>
-              </w:rPr>
-              <w:t>4</w:t>
-            </w:r>
-            <w:r>
-              <w:rPr>
-                <w:rFonts w:ascii="BRH Malayalam Extra" w:hAnsi="BRH Malayalam Extra" w:cs="BRH Malayalam Extra"/>
-                <w:color w:val="000000"/>
-                <w:sz w:val="32"/>
-                <w:szCs w:val="40"/>
-              </w:rPr>
-              <w:t>.</w:t>
-            </w:r>
-            <w:r>
-              <w:rPr>
-                <w:rFonts w:cs="BRH Malayalam Extra"/>
-                <w:color w:val="000000"/>
-                <w:szCs w:val="40"/>
-              </w:rPr>
-              <w:t>1</w:t>
-            </w:r>
-            <w:r>
-              <w:rPr>
-                <w:rFonts w:ascii="BRH Malayalam Extra" w:hAnsi="BRH Malayalam Extra" w:cs="BRH Malayalam Extra"/>
-                <w:color w:val="000000"/>
-                <w:sz w:val="32"/>
-                <w:szCs w:val="40"/>
-              </w:rPr>
-              <w:t>(</w:t>
-            </w:r>
-            <w:r>
-              <w:rPr>
-                <w:rFonts w:cs="BRH Malayalam Extra"/>
-                <w:color w:val="000000"/>
-                <w:szCs w:val="40"/>
-              </w:rPr>
-              <w:t>35</w:t>
-            </w:r>
-            <w:r>
-              <w:rPr>
-                <w:rFonts w:ascii="BRH Malayalam Extra" w:hAnsi="BRH Malayalam Extra" w:cs="BRH Malayalam Extra"/>
-                <w:color w:val="000000"/>
-                <w:sz w:val="32"/>
-                <w:szCs w:val="40"/>
-              </w:rPr>
-              <w:t>)</w:t>
-            </w:r>
-            <w:proofErr w:type="gramStart"/>
-            <w:r>
-              <w:rPr>
-                <w:rFonts w:ascii="BRH Malayalam Extra" w:hAnsi="BRH Malayalam Extra" w:cs="BRH Malayalam Extra"/>
-                <w:color w:val="000000"/>
-                <w:sz w:val="32"/>
-                <w:szCs w:val="40"/>
-              </w:rPr>
-              <w:t>-  qûJ</w:t>
-            </w:r>
-            <w:r>
-              <w:rPr>
-                <w:rFonts w:ascii="BRH Malayalam Extra" w:hAnsi="BRH Malayalam Extra" w:cs="BRH Malayalam Extra"/>
-                <w:color w:val="000000"/>
-                <w:sz w:val="32"/>
-                <w:szCs w:val="40"/>
-                <w:highlight w:val="yellow"/>
-              </w:rPr>
-              <w:t>q</w:t>
-            </w:r>
-            <w:r>
-              <w:rPr>
-                <w:rFonts w:ascii="BRH Malayalam Extra" w:hAnsi="BRH Malayalam Extra" w:cs="BRH Malayalam Extra"/>
-                <w:color w:val="000000"/>
-                <w:sz w:val="32"/>
-                <w:szCs w:val="40"/>
-              </w:rPr>
-              <w:t>ûJ</w:t>
-            </w:r>
-            <w:proofErr w:type="gramEnd"/>
-            <w:r>
-              <w:rPr>
-                <w:rFonts w:ascii="BRH Malayalam Extra" w:hAnsi="BRH Malayalam Extra" w:cs="BRH Malayalam Extra"/>
-                <w:color w:val="000000"/>
-                <w:sz w:val="32"/>
-                <w:szCs w:val="40"/>
-              </w:rPr>
-              <w:t xml:space="preserve"> | A</w:t>
-            </w:r>
-            <w:r>
-              <w:rPr>
-                <w:rFonts w:ascii="BRH Malayalam Extra" w:hAnsi="BRH Malayalam Extra" w:cs="BRH Malayalam Extra"/>
-                <w:color w:val="000000"/>
-                <w:sz w:val="26"/>
-                <w:szCs w:val="40"/>
-              </w:rPr>
-              <w:t>–</w:t>
-            </w:r>
-            <w:r>
-              <w:rPr>
-                <w:rFonts w:ascii="BRH Malayalam Extra" w:hAnsi="BRH Malayalam Extra" w:cs="BRH Malayalam Extra"/>
-                <w:color w:val="000000"/>
-                <w:sz w:val="32"/>
-                <w:szCs w:val="40"/>
-              </w:rPr>
-              <w:t>¤¤sô</w:t>
-            </w:r>
-            <w:r>
-              <w:rPr>
-                <w:rFonts w:ascii="BRH Malayalam Extra" w:hAnsi="BRH Malayalam Extra" w:cs="BRH Malayalam Extra"/>
-                <w:color w:val="000000"/>
-                <w:sz w:val="26"/>
-                <w:szCs w:val="40"/>
-              </w:rPr>
-              <w:t>–</w:t>
-            </w:r>
-            <w:r>
-              <w:rPr>
-                <w:rFonts w:ascii="BRH Malayalam Extra" w:hAnsi="BRH Malayalam Extra" w:cs="BRH Malayalam Extra"/>
-                <w:color w:val="000000"/>
-                <w:sz w:val="32"/>
-                <w:szCs w:val="40"/>
-              </w:rPr>
-              <w:t xml:space="preserve"> | C¦</w:t>
-            </w:r>
-            <w:r>
-              <w:rPr>
-                <w:rFonts w:ascii="BRH Malayalam Extra" w:hAnsi="BRH Malayalam Extra" w:cs="BRH Malayalam Extra"/>
-                <w:color w:val="000000"/>
-                <w:sz w:val="26"/>
-                <w:szCs w:val="40"/>
-              </w:rPr>
-              <w:t>–</w:t>
-            </w:r>
-            <w:r>
-              <w:rPr>
-                <w:rFonts w:ascii="BRH Malayalam Extra" w:hAnsi="BRH Malayalam Extra" w:cs="BRH Malayalam Extra"/>
-                <w:color w:val="000000"/>
-                <w:sz w:val="32"/>
-                <w:szCs w:val="40"/>
-              </w:rPr>
-              <w:t>Rx</w:t>
-            </w:r>
-            <w:r>
-              <w:rPr>
-                <w:rFonts w:ascii="BRH Malayalam Extra" w:hAnsi="BRH Malayalam Extra" w:cs="BRH Malayalam Extra"/>
-                <w:color w:val="000000"/>
-                <w:sz w:val="26"/>
-                <w:szCs w:val="40"/>
-              </w:rPr>
-              <w:t>–</w:t>
-            </w:r>
-            <w:r>
-              <w:rPr>
-                <w:rFonts w:ascii="BRH Malayalam Extra" w:hAnsi="BRH Malayalam Extra" w:cs="BRH Malayalam Extra"/>
-                <w:color w:val="000000"/>
-                <w:sz w:val="32"/>
-                <w:szCs w:val="40"/>
-              </w:rPr>
-              <w:t>dxj— |</w:t>
-            </w:r>
-          </w:p>
-          <w:p>
-            <w:pPr>
-              <w:widowControl w:val="0"/>
-              <w:autoSpaceDE w:val="0"/>
-              <w:autoSpaceDN w:val="0"/>
-              <w:adjustRightInd w:val="0"/>
-              <w:spacing w:before="0" w:line="240" w:lineRule="auto"/>
-              <w:rPr>
-                <w:rFonts w:ascii="BRH Malayalam Extra" w:hAnsi="BRH Malayalam Extra" w:cs="BRH Malayalam Extra"/>
-                <w:color w:val="000000"/>
-                <w:sz w:val="32"/>
-                <w:szCs w:val="40"/>
-              </w:rPr>
-            </w:pPr>
-            <w:r>
-              <w:rPr>
-                <w:rFonts w:ascii="BRH Malayalam Extra" w:hAnsi="BRH Malayalam Extra" w:cs="BRH Malayalam Extra"/>
-                <w:color w:val="000000"/>
-                <w:sz w:val="32"/>
-                <w:szCs w:val="40"/>
-              </w:rPr>
-              <w:t>qûJ¥qûx˜ „sôx A¤¤sô</w:t>
-            </w:r>
-            <w:r>
-              <w:rPr>
-                <w:rFonts w:ascii="BRH Malayalam Extra" w:hAnsi="BRH Malayalam Extra" w:cs="BRH Malayalam Extra"/>
-                <w:color w:val="000000"/>
-                <w:sz w:val="26"/>
-                <w:szCs w:val="40"/>
-              </w:rPr>
-              <w:t>–</w:t>
-            </w:r>
-            <w:r>
-              <w:rPr>
-                <w:rFonts w:ascii="BRH Malayalam Extra" w:hAnsi="BRH Malayalam Extra" w:cs="BRH Malayalam Extra"/>
-                <w:color w:val="000000"/>
-                <w:sz w:val="32"/>
-                <w:szCs w:val="40"/>
-              </w:rPr>
-              <w:t xml:space="preserve"> qûJ</w:t>
-            </w:r>
-            <w:r>
-              <w:rPr>
-                <w:rFonts w:ascii="BRH Malayalam Extra" w:hAnsi="BRH Malayalam Extra" w:cs="BRH Malayalam Extra"/>
-                <w:color w:val="000000"/>
-                <w:sz w:val="32"/>
-                <w:szCs w:val="40"/>
-                <w:highlight w:val="yellow"/>
-              </w:rPr>
-              <w:t>qûJ</w:t>
-            </w:r>
-            <w:r>
-              <w:rPr>
-                <w:rFonts w:ascii="BRH Malayalam Extra" w:hAnsi="BRH Malayalam Extra" w:cs="BRH Malayalam Extra"/>
-                <w:color w:val="000000"/>
-                <w:sz w:val="32"/>
-                <w:szCs w:val="40"/>
-              </w:rPr>
-              <w:t xml:space="preserve"> qûJ¥qûx˜ „sôx </w:t>
-            </w:r>
-          </w:p>
-          <w:p>
-            <w:pPr>
-              <w:widowControl w:val="0"/>
-              <w:autoSpaceDE w:val="0"/>
-              <w:autoSpaceDN w:val="0"/>
-              <w:adjustRightInd w:val="0"/>
-              <w:spacing w:before="0" w:line="240" w:lineRule="auto"/>
-              <w:rPr>
-                <w:rFonts w:ascii="BRH Malayalam Extra" w:hAnsi="BRH Malayalam Extra" w:cs="BRH Malayalam Extra"/>
-                <w:color w:val="000000"/>
-                <w:sz w:val="32"/>
-                <w:szCs w:val="40"/>
-              </w:rPr>
-            </w:pPr>
-            <w:r>
-              <w:rPr>
-                <w:rFonts w:ascii="BRH Malayalam Extra" w:hAnsi="BRH Malayalam Extra" w:cs="BRH Malayalam Extra"/>
-                <w:color w:val="000000"/>
-                <w:sz w:val="32"/>
-                <w:szCs w:val="40"/>
-              </w:rPr>
-              <w:t>C¦Rx</w:t>
-            </w:r>
-            <w:r>
-              <w:rPr>
-                <w:rFonts w:ascii="BRH Malayalam Extra" w:hAnsi="BRH Malayalam Extra" w:cs="BRH Malayalam Extra"/>
-                <w:color w:val="000000"/>
-                <w:sz w:val="26"/>
-                <w:szCs w:val="40"/>
-              </w:rPr>
-              <w:t>–</w:t>
-            </w:r>
-            <w:r>
-              <w:rPr>
-                <w:rFonts w:ascii="BRH Malayalam Extra" w:hAnsi="BRH Malayalam Extra" w:cs="BRH Malayalam Extra"/>
-                <w:color w:val="000000"/>
-                <w:sz w:val="32"/>
-                <w:szCs w:val="40"/>
-              </w:rPr>
-              <w:t>dx ¥j—Rx</w:t>
-            </w:r>
-            <w:r>
-              <w:rPr>
-                <w:rFonts w:ascii="BRH Malayalam Extra" w:hAnsi="BRH Malayalam Extra" w:cs="BRH Malayalam Extra"/>
-                <w:color w:val="000000"/>
-                <w:sz w:val="26"/>
-                <w:szCs w:val="40"/>
-              </w:rPr>
-              <w:t>–</w:t>
-            </w:r>
-            <w:r>
-              <w:rPr>
-                <w:rFonts w:ascii="BRH Malayalam Extra" w:hAnsi="BRH Malayalam Extra" w:cs="BRH Malayalam Extra"/>
-                <w:color w:val="000000"/>
-                <w:sz w:val="32"/>
-                <w:szCs w:val="40"/>
-              </w:rPr>
-              <w:t>dxjx˜¤¤sô</w:t>
-            </w:r>
-            <w:r>
-              <w:rPr>
-                <w:rFonts w:ascii="BRH Malayalam Extra" w:hAnsi="BRH Malayalam Extra" w:cs="BRH Malayalam Extra"/>
-                <w:color w:val="000000"/>
-                <w:sz w:val="26"/>
-                <w:szCs w:val="40"/>
-              </w:rPr>
-              <w:t>–</w:t>
-            </w:r>
-            <w:r>
-              <w:rPr>
-                <w:rFonts w:ascii="BRH Malayalam Extra" w:hAnsi="BRH Malayalam Extra" w:cs="BRH Malayalam Extra"/>
-                <w:color w:val="000000"/>
-                <w:sz w:val="32"/>
-                <w:szCs w:val="40"/>
-              </w:rPr>
-              <w:t xml:space="preserve"> qûJ</w:t>
-            </w:r>
-            <w:r>
-              <w:rPr>
-                <w:rFonts w:ascii="BRH Malayalam Extra" w:hAnsi="BRH Malayalam Extra" w:cs="BRH Malayalam Extra"/>
-                <w:color w:val="000000"/>
-                <w:sz w:val="32"/>
-                <w:szCs w:val="40"/>
-                <w:highlight w:val="yellow"/>
-              </w:rPr>
-              <w:t>q</w:t>
-            </w:r>
-            <w:r>
-              <w:rPr>
-                <w:rFonts w:ascii="BRH Malayalam Extra" w:hAnsi="BRH Malayalam Extra" w:cs="BRH Malayalam Extra"/>
-                <w:color w:val="000000"/>
-                <w:sz w:val="32"/>
-                <w:szCs w:val="40"/>
-              </w:rPr>
-              <w:t>ûJ qûJ¥qûx˜ „sôx C¦Rx</w:t>
-            </w:r>
-            <w:r>
-              <w:rPr>
-                <w:rFonts w:ascii="BRH Malayalam Extra" w:hAnsi="BRH Malayalam Extra" w:cs="BRH Malayalam Extra"/>
-                <w:color w:val="000000"/>
-                <w:sz w:val="26"/>
-                <w:szCs w:val="40"/>
-              </w:rPr>
-              <w:t>–</w:t>
-            </w:r>
-            <w:r>
-              <w:rPr>
-                <w:rFonts w:ascii="BRH Malayalam Extra" w:hAnsi="BRH Malayalam Extra" w:cs="BRH Malayalam Extra"/>
-                <w:color w:val="000000"/>
-                <w:sz w:val="32"/>
-                <w:szCs w:val="40"/>
-              </w:rPr>
-              <w:t xml:space="preserve">dxj— | </w:t>
             </w:r>
           </w:p>
           <w:p>
@@ -7273,6 +6517,209 @@
                 <w:szCs w:val="40"/>
               </w:rPr>
             </w:pPr>
+            <w:r>
+              <w:rPr>
+                <w:rFonts w:cs="BRH Malayalam Extra"/>
+                <w:color w:val="000000"/>
+                <w:szCs w:val="40"/>
+              </w:rPr>
+              <w:lastRenderedPageBreak/>
+              <w:t>47</w:t>
+            </w:r>
+            <w:r>
+              <w:rPr>
+                <w:rFonts w:ascii="BRH Malayalam Extra" w:hAnsi="BRH Malayalam Extra" w:cs="BRH Malayalam Extra"/>
+                <w:color w:val="000000"/>
+                <w:sz w:val="32"/>
+                <w:szCs w:val="40"/>
+              </w:rPr>
+              <w:t>)</w:t>
+            </w:r>
+            <w:r>
+              <w:rPr>
+                <w:rFonts w:ascii="BRH Malayalam Extra" w:hAnsi="BRH Malayalam Extra" w:cs="BRH Malayalam Extra"/>
+                <w:color w:val="000000"/>
+                <w:sz w:val="32"/>
+                <w:szCs w:val="40"/>
+              </w:rPr>
+              <w:tab/>
+            </w:r>
+            <w:r>
+              <w:rPr>
+                <w:rFonts w:cs="BRH Malayalam Extra"/>
+                <w:color w:val="000000"/>
+                <w:szCs w:val="40"/>
+              </w:rPr>
+              <w:t>2</w:t>
+            </w:r>
+            <w:r>
+              <w:rPr>
+                <w:rFonts w:ascii="BRH Malayalam Extra" w:hAnsi="BRH Malayalam Extra" w:cs="BRH Malayalam Extra"/>
+                <w:color w:val="000000"/>
+                <w:sz w:val="32"/>
+                <w:szCs w:val="40"/>
+              </w:rPr>
+              <w:t>.</w:t>
+            </w:r>
+            <w:r>
+              <w:rPr>
+                <w:rFonts w:cs="BRH Malayalam Extra"/>
+                <w:color w:val="000000"/>
+                <w:szCs w:val="40"/>
+              </w:rPr>
+              <w:t>5</w:t>
+            </w:r>
+            <w:r>
+              <w:rPr>
+                <w:rFonts w:ascii="BRH Malayalam Extra" w:hAnsi="BRH Malayalam Extra" w:cs="BRH Malayalam Extra"/>
+                <w:color w:val="000000"/>
+                <w:sz w:val="32"/>
+                <w:szCs w:val="40"/>
+              </w:rPr>
+              <w:t>.</w:t>
+            </w:r>
+            <w:r>
+              <w:rPr>
+                <w:rFonts w:cs="BRH Malayalam Extra"/>
+                <w:color w:val="000000"/>
+                <w:szCs w:val="40"/>
+              </w:rPr>
+              <w:t>4</w:t>
+            </w:r>
+            <w:r>
+              <w:rPr>
+                <w:rFonts w:ascii="BRH Malayalam Extra" w:hAnsi="BRH Malayalam Extra" w:cs="BRH Malayalam Extra"/>
+                <w:color w:val="000000"/>
+                <w:sz w:val="32"/>
+                <w:szCs w:val="40"/>
+              </w:rPr>
+              <w:t>.</w:t>
+            </w:r>
+            <w:r>
+              <w:rPr>
+                <w:rFonts w:cs="BRH Malayalam Extra"/>
+                <w:color w:val="000000"/>
+                <w:szCs w:val="40"/>
+              </w:rPr>
+              <w:t>1</w:t>
+            </w:r>
+            <w:r>
+              <w:rPr>
+                <w:rFonts w:ascii="BRH Malayalam Extra" w:hAnsi="BRH Malayalam Extra" w:cs="BRH Malayalam Extra"/>
+                <w:color w:val="000000"/>
+                <w:sz w:val="32"/>
+                <w:szCs w:val="40"/>
+              </w:rPr>
+              <w:t>(</w:t>
+            </w:r>
+            <w:r>
+              <w:rPr>
+                <w:rFonts w:cs="BRH Malayalam Extra"/>
+                <w:color w:val="000000"/>
+                <w:szCs w:val="40"/>
+              </w:rPr>
+              <w:t>35</w:t>
+            </w:r>
+            <w:r>
+              <w:rPr>
+                <w:rFonts w:ascii="BRH Malayalam Extra" w:hAnsi="BRH Malayalam Extra" w:cs="BRH Malayalam Extra"/>
+                <w:color w:val="000000"/>
+                <w:sz w:val="32"/>
+                <w:szCs w:val="40"/>
+              </w:rPr>
+              <w:t>)-  qûJ</w:t>
+            </w:r>
+            <w:r>
+              <w:rPr>
+                <w:rFonts w:ascii="BRH Malayalam Extra" w:hAnsi="BRH Malayalam Extra" w:cs="BRH Malayalam Extra"/>
+                <w:color w:val="000000"/>
+                <w:sz w:val="32"/>
+                <w:szCs w:val="40"/>
+                <w:highlight w:val="yellow"/>
+              </w:rPr>
+              <w:t>q</w:t>
+            </w:r>
+            <w:r>
+              <w:rPr>
+                <w:rFonts w:ascii="BRH Malayalam Extra" w:hAnsi="BRH Malayalam Extra" w:cs="BRH Malayalam Extra"/>
+                <w:color w:val="000000"/>
+                <w:sz w:val="32"/>
+                <w:szCs w:val="40"/>
+              </w:rPr>
+              <w:t>ûJ | A</w:t>
+            </w:r>
+            <w:r>
+              <w:rPr>
+                <w:rFonts w:ascii="BRH Malayalam Extra" w:hAnsi="BRH Malayalam Extra" w:cs="BRH Malayalam Extra"/>
+                <w:color w:val="000000"/>
+                <w:sz w:val="26"/>
+                <w:szCs w:val="40"/>
+              </w:rPr>
+              <w:t>–</w:t>
+            </w:r>
+            <w:r>
+              <w:rPr>
+                <w:rFonts w:ascii="BRH Malayalam Extra" w:hAnsi="BRH Malayalam Extra" w:cs="BRH Malayalam Extra"/>
+                <w:color w:val="000000"/>
+                <w:sz w:val="32"/>
+                <w:szCs w:val="40"/>
+              </w:rPr>
+              <w:t>¤¤sô</w:t>
+            </w:r>
+            <w:r>
+              <w:rPr>
+                <w:rFonts w:ascii="BRH Malayalam Extra" w:hAnsi="BRH Malayalam Extra" w:cs="BRH Malayalam Extra"/>
+                <w:color w:val="000000"/>
+                <w:sz w:val="26"/>
+                <w:szCs w:val="40"/>
+              </w:rPr>
+              <w:t>–</w:t>
+            </w:r>
+            <w:r>
+              <w:rPr>
+                <w:rFonts w:ascii="BRH Malayalam Extra" w:hAnsi="BRH Malayalam Extra" w:cs="BRH Malayalam Extra"/>
+                <w:color w:val="000000"/>
+                <w:sz w:val="32"/>
+                <w:szCs w:val="40"/>
+              </w:rPr>
+              <w:t xml:space="preserve"> | C¦</w:t>
+            </w:r>
+            <w:r>
+              <w:rPr>
+                <w:rFonts w:ascii="BRH Malayalam Extra" w:hAnsi="BRH Malayalam Extra" w:cs="BRH Malayalam Extra"/>
+                <w:color w:val="000000"/>
+                <w:sz w:val="26"/>
+                <w:szCs w:val="40"/>
+              </w:rPr>
+              <w:t>–</w:t>
+            </w:r>
+            <w:r>
+              <w:rPr>
+                <w:rFonts w:ascii="BRH Malayalam Extra" w:hAnsi="BRH Malayalam Extra" w:cs="BRH Malayalam Extra"/>
+                <w:color w:val="000000"/>
+                <w:sz w:val="32"/>
+                <w:szCs w:val="40"/>
+              </w:rPr>
+              <w:t>Rx</w:t>
+            </w:r>
+            <w:r>
+              <w:rPr>
+                <w:rFonts w:ascii="BRH Malayalam Extra" w:hAnsi="BRH Malayalam Extra" w:cs="BRH Malayalam Extra"/>
+                <w:color w:val="000000"/>
+                <w:sz w:val="26"/>
+                <w:szCs w:val="40"/>
+              </w:rPr>
+              <w:t>–</w:t>
+            </w:r>
+            <w:r>
+              <w:rPr>
+                <w:rFonts w:ascii="BRH Malayalam Extra" w:hAnsi="BRH Malayalam Extra" w:cs="BRH Malayalam Extra"/>
+                <w:color w:val="000000"/>
+                <w:sz w:val="32"/>
+                <w:szCs w:val="40"/>
+              </w:rPr>
+              <w:t>dxj— |</w:t>
+            </w:r>
           </w:p>
           <w:p>
             <w:pPr>
@@ -7282,6 +6729,182 @@
               <w:adjustRightInd w:val="0"/>
               <w:spacing w:before="0" w:line="240" w:lineRule="auto"/>
               <w:rPr>
+                <w:rFonts w:ascii="BRH Malayalam Extra" w:hAnsi="BRH Malayalam Extra" w:cs="BRH Malayalam Extra"/>
+                <w:color w:val="000000"/>
+                <w:sz w:val="32"/>
+                <w:szCs w:val="40"/>
+              </w:rPr>
+            </w:pPr>
+            <w:r>
+              <w:rPr>
+                <w:rFonts w:ascii="BRH Malayalam Extra" w:hAnsi="BRH Malayalam Extra" w:cs="BRH Malayalam Extra"/>
+                <w:color w:val="000000"/>
+                <w:sz w:val="32"/>
+                <w:szCs w:val="40"/>
+              </w:rPr>
+              <w:t>qûJ¥qûx˜ „sôx A¤¤sô</w:t>
+            </w:r>
+            <w:r>
+              <w:rPr>
+                <w:rFonts w:ascii="BRH Malayalam Extra" w:hAnsi="BRH Malayalam Extra" w:cs="BRH Malayalam Extra"/>
+                <w:color w:val="000000"/>
+                <w:sz w:val="26"/>
+                <w:szCs w:val="40"/>
+              </w:rPr>
+              <w:t>–</w:t>
+            </w:r>
+            <w:r>
+              <w:rPr>
+                <w:rFonts w:ascii="BRH Malayalam Extra" w:hAnsi="BRH Malayalam Extra" w:cs="BRH Malayalam Extra"/>
+                <w:color w:val="000000"/>
+                <w:sz w:val="32"/>
+                <w:szCs w:val="40"/>
+              </w:rPr>
+              <w:t xml:space="preserve"> qûJ</w:t>
+            </w:r>
+            <w:r>
+              <w:rPr>
+                <w:rFonts w:ascii="BRH Malayalam Extra" w:hAnsi="BRH Malayalam Extra" w:cs="BRH Malayalam Extra"/>
+                <w:color w:val="000000"/>
+                <w:sz w:val="32"/>
+                <w:szCs w:val="40"/>
+                <w:highlight w:val="yellow"/>
+              </w:rPr>
+              <w:t>qûJ</w:t>
+            </w:r>
+            <w:r>
+              <w:rPr>
+                <w:rFonts w:ascii="BRH Malayalam Extra" w:hAnsi="BRH Malayalam Extra" w:cs="BRH Malayalam Extra"/>
+                <w:color w:val="000000"/>
+                <w:sz w:val="32"/>
+                <w:szCs w:val="40"/>
+              </w:rPr>
+              <w:t xml:space="preserve"> qûJ¥qûx˜ „sôx </w:t>
+            </w:r>
+          </w:p>
+          <w:p>
+            <w:pPr>
+              <w:widowControl w:val="0"/>
+              <w:autoSpaceDE w:val="0"/>
+              <w:autoSpaceDN w:val="0"/>
+              <w:adjustRightInd w:val="0"/>
+              <w:spacing w:before="0" w:line="240" w:lineRule="auto"/>
+              <w:rPr>
+                <w:rFonts w:ascii="BRH Malayalam Extra" w:hAnsi="BRH Malayalam Extra" w:cs="BRH Malayalam Extra"/>
+                <w:color w:val="000000"/>
+                <w:sz w:val="32"/>
+                <w:szCs w:val="40"/>
+              </w:rPr>
+            </w:pPr>
+            <w:r>
+              <w:rPr>
+                <w:rFonts w:ascii="BRH Malayalam Extra" w:hAnsi="BRH Malayalam Extra" w:cs="BRH Malayalam Extra"/>
+                <w:color w:val="000000"/>
+                <w:sz w:val="32"/>
+                <w:szCs w:val="40"/>
+              </w:rPr>
+              <w:t>C¦Rx</w:t>
+            </w:r>
+            <w:r>
+              <w:rPr>
+                <w:rFonts w:ascii="BRH Malayalam Extra" w:hAnsi="BRH Malayalam Extra" w:cs="BRH Malayalam Extra"/>
+                <w:color w:val="000000"/>
+                <w:sz w:val="26"/>
+                <w:szCs w:val="40"/>
+              </w:rPr>
+              <w:t>–</w:t>
+            </w:r>
+            <w:r>
+              <w:rPr>
+                <w:rFonts w:ascii="BRH Malayalam Extra" w:hAnsi="BRH Malayalam Extra" w:cs="BRH Malayalam Extra"/>
+                <w:color w:val="000000"/>
+                <w:sz w:val="32"/>
+                <w:szCs w:val="40"/>
+              </w:rPr>
+              <w:t>dx ¥j—Rx</w:t>
+            </w:r>
+            <w:r>
+              <w:rPr>
+                <w:rFonts w:ascii="BRH Malayalam Extra" w:hAnsi="BRH Malayalam Extra" w:cs="BRH Malayalam Extra"/>
+                <w:color w:val="000000"/>
+                <w:sz w:val="26"/>
+                <w:szCs w:val="40"/>
+              </w:rPr>
+              <w:t>–</w:t>
+            </w:r>
+            <w:r>
+              <w:rPr>
+                <w:rFonts w:ascii="BRH Malayalam Extra" w:hAnsi="BRH Malayalam Extra" w:cs="BRH Malayalam Extra"/>
+                <w:color w:val="000000"/>
+                <w:sz w:val="32"/>
+                <w:szCs w:val="40"/>
+              </w:rPr>
+              <w:t>dxjx˜¤¤sô</w:t>
+            </w:r>
+            <w:r>
+              <w:rPr>
+                <w:rFonts w:ascii="BRH Malayalam Extra" w:hAnsi="BRH Malayalam Extra" w:cs="BRH Malayalam Extra"/>
+                <w:color w:val="000000"/>
+                <w:sz w:val="26"/>
+                <w:szCs w:val="40"/>
+              </w:rPr>
+              <w:t>–</w:t>
+            </w:r>
+            <w:r>
+              <w:rPr>
+                <w:rFonts w:ascii="BRH Malayalam Extra" w:hAnsi="BRH Malayalam Extra" w:cs="BRH Malayalam Extra"/>
+                <w:color w:val="000000"/>
+                <w:sz w:val="32"/>
+                <w:szCs w:val="40"/>
+              </w:rPr>
+              <w:t xml:space="preserve"> qûJ</w:t>
+            </w:r>
+            <w:r>
+              <w:rPr>
+                <w:rFonts w:ascii="BRH Malayalam Extra" w:hAnsi="BRH Malayalam Extra" w:cs="BRH Malayalam Extra"/>
+                <w:color w:val="000000"/>
+                <w:sz w:val="32"/>
+                <w:szCs w:val="40"/>
+                <w:highlight w:val="yellow"/>
+              </w:rPr>
+              <w:t>q</w:t>
+            </w:r>
+            <w:r>
+              <w:rPr>
+                <w:rFonts w:ascii="BRH Malayalam Extra" w:hAnsi="BRH Malayalam Extra" w:cs="BRH Malayalam Extra"/>
+                <w:color w:val="000000"/>
+                <w:sz w:val="32"/>
+                <w:szCs w:val="40"/>
+              </w:rPr>
+              <w:t>ûJ qûJ¥qûx˜ „sôx C¦Rx</w:t>
+            </w:r>
+            <w:r>
+              <w:rPr>
+                <w:rFonts w:ascii="BRH Malayalam Extra" w:hAnsi="BRH Malayalam Extra" w:cs="BRH Malayalam Extra"/>
+                <w:color w:val="000000"/>
+                <w:sz w:val="26"/>
+                <w:szCs w:val="40"/>
+              </w:rPr>
+              <w:t>–</w:t>
+            </w:r>
+            <w:r>
+              <w:rPr>
+                <w:rFonts w:ascii="BRH Malayalam Extra" w:hAnsi="BRH Malayalam Extra" w:cs="BRH Malayalam Extra"/>
+                <w:color w:val="000000"/>
+                <w:sz w:val="32"/>
+                <w:szCs w:val="40"/>
+              </w:rPr>
+              <w:t xml:space="preserve">dxj— | </w:t>
+            </w:r>
+          </w:p>
+          <w:p>
+            <w:pPr>
+              <w:widowControl w:val="0"/>
+              <w:autoSpaceDE w:val="0"/>
+              <w:autoSpaceDN w:val="0"/>
+              <w:adjustRightInd w:val="0"/>
+              <w:spacing w:before="0" w:line="240" w:lineRule="auto"/>
+              <w:rPr>
                 <w:rFonts w:ascii="BRH Malayalam RN" w:hAnsi="BRH Malayalam RN" w:cs="BRH Malayalam RN"/>
                 <w:color w:val="000000"/>
                 <w:sz w:val="32"/>
@@ -7397,17 +7020,17 @@
                 <w:sz w:val="32"/>
                 <w:szCs w:val="40"/>
               </w:rPr>
-              <w:t>)</w:t>
-            </w:r>
-            <w:proofErr w:type="gramStart"/>
+              <w:t>)-  qûJ</w:t>
+            </w:r>
             <w:r>
               <w:rPr>
                 <w:rFonts w:ascii="BRH Malayalam RN" w:hAnsi="BRH Malayalam RN" w:cs="BRH Malayalam RN"/>
                 <w:color w:val="000000"/>
                 <w:sz w:val="32"/>
                 <w:szCs w:val="40"/>
-              </w:rPr>
-              <w:t>-  qûJ</w:t>
+                <w:highlight w:val="yellow"/>
+              </w:rPr>
+              <w:t>q</w:t>
             </w:r>
             <w:r>
               <w:rPr>
@@ -7415,28 +7038,8 @@
                 <w:color w:val="000000"/>
                 <w:sz w:val="32"/>
                 <w:szCs w:val="40"/>
-                <w:highlight w:val="yellow"/>
-              </w:rPr>
-              <w:t>q</w:t>
-            </w:r>
-            <w:r>
-              <w:rPr>
-                <w:rFonts w:ascii="BRH Malayalam RN" w:hAnsi="BRH Malayalam RN" w:cs="BRH Malayalam RN"/>
-                <w:color w:val="000000"/>
-                <w:sz w:val="32"/>
-                <w:szCs w:val="40"/>
-              </w:rPr>
-              <w:t>ûJ</w:t>
-            </w:r>
-            <w:proofErr w:type="gramEnd"/>
-            <w:r>
-              <w:rPr>
-                <w:rFonts w:ascii="BRH Malayalam RN" w:hAnsi="BRH Malayalam RN" w:cs="BRH Malayalam RN"/>
-                <w:color w:val="000000"/>
-                <w:sz w:val="32"/>
-                <w:szCs w:val="40"/>
-              </w:rPr>
-              <w:t xml:space="preserve"> |</w:t>
+              </w:rPr>
+              <w:t>ûJ |</w:t>
             </w:r>
           </w:p>
           <w:p>
@@ -7547,6 +7150,7 @@
                 <w:color w:val="000000"/>
                 <w:szCs w:val="40"/>
               </w:rPr>
+              <w:lastRenderedPageBreak/>
               <w:t>45</w:t>
             </w:r>
             <w:r>
@@ -7650,19 +7254,8 @@
                 <w:sz w:val="32"/>
                 <w:szCs w:val="40"/>
               </w:rPr>
-              <w:t>)</w:t>
-            </w:r>
-            <w:proofErr w:type="gramStart"/>
-            <w:r>
-              <w:rPr>
-                <w:rFonts w:ascii="BRH Malayalam Extra" w:hAnsi="BRH Malayalam Extra" w:cs="BRH Malayalam Extra"/>
-                <w:color w:val="000000"/>
-                <w:sz w:val="32"/>
-                <w:szCs w:val="40"/>
-              </w:rPr>
-              <w:t>-  G</w:t>
-            </w:r>
-            <w:proofErr w:type="gramEnd"/>
+              <w:t>)-  G</w:t>
+            </w:r>
             <w:r>
               <w:rPr>
                 <w:rFonts w:ascii="BRH Malayalam Extra" w:hAnsi="BRH Malayalam Extra" w:cs="BRH Malayalam Extra"/>
@@ -8314,19 +7907,8 @@
                 <w:sz w:val="32"/>
                 <w:szCs w:val="40"/>
               </w:rPr>
-              <w:t>)</w:t>
-            </w:r>
-            <w:proofErr w:type="gramStart"/>
-            <w:r>
-              <w:rPr>
-                <w:rFonts w:ascii="BRH Malayalam Extra" w:hAnsi="BRH Malayalam Extra" w:cs="BRH Malayalam Extra"/>
-                <w:color w:val="000000"/>
-                <w:sz w:val="32"/>
-                <w:szCs w:val="40"/>
-              </w:rPr>
-              <w:t>-  j</w:t>
-            </w:r>
-            <w:proofErr w:type="gramEnd"/>
+              <w:t>)-  j</w:t>
+            </w:r>
             <w:r>
               <w:rPr>
                 <w:rFonts w:ascii="BRH Malayalam Extra" w:hAnsi="BRH Malayalam Extra" w:cs="BRH Malayalam Extra"/>
@@ -8671,450 +8253,6 @@
                 <w:szCs w:val="40"/>
               </w:rPr>
               <w:t xml:space="preserve"> qûJ¥qûx˜ „¤¤sô | </w:t>
-            </w:r>
-          </w:p>
-          <w:p>
-            <w:pPr>
-              <w:widowControl w:val="0"/>
-              <w:autoSpaceDE w:val="0"/>
-              <w:autoSpaceDN w:val="0"/>
-              <w:adjustRightInd w:val="0"/>
-              <w:spacing w:before="0" w:line="240" w:lineRule="auto"/>
-              <w:rPr>
-                <w:rFonts w:ascii="BRH Malayalam Extra" w:hAnsi="BRH Malayalam Extra" w:cs="BRH Malayalam Extra"/>
-                <w:color w:val="000000"/>
-                <w:sz w:val="32"/>
-                <w:szCs w:val="40"/>
-              </w:rPr>
-            </w:pPr>
-            <w:r>
-              <w:rPr>
-                <w:rFonts w:cs="BRH Malayalam Extra"/>
-                <w:color w:val="000000"/>
-                <w:szCs w:val="40"/>
-              </w:rPr>
-              <w:t>47</w:t>
-            </w:r>
-            <w:r>
-              <w:rPr>
-                <w:rFonts w:ascii="BRH Malayalam Extra" w:hAnsi="BRH Malayalam Extra" w:cs="BRH Malayalam Extra"/>
-                <w:color w:val="000000"/>
-                <w:sz w:val="32"/>
-                <w:szCs w:val="40"/>
-              </w:rPr>
-              <w:t>)</w:t>
-            </w:r>
-            <w:r>
-              <w:rPr>
-                <w:rFonts w:ascii="BRH Malayalam Extra" w:hAnsi="BRH Malayalam Extra" w:cs="BRH Malayalam Extra"/>
-                <w:color w:val="000000"/>
-                <w:sz w:val="32"/>
-                <w:szCs w:val="40"/>
-              </w:rPr>
-              <w:tab/>
-            </w:r>
-            <w:r>
-              <w:rPr>
-                <w:rFonts w:cs="BRH Malayalam Extra"/>
-                <w:color w:val="000000"/>
-                <w:szCs w:val="40"/>
-              </w:rPr>
-              <w:t>2</w:t>
-            </w:r>
-            <w:r>
-              <w:rPr>
-                <w:rFonts w:ascii="BRH Malayalam Extra" w:hAnsi="BRH Malayalam Extra" w:cs="BRH Malayalam Extra"/>
-                <w:color w:val="000000"/>
-                <w:sz w:val="32"/>
-                <w:szCs w:val="40"/>
-              </w:rPr>
-              <w:t>.</w:t>
-            </w:r>
-            <w:r>
-              <w:rPr>
-                <w:rFonts w:cs="BRH Malayalam Extra"/>
-                <w:color w:val="000000"/>
-                <w:szCs w:val="40"/>
-              </w:rPr>
-              <w:t>5</w:t>
-            </w:r>
-            <w:r>
-              <w:rPr>
-                <w:rFonts w:ascii="BRH Malayalam Extra" w:hAnsi="BRH Malayalam Extra" w:cs="BRH Malayalam Extra"/>
-                <w:color w:val="000000"/>
-                <w:sz w:val="32"/>
-                <w:szCs w:val="40"/>
-              </w:rPr>
-              <w:t>.</w:t>
-            </w:r>
-            <w:r>
-              <w:rPr>
-                <w:rFonts w:cs="BRH Malayalam Extra"/>
-                <w:color w:val="000000"/>
-                <w:szCs w:val="40"/>
-              </w:rPr>
-              <w:t>4</w:t>
-            </w:r>
-            <w:r>
-              <w:rPr>
-                <w:rFonts w:ascii="BRH Malayalam Extra" w:hAnsi="BRH Malayalam Extra" w:cs="BRH Malayalam Extra"/>
-                <w:color w:val="000000"/>
-                <w:sz w:val="32"/>
-                <w:szCs w:val="40"/>
-              </w:rPr>
-              <w:t>.</w:t>
-            </w:r>
-            <w:r>
-              <w:rPr>
-                <w:rFonts w:cs="BRH Malayalam Extra"/>
-                <w:color w:val="000000"/>
-                <w:szCs w:val="40"/>
-              </w:rPr>
-              <w:t>1</w:t>
-            </w:r>
-            <w:r>
-              <w:rPr>
-                <w:rFonts w:ascii="BRH Malayalam Extra" w:hAnsi="BRH Malayalam Extra" w:cs="BRH Malayalam Extra"/>
-                <w:color w:val="000000"/>
-                <w:sz w:val="32"/>
-                <w:szCs w:val="40"/>
-              </w:rPr>
-              <w:t>(</w:t>
-            </w:r>
-            <w:r>
-              <w:rPr>
-                <w:rFonts w:cs="BRH Malayalam Extra"/>
-                <w:color w:val="000000"/>
-                <w:szCs w:val="40"/>
-              </w:rPr>
-              <w:t>35</w:t>
-            </w:r>
-            <w:r>
-              <w:rPr>
-                <w:rFonts w:ascii="BRH Malayalam Extra" w:hAnsi="BRH Malayalam Extra" w:cs="BRH Malayalam Extra"/>
-                <w:color w:val="000000"/>
-                <w:sz w:val="32"/>
-                <w:szCs w:val="40"/>
-              </w:rPr>
-              <w:t>)</w:t>
-            </w:r>
-            <w:proofErr w:type="gramStart"/>
-            <w:r>
-              <w:rPr>
-                <w:rFonts w:ascii="BRH Malayalam Extra" w:hAnsi="BRH Malayalam Extra" w:cs="BRH Malayalam Extra"/>
-                <w:color w:val="000000"/>
-                <w:sz w:val="32"/>
-                <w:szCs w:val="40"/>
-              </w:rPr>
-              <w:t>-  qûJ</w:t>
-            </w:r>
-            <w:r>
-              <w:rPr>
-                <w:rFonts w:ascii="BRH Malayalam Extra" w:hAnsi="BRH Malayalam Extra" w:cs="BRH Malayalam Extra"/>
-                <w:color w:val="000000"/>
-                <w:sz w:val="32"/>
-                <w:szCs w:val="40"/>
-                <w:highlight w:val="green"/>
-              </w:rPr>
-              <w:t>qû</w:t>
-            </w:r>
-            <w:proofErr w:type="gramEnd"/>
-            <w:r>
-              <w:rPr>
-                <w:rFonts w:ascii="BRH Malayalam Extra" w:hAnsi="BRH Malayalam Extra" w:cs="BRH Malayalam Extra"/>
-                <w:color w:val="000000"/>
-                <w:sz w:val="32"/>
-                <w:szCs w:val="40"/>
-              </w:rPr>
-              <w:t>—J | A</w:t>
-            </w:r>
-            <w:r>
-              <w:rPr>
-                <w:rFonts w:ascii="BRH Malayalam Extra" w:hAnsi="BRH Malayalam Extra" w:cs="BRH Malayalam Extra"/>
-                <w:color w:val="000000"/>
-                <w:sz w:val="26"/>
-                <w:szCs w:val="40"/>
-              </w:rPr>
-              <w:t>–</w:t>
-            </w:r>
-            <w:r>
-              <w:rPr>
-                <w:rFonts w:ascii="BRH Malayalam Extra" w:hAnsi="BRH Malayalam Extra" w:cs="BRH Malayalam Extra"/>
-                <w:color w:val="000000"/>
-                <w:sz w:val="32"/>
-                <w:szCs w:val="40"/>
-              </w:rPr>
-              <w:t>¤¤sô</w:t>
-            </w:r>
-            <w:r>
-              <w:rPr>
-                <w:rFonts w:ascii="BRH Malayalam Extra" w:hAnsi="BRH Malayalam Extra" w:cs="BRH Malayalam Extra"/>
-                <w:color w:val="000000"/>
-                <w:sz w:val="26"/>
-                <w:szCs w:val="40"/>
-              </w:rPr>
-              <w:t>–</w:t>
-            </w:r>
-            <w:r>
-              <w:rPr>
-                <w:rFonts w:ascii="BRH Malayalam Extra" w:hAnsi="BRH Malayalam Extra" w:cs="BRH Malayalam Extra"/>
-                <w:color w:val="000000"/>
-                <w:sz w:val="32"/>
-                <w:szCs w:val="40"/>
-              </w:rPr>
-              <w:t xml:space="preserve"> | C¦</w:t>
-            </w:r>
-            <w:r>
-              <w:rPr>
-                <w:rFonts w:ascii="BRH Malayalam Extra" w:hAnsi="BRH Malayalam Extra" w:cs="BRH Malayalam Extra"/>
-                <w:color w:val="000000"/>
-                <w:sz w:val="26"/>
-                <w:szCs w:val="40"/>
-              </w:rPr>
-              <w:t>–</w:t>
-            </w:r>
-            <w:r>
-              <w:rPr>
-                <w:rFonts w:ascii="BRH Malayalam Extra" w:hAnsi="BRH Malayalam Extra" w:cs="BRH Malayalam Extra"/>
-                <w:color w:val="000000"/>
-                <w:sz w:val="32"/>
-                <w:szCs w:val="40"/>
-              </w:rPr>
-              <w:t>Rx</w:t>
-            </w:r>
-            <w:r>
-              <w:rPr>
-                <w:rFonts w:ascii="BRH Malayalam Extra" w:hAnsi="BRH Malayalam Extra" w:cs="BRH Malayalam Extra"/>
-                <w:color w:val="000000"/>
-                <w:sz w:val="26"/>
-                <w:szCs w:val="40"/>
-              </w:rPr>
-              <w:t>–</w:t>
-            </w:r>
-            <w:r>
-              <w:rPr>
-                <w:rFonts w:ascii="BRH Malayalam Extra" w:hAnsi="BRH Malayalam Extra" w:cs="BRH Malayalam Extra"/>
-                <w:color w:val="000000"/>
-                <w:sz w:val="32"/>
-                <w:szCs w:val="40"/>
-              </w:rPr>
-              <w:t>dxj— |</w:t>
-            </w:r>
-          </w:p>
-          <w:p>
-            <w:pPr>
-              <w:widowControl w:val="0"/>
-              <w:autoSpaceDE w:val="0"/>
-              <w:autoSpaceDN w:val="0"/>
-              <w:adjustRightInd w:val="0"/>
-              <w:spacing w:before="0" w:line="240" w:lineRule="auto"/>
-              <w:rPr>
-                <w:rFonts w:ascii="BRH Malayalam Extra" w:hAnsi="BRH Malayalam Extra" w:cs="BRH Malayalam Extra"/>
-                <w:color w:val="000000"/>
-                <w:sz w:val="32"/>
-                <w:szCs w:val="40"/>
-              </w:rPr>
-            </w:pPr>
-            <w:r>
-              <w:rPr>
-                <w:rFonts w:ascii="BRH Malayalam Extra" w:hAnsi="BRH Malayalam Extra" w:cs="BRH Malayalam Extra"/>
-                <w:color w:val="000000"/>
-                <w:sz w:val="32"/>
-                <w:szCs w:val="40"/>
-              </w:rPr>
-              <w:t>qûJ¥qûx˜ „sôx A¤¤sô</w:t>
-            </w:r>
-            <w:r>
-              <w:rPr>
-                <w:rFonts w:ascii="BRH Malayalam Extra" w:hAnsi="BRH Malayalam Extra" w:cs="BRH Malayalam Extra"/>
-                <w:color w:val="000000"/>
-                <w:sz w:val="26"/>
-                <w:szCs w:val="40"/>
-              </w:rPr>
-              <w:t>–</w:t>
-            </w:r>
-            <w:r>
-              <w:rPr>
-                <w:rFonts w:ascii="BRH Malayalam Extra" w:hAnsi="BRH Malayalam Extra" w:cs="BRH Malayalam Extra"/>
-                <w:color w:val="000000"/>
-                <w:sz w:val="32"/>
-                <w:szCs w:val="40"/>
-              </w:rPr>
-              <w:t xml:space="preserve"> qûJ</w:t>
-            </w:r>
-            <w:r>
-              <w:rPr>
-                <w:rFonts w:ascii="BRH Malayalam Extra" w:hAnsi="BRH Malayalam Extra" w:cs="BRH Malayalam Extra"/>
-                <w:color w:val="000000"/>
-                <w:sz w:val="32"/>
-                <w:szCs w:val="40"/>
-                <w:highlight w:val="green"/>
-              </w:rPr>
-              <w:t>qû</w:t>
-            </w:r>
-            <w:r>
-              <w:rPr>
-                <w:rFonts w:ascii="BRH Malayalam Extra" w:hAnsi="BRH Malayalam Extra" w:cs="BRH Malayalam Extra"/>
-                <w:color w:val="000000"/>
-                <w:sz w:val="26"/>
-                <w:szCs w:val="40"/>
-                <w:highlight w:val="green"/>
-              </w:rPr>
-              <w:t>–</w:t>
-            </w:r>
-            <w:r>
-              <w:rPr>
-                <w:rFonts w:ascii="BRH Malayalam Extra" w:hAnsi="BRH Malayalam Extra" w:cs="BRH Malayalam Extra"/>
-                <w:color w:val="000000"/>
-                <w:sz w:val="32"/>
-                <w:szCs w:val="40"/>
-                <w:highlight w:val="green"/>
-              </w:rPr>
-              <w:t>J</w:t>
-            </w:r>
-            <w:r>
-              <w:rPr>
-                <w:rFonts w:ascii="BRH Malayalam Extra" w:hAnsi="BRH Malayalam Extra" w:cs="BRH Malayalam Extra"/>
-                <w:color w:val="000000"/>
-                <w:sz w:val="32"/>
-                <w:szCs w:val="40"/>
-              </w:rPr>
-              <w:t xml:space="preserve"> qûJ¥qûx˜ „sôx </w:t>
-            </w:r>
-          </w:p>
-          <w:p>
-            <w:pPr>
-              <w:widowControl w:val="0"/>
-              <w:autoSpaceDE w:val="0"/>
-              <w:autoSpaceDN w:val="0"/>
-              <w:adjustRightInd w:val="0"/>
-              <w:spacing w:before="0" w:line="240" w:lineRule="auto"/>
-              <w:rPr>
-                <w:rFonts w:ascii="BRH Malayalam Extra" w:hAnsi="BRH Malayalam Extra" w:cs="BRH Malayalam Extra"/>
-                <w:color w:val="000000"/>
-                <w:sz w:val="32"/>
-                <w:szCs w:val="40"/>
-              </w:rPr>
-            </w:pPr>
-            <w:r>
-              <w:rPr>
-                <w:rFonts w:ascii="BRH Malayalam Extra" w:hAnsi="BRH Malayalam Extra" w:cs="BRH Malayalam Extra"/>
-                <w:color w:val="000000"/>
-                <w:sz w:val="32"/>
-                <w:szCs w:val="40"/>
-              </w:rPr>
-              <w:t>C¦Rx</w:t>
-            </w:r>
-            <w:r>
-              <w:rPr>
-                <w:rFonts w:ascii="BRH Malayalam Extra" w:hAnsi="BRH Malayalam Extra" w:cs="BRH Malayalam Extra"/>
-                <w:color w:val="000000"/>
-                <w:sz w:val="26"/>
-                <w:szCs w:val="40"/>
-              </w:rPr>
-              <w:t>–</w:t>
-            </w:r>
-            <w:r>
-              <w:rPr>
-                <w:rFonts w:ascii="BRH Malayalam Extra" w:hAnsi="BRH Malayalam Extra" w:cs="BRH Malayalam Extra"/>
-                <w:color w:val="000000"/>
-                <w:sz w:val="32"/>
-                <w:szCs w:val="40"/>
-              </w:rPr>
-              <w:t>dx ¥j—Rx</w:t>
-            </w:r>
-            <w:r>
-              <w:rPr>
-                <w:rFonts w:ascii="BRH Malayalam Extra" w:hAnsi="BRH Malayalam Extra" w:cs="BRH Malayalam Extra"/>
-                <w:color w:val="000000"/>
-                <w:sz w:val="26"/>
-                <w:szCs w:val="40"/>
-              </w:rPr>
-              <w:t>–</w:t>
-            </w:r>
-            <w:r>
-              <w:rPr>
-                <w:rFonts w:ascii="BRH Malayalam Extra" w:hAnsi="BRH Malayalam Extra" w:cs="BRH Malayalam Extra"/>
-                <w:color w:val="000000"/>
-                <w:sz w:val="32"/>
-                <w:szCs w:val="40"/>
-              </w:rPr>
-              <w:t>dxjx˜¤¤sô</w:t>
-            </w:r>
-            <w:r>
-              <w:rPr>
-                <w:rFonts w:ascii="BRH Malayalam Extra" w:hAnsi="BRH Malayalam Extra" w:cs="BRH Malayalam Extra"/>
-                <w:color w:val="000000"/>
-                <w:sz w:val="26"/>
-                <w:szCs w:val="40"/>
-              </w:rPr>
-              <w:t>–</w:t>
-            </w:r>
-            <w:r>
-              <w:rPr>
-                <w:rFonts w:ascii="BRH Malayalam Extra" w:hAnsi="BRH Malayalam Extra" w:cs="BRH Malayalam Extra"/>
-                <w:color w:val="000000"/>
-                <w:sz w:val="32"/>
-                <w:szCs w:val="40"/>
-              </w:rPr>
-              <w:t xml:space="preserve"> qûJ</w:t>
-            </w:r>
-            <w:r>
-              <w:rPr>
-                <w:rFonts w:ascii="BRH Malayalam Extra" w:hAnsi="BRH Malayalam Extra" w:cs="BRH Malayalam Extra"/>
-                <w:color w:val="000000"/>
-                <w:sz w:val="32"/>
-                <w:szCs w:val="40"/>
-                <w:highlight w:val="green"/>
-              </w:rPr>
-              <w:t>qû</w:t>
-            </w:r>
-            <w:r>
-              <w:rPr>
-                <w:rFonts w:ascii="BRH Malayalam Extra" w:hAnsi="BRH Malayalam Extra" w:cs="BRH Malayalam Extra"/>
-                <w:color w:val="000000"/>
-                <w:sz w:val="26"/>
-                <w:szCs w:val="40"/>
-                <w:highlight w:val="green"/>
-              </w:rPr>
-              <w:t>–</w:t>
-            </w:r>
-            <w:r>
-              <w:rPr>
-                <w:rFonts w:ascii="BRH Malayalam Extra" w:hAnsi="BRH Malayalam Extra" w:cs="BRH Malayalam Extra"/>
-                <w:color w:val="000000"/>
-                <w:sz w:val="32"/>
-                <w:szCs w:val="40"/>
-                <w:highlight w:val="green"/>
-              </w:rPr>
-              <w:t>J</w:t>
-            </w:r>
-            <w:r>
-              <w:rPr>
-                <w:rFonts w:ascii="BRH Malayalam Extra" w:hAnsi="BRH Malayalam Extra" w:cs="BRH Malayalam Extra"/>
-                <w:color w:val="000000"/>
-                <w:sz w:val="32"/>
-                <w:szCs w:val="40"/>
-              </w:rPr>
-              <w:t xml:space="preserve"> qûJ¥qûx˜ „sôx C¦Rx</w:t>
-            </w:r>
-            <w:r>
-              <w:rPr>
-                <w:rFonts w:ascii="BRH Malayalam Extra" w:hAnsi="BRH Malayalam Extra" w:cs="BRH Malayalam Extra"/>
-                <w:color w:val="000000"/>
-                <w:sz w:val="26"/>
-                <w:szCs w:val="40"/>
-              </w:rPr>
-              <w:t>–</w:t>
-            </w:r>
-            <w:r>
-              <w:rPr>
-                <w:rFonts w:ascii="BRH Malayalam Extra" w:hAnsi="BRH Malayalam Extra" w:cs="BRH Malayalam Extra"/>
-                <w:color w:val="000000"/>
-                <w:sz w:val="32"/>
-                <w:szCs w:val="40"/>
-              </w:rPr>
-              <w:t xml:space="preserve">dxj— | </w:t>
             </w:r>
           </w:p>
           <w:p>
@@ -9146,6 +8284,209 @@
                 <w:szCs w:val="40"/>
               </w:rPr>
             </w:pPr>
+            <w:r>
+              <w:rPr>
+                <w:rFonts w:cs="BRH Malayalam Extra"/>
+                <w:color w:val="000000"/>
+                <w:szCs w:val="40"/>
+              </w:rPr>
+              <w:lastRenderedPageBreak/>
+              <w:t>47</w:t>
+            </w:r>
+            <w:r>
+              <w:rPr>
+                <w:rFonts w:ascii="BRH Malayalam Extra" w:hAnsi="BRH Malayalam Extra" w:cs="BRH Malayalam Extra"/>
+                <w:color w:val="000000"/>
+                <w:sz w:val="32"/>
+                <w:szCs w:val="40"/>
+              </w:rPr>
+              <w:t>)</w:t>
+            </w:r>
+            <w:r>
+              <w:rPr>
+                <w:rFonts w:ascii="BRH Malayalam Extra" w:hAnsi="BRH Malayalam Extra" w:cs="BRH Malayalam Extra"/>
+                <w:color w:val="000000"/>
+                <w:sz w:val="32"/>
+                <w:szCs w:val="40"/>
+              </w:rPr>
+              <w:tab/>
+            </w:r>
+            <w:r>
+              <w:rPr>
+                <w:rFonts w:cs="BRH Malayalam Extra"/>
+                <w:color w:val="000000"/>
+                <w:szCs w:val="40"/>
+              </w:rPr>
+              <w:t>2</w:t>
+            </w:r>
+            <w:r>
+              <w:rPr>
+                <w:rFonts w:ascii="BRH Malayalam Extra" w:hAnsi="BRH Malayalam Extra" w:cs="BRH Malayalam Extra"/>
+                <w:color w:val="000000"/>
+                <w:sz w:val="32"/>
+                <w:szCs w:val="40"/>
+              </w:rPr>
+              <w:t>.</w:t>
+            </w:r>
+            <w:r>
+              <w:rPr>
+                <w:rFonts w:cs="BRH Malayalam Extra"/>
+                <w:color w:val="000000"/>
+                <w:szCs w:val="40"/>
+              </w:rPr>
+              <w:t>5</w:t>
+            </w:r>
+            <w:r>
+              <w:rPr>
+                <w:rFonts w:ascii="BRH Malayalam Extra" w:hAnsi="BRH Malayalam Extra" w:cs="BRH Malayalam Extra"/>
+                <w:color w:val="000000"/>
+                <w:sz w:val="32"/>
+                <w:szCs w:val="40"/>
+              </w:rPr>
+              <w:t>.</w:t>
+            </w:r>
+            <w:r>
+              <w:rPr>
+                <w:rFonts w:cs="BRH Malayalam Extra"/>
+                <w:color w:val="000000"/>
+                <w:szCs w:val="40"/>
+              </w:rPr>
+              <w:t>4</w:t>
+            </w:r>
+            <w:r>
+              <w:rPr>
+                <w:rFonts w:ascii="BRH Malayalam Extra" w:hAnsi="BRH Malayalam Extra" w:cs="BRH Malayalam Extra"/>
+                <w:color w:val="000000"/>
+                <w:sz w:val="32"/>
+                <w:szCs w:val="40"/>
+              </w:rPr>
+              <w:t>.</w:t>
+            </w:r>
+            <w:r>
+              <w:rPr>
+                <w:rFonts w:cs="BRH Malayalam Extra"/>
+                <w:color w:val="000000"/>
+                <w:szCs w:val="40"/>
+              </w:rPr>
+              <w:t>1</w:t>
+            </w:r>
+            <w:r>
+              <w:rPr>
+                <w:rFonts w:ascii="BRH Malayalam Extra" w:hAnsi="BRH Malayalam Extra" w:cs="BRH Malayalam Extra"/>
+                <w:color w:val="000000"/>
+                <w:sz w:val="32"/>
+                <w:szCs w:val="40"/>
+              </w:rPr>
+              <w:t>(</w:t>
+            </w:r>
+            <w:r>
+              <w:rPr>
+                <w:rFonts w:cs="BRH Malayalam Extra"/>
+                <w:color w:val="000000"/>
+                <w:szCs w:val="40"/>
+              </w:rPr>
+              <w:t>35</w:t>
+            </w:r>
+            <w:r>
+              <w:rPr>
+                <w:rFonts w:ascii="BRH Malayalam Extra" w:hAnsi="BRH Malayalam Extra" w:cs="BRH Malayalam Extra"/>
+                <w:color w:val="000000"/>
+                <w:sz w:val="32"/>
+                <w:szCs w:val="40"/>
+              </w:rPr>
+              <w:t>)-  qûJ</w:t>
+            </w:r>
+            <w:r>
+              <w:rPr>
+                <w:rFonts w:ascii="BRH Malayalam Extra" w:hAnsi="BRH Malayalam Extra" w:cs="BRH Malayalam Extra"/>
+                <w:color w:val="000000"/>
+                <w:sz w:val="32"/>
+                <w:szCs w:val="40"/>
+                <w:highlight w:val="green"/>
+              </w:rPr>
+              <w:t>qû</w:t>
+            </w:r>
+            <w:r>
+              <w:rPr>
+                <w:rFonts w:ascii="BRH Malayalam Extra" w:hAnsi="BRH Malayalam Extra" w:cs="BRH Malayalam Extra"/>
+                <w:color w:val="000000"/>
+                <w:sz w:val="32"/>
+                <w:szCs w:val="40"/>
+              </w:rPr>
+              <w:t>—J | A</w:t>
+            </w:r>
+            <w:r>
+              <w:rPr>
+                <w:rFonts w:ascii="BRH Malayalam Extra" w:hAnsi="BRH Malayalam Extra" w:cs="BRH Malayalam Extra"/>
+                <w:color w:val="000000"/>
+                <w:sz w:val="26"/>
+                <w:szCs w:val="40"/>
+              </w:rPr>
+              <w:t>–</w:t>
+            </w:r>
+            <w:r>
+              <w:rPr>
+                <w:rFonts w:ascii="BRH Malayalam Extra" w:hAnsi="BRH Malayalam Extra" w:cs="BRH Malayalam Extra"/>
+                <w:color w:val="000000"/>
+                <w:sz w:val="32"/>
+                <w:szCs w:val="40"/>
+              </w:rPr>
+              <w:t>¤¤sô</w:t>
+            </w:r>
+            <w:r>
+              <w:rPr>
+                <w:rFonts w:ascii="BRH Malayalam Extra" w:hAnsi="BRH Malayalam Extra" w:cs="BRH Malayalam Extra"/>
+                <w:color w:val="000000"/>
+                <w:sz w:val="26"/>
+                <w:szCs w:val="40"/>
+              </w:rPr>
+              <w:t>–</w:t>
+            </w:r>
+            <w:r>
+              <w:rPr>
+                <w:rFonts w:ascii="BRH Malayalam Extra" w:hAnsi="BRH Malayalam Extra" w:cs="BRH Malayalam Extra"/>
+                <w:color w:val="000000"/>
+                <w:sz w:val="32"/>
+                <w:szCs w:val="40"/>
+              </w:rPr>
+              <w:t xml:space="preserve"> | C¦</w:t>
+            </w:r>
+            <w:r>
+              <w:rPr>
+                <w:rFonts w:ascii="BRH Malayalam Extra" w:hAnsi="BRH Malayalam Extra" w:cs="BRH Malayalam Extra"/>
+                <w:color w:val="000000"/>
+                <w:sz w:val="26"/>
+                <w:szCs w:val="40"/>
+              </w:rPr>
+              <w:t>–</w:t>
+            </w:r>
+            <w:r>
+              <w:rPr>
+                <w:rFonts w:ascii="BRH Malayalam Extra" w:hAnsi="BRH Malayalam Extra" w:cs="BRH Malayalam Extra"/>
+                <w:color w:val="000000"/>
+                <w:sz w:val="32"/>
+                <w:szCs w:val="40"/>
+              </w:rPr>
+              <w:t>Rx</w:t>
+            </w:r>
+            <w:r>
+              <w:rPr>
+                <w:rFonts w:ascii="BRH Malayalam Extra" w:hAnsi="BRH Malayalam Extra" w:cs="BRH Malayalam Extra"/>
+                <w:color w:val="000000"/>
+                <w:sz w:val="26"/>
+                <w:szCs w:val="40"/>
+              </w:rPr>
+              <w:t>–</w:t>
+            </w:r>
+            <w:r>
+              <w:rPr>
+                <w:rFonts w:ascii="BRH Malayalam Extra" w:hAnsi="BRH Malayalam Extra" w:cs="BRH Malayalam Extra"/>
+                <w:color w:val="000000"/>
+                <w:sz w:val="32"/>
+                <w:szCs w:val="40"/>
+              </w:rPr>
+              <w:t>dxj— |</w:t>
+            </w:r>
           </w:p>
           <w:p>
             <w:pPr>
@@ -9155,6 +8496,222 @@
               <w:adjustRightInd w:val="0"/>
               <w:spacing w:before="0" w:line="240" w:lineRule="auto"/>
               <w:rPr>
+                <w:rFonts w:ascii="BRH Malayalam Extra" w:hAnsi="BRH Malayalam Extra" w:cs="BRH Malayalam Extra"/>
+                <w:color w:val="000000"/>
+                <w:sz w:val="32"/>
+                <w:szCs w:val="40"/>
+              </w:rPr>
+            </w:pPr>
+            <w:r>
+              <w:rPr>
+                <w:rFonts w:ascii="BRH Malayalam Extra" w:hAnsi="BRH Malayalam Extra" w:cs="BRH Malayalam Extra"/>
+                <w:color w:val="000000"/>
+                <w:sz w:val="32"/>
+                <w:szCs w:val="40"/>
+              </w:rPr>
+              <w:t>qûJ¥qûx˜ „sôx A¤¤sô</w:t>
+            </w:r>
+            <w:r>
+              <w:rPr>
+                <w:rFonts w:ascii="BRH Malayalam Extra" w:hAnsi="BRH Malayalam Extra" w:cs="BRH Malayalam Extra"/>
+                <w:color w:val="000000"/>
+                <w:sz w:val="26"/>
+                <w:szCs w:val="40"/>
+              </w:rPr>
+              <w:t>–</w:t>
+            </w:r>
+            <w:r>
+              <w:rPr>
+                <w:rFonts w:ascii="BRH Malayalam Extra" w:hAnsi="BRH Malayalam Extra" w:cs="BRH Malayalam Extra"/>
+                <w:color w:val="000000"/>
+                <w:sz w:val="32"/>
+                <w:szCs w:val="40"/>
+              </w:rPr>
+              <w:t xml:space="preserve"> qûJ</w:t>
+            </w:r>
+            <w:r>
+              <w:rPr>
+                <w:rFonts w:ascii="BRH Malayalam Extra" w:hAnsi="BRH Malayalam Extra" w:cs="BRH Malayalam Extra"/>
+                <w:color w:val="000000"/>
+                <w:sz w:val="32"/>
+                <w:szCs w:val="40"/>
+                <w:highlight w:val="green"/>
+              </w:rPr>
+              <w:t>qû</w:t>
+            </w:r>
+            <w:r>
+              <w:rPr>
+                <w:rFonts w:ascii="BRH Malayalam Extra" w:hAnsi="BRH Malayalam Extra" w:cs="BRH Malayalam Extra"/>
+                <w:color w:val="000000"/>
+                <w:sz w:val="26"/>
+                <w:szCs w:val="40"/>
+                <w:highlight w:val="green"/>
+              </w:rPr>
+              <w:t>–</w:t>
+            </w:r>
+            <w:r>
+              <w:rPr>
+                <w:rFonts w:ascii="BRH Malayalam Extra" w:hAnsi="BRH Malayalam Extra" w:cs="BRH Malayalam Extra"/>
+                <w:color w:val="000000"/>
+                <w:sz w:val="32"/>
+                <w:szCs w:val="40"/>
+                <w:highlight w:val="green"/>
+              </w:rPr>
+              <w:t>J</w:t>
+            </w:r>
+            <w:r>
+              <w:rPr>
+                <w:rFonts w:ascii="BRH Malayalam Extra" w:hAnsi="BRH Malayalam Extra" w:cs="BRH Malayalam Extra"/>
+                <w:color w:val="000000"/>
+                <w:sz w:val="32"/>
+                <w:szCs w:val="40"/>
+              </w:rPr>
+              <w:t xml:space="preserve"> qûJ¥qûx˜ „sôx </w:t>
+            </w:r>
+          </w:p>
+          <w:p>
+            <w:pPr>
+              <w:widowControl w:val="0"/>
+              <w:autoSpaceDE w:val="0"/>
+              <w:autoSpaceDN w:val="0"/>
+              <w:adjustRightInd w:val="0"/>
+              <w:spacing w:before="0" w:line="240" w:lineRule="auto"/>
+              <w:rPr>
+                <w:rFonts w:ascii="BRH Malayalam Extra" w:hAnsi="BRH Malayalam Extra" w:cs="BRH Malayalam Extra"/>
+                <w:color w:val="000000"/>
+                <w:sz w:val="32"/>
+                <w:szCs w:val="40"/>
+              </w:rPr>
+            </w:pPr>
+            <w:r>
+              <w:rPr>
+                <w:rFonts w:ascii="BRH Malayalam Extra" w:hAnsi="BRH Malayalam Extra" w:cs="BRH Malayalam Extra"/>
+                <w:color w:val="000000"/>
+                <w:sz w:val="32"/>
+                <w:szCs w:val="40"/>
+              </w:rPr>
+              <w:t>C¦Rx</w:t>
+            </w:r>
+            <w:r>
+              <w:rPr>
+                <w:rFonts w:ascii="BRH Malayalam Extra" w:hAnsi="BRH Malayalam Extra" w:cs="BRH Malayalam Extra"/>
+                <w:color w:val="000000"/>
+                <w:sz w:val="26"/>
+                <w:szCs w:val="40"/>
+              </w:rPr>
+              <w:t>–</w:t>
+            </w:r>
+            <w:r>
+              <w:rPr>
+                <w:rFonts w:ascii="BRH Malayalam Extra" w:hAnsi="BRH Malayalam Extra" w:cs="BRH Malayalam Extra"/>
+                <w:color w:val="000000"/>
+                <w:sz w:val="32"/>
+                <w:szCs w:val="40"/>
+              </w:rPr>
+              <w:t>dx ¥j—Rx</w:t>
+            </w:r>
+            <w:r>
+              <w:rPr>
+                <w:rFonts w:ascii="BRH Malayalam Extra" w:hAnsi="BRH Malayalam Extra" w:cs="BRH Malayalam Extra"/>
+                <w:color w:val="000000"/>
+                <w:sz w:val="26"/>
+                <w:szCs w:val="40"/>
+              </w:rPr>
+              <w:t>–</w:t>
+            </w:r>
+            <w:r>
+              <w:rPr>
+                <w:rFonts w:ascii="BRH Malayalam Extra" w:hAnsi="BRH Malayalam Extra" w:cs="BRH Malayalam Extra"/>
+                <w:color w:val="000000"/>
+                <w:sz w:val="32"/>
+                <w:szCs w:val="40"/>
+              </w:rPr>
+              <w:t>dxjx˜¤¤sô</w:t>
+            </w:r>
+            <w:r>
+              <w:rPr>
+                <w:rFonts w:ascii="BRH Malayalam Extra" w:hAnsi="BRH Malayalam Extra" w:cs="BRH Malayalam Extra"/>
+                <w:color w:val="000000"/>
+                <w:sz w:val="26"/>
+                <w:szCs w:val="40"/>
+              </w:rPr>
+              <w:t>–</w:t>
+            </w:r>
+            <w:r>
+              <w:rPr>
+                <w:rFonts w:ascii="BRH Malayalam Extra" w:hAnsi="BRH Malayalam Extra" w:cs="BRH Malayalam Extra"/>
+                <w:color w:val="000000"/>
+                <w:sz w:val="32"/>
+                <w:szCs w:val="40"/>
+              </w:rPr>
+              <w:t xml:space="preserve"> qûJ</w:t>
+            </w:r>
+            <w:r>
+              <w:rPr>
+                <w:rFonts w:ascii="BRH Malayalam Extra" w:hAnsi="BRH Malayalam Extra" w:cs="BRH Malayalam Extra"/>
+                <w:color w:val="000000"/>
+                <w:sz w:val="32"/>
+                <w:szCs w:val="40"/>
+                <w:highlight w:val="green"/>
+              </w:rPr>
+              <w:t>qû</w:t>
+            </w:r>
+            <w:r>
+              <w:rPr>
+                <w:rFonts w:ascii="BRH Malayalam Extra" w:hAnsi="BRH Malayalam Extra" w:cs="BRH Malayalam Extra"/>
+                <w:color w:val="000000"/>
+                <w:sz w:val="26"/>
+                <w:szCs w:val="40"/>
+                <w:highlight w:val="green"/>
+              </w:rPr>
+              <w:t>–</w:t>
+            </w:r>
+            <w:r>
+              <w:rPr>
+                <w:rFonts w:ascii="BRH Malayalam Extra" w:hAnsi="BRH Malayalam Extra" w:cs="BRH Malayalam Extra"/>
+                <w:color w:val="000000"/>
+                <w:sz w:val="32"/>
+                <w:szCs w:val="40"/>
+                <w:highlight w:val="green"/>
+              </w:rPr>
+              <w:t>J</w:t>
+            </w:r>
+            <w:r>
+              <w:rPr>
+                <w:rFonts w:ascii="BRH Malayalam Extra" w:hAnsi="BRH Malayalam Extra" w:cs="BRH Malayalam Extra"/>
+                <w:color w:val="000000"/>
+                <w:sz w:val="32"/>
+                <w:szCs w:val="40"/>
+              </w:rPr>
+              <w:t xml:space="preserve"> qûJ¥qûx˜ „sôx C¦Rx</w:t>
+            </w:r>
+            <w:r>
+              <w:rPr>
+                <w:rFonts w:ascii="BRH Malayalam Extra" w:hAnsi="BRH Malayalam Extra" w:cs="BRH Malayalam Extra"/>
+                <w:color w:val="000000"/>
+                <w:sz w:val="26"/>
+                <w:szCs w:val="40"/>
+              </w:rPr>
+              <w:t>–</w:t>
+            </w:r>
+            <w:r>
+              <w:rPr>
+                <w:rFonts w:ascii="BRH Malayalam Extra" w:hAnsi="BRH Malayalam Extra" w:cs="BRH Malayalam Extra"/>
+                <w:color w:val="000000"/>
+                <w:sz w:val="32"/>
+                <w:szCs w:val="40"/>
+              </w:rPr>
+              <w:t xml:space="preserve">dxj— | </w:t>
+            </w:r>
+          </w:p>
+          <w:p>
+            <w:pPr>
+              <w:widowControl w:val="0"/>
+              <w:autoSpaceDE w:val="0"/>
+              <w:autoSpaceDN w:val="0"/>
+              <w:adjustRightInd w:val="0"/>
+              <w:spacing w:before="0" w:line="240" w:lineRule="auto"/>
+              <w:rPr>
                 <w:rFonts w:ascii="BRH Malayalam RN" w:hAnsi="BRH Malayalam RN" w:cs="BRH Malayalam RN"/>
                 <w:color w:val="000000"/>
                 <w:sz w:val="32"/>
@@ -9270,29 +8827,18 @@
                 <w:sz w:val="32"/>
                 <w:szCs w:val="40"/>
               </w:rPr>
-              <w:t>)</w:t>
-            </w:r>
-            <w:proofErr w:type="gramStart"/>
+              <w:t>)-  qûJ</w:t>
+            </w:r>
             <w:r>
               <w:rPr>
                 <w:rFonts w:ascii="BRH Malayalam RN" w:hAnsi="BRH Malayalam RN" w:cs="BRH Malayalam RN"/>
                 <w:color w:val="000000"/>
                 <w:sz w:val="32"/>
                 <w:szCs w:val="40"/>
-              </w:rPr>
-              <w:t>-  qûJ</w:t>
-            </w:r>
-            <w:r>
-              <w:rPr>
-                <w:rFonts w:ascii="BRH Malayalam RN" w:hAnsi="BRH Malayalam RN" w:cs="BRH Malayalam RN"/>
-                <w:color w:val="000000"/>
-                <w:sz w:val="32"/>
-                <w:szCs w:val="40"/>
                 <w:highlight w:val="green"/>
               </w:rPr>
               <w:t>qû</w:t>
             </w:r>
-            <w:proofErr w:type="gramEnd"/>
             <w:r>
               <w:rPr>
                 <w:rFonts w:ascii="BRH Malayalam Extra" w:hAnsi="BRH Malayalam Extra" w:cs="BRH Malayalam Extra"/>
@@ -9526,27 +9072,7 @@
                 <w:sz w:val="32"/>
                 <w:szCs w:val="40"/>
               </w:rPr>
-              <w:t>)</w:t>
-            </w:r>
-            <w:proofErr w:type="gramStart"/>
-            <w:r>
-              <w:rPr>
-                <w:rFonts w:ascii="BRH Malayalam Extra" w:hAnsi="BRH Malayalam Extra" w:cs="BRH Malayalam Extra"/>
-                <w:color w:val="000000"/>
-                <w:sz w:val="32"/>
-                <w:szCs w:val="40"/>
-              </w:rPr>
-              <w:t>-  B</w:t>
-            </w:r>
-            <w:proofErr w:type="gramEnd"/>
-            <w:r>
-              <w:rPr>
-                <w:rFonts w:ascii="BRH Malayalam Extra" w:hAnsi="BRH Malayalam Extra" w:cs="BRH Malayalam Extra"/>
-                <w:color w:val="000000"/>
-                <w:sz w:val="32"/>
-                <w:szCs w:val="40"/>
-              </w:rPr>
-              <w:t xml:space="preserve"> | eõx</w:t>
+              <w:t>)-  B | eõx</w:t>
             </w:r>
             <w:r>
               <w:rPr>
@@ -10144,19 +9670,8 @@
                 <w:sz w:val="32"/>
                 <w:szCs w:val="40"/>
               </w:rPr>
-              <w:t>)</w:t>
-            </w:r>
-            <w:proofErr w:type="gramStart"/>
-            <w:r>
-              <w:rPr>
-                <w:rFonts w:ascii="BRH Malayalam Extra" w:hAnsi="BRH Malayalam Extra" w:cs="BRH Malayalam Extra"/>
-                <w:color w:val="000000"/>
-                <w:sz w:val="32"/>
-                <w:szCs w:val="40"/>
-              </w:rPr>
-              <w:t>-  eõx</w:t>
-            </w:r>
-            <w:proofErr w:type="gramEnd"/>
+              <w:t>)-  eõx</w:t>
+            </w:r>
             <w:r>
               <w:rPr>
                 <w:rFonts w:ascii="BRH Malayalam Extra" w:hAnsi="BRH Malayalam Extra" w:cs="BRH Malayalam Extra"/>
@@ -10831,7 +10346,17 @@
                 <w:sz w:val="32"/>
                 <w:szCs w:val="40"/>
               </w:rPr>
-              <w:t>x—jjZy eõxjjZy sxKIöeÓx</w:t>
+              <w:t xml:space="preserve">x—jjZy eõxjjZy </w:t>
+            </w:r>
+            <w:r>
+              <w:rPr>
+                <w:rFonts w:ascii="BRH Malayalam Extra" w:hAnsi="BRH Malayalam Extra" w:cs="BRH Malayalam Extra"/>
+                <w:color w:val="000000"/>
+                <w:sz w:val="32"/>
+                <w:szCs w:val="40"/>
+              </w:rPr>
+              <w:lastRenderedPageBreak/>
+              <w:t>sxKIöeÓx</w:t>
             </w:r>
             <w:r>
               <w:rPr>
@@ -10913,6 +10438,271 @@
                 <w:szCs w:val="40"/>
               </w:rPr>
             </w:pPr>
+            <w:r>
+              <w:rPr>
+                <w:rFonts w:cs="BRH Malayalam Extra"/>
+                <w:color w:val="000000"/>
+                <w:szCs w:val="40"/>
+              </w:rPr>
+              <w:t>17</w:t>
+            </w:r>
+            <w:r>
+              <w:rPr>
+                <w:rFonts w:ascii="BRH Malayalam Extra" w:hAnsi="BRH Malayalam Extra" w:cs="BRH Malayalam Extra"/>
+                <w:color w:val="000000"/>
+                <w:sz w:val="32"/>
+                <w:szCs w:val="40"/>
+              </w:rPr>
+              <w:t>)</w:t>
+            </w:r>
+            <w:r>
+              <w:rPr>
+                <w:rFonts w:ascii="BRH Malayalam Extra" w:hAnsi="BRH Malayalam Extra" w:cs="BRH Malayalam Extra"/>
+                <w:color w:val="000000"/>
+                <w:sz w:val="32"/>
+                <w:szCs w:val="40"/>
+              </w:rPr>
+              <w:tab/>
+            </w:r>
+            <w:r>
+              <w:rPr>
+                <w:rFonts w:cs="BRH Malayalam Extra"/>
+                <w:color w:val="000000"/>
+                <w:szCs w:val="40"/>
+              </w:rPr>
+              <w:t>2</w:t>
+            </w:r>
+            <w:r>
+              <w:rPr>
+                <w:rFonts w:ascii="BRH Malayalam Extra" w:hAnsi="BRH Malayalam Extra" w:cs="BRH Malayalam Extra"/>
+                <w:color w:val="000000"/>
+                <w:sz w:val="32"/>
+                <w:szCs w:val="40"/>
+              </w:rPr>
+              <w:t>.</w:t>
+            </w:r>
+            <w:r>
+              <w:rPr>
+                <w:rFonts w:cs="BRH Malayalam Extra"/>
+                <w:color w:val="000000"/>
+                <w:szCs w:val="40"/>
+              </w:rPr>
+              <w:t>5</w:t>
+            </w:r>
+            <w:r>
+              <w:rPr>
+                <w:rFonts w:ascii="BRH Malayalam Extra" w:hAnsi="BRH Malayalam Extra" w:cs="BRH Malayalam Extra"/>
+                <w:color w:val="000000"/>
+                <w:sz w:val="32"/>
+                <w:szCs w:val="40"/>
+              </w:rPr>
+              <w:t>.</w:t>
+            </w:r>
+            <w:r>
+              <w:rPr>
+                <w:rFonts w:cs="BRH Malayalam Extra"/>
+                <w:color w:val="000000"/>
+                <w:szCs w:val="40"/>
+              </w:rPr>
+              <w:t>4</w:t>
+            </w:r>
+            <w:r>
+              <w:rPr>
+                <w:rFonts w:ascii="BRH Malayalam Extra" w:hAnsi="BRH Malayalam Extra" w:cs="BRH Malayalam Extra"/>
+                <w:color w:val="000000"/>
+                <w:sz w:val="32"/>
+                <w:szCs w:val="40"/>
+              </w:rPr>
+              <w:t>.</w:t>
+            </w:r>
+            <w:r>
+              <w:rPr>
+                <w:rFonts w:cs="BRH Malayalam Extra"/>
+                <w:color w:val="000000"/>
+                <w:szCs w:val="40"/>
+              </w:rPr>
+              <w:t>3</w:t>
+            </w:r>
+            <w:r>
+              <w:rPr>
+                <w:rFonts w:ascii="BRH Malayalam Extra" w:hAnsi="BRH Malayalam Extra" w:cs="BRH Malayalam Extra"/>
+                <w:color w:val="000000"/>
+                <w:sz w:val="32"/>
+                <w:szCs w:val="40"/>
+              </w:rPr>
+              <w:t>(</w:t>
+            </w:r>
+            <w:r>
+              <w:rPr>
+                <w:rFonts w:cs="BRH Malayalam Extra"/>
+                <w:color w:val="000000"/>
+                <w:szCs w:val="40"/>
+              </w:rPr>
+              <w:t>14</w:t>
+            </w:r>
+            <w:r>
+              <w:rPr>
+                <w:rFonts w:ascii="BRH Malayalam Extra" w:hAnsi="BRH Malayalam Extra" w:cs="BRH Malayalam Extra"/>
+                <w:color w:val="000000"/>
+                <w:sz w:val="32"/>
+                <w:szCs w:val="40"/>
+              </w:rPr>
+              <w:t>)-  sx</w:t>
+            </w:r>
+            <w:r>
+              <w:rPr>
+                <w:rFonts w:ascii="BRH Malayalam Extra" w:hAnsi="BRH Malayalam Extra" w:cs="BRH Malayalam Extra"/>
+                <w:color w:val="000000"/>
+                <w:sz w:val="26"/>
+                <w:szCs w:val="40"/>
+              </w:rPr>
+              <w:t>–</w:t>
+            </w:r>
+            <w:r>
+              <w:rPr>
+                <w:rFonts w:ascii="BRH Malayalam Extra" w:hAnsi="BRH Malayalam Extra" w:cs="BRH Malayalam Extra"/>
+                <w:color w:val="000000"/>
+                <w:sz w:val="32"/>
+                <w:szCs w:val="40"/>
+              </w:rPr>
+              <w:t>K</w:t>
+            </w:r>
+            <w:r>
+              <w:rPr>
+                <w:rFonts w:ascii="BRH Malayalam Extra" w:hAnsi="BRH Malayalam Extra" w:cs="BRH Malayalam Extra"/>
+                <w:color w:val="000000"/>
+                <w:sz w:val="26"/>
+                <w:szCs w:val="40"/>
+              </w:rPr>
+              <w:t>–</w:t>
+            </w:r>
+            <w:r>
+              <w:rPr>
+                <w:rFonts w:ascii="BRH Malayalam Extra" w:hAnsi="BRH Malayalam Extra" w:cs="BRH Malayalam Extra"/>
+                <w:color w:val="000000"/>
+                <w:sz w:val="32"/>
+                <w:szCs w:val="40"/>
+              </w:rPr>
+              <w:t>Iöe</w:t>
+            </w:r>
+            <w:r>
+              <w:rPr>
+                <w:rFonts w:ascii="BRH Malayalam Extra" w:hAnsi="BRH Malayalam Extra" w:cs="BRH Malayalam Extra"/>
+                <w:color w:val="000000"/>
+                <w:sz w:val="26"/>
+                <w:szCs w:val="40"/>
+              </w:rPr>
+              <w:t>–</w:t>
+            </w:r>
+            <w:r>
+              <w:rPr>
+                <w:rFonts w:ascii="BRH Malayalam Extra" w:hAnsi="BRH Malayalam Extra" w:cs="BRH Malayalam Extra"/>
+                <w:color w:val="000000"/>
+                <w:sz w:val="32"/>
+                <w:szCs w:val="40"/>
+              </w:rPr>
+              <w:t>Óx</w:t>
+            </w:r>
+            <w:r>
+              <w:rPr>
+                <w:rFonts w:ascii="BRH Malayalam Extra" w:hAnsi="BRH Malayalam Extra" w:cs="BRH Malayalam Extra"/>
+                <w:color w:val="000000"/>
+                <w:sz w:val="26"/>
+                <w:szCs w:val="40"/>
+              </w:rPr>
+              <w:t>–</w:t>
+            </w:r>
+            <w:r>
+              <w:rPr>
+                <w:rFonts w:ascii="BRH Malayalam Extra" w:hAnsi="BRH Malayalam Extra" w:cs="BRH Malayalam Extra"/>
+                <w:color w:val="000000"/>
+                <w:sz w:val="32"/>
+                <w:szCs w:val="40"/>
+              </w:rPr>
+              <w:t>jz¥</w:t>
+            </w:r>
+            <w:r>
+              <w:rPr>
+                <w:rFonts w:ascii="BRH Malayalam Extra" w:hAnsi="BRH Malayalam Extra" w:cs="BRH Malayalam Extra"/>
+                <w:color w:val="000000"/>
+                <w:sz w:val="32"/>
+                <w:szCs w:val="40"/>
+                <w:highlight w:val="yellow"/>
+              </w:rPr>
+              <w:t>j</w:t>
+            </w:r>
+            <w:r>
+              <w:rPr>
+                <w:rFonts w:ascii="BRH Malayalam Extra" w:hAnsi="BRH Malayalam Extra" w:cs="BRH Malayalam Extra"/>
+                <w:color w:val="000000"/>
+                <w:sz w:val="26"/>
+                <w:szCs w:val="40"/>
+              </w:rPr>
+              <w:t>–</w:t>
+            </w:r>
+            <w:r>
+              <w:rPr>
+                <w:rFonts w:ascii="BRH Malayalam Extra" w:hAnsi="BRH Malayalam Extra" w:cs="BRH Malayalam Extra"/>
+                <w:color w:val="000000"/>
+                <w:sz w:val="32"/>
+                <w:szCs w:val="40"/>
+              </w:rPr>
+              <w:t>d | j</w:t>
+            </w:r>
+            <w:r>
+              <w:rPr>
+                <w:rFonts w:ascii="BRH Malayalam Extra" w:hAnsi="BRH Malayalam Extra" w:cs="BRH Malayalam Extra"/>
+                <w:color w:val="000000"/>
+                <w:sz w:val="26"/>
+                <w:szCs w:val="40"/>
+              </w:rPr>
+              <w:t>–</w:t>
+            </w:r>
+            <w:r>
+              <w:rPr>
+                <w:rFonts w:ascii="BRH Malayalam Extra" w:hAnsi="BRH Malayalam Extra" w:cs="BRH Malayalam Extra"/>
+                <w:color w:val="000000"/>
+                <w:sz w:val="32"/>
+                <w:szCs w:val="40"/>
+              </w:rPr>
+              <w:t>¥R</w:t>
+            </w:r>
+            <w:r>
+              <w:rPr>
+                <w:rFonts w:ascii="BRH Malayalam Extra" w:hAnsi="BRH Malayalam Extra" w:cs="BRH Malayalam Extra"/>
+                <w:color w:val="000000"/>
+                <w:sz w:val="26"/>
+                <w:szCs w:val="40"/>
+              </w:rPr>
+              <w:t>–</w:t>
+            </w:r>
+            <w:r>
+              <w:rPr>
+                <w:rFonts w:ascii="BRH Malayalam Extra" w:hAnsi="BRH Malayalam Extra" w:cs="BRH Malayalam Extra"/>
+                <w:color w:val="000000"/>
+                <w:sz w:val="32"/>
+                <w:szCs w:val="40"/>
+              </w:rPr>
+              <w:t>Z</w:t>
+            </w:r>
+            <w:r>
+              <w:rPr>
+                <w:rFonts w:ascii="BRH Malayalam Extra" w:hAnsi="BRH Malayalam Extra" w:cs="BRH Malayalam Extra"/>
+                <w:color w:val="000000"/>
+                <w:sz w:val="26"/>
+                <w:szCs w:val="40"/>
+              </w:rPr>
+              <w:t>–</w:t>
+            </w:r>
+            <w:r>
+              <w:rPr>
+                <w:rFonts w:ascii="BRH Malayalam Extra" w:hAnsi="BRH Malayalam Extra" w:cs="BRH Malayalam Extra"/>
+                <w:color w:val="000000"/>
+                <w:sz w:val="32"/>
+                <w:szCs w:val="40"/>
+              </w:rPr>
+              <w:t xml:space="preserve"> | </w:t>
+            </w:r>
           </w:p>
           <w:p>
             <w:pPr>
@@ -10928,6 +10718,33 @@
                 <w:szCs w:val="40"/>
               </w:rPr>
             </w:pPr>
+            <w:r>
+              <w:rPr>
+                <w:rFonts w:ascii="BRH Malayalam Extra" w:hAnsi="BRH Malayalam Extra" w:cs="BRH Malayalam Extra"/>
+                <w:color w:val="000000"/>
+                <w:sz w:val="32"/>
+                <w:szCs w:val="40"/>
+              </w:rPr>
+              <w:t>e</w:t>
+            </w:r>
+            <w:r>
+              <w:rPr>
+                <w:rFonts w:ascii="BRH Malayalam Extra" w:hAnsi="BRH Malayalam Extra" w:cs="BRH Malayalam Extra"/>
+                <w:color w:val="000000"/>
+                <w:sz w:val="26"/>
+                <w:szCs w:val="40"/>
+              </w:rPr>
+              <w:t>–</w:t>
+            </w:r>
+            <w:r>
+              <w:rPr>
+                <w:rFonts w:ascii="BRH Malayalam Extra" w:hAnsi="BRH Malayalam Extra" w:cs="BRH Malayalam Extra"/>
+                <w:color w:val="000000"/>
+                <w:sz w:val="32"/>
+                <w:szCs w:val="40"/>
+              </w:rPr>
+              <w:t>q¡Kx—iJ |</w:t>
+            </w:r>
           </w:p>
           <w:p>
             <w:pPr>
@@ -10945,126 +10762,13 @@
             </w:pPr>
             <w:r>
               <w:rPr>
-                <w:rFonts w:cs="BRH Malayalam Extra"/>
-                <w:color w:val="000000"/>
-                <w:szCs w:val="40"/>
-              </w:rPr>
-              <w:t>17</w:t>
-            </w:r>
-            <w:r>
-              <w:rPr>
-                <w:rFonts w:ascii="BRH Malayalam Extra" w:hAnsi="BRH Malayalam Extra" w:cs="BRH Malayalam Extra"/>
-                <w:color w:val="000000"/>
-                <w:sz w:val="32"/>
-                <w:szCs w:val="40"/>
-              </w:rPr>
-              <w:t>)</w:t>
-            </w:r>
-            <w:r>
-              <w:rPr>
-                <w:rFonts w:ascii="BRH Malayalam Extra" w:hAnsi="BRH Malayalam Extra" w:cs="BRH Malayalam Extra"/>
-                <w:color w:val="000000"/>
-                <w:sz w:val="32"/>
-                <w:szCs w:val="40"/>
-              </w:rPr>
-              <w:tab/>
-            </w:r>
-            <w:r>
-              <w:rPr>
-                <w:rFonts w:cs="BRH Malayalam Extra"/>
-                <w:color w:val="000000"/>
-                <w:szCs w:val="40"/>
-              </w:rPr>
-              <w:t>2</w:t>
-            </w:r>
-            <w:r>
-              <w:rPr>
-                <w:rFonts w:ascii="BRH Malayalam Extra" w:hAnsi="BRH Malayalam Extra" w:cs="BRH Malayalam Extra"/>
-                <w:color w:val="000000"/>
-                <w:sz w:val="32"/>
-                <w:szCs w:val="40"/>
-              </w:rPr>
-              <w:t>.</w:t>
-            </w:r>
-            <w:r>
-              <w:rPr>
-                <w:rFonts w:cs="BRH Malayalam Extra"/>
-                <w:color w:val="000000"/>
-                <w:szCs w:val="40"/>
-              </w:rPr>
-              <w:t>5</w:t>
-            </w:r>
-            <w:r>
-              <w:rPr>
-                <w:rFonts w:ascii="BRH Malayalam Extra" w:hAnsi="BRH Malayalam Extra" w:cs="BRH Malayalam Extra"/>
-                <w:color w:val="000000"/>
-                <w:sz w:val="32"/>
-                <w:szCs w:val="40"/>
-              </w:rPr>
-              <w:t>.</w:t>
-            </w:r>
-            <w:r>
-              <w:rPr>
-                <w:rFonts w:cs="BRH Malayalam Extra"/>
-                <w:color w:val="000000"/>
-                <w:szCs w:val="40"/>
-              </w:rPr>
-              <w:t>4</w:t>
-            </w:r>
-            <w:r>
-              <w:rPr>
-                <w:rFonts w:ascii="BRH Malayalam Extra" w:hAnsi="BRH Malayalam Extra" w:cs="BRH Malayalam Extra"/>
-                <w:color w:val="000000"/>
-                <w:sz w:val="32"/>
-                <w:szCs w:val="40"/>
-              </w:rPr>
-              <w:t>.</w:t>
-            </w:r>
-            <w:r>
-              <w:rPr>
-                <w:rFonts w:cs="BRH Malayalam Extra"/>
-                <w:color w:val="000000"/>
-                <w:szCs w:val="40"/>
-              </w:rPr>
-              <w:t>3</w:t>
-            </w:r>
-            <w:r>
-              <w:rPr>
-                <w:rFonts w:ascii="BRH Malayalam Extra" w:hAnsi="BRH Malayalam Extra" w:cs="BRH Malayalam Extra"/>
-                <w:color w:val="000000"/>
-                <w:sz w:val="32"/>
-                <w:szCs w:val="40"/>
-              </w:rPr>
-              <w:t>(</w:t>
-            </w:r>
-            <w:r>
-              <w:rPr>
-                <w:rFonts w:cs="BRH Malayalam Extra"/>
-                <w:color w:val="000000"/>
-                <w:szCs w:val="40"/>
-              </w:rPr>
-              <w:t>14</w:t>
-            </w:r>
-            <w:r>
-              <w:rPr>
-                <w:rFonts w:ascii="BRH Malayalam Extra" w:hAnsi="BRH Malayalam Extra" w:cs="BRH Malayalam Extra"/>
-                <w:color w:val="000000"/>
-                <w:sz w:val="32"/>
-                <w:szCs w:val="40"/>
-              </w:rPr>
-              <w:t>)</w:t>
-            </w:r>
-            <w:proofErr w:type="gramStart"/>
-            <w:r>
-              <w:rPr>
-                <w:rFonts w:ascii="BRH Malayalam Extra" w:hAnsi="BRH Malayalam Extra" w:cs="BRH Malayalam Extra"/>
-                <w:color w:val="000000"/>
-                <w:sz w:val="32"/>
-                <w:szCs w:val="40"/>
-              </w:rPr>
-              <w:t>-  sx</w:t>
-            </w:r>
-            <w:proofErr w:type="gramEnd"/>
+                <w:rFonts w:ascii="BRH Malayalam Extra" w:hAnsi="BRH Malayalam Extra" w:cs="BRH Malayalam Extra"/>
+                <w:color w:val="000000"/>
+                <w:sz w:val="32"/>
+                <w:szCs w:val="40"/>
+              </w:rPr>
+              <w:t>sx</w:t>
+            </w:r>
             <w:r>
               <w:rPr>
                 <w:rFonts w:ascii="BRH Malayalam Extra" w:hAnsi="BRH Malayalam Extra" w:cs="BRH Malayalam Extra"/>
@@ -11163,61 +10867,26 @@
                 <w:sz w:val="32"/>
                 <w:szCs w:val="40"/>
               </w:rPr>
-              <w:t>d | j</w:t>
-            </w:r>
-            <w:r>
-              <w:rPr>
-                <w:rFonts w:ascii="BRH Malayalam Extra" w:hAnsi="BRH Malayalam Extra" w:cs="BRH Malayalam Extra"/>
-                <w:color w:val="000000"/>
-                <w:sz w:val="26"/>
-                <w:szCs w:val="40"/>
-              </w:rPr>
-              <w:t>–</w:t>
-            </w:r>
-            <w:r>
-              <w:rPr>
-                <w:rFonts w:ascii="BRH Malayalam Extra" w:hAnsi="BRH Malayalam Extra" w:cs="BRH Malayalam Extra"/>
-                <w:color w:val="000000"/>
-                <w:sz w:val="32"/>
-                <w:szCs w:val="40"/>
-              </w:rPr>
-              <w:t>¥R</w:t>
-            </w:r>
-            <w:r>
-              <w:rPr>
-                <w:rFonts w:ascii="BRH Malayalam Extra" w:hAnsi="BRH Malayalam Extra" w:cs="BRH Malayalam Extra"/>
-                <w:color w:val="000000"/>
-                <w:sz w:val="26"/>
-                <w:szCs w:val="40"/>
-              </w:rPr>
-              <w:t>–</w:t>
-            </w:r>
-            <w:r>
-              <w:rPr>
-                <w:rFonts w:ascii="BRH Malayalam Extra" w:hAnsi="BRH Malayalam Extra" w:cs="BRH Malayalam Extra"/>
-                <w:color w:val="000000"/>
-                <w:sz w:val="32"/>
-                <w:szCs w:val="40"/>
-              </w:rPr>
-              <w:t>Z</w:t>
-            </w:r>
-            <w:r>
-              <w:rPr>
-                <w:rFonts w:ascii="BRH Malayalam Extra" w:hAnsi="BRH Malayalam Extra" w:cs="BRH Malayalam Extra"/>
-                <w:color w:val="000000"/>
-                <w:sz w:val="26"/>
-                <w:szCs w:val="40"/>
-              </w:rPr>
-              <w:t>–</w:t>
-            </w:r>
-            <w:r>
-              <w:rPr>
-                <w:rFonts w:ascii="BRH Malayalam Extra" w:hAnsi="BRH Malayalam Extra" w:cs="BRH Malayalam Extra"/>
-                <w:color w:val="000000"/>
-                <w:sz w:val="32"/>
-                <w:szCs w:val="40"/>
-              </w:rPr>
-              <w:t xml:space="preserve"> | </w:t>
+              <w:t xml:space="preserve">d </w:t>
+            </w:r>
+            <w:r>
+              <w:rPr>
+                <w:rFonts w:ascii="BRH Malayalam Extra" w:hAnsi="BRH Malayalam Extra" w:cs="BRH Malayalam Extra"/>
+                <w:color w:val="000000"/>
+                <w:sz w:val="32"/>
+                <w:szCs w:val="40"/>
+                <w:highlight w:val="yellow"/>
+              </w:rPr>
+              <w:t>j—</w:t>
+            </w:r>
+            <w:r>
+              <w:rPr>
+                <w:rFonts w:ascii="BRH Malayalam Extra" w:hAnsi="BRH Malayalam Extra" w:cs="BRH Malayalam Extra"/>
+                <w:color w:val="000000"/>
+                <w:sz w:val="32"/>
+                <w:szCs w:val="40"/>
+              </w:rPr>
+              <w:t xml:space="preserve">¥RZ j¥RZ </w:t>
             </w:r>
           </w:p>
           <w:p>
@@ -11241,25 +10910,321 @@
                 <w:sz w:val="32"/>
                 <w:szCs w:val="40"/>
               </w:rPr>
-              <w:t>e</w:t>
-            </w:r>
-            <w:r>
-              <w:rPr>
-                <w:rFonts w:ascii="BRH Malayalam Extra" w:hAnsi="BRH Malayalam Extra" w:cs="BRH Malayalam Extra"/>
-                <w:color w:val="000000"/>
-                <w:sz w:val="26"/>
-                <w:szCs w:val="40"/>
-              </w:rPr>
-              <w:t>–</w:t>
-            </w:r>
-            <w:r>
-              <w:rPr>
-                <w:rFonts w:ascii="BRH Malayalam Extra" w:hAnsi="BRH Malayalam Extra" w:cs="BRH Malayalam Extra"/>
-                <w:color w:val="000000"/>
-                <w:sz w:val="32"/>
-                <w:szCs w:val="40"/>
-              </w:rPr>
-              <w:t>q¡Kx—iJ |</w:t>
+              <w:t>sxKIöeÓx</w:t>
+            </w:r>
+            <w:r>
+              <w:rPr>
+                <w:rFonts w:ascii="BRH Malayalam Extra" w:hAnsi="BRH Malayalam Extra" w:cs="BRH Malayalam Extra"/>
+                <w:color w:val="000000"/>
+                <w:sz w:val="26"/>
+                <w:szCs w:val="40"/>
+              </w:rPr>
+              <w:t>–</w:t>
+            </w:r>
+            <w:r>
+              <w:rPr>
+                <w:rFonts w:ascii="BRH Malayalam Extra" w:hAnsi="BRH Malayalam Extra" w:cs="BRH Malayalam Extra"/>
+                <w:color w:val="000000"/>
+                <w:sz w:val="32"/>
+                <w:szCs w:val="40"/>
+              </w:rPr>
+              <w:t>jz¥</w:t>
+            </w:r>
+            <w:r>
+              <w:rPr>
+                <w:rFonts w:ascii="BRH Malayalam Extra" w:hAnsi="BRH Malayalam Extra" w:cs="BRH Malayalam Extra"/>
+                <w:color w:val="000000"/>
+                <w:sz w:val="32"/>
+                <w:szCs w:val="40"/>
+                <w:highlight w:val="yellow"/>
+              </w:rPr>
+              <w:t>j</w:t>
+            </w:r>
+            <w:r>
+              <w:rPr>
+                <w:rFonts w:ascii="BRH Malayalam Extra" w:hAnsi="BRH Malayalam Extra" w:cs="BRH Malayalam Extra"/>
+                <w:color w:val="000000"/>
+                <w:sz w:val="26"/>
+                <w:szCs w:val="40"/>
+              </w:rPr>
+              <w:t>–</w:t>
+            </w:r>
+            <w:r>
+              <w:rPr>
+                <w:rFonts w:ascii="BRH Malayalam Extra" w:hAnsi="BRH Malayalam Extra" w:cs="BRH Malayalam Extra"/>
+                <w:color w:val="000000"/>
+                <w:sz w:val="32"/>
+                <w:szCs w:val="40"/>
+              </w:rPr>
+              <w:t xml:space="preserve">d </w:t>
+            </w:r>
+            <w:r>
+              <w:rPr>
+                <w:rFonts w:ascii="BRH Malayalam Extra" w:hAnsi="BRH Malayalam Extra" w:cs="BRH Malayalam Extra"/>
+                <w:color w:val="000000"/>
+                <w:sz w:val="32"/>
+                <w:szCs w:val="40"/>
+                <w:highlight w:val="yellow"/>
+              </w:rPr>
+              <w:t>sx—</w:t>
+            </w:r>
+            <w:r>
+              <w:rPr>
+                <w:rFonts w:ascii="BRH Malayalam Extra" w:hAnsi="BRH Malayalam Extra" w:cs="BRH Malayalam Extra"/>
+                <w:color w:val="000000"/>
+                <w:sz w:val="32"/>
+                <w:szCs w:val="40"/>
+              </w:rPr>
+              <w:t>KIöeÓx</w:t>
+            </w:r>
+            <w:r>
+              <w:rPr>
+                <w:rFonts w:ascii="BRH Malayalam Extra" w:hAnsi="BRH Malayalam Extra" w:cs="BRH Malayalam Extra"/>
+                <w:color w:val="000000"/>
+                <w:sz w:val="26"/>
+                <w:szCs w:val="40"/>
+              </w:rPr>
+              <w:t>–</w:t>
+            </w:r>
+            <w:r>
+              <w:rPr>
+                <w:rFonts w:ascii="BRH Malayalam Extra" w:hAnsi="BRH Malayalam Extra" w:cs="BRH Malayalam Extra"/>
+                <w:color w:val="000000"/>
+                <w:sz w:val="32"/>
+                <w:szCs w:val="40"/>
+              </w:rPr>
+              <w:t>jz¥</w:t>
+            </w:r>
+            <w:r>
+              <w:rPr>
+                <w:rFonts w:ascii="BRH Malayalam Extra" w:hAnsi="BRH Malayalam Extra" w:cs="BRH Malayalam Extra"/>
+                <w:color w:val="000000"/>
+                <w:sz w:val="32"/>
+                <w:szCs w:val="40"/>
+                <w:highlight w:val="yellow"/>
+              </w:rPr>
+              <w:t>j</w:t>
+            </w:r>
+            <w:r>
+              <w:rPr>
+                <w:rFonts w:ascii="BRH Malayalam Extra" w:hAnsi="BRH Malayalam Extra" w:cs="BRH Malayalam Extra"/>
+                <w:color w:val="000000"/>
+                <w:sz w:val="26"/>
+                <w:szCs w:val="40"/>
+              </w:rPr>
+              <w:t>–</w:t>
+            </w:r>
+            <w:r>
+              <w:rPr>
+                <w:rFonts w:ascii="BRH Malayalam Extra" w:hAnsi="BRH Malayalam Extra" w:cs="BRH Malayalam Extra"/>
+                <w:color w:val="000000"/>
+                <w:sz w:val="32"/>
+                <w:szCs w:val="40"/>
+              </w:rPr>
+              <w:t xml:space="preserve">d </w:t>
+            </w:r>
+            <w:r>
+              <w:rPr>
+                <w:rFonts w:ascii="BRH Malayalam Extra" w:hAnsi="BRH Malayalam Extra" w:cs="BRH Malayalam Extra"/>
+                <w:color w:val="000000"/>
+                <w:sz w:val="32"/>
+                <w:szCs w:val="40"/>
+                <w:highlight w:val="yellow"/>
+              </w:rPr>
+              <w:t>j</w:t>
+            </w:r>
+            <w:r>
+              <w:rPr>
+                <w:rFonts w:ascii="BRH Malayalam Extra" w:hAnsi="BRH Malayalam Extra" w:cs="BRH Malayalam Extra"/>
+                <w:color w:val="000000"/>
+                <w:sz w:val="32"/>
+                <w:szCs w:val="40"/>
+              </w:rPr>
+              <w:t>—¥RZ e</w:t>
+            </w:r>
+            <w:r>
+              <w:rPr>
+                <w:rFonts w:ascii="BRH Malayalam Extra" w:hAnsi="BRH Malayalam Extra" w:cs="BRH Malayalam Extra"/>
+                <w:color w:val="000000"/>
+                <w:sz w:val="26"/>
+                <w:szCs w:val="40"/>
+              </w:rPr>
+              <w:t>–</w:t>
+            </w:r>
+            <w:r>
+              <w:rPr>
+                <w:rFonts w:ascii="BRH Malayalam Extra" w:hAnsi="BRH Malayalam Extra" w:cs="BRH Malayalam Extra"/>
+                <w:color w:val="000000"/>
+                <w:sz w:val="32"/>
+                <w:szCs w:val="40"/>
+              </w:rPr>
+              <w:t>q¡Kx—iJ e</w:t>
+            </w:r>
+            <w:r>
+              <w:rPr>
+                <w:rFonts w:ascii="BRH Malayalam Extra" w:hAnsi="BRH Malayalam Extra" w:cs="BRH Malayalam Extra"/>
+                <w:color w:val="000000"/>
+                <w:sz w:val="26"/>
+                <w:szCs w:val="40"/>
+              </w:rPr>
+              <w:t>–</w:t>
+            </w:r>
+            <w:r>
+              <w:rPr>
+                <w:rFonts w:ascii="BRH Malayalam Extra" w:hAnsi="BRH Malayalam Extra" w:cs="BRH Malayalam Extra"/>
+                <w:color w:val="000000"/>
+                <w:sz w:val="32"/>
+                <w:szCs w:val="40"/>
+              </w:rPr>
+              <w:t>q¡Kx—¥ix j¥RZ sxKIöeÓx</w:t>
+            </w:r>
+            <w:r>
+              <w:rPr>
+                <w:rFonts w:ascii="BRH Malayalam Extra" w:hAnsi="BRH Malayalam Extra" w:cs="BRH Malayalam Extra"/>
+                <w:color w:val="000000"/>
+                <w:sz w:val="26"/>
+                <w:szCs w:val="40"/>
+              </w:rPr>
+              <w:t>–</w:t>
+            </w:r>
+            <w:r>
+              <w:rPr>
+                <w:rFonts w:ascii="BRH Malayalam Extra" w:hAnsi="BRH Malayalam Extra" w:cs="BRH Malayalam Extra"/>
+                <w:color w:val="000000"/>
+                <w:sz w:val="32"/>
+                <w:szCs w:val="40"/>
+              </w:rPr>
+              <w:t>jz</w:t>
+            </w:r>
+            <w:r>
+              <w:rPr>
+                <w:rFonts w:ascii="BRH Malayalam Extra" w:hAnsi="BRH Malayalam Extra" w:cs="BRH Malayalam Extra"/>
+                <w:color w:val="000000"/>
+                <w:sz w:val="32"/>
+                <w:szCs w:val="40"/>
+                <w:highlight w:val="yellow"/>
+              </w:rPr>
+              <w:t>¥j</w:t>
+            </w:r>
+            <w:r>
+              <w:rPr>
+                <w:rFonts w:ascii="BRH Malayalam Extra" w:hAnsi="BRH Malayalam Extra" w:cs="BRH Malayalam Extra"/>
+                <w:color w:val="000000"/>
+                <w:sz w:val="26"/>
+                <w:szCs w:val="40"/>
+              </w:rPr>
+              <w:t>–</w:t>
+            </w:r>
+            <w:r>
+              <w:rPr>
+                <w:rFonts w:ascii="BRH Malayalam Extra" w:hAnsi="BRH Malayalam Extra" w:cs="BRH Malayalam Extra"/>
+                <w:color w:val="000000"/>
+                <w:sz w:val="32"/>
+                <w:szCs w:val="40"/>
+              </w:rPr>
+              <w:t xml:space="preserve">d </w:t>
+            </w:r>
+            <w:r>
+              <w:rPr>
+                <w:rFonts w:ascii="BRH Malayalam Extra" w:hAnsi="BRH Malayalam Extra" w:cs="BRH Malayalam Extra"/>
+                <w:color w:val="000000"/>
+                <w:sz w:val="32"/>
+                <w:szCs w:val="40"/>
+                <w:highlight w:val="yellow"/>
+              </w:rPr>
+              <w:t>sx</w:t>
+            </w:r>
+            <w:r>
+              <w:rPr>
+                <w:rFonts w:ascii="BRH Malayalam Extra" w:hAnsi="BRH Malayalam Extra" w:cs="BRH Malayalam Extra"/>
+                <w:color w:val="000000"/>
+                <w:sz w:val="32"/>
+                <w:szCs w:val="40"/>
+              </w:rPr>
+              <w:t>—KIöeÓx</w:t>
+            </w:r>
+            <w:r>
+              <w:rPr>
+                <w:rFonts w:ascii="BRH Malayalam Extra" w:hAnsi="BRH Malayalam Extra" w:cs="BRH Malayalam Extra"/>
+                <w:color w:val="000000"/>
+                <w:sz w:val="26"/>
+                <w:szCs w:val="40"/>
+              </w:rPr>
+              <w:t>–</w:t>
+            </w:r>
+            <w:r>
+              <w:rPr>
+                <w:rFonts w:ascii="BRH Malayalam Extra" w:hAnsi="BRH Malayalam Extra" w:cs="BRH Malayalam Extra"/>
+                <w:color w:val="000000"/>
+                <w:sz w:val="32"/>
+                <w:szCs w:val="40"/>
+              </w:rPr>
+              <w:t>jz¥</w:t>
+            </w:r>
+            <w:r>
+              <w:rPr>
+                <w:rFonts w:ascii="BRH Malayalam Extra" w:hAnsi="BRH Malayalam Extra" w:cs="BRH Malayalam Extra"/>
+                <w:color w:val="000000"/>
+                <w:sz w:val="32"/>
+                <w:szCs w:val="40"/>
+                <w:highlight w:val="yellow"/>
+              </w:rPr>
+              <w:t>j</w:t>
+            </w:r>
+            <w:r>
+              <w:rPr>
+                <w:rFonts w:ascii="BRH Malayalam Extra" w:hAnsi="BRH Malayalam Extra" w:cs="BRH Malayalam Extra"/>
+                <w:color w:val="000000"/>
+                <w:sz w:val="26"/>
+                <w:szCs w:val="40"/>
+              </w:rPr>
+              <w:t>–</w:t>
+            </w:r>
+            <w:r>
+              <w:rPr>
+                <w:rFonts w:ascii="BRH Malayalam Extra" w:hAnsi="BRH Malayalam Extra" w:cs="BRH Malayalam Extra"/>
+                <w:color w:val="000000"/>
+                <w:sz w:val="32"/>
+                <w:szCs w:val="40"/>
+              </w:rPr>
+              <w:t xml:space="preserve">d </w:t>
+            </w:r>
+            <w:r>
+              <w:rPr>
+                <w:rFonts w:ascii="BRH Malayalam Extra" w:hAnsi="BRH Malayalam Extra" w:cs="BRH Malayalam Extra"/>
+                <w:color w:val="000000"/>
+                <w:sz w:val="32"/>
+                <w:szCs w:val="40"/>
+                <w:highlight w:val="yellow"/>
+              </w:rPr>
+              <w:t>j</w:t>
+            </w:r>
+            <w:r>
+              <w:rPr>
+                <w:rFonts w:ascii="BRH Malayalam Extra" w:hAnsi="BRH Malayalam Extra" w:cs="BRH Malayalam Extra"/>
+                <w:color w:val="000000"/>
+                <w:sz w:val="32"/>
+                <w:szCs w:val="40"/>
+              </w:rPr>
+              <w:t>—¥RZ e</w:t>
+            </w:r>
+            <w:r>
+              <w:rPr>
+                <w:rFonts w:ascii="BRH Malayalam Extra" w:hAnsi="BRH Malayalam Extra" w:cs="BRH Malayalam Extra"/>
+                <w:color w:val="000000"/>
+                <w:sz w:val="26"/>
+                <w:szCs w:val="40"/>
+              </w:rPr>
+              <w:t>–</w:t>
+            </w:r>
+            <w:r>
+              <w:rPr>
+                <w:rFonts w:ascii="BRH Malayalam Extra" w:hAnsi="BRH Malayalam Extra" w:cs="BRH Malayalam Extra"/>
+                <w:color w:val="000000"/>
+                <w:sz w:val="32"/>
+                <w:szCs w:val="40"/>
+              </w:rPr>
+              <w:t xml:space="preserve">q¡Kx—iJ | </w:t>
             </w:r>
           </w:p>
           <w:p>
@@ -11278,488 +11243,6 @@
             </w:pPr>
             <w:r>
               <w:rPr>
-                <w:rFonts w:ascii="BRH Malayalam Extra" w:hAnsi="BRH Malayalam Extra" w:cs="BRH Malayalam Extra"/>
-                <w:color w:val="000000"/>
-                <w:sz w:val="32"/>
-                <w:szCs w:val="40"/>
-              </w:rPr>
-              <w:lastRenderedPageBreak/>
-              <w:t>sx</w:t>
-            </w:r>
-            <w:r>
-              <w:rPr>
-                <w:rFonts w:ascii="BRH Malayalam Extra" w:hAnsi="BRH Malayalam Extra" w:cs="BRH Malayalam Extra"/>
-                <w:color w:val="000000"/>
-                <w:sz w:val="26"/>
-                <w:szCs w:val="40"/>
-              </w:rPr>
-              <w:t>–</w:t>
-            </w:r>
-            <w:r>
-              <w:rPr>
-                <w:rFonts w:ascii="BRH Malayalam Extra" w:hAnsi="BRH Malayalam Extra" w:cs="BRH Malayalam Extra"/>
-                <w:color w:val="000000"/>
-                <w:sz w:val="32"/>
-                <w:szCs w:val="40"/>
-              </w:rPr>
-              <w:t>K</w:t>
-            </w:r>
-            <w:r>
-              <w:rPr>
-                <w:rFonts w:ascii="BRH Malayalam Extra" w:hAnsi="BRH Malayalam Extra" w:cs="BRH Malayalam Extra"/>
-                <w:color w:val="000000"/>
-                <w:sz w:val="26"/>
-                <w:szCs w:val="40"/>
-              </w:rPr>
-              <w:t>–</w:t>
-            </w:r>
-            <w:r>
-              <w:rPr>
-                <w:rFonts w:ascii="BRH Malayalam Extra" w:hAnsi="BRH Malayalam Extra" w:cs="BRH Malayalam Extra"/>
-                <w:color w:val="000000"/>
-                <w:sz w:val="32"/>
-                <w:szCs w:val="40"/>
-              </w:rPr>
-              <w:t>Iöe</w:t>
-            </w:r>
-            <w:r>
-              <w:rPr>
-                <w:rFonts w:ascii="BRH Malayalam Extra" w:hAnsi="BRH Malayalam Extra" w:cs="BRH Malayalam Extra"/>
-                <w:color w:val="000000"/>
-                <w:sz w:val="26"/>
-                <w:szCs w:val="40"/>
-              </w:rPr>
-              <w:t>–</w:t>
-            </w:r>
-            <w:r>
-              <w:rPr>
-                <w:rFonts w:ascii="BRH Malayalam Extra" w:hAnsi="BRH Malayalam Extra" w:cs="BRH Malayalam Extra"/>
-                <w:color w:val="000000"/>
-                <w:sz w:val="32"/>
-                <w:szCs w:val="40"/>
-              </w:rPr>
-              <w:t>Óx</w:t>
-            </w:r>
-            <w:r>
-              <w:rPr>
-                <w:rFonts w:ascii="BRH Malayalam Extra" w:hAnsi="BRH Malayalam Extra" w:cs="BRH Malayalam Extra"/>
-                <w:color w:val="000000"/>
-                <w:sz w:val="26"/>
-                <w:szCs w:val="40"/>
-              </w:rPr>
-              <w:t>–</w:t>
-            </w:r>
-            <w:r>
-              <w:rPr>
-                <w:rFonts w:ascii="BRH Malayalam Extra" w:hAnsi="BRH Malayalam Extra" w:cs="BRH Malayalam Extra"/>
-                <w:color w:val="000000"/>
-                <w:sz w:val="32"/>
-                <w:szCs w:val="40"/>
-              </w:rPr>
-              <w:t>jz¥</w:t>
-            </w:r>
-            <w:r>
-              <w:rPr>
-                <w:rFonts w:ascii="BRH Malayalam Extra" w:hAnsi="BRH Malayalam Extra" w:cs="BRH Malayalam Extra"/>
-                <w:color w:val="000000"/>
-                <w:sz w:val="32"/>
-                <w:szCs w:val="40"/>
-                <w:highlight w:val="yellow"/>
-              </w:rPr>
-              <w:t>j</w:t>
-            </w:r>
-            <w:r>
-              <w:rPr>
-                <w:rFonts w:ascii="BRH Malayalam Extra" w:hAnsi="BRH Malayalam Extra" w:cs="BRH Malayalam Extra"/>
-                <w:color w:val="000000"/>
-                <w:sz w:val="26"/>
-                <w:szCs w:val="40"/>
-              </w:rPr>
-              <w:t>–</w:t>
-            </w:r>
-            <w:r>
-              <w:rPr>
-                <w:rFonts w:ascii="BRH Malayalam Extra" w:hAnsi="BRH Malayalam Extra" w:cs="BRH Malayalam Extra"/>
-                <w:color w:val="000000"/>
-                <w:sz w:val="32"/>
-                <w:szCs w:val="40"/>
-              </w:rPr>
-              <w:t xml:space="preserve">d </w:t>
-            </w:r>
-            <w:r>
-              <w:rPr>
-                <w:rFonts w:ascii="BRH Malayalam Extra" w:hAnsi="BRH Malayalam Extra" w:cs="BRH Malayalam Extra"/>
-                <w:color w:val="000000"/>
-                <w:sz w:val="32"/>
-                <w:szCs w:val="40"/>
-                <w:highlight w:val="yellow"/>
-              </w:rPr>
-              <w:t>j—</w:t>
-            </w:r>
-            <w:r>
-              <w:rPr>
-                <w:rFonts w:ascii="BRH Malayalam Extra" w:hAnsi="BRH Malayalam Extra" w:cs="BRH Malayalam Extra"/>
-                <w:color w:val="000000"/>
-                <w:sz w:val="32"/>
-                <w:szCs w:val="40"/>
-              </w:rPr>
-              <w:t xml:space="preserve">¥RZ j¥RZ </w:t>
-            </w:r>
-          </w:p>
-          <w:p>
-            <w:pPr>
-              <w:widowControl w:val="0"/>
-              <w:autoSpaceDE w:val="0"/>
-              <w:autoSpaceDN w:val="0"/>
-              <w:adjustRightInd w:val="0"/>
-              <w:spacing w:before="0" w:line="240" w:lineRule="auto"/>
-              <w:rPr>
-                <w:rFonts w:ascii="BRH Malayalam Extra" w:hAnsi="BRH Malayalam Extra" w:cs="BRH Malayalam Extra"/>
-                <w:color w:val="000000"/>
-                <w:sz w:val="32"/>
-                <w:szCs w:val="40"/>
-              </w:rPr>
-            </w:pPr>
-            <w:r>
-              <w:rPr>
-                <w:rFonts w:ascii="BRH Malayalam Extra" w:hAnsi="BRH Malayalam Extra" w:cs="BRH Malayalam Extra"/>
-                <w:color w:val="000000"/>
-                <w:sz w:val="32"/>
-                <w:szCs w:val="40"/>
-              </w:rPr>
-              <w:t>sxKIöeÓx</w:t>
-            </w:r>
-            <w:r>
-              <w:rPr>
-                <w:rFonts w:ascii="BRH Malayalam Extra" w:hAnsi="BRH Malayalam Extra" w:cs="BRH Malayalam Extra"/>
-                <w:color w:val="000000"/>
-                <w:sz w:val="26"/>
-                <w:szCs w:val="40"/>
-              </w:rPr>
-              <w:t>–</w:t>
-            </w:r>
-            <w:r>
-              <w:rPr>
-                <w:rFonts w:ascii="BRH Malayalam Extra" w:hAnsi="BRH Malayalam Extra" w:cs="BRH Malayalam Extra"/>
-                <w:color w:val="000000"/>
-                <w:sz w:val="32"/>
-                <w:szCs w:val="40"/>
-              </w:rPr>
-              <w:t>jz¥</w:t>
-            </w:r>
-            <w:r>
-              <w:rPr>
-                <w:rFonts w:ascii="BRH Malayalam Extra" w:hAnsi="BRH Malayalam Extra" w:cs="BRH Malayalam Extra"/>
-                <w:color w:val="000000"/>
-                <w:sz w:val="32"/>
-                <w:szCs w:val="40"/>
-                <w:highlight w:val="yellow"/>
-              </w:rPr>
-              <w:t>j</w:t>
-            </w:r>
-            <w:r>
-              <w:rPr>
-                <w:rFonts w:ascii="BRH Malayalam Extra" w:hAnsi="BRH Malayalam Extra" w:cs="BRH Malayalam Extra"/>
-                <w:color w:val="000000"/>
-                <w:sz w:val="26"/>
-                <w:szCs w:val="40"/>
-              </w:rPr>
-              <w:t>–</w:t>
-            </w:r>
-            <w:r>
-              <w:rPr>
-                <w:rFonts w:ascii="BRH Malayalam Extra" w:hAnsi="BRH Malayalam Extra" w:cs="BRH Malayalam Extra"/>
-                <w:color w:val="000000"/>
-                <w:sz w:val="32"/>
-                <w:szCs w:val="40"/>
-              </w:rPr>
-              <w:t xml:space="preserve">d </w:t>
-            </w:r>
-            <w:r>
-              <w:rPr>
-                <w:rFonts w:ascii="BRH Malayalam Extra" w:hAnsi="BRH Malayalam Extra" w:cs="BRH Malayalam Extra"/>
-                <w:color w:val="000000"/>
-                <w:sz w:val="32"/>
-                <w:szCs w:val="40"/>
-                <w:highlight w:val="yellow"/>
-              </w:rPr>
-              <w:t>sx—</w:t>
-            </w:r>
-            <w:r>
-              <w:rPr>
-                <w:rFonts w:ascii="BRH Malayalam Extra" w:hAnsi="BRH Malayalam Extra" w:cs="BRH Malayalam Extra"/>
-                <w:color w:val="000000"/>
-                <w:sz w:val="32"/>
-                <w:szCs w:val="40"/>
-              </w:rPr>
-              <w:t>KIöeÓx</w:t>
-            </w:r>
-            <w:r>
-              <w:rPr>
-                <w:rFonts w:ascii="BRH Malayalam Extra" w:hAnsi="BRH Malayalam Extra" w:cs="BRH Malayalam Extra"/>
-                <w:color w:val="000000"/>
-                <w:sz w:val="26"/>
-                <w:szCs w:val="40"/>
-              </w:rPr>
-              <w:t>–</w:t>
-            </w:r>
-            <w:r>
-              <w:rPr>
-                <w:rFonts w:ascii="BRH Malayalam Extra" w:hAnsi="BRH Malayalam Extra" w:cs="BRH Malayalam Extra"/>
-                <w:color w:val="000000"/>
-                <w:sz w:val="32"/>
-                <w:szCs w:val="40"/>
-              </w:rPr>
-              <w:t>jz¥</w:t>
-            </w:r>
-            <w:r>
-              <w:rPr>
-                <w:rFonts w:ascii="BRH Malayalam Extra" w:hAnsi="BRH Malayalam Extra" w:cs="BRH Malayalam Extra"/>
-                <w:color w:val="000000"/>
-                <w:sz w:val="32"/>
-                <w:szCs w:val="40"/>
-                <w:highlight w:val="yellow"/>
-              </w:rPr>
-              <w:t>j</w:t>
-            </w:r>
-            <w:r>
-              <w:rPr>
-                <w:rFonts w:ascii="BRH Malayalam Extra" w:hAnsi="BRH Malayalam Extra" w:cs="BRH Malayalam Extra"/>
-                <w:color w:val="000000"/>
-                <w:sz w:val="26"/>
-                <w:szCs w:val="40"/>
-              </w:rPr>
-              <w:t>–</w:t>
-            </w:r>
-            <w:r>
-              <w:rPr>
-                <w:rFonts w:ascii="BRH Malayalam Extra" w:hAnsi="BRH Malayalam Extra" w:cs="BRH Malayalam Extra"/>
-                <w:color w:val="000000"/>
-                <w:sz w:val="32"/>
-                <w:szCs w:val="40"/>
-              </w:rPr>
-              <w:t xml:space="preserve">d </w:t>
-            </w:r>
-            <w:r>
-              <w:rPr>
-                <w:rFonts w:ascii="BRH Malayalam Extra" w:hAnsi="BRH Malayalam Extra" w:cs="BRH Malayalam Extra"/>
-                <w:color w:val="000000"/>
-                <w:sz w:val="32"/>
-                <w:szCs w:val="40"/>
-                <w:highlight w:val="yellow"/>
-              </w:rPr>
-              <w:t>j</w:t>
-            </w:r>
-            <w:r>
-              <w:rPr>
-                <w:rFonts w:ascii="BRH Malayalam Extra" w:hAnsi="BRH Malayalam Extra" w:cs="BRH Malayalam Extra"/>
-                <w:color w:val="000000"/>
-                <w:sz w:val="32"/>
-                <w:szCs w:val="40"/>
-              </w:rPr>
-              <w:t>—¥RZ e</w:t>
-            </w:r>
-            <w:r>
-              <w:rPr>
-                <w:rFonts w:ascii="BRH Malayalam Extra" w:hAnsi="BRH Malayalam Extra" w:cs="BRH Malayalam Extra"/>
-                <w:color w:val="000000"/>
-                <w:sz w:val="26"/>
-                <w:szCs w:val="40"/>
-              </w:rPr>
-              <w:t>–</w:t>
-            </w:r>
-            <w:r>
-              <w:rPr>
-                <w:rFonts w:ascii="BRH Malayalam Extra" w:hAnsi="BRH Malayalam Extra" w:cs="BRH Malayalam Extra"/>
-                <w:color w:val="000000"/>
-                <w:sz w:val="32"/>
-                <w:szCs w:val="40"/>
-              </w:rPr>
-              <w:t>q¡Kx—iJ e</w:t>
-            </w:r>
-            <w:r>
-              <w:rPr>
-                <w:rFonts w:ascii="BRH Malayalam Extra" w:hAnsi="BRH Malayalam Extra" w:cs="BRH Malayalam Extra"/>
-                <w:color w:val="000000"/>
-                <w:sz w:val="26"/>
-                <w:szCs w:val="40"/>
-              </w:rPr>
-              <w:t>–</w:t>
-            </w:r>
-            <w:r>
-              <w:rPr>
-                <w:rFonts w:ascii="BRH Malayalam Extra" w:hAnsi="BRH Malayalam Extra" w:cs="BRH Malayalam Extra"/>
-                <w:color w:val="000000"/>
-                <w:sz w:val="32"/>
-                <w:szCs w:val="40"/>
-              </w:rPr>
-              <w:t>q¡Kx—¥ix j¥RZ sxKIöeÓx</w:t>
-            </w:r>
-            <w:r>
-              <w:rPr>
-                <w:rFonts w:ascii="BRH Malayalam Extra" w:hAnsi="BRH Malayalam Extra" w:cs="BRH Malayalam Extra"/>
-                <w:color w:val="000000"/>
-                <w:sz w:val="26"/>
-                <w:szCs w:val="40"/>
-              </w:rPr>
-              <w:t>–</w:t>
-            </w:r>
-            <w:r>
-              <w:rPr>
-                <w:rFonts w:ascii="BRH Malayalam Extra" w:hAnsi="BRH Malayalam Extra" w:cs="BRH Malayalam Extra"/>
-                <w:color w:val="000000"/>
-                <w:sz w:val="32"/>
-                <w:szCs w:val="40"/>
-              </w:rPr>
-              <w:t>jz</w:t>
-            </w:r>
-            <w:r>
-              <w:rPr>
-                <w:rFonts w:ascii="BRH Malayalam Extra" w:hAnsi="BRH Malayalam Extra" w:cs="BRH Malayalam Extra"/>
-                <w:color w:val="000000"/>
-                <w:sz w:val="32"/>
-                <w:szCs w:val="40"/>
-                <w:highlight w:val="yellow"/>
-              </w:rPr>
-              <w:t>¥j</w:t>
-            </w:r>
-            <w:r>
-              <w:rPr>
-                <w:rFonts w:ascii="BRH Malayalam Extra" w:hAnsi="BRH Malayalam Extra" w:cs="BRH Malayalam Extra"/>
-                <w:color w:val="000000"/>
-                <w:sz w:val="26"/>
-                <w:szCs w:val="40"/>
-              </w:rPr>
-              <w:t>–</w:t>
-            </w:r>
-            <w:r>
-              <w:rPr>
-                <w:rFonts w:ascii="BRH Malayalam Extra" w:hAnsi="BRH Malayalam Extra" w:cs="BRH Malayalam Extra"/>
-                <w:color w:val="000000"/>
-                <w:sz w:val="32"/>
-                <w:szCs w:val="40"/>
-              </w:rPr>
-              <w:t xml:space="preserve">d </w:t>
-            </w:r>
-            <w:r>
-              <w:rPr>
-                <w:rFonts w:ascii="BRH Malayalam Extra" w:hAnsi="BRH Malayalam Extra" w:cs="BRH Malayalam Extra"/>
-                <w:color w:val="000000"/>
-                <w:sz w:val="32"/>
-                <w:szCs w:val="40"/>
-                <w:highlight w:val="yellow"/>
-              </w:rPr>
-              <w:t>sx</w:t>
-            </w:r>
-            <w:r>
-              <w:rPr>
-                <w:rFonts w:ascii="BRH Malayalam Extra" w:hAnsi="BRH Malayalam Extra" w:cs="BRH Malayalam Extra"/>
-                <w:color w:val="000000"/>
-                <w:sz w:val="32"/>
-                <w:szCs w:val="40"/>
-              </w:rPr>
-              <w:t>—KIöeÓx</w:t>
-            </w:r>
-            <w:r>
-              <w:rPr>
-                <w:rFonts w:ascii="BRH Malayalam Extra" w:hAnsi="BRH Malayalam Extra" w:cs="BRH Malayalam Extra"/>
-                <w:color w:val="000000"/>
-                <w:sz w:val="26"/>
-                <w:szCs w:val="40"/>
-              </w:rPr>
-              <w:t>–</w:t>
-            </w:r>
-            <w:r>
-              <w:rPr>
-                <w:rFonts w:ascii="BRH Malayalam Extra" w:hAnsi="BRH Malayalam Extra" w:cs="BRH Malayalam Extra"/>
-                <w:color w:val="000000"/>
-                <w:sz w:val="32"/>
-                <w:szCs w:val="40"/>
-              </w:rPr>
-              <w:t>jz¥</w:t>
-            </w:r>
-            <w:r>
-              <w:rPr>
-                <w:rFonts w:ascii="BRH Malayalam Extra" w:hAnsi="BRH Malayalam Extra" w:cs="BRH Malayalam Extra"/>
-                <w:color w:val="000000"/>
-                <w:sz w:val="32"/>
-                <w:szCs w:val="40"/>
-                <w:highlight w:val="yellow"/>
-              </w:rPr>
-              <w:t>j</w:t>
-            </w:r>
-            <w:r>
-              <w:rPr>
-                <w:rFonts w:ascii="BRH Malayalam Extra" w:hAnsi="BRH Malayalam Extra" w:cs="BRH Malayalam Extra"/>
-                <w:color w:val="000000"/>
-                <w:sz w:val="26"/>
-                <w:szCs w:val="40"/>
-              </w:rPr>
-              <w:t>–</w:t>
-            </w:r>
-            <w:r>
-              <w:rPr>
-                <w:rFonts w:ascii="BRH Malayalam Extra" w:hAnsi="BRH Malayalam Extra" w:cs="BRH Malayalam Extra"/>
-                <w:color w:val="000000"/>
-                <w:sz w:val="32"/>
-                <w:szCs w:val="40"/>
-              </w:rPr>
-              <w:t xml:space="preserve">d </w:t>
-            </w:r>
-            <w:r>
-              <w:rPr>
-                <w:rFonts w:ascii="BRH Malayalam Extra" w:hAnsi="BRH Malayalam Extra" w:cs="BRH Malayalam Extra"/>
-                <w:color w:val="000000"/>
-                <w:sz w:val="32"/>
-                <w:szCs w:val="40"/>
-                <w:highlight w:val="yellow"/>
-              </w:rPr>
-              <w:t>j</w:t>
-            </w:r>
-            <w:r>
-              <w:rPr>
-                <w:rFonts w:ascii="BRH Malayalam Extra" w:hAnsi="BRH Malayalam Extra" w:cs="BRH Malayalam Extra"/>
-                <w:color w:val="000000"/>
-                <w:sz w:val="32"/>
-                <w:szCs w:val="40"/>
-              </w:rPr>
-              <w:t>—¥RZ e</w:t>
-            </w:r>
-            <w:r>
-              <w:rPr>
-                <w:rFonts w:ascii="BRH Malayalam Extra" w:hAnsi="BRH Malayalam Extra" w:cs="BRH Malayalam Extra"/>
-                <w:color w:val="000000"/>
-                <w:sz w:val="26"/>
-                <w:szCs w:val="40"/>
-              </w:rPr>
-              <w:t>–</w:t>
-            </w:r>
-            <w:r>
-              <w:rPr>
-                <w:rFonts w:ascii="BRH Malayalam Extra" w:hAnsi="BRH Malayalam Extra" w:cs="BRH Malayalam Extra"/>
-                <w:color w:val="000000"/>
-                <w:sz w:val="32"/>
-                <w:szCs w:val="40"/>
-              </w:rPr>
-              <w:t xml:space="preserve">q¡Kx—iJ | </w:t>
-            </w:r>
-          </w:p>
-          <w:p>
-            <w:pPr>
-              <w:widowControl w:val="0"/>
-              <w:autoSpaceDE w:val="0"/>
-              <w:autoSpaceDN w:val="0"/>
-              <w:adjustRightInd w:val="0"/>
-              <w:spacing w:before="0" w:line="240" w:lineRule="auto"/>
-              <w:rPr>
-                <w:rFonts w:ascii="BRH Malayalam Extra" w:hAnsi="BRH Malayalam Extra" w:cs="BRH Malayalam Extra"/>
-                <w:color w:val="000000"/>
-                <w:sz w:val="32"/>
-                <w:szCs w:val="40"/>
-              </w:rPr>
-            </w:pPr>
-            <w:r>
-              <w:rPr>
                 <w:rFonts w:cs="BRH Malayalam Extra"/>
                 <w:color w:val="000000"/>
                 <w:szCs w:val="40"/>
@@ -11867,19 +11350,8 @@
                 <w:sz w:val="32"/>
                 <w:szCs w:val="40"/>
               </w:rPr>
-              <w:t>)</w:t>
-            </w:r>
-            <w:proofErr w:type="gramStart"/>
-            <w:r>
-              <w:rPr>
-                <w:rFonts w:ascii="BRH Malayalam Extra" w:hAnsi="BRH Malayalam Extra" w:cs="BRH Malayalam Extra"/>
-                <w:color w:val="000000"/>
-                <w:sz w:val="32"/>
-                <w:szCs w:val="40"/>
-              </w:rPr>
-              <w:t>-  sx</w:t>
-            </w:r>
-            <w:proofErr w:type="gramEnd"/>
+              <w:t>)-  sx</w:t>
+            </w:r>
             <w:r>
               <w:rPr>
                 <w:rFonts w:ascii="BRH Malayalam Extra" w:hAnsi="BRH Malayalam Extra" w:cs="BRH Malayalam Extra"/>
@@ -12265,27 +11737,7 @@
                 <w:sz w:val="32"/>
                 <w:szCs w:val="40"/>
               </w:rPr>
-              <w:t>)</w:t>
-            </w:r>
-            <w:proofErr w:type="gramStart"/>
-            <w:r>
-              <w:rPr>
-                <w:rFonts w:ascii="BRH Malayalam Extra" w:hAnsi="BRH Malayalam Extra" w:cs="BRH Malayalam Extra"/>
-                <w:color w:val="000000"/>
-                <w:sz w:val="32"/>
-                <w:szCs w:val="40"/>
-              </w:rPr>
-              <w:t>-  B</w:t>
-            </w:r>
-            <w:proofErr w:type="gramEnd"/>
-            <w:r>
-              <w:rPr>
-                <w:rFonts w:ascii="BRH Malayalam Extra" w:hAnsi="BRH Malayalam Extra" w:cs="BRH Malayalam Extra"/>
-                <w:color w:val="000000"/>
-                <w:sz w:val="32"/>
-                <w:szCs w:val="40"/>
-              </w:rPr>
-              <w:t xml:space="preserve"> | eõx</w:t>
+              <w:t>)-  B | eõx</w:t>
             </w:r>
             <w:r>
               <w:rPr>
@@ -12831,19 +12283,8 @@
                 <w:sz w:val="32"/>
                 <w:szCs w:val="40"/>
               </w:rPr>
-              <w:t>)</w:t>
-            </w:r>
-            <w:proofErr w:type="gramStart"/>
-            <w:r>
-              <w:rPr>
-                <w:rFonts w:ascii="BRH Malayalam Extra" w:hAnsi="BRH Malayalam Extra" w:cs="BRH Malayalam Extra"/>
-                <w:color w:val="000000"/>
-                <w:sz w:val="32"/>
-                <w:szCs w:val="40"/>
-              </w:rPr>
-              <w:t>-  eõx</w:t>
-            </w:r>
-            <w:proofErr w:type="gramEnd"/>
+              <w:t>)-  eõx</w:t>
+            </w:r>
             <w:r>
               <w:rPr>
                 <w:rFonts w:ascii="BRH Malayalam Extra" w:hAnsi="BRH Malayalam Extra" w:cs="BRH Malayalam Extra"/>
@@ -13472,7 +12913,17 @@
                 <w:sz w:val="32"/>
                 <w:szCs w:val="40"/>
               </w:rPr>
-              <w:t>jjZy eõxjjZy sxKIöeÓx</w:t>
+              <w:t xml:space="preserve">jjZy eõxjjZy </w:t>
+            </w:r>
+            <w:r>
+              <w:rPr>
+                <w:rFonts w:ascii="BRH Malayalam Extra" w:hAnsi="BRH Malayalam Extra" w:cs="BRH Malayalam Extra"/>
+                <w:color w:val="000000"/>
+                <w:sz w:val="32"/>
+                <w:szCs w:val="40"/>
+              </w:rPr>
+              <w:lastRenderedPageBreak/>
+              <w:t>sxKIöeÓx</w:t>
             </w:r>
             <w:r>
               <w:rPr>
@@ -13545,6 +12996,262 @@
                 <w:szCs w:val="40"/>
               </w:rPr>
             </w:pPr>
+            <w:r>
+              <w:rPr>
+                <w:rFonts w:cs="BRH Malayalam Extra"/>
+                <w:color w:val="000000"/>
+                <w:szCs w:val="40"/>
+              </w:rPr>
+              <w:t>17</w:t>
+            </w:r>
+            <w:r>
+              <w:rPr>
+                <w:rFonts w:ascii="BRH Malayalam Extra" w:hAnsi="BRH Malayalam Extra" w:cs="BRH Malayalam Extra"/>
+                <w:color w:val="000000"/>
+                <w:sz w:val="32"/>
+                <w:szCs w:val="40"/>
+              </w:rPr>
+              <w:t>)</w:t>
+            </w:r>
+            <w:r>
+              <w:rPr>
+                <w:rFonts w:ascii="BRH Malayalam Extra" w:hAnsi="BRH Malayalam Extra" w:cs="BRH Malayalam Extra"/>
+                <w:color w:val="000000"/>
+                <w:sz w:val="32"/>
+                <w:szCs w:val="40"/>
+              </w:rPr>
+              <w:tab/>
+            </w:r>
+            <w:r>
+              <w:rPr>
+                <w:rFonts w:cs="BRH Malayalam Extra"/>
+                <w:color w:val="000000"/>
+                <w:szCs w:val="40"/>
+              </w:rPr>
+              <w:t>2</w:t>
+            </w:r>
+            <w:r>
+              <w:rPr>
+                <w:rFonts w:ascii="BRH Malayalam Extra" w:hAnsi="BRH Malayalam Extra" w:cs="BRH Malayalam Extra"/>
+                <w:color w:val="000000"/>
+                <w:sz w:val="32"/>
+                <w:szCs w:val="40"/>
+              </w:rPr>
+              <w:t>.</w:t>
+            </w:r>
+            <w:r>
+              <w:rPr>
+                <w:rFonts w:cs="BRH Malayalam Extra"/>
+                <w:color w:val="000000"/>
+                <w:szCs w:val="40"/>
+              </w:rPr>
+              <w:t>5</w:t>
+            </w:r>
+            <w:r>
+              <w:rPr>
+                <w:rFonts w:ascii="BRH Malayalam Extra" w:hAnsi="BRH Malayalam Extra" w:cs="BRH Malayalam Extra"/>
+                <w:color w:val="000000"/>
+                <w:sz w:val="32"/>
+                <w:szCs w:val="40"/>
+              </w:rPr>
+              <w:t>.</w:t>
+            </w:r>
+            <w:r>
+              <w:rPr>
+                <w:rFonts w:cs="BRH Malayalam Extra"/>
+                <w:color w:val="000000"/>
+                <w:szCs w:val="40"/>
+              </w:rPr>
+              <w:t>4</w:t>
+            </w:r>
+            <w:r>
+              <w:rPr>
+                <w:rFonts w:ascii="BRH Malayalam Extra" w:hAnsi="BRH Malayalam Extra" w:cs="BRH Malayalam Extra"/>
+                <w:color w:val="000000"/>
+                <w:sz w:val="32"/>
+                <w:szCs w:val="40"/>
+              </w:rPr>
+              <w:t>.</w:t>
+            </w:r>
+            <w:r>
+              <w:rPr>
+                <w:rFonts w:cs="BRH Malayalam Extra"/>
+                <w:color w:val="000000"/>
+                <w:szCs w:val="40"/>
+              </w:rPr>
+              <w:t>3</w:t>
+            </w:r>
+            <w:r>
+              <w:rPr>
+                <w:rFonts w:ascii="BRH Malayalam Extra" w:hAnsi="BRH Malayalam Extra" w:cs="BRH Malayalam Extra"/>
+                <w:color w:val="000000"/>
+                <w:sz w:val="32"/>
+                <w:szCs w:val="40"/>
+              </w:rPr>
+              <w:t>(</w:t>
+            </w:r>
+            <w:r>
+              <w:rPr>
+                <w:rFonts w:cs="BRH Malayalam Extra"/>
+                <w:color w:val="000000"/>
+                <w:szCs w:val="40"/>
+              </w:rPr>
+              <w:t>14</w:t>
+            </w:r>
+            <w:r>
+              <w:rPr>
+                <w:rFonts w:ascii="BRH Malayalam Extra" w:hAnsi="BRH Malayalam Extra" w:cs="BRH Malayalam Extra"/>
+                <w:color w:val="000000"/>
+                <w:sz w:val="32"/>
+                <w:szCs w:val="40"/>
+              </w:rPr>
+              <w:t>)-  sx</w:t>
+            </w:r>
+            <w:r>
+              <w:rPr>
+                <w:rFonts w:ascii="BRH Malayalam Extra" w:hAnsi="BRH Malayalam Extra" w:cs="BRH Malayalam Extra"/>
+                <w:color w:val="000000"/>
+                <w:sz w:val="26"/>
+                <w:szCs w:val="40"/>
+              </w:rPr>
+              <w:t>–</w:t>
+            </w:r>
+            <w:r>
+              <w:rPr>
+                <w:rFonts w:ascii="BRH Malayalam Extra" w:hAnsi="BRH Malayalam Extra" w:cs="BRH Malayalam Extra"/>
+                <w:color w:val="000000"/>
+                <w:sz w:val="32"/>
+                <w:szCs w:val="40"/>
+              </w:rPr>
+              <w:t>K</w:t>
+            </w:r>
+            <w:r>
+              <w:rPr>
+                <w:rFonts w:ascii="BRH Malayalam Extra" w:hAnsi="BRH Malayalam Extra" w:cs="BRH Malayalam Extra"/>
+                <w:color w:val="000000"/>
+                <w:sz w:val="26"/>
+                <w:szCs w:val="40"/>
+              </w:rPr>
+              <w:t>–</w:t>
+            </w:r>
+            <w:r>
+              <w:rPr>
+                <w:rFonts w:ascii="BRH Malayalam Extra" w:hAnsi="BRH Malayalam Extra" w:cs="BRH Malayalam Extra"/>
+                <w:color w:val="000000"/>
+                <w:sz w:val="32"/>
+                <w:szCs w:val="40"/>
+              </w:rPr>
+              <w:t>Iöe</w:t>
+            </w:r>
+            <w:r>
+              <w:rPr>
+                <w:rFonts w:ascii="BRH Malayalam Extra" w:hAnsi="BRH Malayalam Extra" w:cs="BRH Malayalam Extra"/>
+                <w:color w:val="000000"/>
+                <w:sz w:val="26"/>
+                <w:szCs w:val="40"/>
+              </w:rPr>
+              <w:t>–</w:t>
+            </w:r>
+            <w:r>
+              <w:rPr>
+                <w:rFonts w:ascii="BRH Malayalam Extra" w:hAnsi="BRH Malayalam Extra" w:cs="BRH Malayalam Extra"/>
+                <w:color w:val="000000"/>
+                <w:sz w:val="32"/>
+                <w:szCs w:val="40"/>
+              </w:rPr>
+              <w:t>Óx</w:t>
+            </w:r>
+            <w:r>
+              <w:rPr>
+                <w:rFonts w:ascii="BRH Malayalam Extra" w:hAnsi="BRH Malayalam Extra" w:cs="BRH Malayalam Extra"/>
+                <w:color w:val="000000"/>
+                <w:sz w:val="26"/>
+                <w:szCs w:val="40"/>
+              </w:rPr>
+              <w:t>–</w:t>
+            </w:r>
+            <w:r>
+              <w:rPr>
+                <w:rFonts w:ascii="BRH Malayalam Extra" w:hAnsi="BRH Malayalam Extra" w:cs="BRH Malayalam Extra"/>
+                <w:color w:val="000000"/>
+                <w:sz w:val="32"/>
+                <w:szCs w:val="40"/>
+              </w:rPr>
+              <w:t>jz¥</w:t>
+            </w:r>
+            <w:r>
+              <w:rPr>
+                <w:rFonts w:ascii="BRH Malayalam Extra" w:hAnsi="BRH Malayalam Extra" w:cs="BRH Malayalam Extra"/>
+                <w:color w:val="000000"/>
+                <w:sz w:val="32"/>
+                <w:szCs w:val="40"/>
+                <w:highlight w:val="green"/>
+              </w:rPr>
+              <w:t>j</w:t>
+            </w:r>
+            <w:r>
+              <w:rPr>
+                <w:rFonts w:ascii="BRH Malayalam Extra" w:hAnsi="BRH Malayalam Extra" w:cs="BRH Malayalam Extra"/>
+                <w:color w:val="000000"/>
+                <w:sz w:val="32"/>
+                <w:szCs w:val="40"/>
+              </w:rPr>
+              <w:t>—d | j</w:t>
+            </w:r>
+            <w:r>
+              <w:rPr>
+                <w:rFonts w:ascii="BRH Malayalam Extra" w:hAnsi="BRH Malayalam Extra" w:cs="BRH Malayalam Extra"/>
+                <w:color w:val="000000"/>
+                <w:sz w:val="26"/>
+                <w:szCs w:val="40"/>
+              </w:rPr>
+              <w:t>–</w:t>
+            </w:r>
+            <w:r>
+              <w:rPr>
+                <w:rFonts w:ascii="BRH Malayalam Extra" w:hAnsi="BRH Malayalam Extra" w:cs="BRH Malayalam Extra"/>
+                <w:color w:val="000000"/>
+                <w:sz w:val="32"/>
+                <w:szCs w:val="40"/>
+              </w:rPr>
+              <w:t>¥R</w:t>
+            </w:r>
+            <w:r>
+              <w:rPr>
+                <w:rFonts w:ascii="BRH Malayalam Extra" w:hAnsi="BRH Malayalam Extra" w:cs="BRH Malayalam Extra"/>
+                <w:color w:val="000000"/>
+                <w:sz w:val="26"/>
+                <w:szCs w:val="40"/>
+              </w:rPr>
+              <w:t>–</w:t>
+            </w:r>
+            <w:r>
+              <w:rPr>
+                <w:rFonts w:ascii="BRH Malayalam Extra" w:hAnsi="BRH Malayalam Extra" w:cs="BRH Malayalam Extra"/>
+                <w:color w:val="000000"/>
+                <w:sz w:val="32"/>
+                <w:szCs w:val="40"/>
+              </w:rPr>
+              <w:t>Z</w:t>
+            </w:r>
+            <w:r>
+              <w:rPr>
+                <w:rFonts w:ascii="BRH Malayalam Extra" w:hAnsi="BRH Malayalam Extra" w:cs="BRH Malayalam Extra"/>
+                <w:color w:val="000000"/>
+                <w:sz w:val="26"/>
+                <w:szCs w:val="40"/>
+              </w:rPr>
+              <w:t>–</w:t>
+            </w:r>
+            <w:r>
+              <w:rPr>
+                <w:rFonts w:ascii="BRH Malayalam Extra" w:hAnsi="BRH Malayalam Extra" w:cs="BRH Malayalam Extra"/>
+                <w:color w:val="000000"/>
+                <w:sz w:val="32"/>
+                <w:szCs w:val="40"/>
+              </w:rPr>
+              <w:t xml:space="preserve"> | </w:t>
+            </w:r>
           </w:p>
           <w:p>
             <w:pPr>
@@ -13560,6 +13267,33 @@
                 <w:szCs w:val="40"/>
               </w:rPr>
             </w:pPr>
+            <w:r>
+              <w:rPr>
+                <w:rFonts w:ascii="BRH Malayalam Extra" w:hAnsi="BRH Malayalam Extra" w:cs="BRH Malayalam Extra"/>
+                <w:color w:val="000000"/>
+                <w:sz w:val="32"/>
+                <w:szCs w:val="40"/>
+              </w:rPr>
+              <w:t>e</w:t>
+            </w:r>
+            <w:r>
+              <w:rPr>
+                <w:rFonts w:ascii="BRH Malayalam Extra" w:hAnsi="BRH Malayalam Extra" w:cs="BRH Malayalam Extra"/>
+                <w:color w:val="000000"/>
+                <w:sz w:val="26"/>
+                <w:szCs w:val="40"/>
+              </w:rPr>
+              <w:t>–</w:t>
+            </w:r>
+            <w:r>
+              <w:rPr>
+                <w:rFonts w:ascii="BRH Malayalam Extra" w:hAnsi="BRH Malayalam Extra" w:cs="BRH Malayalam Extra"/>
+                <w:color w:val="000000"/>
+                <w:sz w:val="32"/>
+                <w:szCs w:val="40"/>
+              </w:rPr>
+              <w:t>q¡Kx—iJ |</w:t>
+            </w:r>
           </w:p>
           <w:p>
             <w:pPr>
@@ -13577,126 +13311,13 @@
             </w:pPr>
             <w:r>
               <w:rPr>
-                <w:rFonts w:cs="BRH Malayalam Extra"/>
-                <w:color w:val="000000"/>
-                <w:szCs w:val="40"/>
-              </w:rPr>
-              <w:t>17</w:t>
-            </w:r>
-            <w:r>
-              <w:rPr>
-                <w:rFonts w:ascii="BRH Malayalam Extra" w:hAnsi="BRH Malayalam Extra" w:cs="BRH Malayalam Extra"/>
-                <w:color w:val="000000"/>
-                <w:sz w:val="32"/>
-                <w:szCs w:val="40"/>
-              </w:rPr>
-              <w:t>)</w:t>
-            </w:r>
-            <w:r>
-              <w:rPr>
-                <w:rFonts w:ascii="BRH Malayalam Extra" w:hAnsi="BRH Malayalam Extra" w:cs="BRH Malayalam Extra"/>
-                <w:color w:val="000000"/>
-                <w:sz w:val="32"/>
-                <w:szCs w:val="40"/>
-              </w:rPr>
-              <w:tab/>
-            </w:r>
-            <w:r>
-              <w:rPr>
-                <w:rFonts w:cs="BRH Malayalam Extra"/>
-                <w:color w:val="000000"/>
-                <w:szCs w:val="40"/>
-              </w:rPr>
-              <w:t>2</w:t>
-            </w:r>
-            <w:r>
-              <w:rPr>
-                <w:rFonts w:ascii="BRH Malayalam Extra" w:hAnsi="BRH Malayalam Extra" w:cs="BRH Malayalam Extra"/>
-                <w:color w:val="000000"/>
-                <w:sz w:val="32"/>
-                <w:szCs w:val="40"/>
-              </w:rPr>
-              <w:t>.</w:t>
-            </w:r>
-            <w:r>
-              <w:rPr>
-                <w:rFonts w:cs="BRH Malayalam Extra"/>
-                <w:color w:val="000000"/>
-                <w:szCs w:val="40"/>
-              </w:rPr>
-              <w:t>5</w:t>
-            </w:r>
-            <w:r>
-              <w:rPr>
-                <w:rFonts w:ascii="BRH Malayalam Extra" w:hAnsi="BRH Malayalam Extra" w:cs="BRH Malayalam Extra"/>
-                <w:color w:val="000000"/>
-                <w:sz w:val="32"/>
-                <w:szCs w:val="40"/>
-              </w:rPr>
-              <w:t>.</w:t>
-            </w:r>
-            <w:r>
-              <w:rPr>
-                <w:rFonts w:cs="BRH Malayalam Extra"/>
-                <w:color w:val="000000"/>
-                <w:szCs w:val="40"/>
-              </w:rPr>
-              <w:t>4</w:t>
-            </w:r>
-            <w:r>
-              <w:rPr>
-                <w:rFonts w:ascii="BRH Malayalam Extra" w:hAnsi="BRH Malayalam Extra" w:cs="BRH Malayalam Extra"/>
-                <w:color w:val="000000"/>
-                <w:sz w:val="32"/>
-                <w:szCs w:val="40"/>
-              </w:rPr>
-              <w:t>.</w:t>
-            </w:r>
-            <w:r>
-              <w:rPr>
-                <w:rFonts w:cs="BRH Malayalam Extra"/>
-                <w:color w:val="000000"/>
-                <w:szCs w:val="40"/>
-              </w:rPr>
-              <w:t>3</w:t>
-            </w:r>
-            <w:r>
-              <w:rPr>
-                <w:rFonts w:ascii="BRH Malayalam Extra" w:hAnsi="BRH Malayalam Extra" w:cs="BRH Malayalam Extra"/>
-                <w:color w:val="000000"/>
-                <w:sz w:val="32"/>
-                <w:szCs w:val="40"/>
-              </w:rPr>
-              <w:t>(</w:t>
-            </w:r>
-            <w:r>
-              <w:rPr>
-                <w:rFonts w:cs="BRH Malayalam Extra"/>
-                <w:color w:val="000000"/>
-                <w:szCs w:val="40"/>
-              </w:rPr>
-              <w:t>14</w:t>
-            </w:r>
-            <w:r>
-              <w:rPr>
-                <w:rFonts w:ascii="BRH Malayalam Extra" w:hAnsi="BRH Malayalam Extra" w:cs="BRH Malayalam Extra"/>
-                <w:color w:val="000000"/>
-                <w:sz w:val="32"/>
-                <w:szCs w:val="40"/>
-              </w:rPr>
-              <w:t>)</w:t>
-            </w:r>
-            <w:proofErr w:type="gramStart"/>
-            <w:r>
-              <w:rPr>
-                <w:rFonts w:ascii="BRH Malayalam Extra" w:hAnsi="BRH Malayalam Extra" w:cs="BRH Malayalam Extra"/>
-                <w:color w:val="000000"/>
-                <w:sz w:val="32"/>
-                <w:szCs w:val="40"/>
-              </w:rPr>
-              <w:t>-  sx</w:t>
-            </w:r>
-            <w:proofErr w:type="gramEnd"/>
+                <w:rFonts w:ascii="BRH Malayalam Extra" w:hAnsi="BRH Malayalam Extra" w:cs="BRH Malayalam Extra"/>
+                <w:color w:val="000000"/>
+                <w:sz w:val="32"/>
+                <w:szCs w:val="40"/>
+              </w:rPr>
+              <w:t>sx</w:t>
+            </w:r>
             <w:r>
               <w:rPr>
                 <w:rFonts w:ascii="BRH Malayalam Extra" w:hAnsi="BRH Malayalam Extra" w:cs="BRH Malayalam Extra"/>
@@ -13786,61 +13407,26 @@
                 <w:sz w:val="32"/>
                 <w:szCs w:val="40"/>
               </w:rPr>
-              <w:t>—d | j</w:t>
-            </w:r>
-            <w:r>
-              <w:rPr>
-                <w:rFonts w:ascii="BRH Malayalam Extra" w:hAnsi="BRH Malayalam Extra" w:cs="BRH Malayalam Extra"/>
-                <w:color w:val="000000"/>
-                <w:sz w:val="26"/>
-                <w:szCs w:val="40"/>
-              </w:rPr>
-              <w:t>–</w:t>
-            </w:r>
-            <w:r>
-              <w:rPr>
-                <w:rFonts w:ascii="BRH Malayalam Extra" w:hAnsi="BRH Malayalam Extra" w:cs="BRH Malayalam Extra"/>
-                <w:color w:val="000000"/>
-                <w:sz w:val="32"/>
-                <w:szCs w:val="40"/>
-              </w:rPr>
-              <w:t>¥R</w:t>
-            </w:r>
-            <w:r>
-              <w:rPr>
-                <w:rFonts w:ascii="BRH Malayalam Extra" w:hAnsi="BRH Malayalam Extra" w:cs="BRH Malayalam Extra"/>
-                <w:color w:val="000000"/>
-                <w:sz w:val="26"/>
-                <w:szCs w:val="40"/>
-              </w:rPr>
-              <w:t>–</w:t>
-            </w:r>
-            <w:r>
-              <w:rPr>
-                <w:rFonts w:ascii="BRH Malayalam Extra" w:hAnsi="BRH Malayalam Extra" w:cs="BRH Malayalam Extra"/>
-                <w:color w:val="000000"/>
-                <w:sz w:val="32"/>
-                <w:szCs w:val="40"/>
-              </w:rPr>
-              <w:t>Z</w:t>
-            </w:r>
-            <w:r>
-              <w:rPr>
-                <w:rFonts w:ascii="BRH Malayalam Extra" w:hAnsi="BRH Malayalam Extra" w:cs="BRH Malayalam Extra"/>
-                <w:color w:val="000000"/>
-                <w:sz w:val="26"/>
-                <w:szCs w:val="40"/>
-              </w:rPr>
-              <w:t>–</w:t>
-            </w:r>
-            <w:r>
-              <w:rPr>
-                <w:rFonts w:ascii="BRH Malayalam Extra" w:hAnsi="BRH Malayalam Extra" w:cs="BRH Malayalam Extra"/>
-                <w:color w:val="000000"/>
-                <w:sz w:val="32"/>
-                <w:szCs w:val="40"/>
-              </w:rPr>
-              <w:t xml:space="preserve"> | </w:t>
+              <w:t xml:space="preserve">—d </w:t>
+            </w:r>
+            <w:r>
+              <w:rPr>
+                <w:rFonts w:ascii="BRH Malayalam Extra" w:hAnsi="BRH Malayalam Extra" w:cs="BRH Malayalam Extra"/>
+                <w:color w:val="000000"/>
+                <w:sz w:val="32"/>
+                <w:szCs w:val="40"/>
+                <w:highlight w:val="green"/>
+              </w:rPr>
+              <w:t>j</w:t>
+            </w:r>
+            <w:r>
+              <w:rPr>
+                <w:rFonts w:ascii="BRH Malayalam Extra" w:hAnsi="BRH Malayalam Extra" w:cs="BRH Malayalam Extra"/>
+                <w:color w:val="000000"/>
+                <w:sz w:val="32"/>
+                <w:szCs w:val="40"/>
+              </w:rPr>
+              <w:t xml:space="preserve">¥RZ j¥RZ </w:t>
             </w:r>
           </w:p>
           <w:p>
@@ -13864,25 +13450,285 @@
                 <w:sz w:val="32"/>
                 <w:szCs w:val="40"/>
               </w:rPr>
-              <w:t>e</w:t>
-            </w:r>
-            <w:r>
-              <w:rPr>
-                <w:rFonts w:ascii="BRH Malayalam Extra" w:hAnsi="BRH Malayalam Extra" w:cs="BRH Malayalam Extra"/>
-                <w:color w:val="000000"/>
-                <w:sz w:val="26"/>
-                <w:szCs w:val="40"/>
-              </w:rPr>
-              <w:t>–</w:t>
-            </w:r>
-            <w:r>
-              <w:rPr>
-                <w:rFonts w:ascii="BRH Malayalam Extra" w:hAnsi="BRH Malayalam Extra" w:cs="BRH Malayalam Extra"/>
-                <w:color w:val="000000"/>
-                <w:sz w:val="32"/>
-                <w:szCs w:val="40"/>
-              </w:rPr>
-              <w:t>q¡Kx—iJ |</w:t>
+              <w:t>sxKIöeÓx</w:t>
+            </w:r>
+            <w:r>
+              <w:rPr>
+                <w:rFonts w:ascii="BRH Malayalam Extra" w:hAnsi="BRH Malayalam Extra" w:cs="BRH Malayalam Extra"/>
+                <w:color w:val="000000"/>
+                <w:sz w:val="26"/>
+                <w:szCs w:val="40"/>
+              </w:rPr>
+              <w:t>–</w:t>
+            </w:r>
+            <w:r>
+              <w:rPr>
+                <w:rFonts w:ascii="BRH Malayalam Extra" w:hAnsi="BRH Malayalam Extra" w:cs="BRH Malayalam Extra"/>
+                <w:color w:val="000000"/>
+                <w:sz w:val="32"/>
+                <w:szCs w:val="40"/>
+              </w:rPr>
+              <w:t>jz¥</w:t>
+            </w:r>
+            <w:r>
+              <w:rPr>
+                <w:rFonts w:ascii="BRH Malayalam Extra" w:hAnsi="BRH Malayalam Extra" w:cs="BRH Malayalam Extra"/>
+                <w:color w:val="000000"/>
+                <w:sz w:val="32"/>
+                <w:szCs w:val="40"/>
+                <w:highlight w:val="green"/>
+              </w:rPr>
+              <w:t>j</w:t>
+            </w:r>
+            <w:r>
+              <w:rPr>
+                <w:rFonts w:ascii="BRH Malayalam Extra" w:hAnsi="BRH Malayalam Extra" w:cs="BRH Malayalam Extra"/>
+                <w:color w:val="000000"/>
+                <w:sz w:val="32"/>
+                <w:szCs w:val="40"/>
+              </w:rPr>
+              <w:t xml:space="preserve">—d </w:t>
+            </w:r>
+            <w:r>
+              <w:rPr>
+                <w:rFonts w:ascii="BRH Malayalam Extra" w:hAnsi="BRH Malayalam Extra" w:cs="BRH Malayalam Extra"/>
+                <w:color w:val="000000"/>
+                <w:sz w:val="32"/>
+                <w:szCs w:val="40"/>
+                <w:highlight w:val="green"/>
+              </w:rPr>
+              <w:t>sx</w:t>
+            </w:r>
+            <w:r>
+              <w:rPr>
+                <w:rFonts w:ascii="BRH Malayalam Extra" w:hAnsi="BRH Malayalam Extra" w:cs="BRH Malayalam Extra"/>
+                <w:color w:val="000000"/>
+                <w:sz w:val="32"/>
+                <w:szCs w:val="40"/>
+              </w:rPr>
+              <w:t>KIöeÓx</w:t>
+            </w:r>
+            <w:r>
+              <w:rPr>
+                <w:rFonts w:ascii="BRH Malayalam Extra" w:hAnsi="BRH Malayalam Extra" w:cs="BRH Malayalam Extra"/>
+                <w:color w:val="000000"/>
+                <w:sz w:val="26"/>
+                <w:szCs w:val="40"/>
+              </w:rPr>
+              <w:t>–</w:t>
+            </w:r>
+            <w:r>
+              <w:rPr>
+                <w:rFonts w:ascii="BRH Malayalam Extra" w:hAnsi="BRH Malayalam Extra" w:cs="BRH Malayalam Extra"/>
+                <w:color w:val="000000"/>
+                <w:sz w:val="32"/>
+                <w:szCs w:val="40"/>
+              </w:rPr>
+              <w:t>jz¥</w:t>
+            </w:r>
+            <w:r>
+              <w:rPr>
+                <w:rFonts w:ascii="BRH Malayalam Extra" w:hAnsi="BRH Malayalam Extra" w:cs="BRH Malayalam Extra"/>
+                <w:color w:val="000000"/>
+                <w:sz w:val="32"/>
+                <w:szCs w:val="40"/>
+                <w:highlight w:val="green"/>
+              </w:rPr>
+              <w:t>j</w:t>
+            </w:r>
+            <w:r>
+              <w:rPr>
+                <w:rFonts w:ascii="BRH Malayalam Extra" w:hAnsi="BRH Malayalam Extra" w:cs="BRH Malayalam Extra"/>
+                <w:color w:val="000000"/>
+                <w:sz w:val="32"/>
+                <w:szCs w:val="40"/>
+              </w:rPr>
+              <w:t xml:space="preserve">—d </w:t>
+            </w:r>
+            <w:r>
+              <w:rPr>
+                <w:rFonts w:ascii="BRH Malayalam Extra" w:hAnsi="BRH Malayalam Extra" w:cs="BRH Malayalam Extra"/>
+                <w:color w:val="000000"/>
+                <w:sz w:val="32"/>
+                <w:szCs w:val="40"/>
+                <w:highlight w:val="green"/>
+              </w:rPr>
+              <w:t>j</w:t>
+            </w:r>
+            <w:r>
+              <w:rPr>
+                <w:rFonts w:ascii="BRH Malayalam Extra" w:hAnsi="BRH Malayalam Extra" w:cs="BRH Malayalam Extra"/>
+                <w:color w:val="000000"/>
+                <w:sz w:val="32"/>
+                <w:szCs w:val="40"/>
+              </w:rPr>
+              <w:t>¥RZ e</w:t>
+            </w:r>
+            <w:r>
+              <w:rPr>
+                <w:rFonts w:ascii="BRH Malayalam Extra" w:hAnsi="BRH Malayalam Extra" w:cs="BRH Malayalam Extra"/>
+                <w:color w:val="000000"/>
+                <w:sz w:val="26"/>
+                <w:szCs w:val="40"/>
+              </w:rPr>
+              <w:t>–</w:t>
+            </w:r>
+            <w:r>
+              <w:rPr>
+                <w:rFonts w:ascii="BRH Malayalam Extra" w:hAnsi="BRH Malayalam Extra" w:cs="BRH Malayalam Extra"/>
+                <w:color w:val="000000"/>
+                <w:sz w:val="32"/>
+                <w:szCs w:val="40"/>
+              </w:rPr>
+              <w:t>q¡Kx—iJ e</w:t>
+            </w:r>
+            <w:r>
+              <w:rPr>
+                <w:rFonts w:ascii="BRH Malayalam Extra" w:hAnsi="BRH Malayalam Extra" w:cs="BRH Malayalam Extra"/>
+                <w:color w:val="000000"/>
+                <w:sz w:val="26"/>
+                <w:szCs w:val="40"/>
+              </w:rPr>
+              <w:t>–</w:t>
+            </w:r>
+            <w:r>
+              <w:rPr>
+                <w:rFonts w:ascii="BRH Malayalam Extra" w:hAnsi="BRH Malayalam Extra" w:cs="BRH Malayalam Extra"/>
+                <w:color w:val="000000"/>
+                <w:sz w:val="32"/>
+                <w:szCs w:val="40"/>
+              </w:rPr>
+              <w:t>q¡Kx—¥ix j¥RZ sxKIöeÓx</w:t>
+            </w:r>
+            <w:r>
+              <w:rPr>
+                <w:rFonts w:ascii="BRH Malayalam Extra" w:hAnsi="BRH Malayalam Extra" w:cs="BRH Malayalam Extra"/>
+                <w:color w:val="000000"/>
+                <w:sz w:val="26"/>
+                <w:szCs w:val="40"/>
+              </w:rPr>
+              <w:t>–</w:t>
+            </w:r>
+            <w:r>
+              <w:rPr>
+                <w:rFonts w:ascii="BRH Malayalam Extra" w:hAnsi="BRH Malayalam Extra" w:cs="BRH Malayalam Extra"/>
+                <w:color w:val="000000"/>
+                <w:sz w:val="32"/>
+                <w:szCs w:val="40"/>
+              </w:rPr>
+              <w:t>jz</w:t>
+            </w:r>
+            <w:r>
+              <w:rPr>
+                <w:rFonts w:ascii="BRH Malayalam Extra" w:hAnsi="BRH Malayalam Extra" w:cs="BRH Malayalam Extra"/>
+                <w:color w:val="000000"/>
+                <w:sz w:val="32"/>
+                <w:szCs w:val="40"/>
+                <w:highlight w:val="green"/>
+              </w:rPr>
+              <w:t>¥j</w:t>
+            </w:r>
+            <w:r>
+              <w:rPr>
+                <w:rFonts w:ascii="BRH Malayalam Extra" w:hAnsi="BRH Malayalam Extra" w:cs="BRH Malayalam Extra"/>
+                <w:color w:val="000000"/>
+                <w:sz w:val="32"/>
+                <w:szCs w:val="40"/>
+              </w:rPr>
+              <w:t xml:space="preserve">—d </w:t>
+            </w:r>
+            <w:r>
+              <w:rPr>
+                <w:rFonts w:ascii="BRH Malayalam Extra" w:hAnsi="BRH Malayalam Extra" w:cs="BRH Malayalam Extra"/>
+                <w:color w:val="000000"/>
+                <w:sz w:val="32"/>
+                <w:szCs w:val="40"/>
+                <w:highlight w:val="green"/>
+              </w:rPr>
+              <w:t>sx</w:t>
+            </w:r>
+            <w:r>
+              <w:rPr>
+                <w:rFonts w:ascii="BRH Malayalam Extra" w:hAnsi="BRH Malayalam Extra" w:cs="BRH Malayalam Extra"/>
+                <w:color w:val="000000"/>
+                <w:sz w:val="32"/>
+                <w:szCs w:val="40"/>
+              </w:rPr>
+              <w:t>KIöeÓx</w:t>
+            </w:r>
+            <w:r>
+              <w:rPr>
+                <w:rFonts w:ascii="BRH Malayalam Extra" w:hAnsi="BRH Malayalam Extra" w:cs="BRH Malayalam Extra"/>
+                <w:color w:val="000000"/>
+                <w:sz w:val="26"/>
+                <w:szCs w:val="40"/>
+              </w:rPr>
+              <w:t>–</w:t>
+            </w:r>
+            <w:r>
+              <w:rPr>
+                <w:rFonts w:ascii="BRH Malayalam Extra" w:hAnsi="BRH Malayalam Extra" w:cs="BRH Malayalam Extra"/>
+                <w:color w:val="000000"/>
+                <w:sz w:val="32"/>
+                <w:szCs w:val="40"/>
+              </w:rPr>
+              <w:t>jz¥</w:t>
+            </w:r>
+            <w:r>
+              <w:rPr>
+                <w:rFonts w:ascii="BRH Malayalam Extra" w:hAnsi="BRH Malayalam Extra" w:cs="BRH Malayalam Extra"/>
+                <w:color w:val="000000"/>
+                <w:sz w:val="32"/>
+                <w:szCs w:val="40"/>
+                <w:highlight w:val="green"/>
+              </w:rPr>
+              <w:t>j—</w:t>
+            </w:r>
+            <w:r>
+              <w:rPr>
+                <w:rFonts w:ascii="BRH Malayalam Extra" w:hAnsi="BRH Malayalam Extra" w:cs="BRH Malayalam Extra"/>
+                <w:color w:val="000000"/>
+                <w:sz w:val="32"/>
+                <w:szCs w:val="40"/>
+              </w:rPr>
+              <w:t xml:space="preserve">d </w:t>
+            </w:r>
+            <w:r>
+              <w:rPr>
+                <w:rFonts w:ascii="BRH Malayalam Extra" w:hAnsi="BRH Malayalam Extra" w:cs="BRH Malayalam Extra"/>
+                <w:color w:val="000000"/>
+                <w:sz w:val="32"/>
+                <w:szCs w:val="40"/>
+                <w:highlight w:val="green"/>
+              </w:rPr>
+              <w:t>j</w:t>
+            </w:r>
+            <w:r>
+              <w:rPr>
+                <w:rFonts w:ascii="BRH Malayalam Extra" w:hAnsi="BRH Malayalam Extra" w:cs="BRH Malayalam Extra"/>
+                <w:color w:val="000000"/>
+                <w:sz w:val="32"/>
+                <w:szCs w:val="40"/>
+              </w:rPr>
+              <w:t>¥RZ e</w:t>
+            </w:r>
+            <w:r>
+              <w:rPr>
+                <w:rFonts w:ascii="BRH Malayalam Extra" w:hAnsi="BRH Malayalam Extra" w:cs="BRH Malayalam Extra"/>
+                <w:color w:val="000000"/>
+                <w:sz w:val="26"/>
+                <w:szCs w:val="40"/>
+              </w:rPr>
+              <w:t>–</w:t>
+            </w:r>
+            <w:r>
+              <w:rPr>
+                <w:rFonts w:ascii="BRH Malayalam Extra" w:hAnsi="BRH Malayalam Extra" w:cs="BRH Malayalam Extra"/>
+                <w:color w:val="000000"/>
+                <w:sz w:val="32"/>
+                <w:szCs w:val="40"/>
+              </w:rPr>
+              <w:t xml:space="preserve">q¡Kx—iJ | </w:t>
             </w:r>
           </w:p>
           <w:p>
@@ -13901,443 +13747,6 @@
             </w:pPr>
             <w:r>
               <w:rPr>
-                <w:rFonts w:ascii="BRH Malayalam Extra" w:hAnsi="BRH Malayalam Extra" w:cs="BRH Malayalam Extra"/>
-                <w:color w:val="000000"/>
-                <w:sz w:val="32"/>
-                <w:szCs w:val="40"/>
-              </w:rPr>
-              <w:lastRenderedPageBreak/>
-              <w:t>sx</w:t>
-            </w:r>
-            <w:r>
-              <w:rPr>
-                <w:rFonts w:ascii="BRH Malayalam Extra" w:hAnsi="BRH Malayalam Extra" w:cs="BRH Malayalam Extra"/>
-                <w:color w:val="000000"/>
-                <w:sz w:val="26"/>
-                <w:szCs w:val="40"/>
-              </w:rPr>
-              <w:t>–</w:t>
-            </w:r>
-            <w:r>
-              <w:rPr>
-                <w:rFonts w:ascii="BRH Malayalam Extra" w:hAnsi="BRH Malayalam Extra" w:cs="BRH Malayalam Extra"/>
-                <w:color w:val="000000"/>
-                <w:sz w:val="32"/>
-                <w:szCs w:val="40"/>
-              </w:rPr>
-              <w:t>K</w:t>
-            </w:r>
-            <w:r>
-              <w:rPr>
-                <w:rFonts w:ascii="BRH Malayalam Extra" w:hAnsi="BRH Malayalam Extra" w:cs="BRH Malayalam Extra"/>
-                <w:color w:val="000000"/>
-                <w:sz w:val="26"/>
-                <w:szCs w:val="40"/>
-              </w:rPr>
-              <w:t>–</w:t>
-            </w:r>
-            <w:r>
-              <w:rPr>
-                <w:rFonts w:ascii="BRH Malayalam Extra" w:hAnsi="BRH Malayalam Extra" w:cs="BRH Malayalam Extra"/>
-                <w:color w:val="000000"/>
-                <w:sz w:val="32"/>
-                <w:szCs w:val="40"/>
-              </w:rPr>
-              <w:t>Iöe</w:t>
-            </w:r>
-            <w:r>
-              <w:rPr>
-                <w:rFonts w:ascii="BRH Malayalam Extra" w:hAnsi="BRH Malayalam Extra" w:cs="BRH Malayalam Extra"/>
-                <w:color w:val="000000"/>
-                <w:sz w:val="26"/>
-                <w:szCs w:val="40"/>
-              </w:rPr>
-              <w:t>–</w:t>
-            </w:r>
-            <w:r>
-              <w:rPr>
-                <w:rFonts w:ascii="BRH Malayalam Extra" w:hAnsi="BRH Malayalam Extra" w:cs="BRH Malayalam Extra"/>
-                <w:color w:val="000000"/>
-                <w:sz w:val="32"/>
-                <w:szCs w:val="40"/>
-              </w:rPr>
-              <w:t>Óx</w:t>
-            </w:r>
-            <w:r>
-              <w:rPr>
-                <w:rFonts w:ascii="BRH Malayalam Extra" w:hAnsi="BRH Malayalam Extra" w:cs="BRH Malayalam Extra"/>
-                <w:color w:val="000000"/>
-                <w:sz w:val="26"/>
-                <w:szCs w:val="40"/>
-              </w:rPr>
-              <w:t>–</w:t>
-            </w:r>
-            <w:r>
-              <w:rPr>
-                <w:rFonts w:ascii="BRH Malayalam Extra" w:hAnsi="BRH Malayalam Extra" w:cs="BRH Malayalam Extra"/>
-                <w:color w:val="000000"/>
-                <w:sz w:val="32"/>
-                <w:szCs w:val="40"/>
-              </w:rPr>
-              <w:t>jz¥</w:t>
-            </w:r>
-            <w:r>
-              <w:rPr>
-                <w:rFonts w:ascii="BRH Malayalam Extra" w:hAnsi="BRH Malayalam Extra" w:cs="BRH Malayalam Extra"/>
-                <w:color w:val="000000"/>
-                <w:sz w:val="32"/>
-                <w:szCs w:val="40"/>
-                <w:highlight w:val="green"/>
-              </w:rPr>
-              <w:t>j</w:t>
-            </w:r>
-            <w:r>
-              <w:rPr>
-                <w:rFonts w:ascii="BRH Malayalam Extra" w:hAnsi="BRH Malayalam Extra" w:cs="BRH Malayalam Extra"/>
-                <w:color w:val="000000"/>
-                <w:sz w:val="32"/>
-                <w:szCs w:val="40"/>
-              </w:rPr>
-              <w:t xml:space="preserve">—d </w:t>
-            </w:r>
-            <w:r>
-              <w:rPr>
-                <w:rFonts w:ascii="BRH Malayalam Extra" w:hAnsi="BRH Malayalam Extra" w:cs="BRH Malayalam Extra"/>
-                <w:color w:val="000000"/>
-                <w:sz w:val="32"/>
-                <w:szCs w:val="40"/>
-                <w:highlight w:val="green"/>
-              </w:rPr>
-              <w:t>j</w:t>
-            </w:r>
-            <w:r>
-              <w:rPr>
-                <w:rFonts w:ascii="BRH Malayalam Extra" w:hAnsi="BRH Malayalam Extra" w:cs="BRH Malayalam Extra"/>
-                <w:color w:val="000000"/>
-                <w:sz w:val="32"/>
-                <w:szCs w:val="40"/>
-              </w:rPr>
-              <w:t xml:space="preserve">¥RZ j¥RZ </w:t>
-            </w:r>
-          </w:p>
-          <w:p>
-            <w:pPr>
-              <w:widowControl w:val="0"/>
-              <w:autoSpaceDE w:val="0"/>
-              <w:autoSpaceDN w:val="0"/>
-              <w:adjustRightInd w:val="0"/>
-              <w:spacing w:before="0" w:line="240" w:lineRule="auto"/>
-              <w:rPr>
-                <w:rFonts w:ascii="BRH Malayalam Extra" w:hAnsi="BRH Malayalam Extra" w:cs="BRH Malayalam Extra"/>
-                <w:color w:val="000000"/>
-                <w:sz w:val="32"/>
-                <w:szCs w:val="40"/>
-              </w:rPr>
-            </w:pPr>
-            <w:r>
-              <w:rPr>
-                <w:rFonts w:ascii="BRH Malayalam Extra" w:hAnsi="BRH Malayalam Extra" w:cs="BRH Malayalam Extra"/>
-                <w:color w:val="000000"/>
-                <w:sz w:val="32"/>
-                <w:szCs w:val="40"/>
-              </w:rPr>
-              <w:t>sxKIöeÓx</w:t>
-            </w:r>
-            <w:r>
-              <w:rPr>
-                <w:rFonts w:ascii="BRH Malayalam Extra" w:hAnsi="BRH Malayalam Extra" w:cs="BRH Malayalam Extra"/>
-                <w:color w:val="000000"/>
-                <w:sz w:val="26"/>
-                <w:szCs w:val="40"/>
-              </w:rPr>
-              <w:t>–</w:t>
-            </w:r>
-            <w:r>
-              <w:rPr>
-                <w:rFonts w:ascii="BRH Malayalam Extra" w:hAnsi="BRH Malayalam Extra" w:cs="BRH Malayalam Extra"/>
-                <w:color w:val="000000"/>
-                <w:sz w:val="32"/>
-                <w:szCs w:val="40"/>
-              </w:rPr>
-              <w:t>jz¥</w:t>
-            </w:r>
-            <w:r>
-              <w:rPr>
-                <w:rFonts w:ascii="BRH Malayalam Extra" w:hAnsi="BRH Malayalam Extra" w:cs="BRH Malayalam Extra"/>
-                <w:color w:val="000000"/>
-                <w:sz w:val="32"/>
-                <w:szCs w:val="40"/>
-                <w:highlight w:val="green"/>
-              </w:rPr>
-              <w:t>j</w:t>
-            </w:r>
-            <w:r>
-              <w:rPr>
-                <w:rFonts w:ascii="BRH Malayalam Extra" w:hAnsi="BRH Malayalam Extra" w:cs="BRH Malayalam Extra"/>
-                <w:color w:val="000000"/>
-                <w:sz w:val="32"/>
-                <w:szCs w:val="40"/>
-              </w:rPr>
-              <w:t xml:space="preserve">—d </w:t>
-            </w:r>
-            <w:r>
-              <w:rPr>
-                <w:rFonts w:ascii="BRH Malayalam Extra" w:hAnsi="BRH Malayalam Extra" w:cs="BRH Malayalam Extra"/>
-                <w:color w:val="000000"/>
-                <w:sz w:val="32"/>
-                <w:szCs w:val="40"/>
-                <w:highlight w:val="green"/>
-              </w:rPr>
-              <w:t>sx</w:t>
-            </w:r>
-            <w:r>
-              <w:rPr>
-                <w:rFonts w:ascii="BRH Malayalam Extra" w:hAnsi="BRH Malayalam Extra" w:cs="BRH Malayalam Extra"/>
-                <w:color w:val="000000"/>
-                <w:sz w:val="32"/>
-                <w:szCs w:val="40"/>
-              </w:rPr>
-              <w:t>KIöeÓx</w:t>
-            </w:r>
-            <w:r>
-              <w:rPr>
-                <w:rFonts w:ascii="BRH Malayalam Extra" w:hAnsi="BRH Malayalam Extra" w:cs="BRH Malayalam Extra"/>
-                <w:color w:val="000000"/>
-                <w:sz w:val="26"/>
-                <w:szCs w:val="40"/>
-              </w:rPr>
-              <w:t>–</w:t>
-            </w:r>
-            <w:r>
-              <w:rPr>
-                <w:rFonts w:ascii="BRH Malayalam Extra" w:hAnsi="BRH Malayalam Extra" w:cs="BRH Malayalam Extra"/>
-                <w:color w:val="000000"/>
-                <w:sz w:val="32"/>
-                <w:szCs w:val="40"/>
-              </w:rPr>
-              <w:t>jz¥</w:t>
-            </w:r>
-            <w:r>
-              <w:rPr>
-                <w:rFonts w:ascii="BRH Malayalam Extra" w:hAnsi="BRH Malayalam Extra" w:cs="BRH Malayalam Extra"/>
-                <w:color w:val="000000"/>
-                <w:sz w:val="32"/>
-                <w:szCs w:val="40"/>
-                <w:highlight w:val="green"/>
-              </w:rPr>
-              <w:t>j</w:t>
-            </w:r>
-            <w:r>
-              <w:rPr>
-                <w:rFonts w:ascii="BRH Malayalam Extra" w:hAnsi="BRH Malayalam Extra" w:cs="BRH Malayalam Extra"/>
-                <w:color w:val="000000"/>
-                <w:sz w:val="32"/>
-                <w:szCs w:val="40"/>
-              </w:rPr>
-              <w:t xml:space="preserve">—d </w:t>
-            </w:r>
-            <w:r>
-              <w:rPr>
-                <w:rFonts w:ascii="BRH Malayalam Extra" w:hAnsi="BRH Malayalam Extra" w:cs="BRH Malayalam Extra"/>
-                <w:color w:val="000000"/>
-                <w:sz w:val="32"/>
-                <w:szCs w:val="40"/>
-                <w:highlight w:val="green"/>
-              </w:rPr>
-              <w:t>j</w:t>
-            </w:r>
-            <w:r>
-              <w:rPr>
-                <w:rFonts w:ascii="BRH Malayalam Extra" w:hAnsi="BRH Malayalam Extra" w:cs="BRH Malayalam Extra"/>
-                <w:color w:val="000000"/>
-                <w:sz w:val="32"/>
-                <w:szCs w:val="40"/>
-              </w:rPr>
-              <w:t>¥RZ e</w:t>
-            </w:r>
-            <w:r>
-              <w:rPr>
-                <w:rFonts w:ascii="BRH Malayalam Extra" w:hAnsi="BRH Malayalam Extra" w:cs="BRH Malayalam Extra"/>
-                <w:color w:val="000000"/>
-                <w:sz w:val="26"/>
-                <w:szCs w:val="40"/>
-              </w:rPr>
-              <w:t>–</w:t>
-            </w:r>
-            <w:r>
-              <w:rPr>
-                <w:rFonts w:ascii="BRH Malayalam Extra" w:hAnsi="BRH Malayalam Extra" w:cs="BRH Malayalam Extra"/>
-                <w:color w:val="000000"/>
-                <w:sz w:val="32"/>
-                <w:szCs w:val="40"/>
-              </w:rPr>
-              <w:t>q¡Kx—iJ e</w:t>
-            </w:r>
-            <w:r>
-              <w:rPr>
-                <w:rFonts w:ascii="BRH Malayalam Extra" w:hAnsi="BRH Malayalam Extra" w:cs="BRH Malayalam Extra"/>
-                <w:color w:val="000000"/>
-                <w:sz w:val="26"/>
-                <w:szCs w:val="40"/>
-              </w:rPr>
-              <w:t>–</w:t>
-            </w:r>
-            <w:r>
-              <w:rPr>
-                <w:rFonts w:ascii="BRH Malayalam Extra" w:hAnsi="BRH Malayalam Extra" w:cs="BRH Malayalam Extra"/>
-                <w:color w:val="000000"/>
-                <w:sz w:val="32"/>
-                <w:szCs w:val="40"/>
-              </w:rPr>
-              <w:t>q¡Kx—¥ix j¥RZ sxKIöeÓx</w:t>
-            </w:r>
-            <w:r>
-              <w:rPr>
-                <w:rFonts w:ascii="BRH Malayalam Extra" w:hAnsi="BRH Malayalam Extra" w:cs="BRH Malayalam Extra"/>
-                <w:color w:val="000000"/>
-                <w:sz w:val="26"/>
-                <w:szCs w:val="40"/>
-              </w:rPr>
-              <w:t>–</w:t>
-            </w:r>
-            <w:r>
-              <w:rPr>
-                <w:rFonts w:ascii="BRH Malayalam Extra" w:hAnsi="BRH Malayalam Extra" w:cs="BRH Malayalam Extra"/>
-                <w:color w:val="000000"/>
-                <w:sz w:val="32"/>
-                <w:szCs w:val="40"/>
-              </w:rPr>
-              <w:t>jz</w:t>
-            </w:r>
-            <w:r>
-              <w:rPr>
-                <w:rFonts w:ascii="BRH Malayalam Extra" w:hAnsi="BRH Malayalam Extra" w:cs="BRH Malayalam Extra"/>
-                <w:color w:val="000000"/>
-                <w:sz w:val="32"/>
-                <w:szCs w:val="40"/>
-                <w:highlight w:val="green"/>
-              </w:rPr>
-              <w:t>¥j</w:t>
-            </w:r>
-            <w:r>
-              <w:rPr>
-                <w:rFonts w:ascii="BRH Malayalam Extra" w:hAnsi="BRH Malayalam Extra" w:cs="BRH Malayalam Extra"/>
-                <w:color w:val="000000"/>
-                <w:sz w:val="32"/>
-                <w:szCs w:val="40"/>
-              </w:rPr>
-              <w:t xml:space="preserve">—d </w:t>
-            </w:r>
-            <w:r>
-              <w:rPr>
-                <w:rFonts w:ascii="BRH Malayalam Extra" w:hAnsi="BRH Malayalam Extra" w:cs="BRH Malayalam Extra"/>
-                <w:color w:val="000000"/>
-                <w:sz w:val="32"/>
-                <w:szCs w:val="40"/>
-                <w:highlight w:val="green"/>
-              </w:rPr>
-              <w:t>sx</w:t>
-            </w:r>
-            <w:r>
-              <w:rPr>
-                <w:rFonts w:ascii="BRH Malayalam Extra" w:hAnsi="BRH Malayalam Extra" w:cs="BRH Malayalam Extra"/>
-                <w:color w:val="000000"/>
-                <w:sz w:val="32"/>
-                <w:szCs w:val="40"/>
-              </w:rPr>
-              <w:t>KIöeÓx</w:t>
-            </w:r>
-            <w:r>
-              <w:rPr>
-                <w:rFonts w:ascii="BRH Malayalam Extra" w:hAnsi="BRH Malayalam Extra" w:cs="BRH Malayalam Extra"/>
-                <w:color w:val="000000"/>
-                <w:sz w:val="26"/>
-                <w:szCs w:val="40"/>
-              </w:rPr>
-              <w:t>–</w:t>
-            </w:r>
-            <w:r>
-              <w:rPr>
-                <w:rFonts w:ascii="BRH Malayalam Extra" w:hAnsi="BRH Malayalam Extra" w:cs="BRH Malayalam Extra"/>
-                <w:color w:val="000000"/>
-                <w:sz w:val="32"/>
-                <w:szCs w:val="40"/>
-              </w:rPr>
-              <w:t>jz¥</w:t>
-            </w:r>
-            <w:r>
-              <w:rPr>
-                <w:rFonts w:ascii="BRH Malayalam Extra" w:hAnsi="BRH Malayalam Extra" w:cs="BRH Malayalam Extra"/>
-                <w:color w:val="000000"/>
-                <w:sz w:val="32"/>
-                <w:szCs w:val="40"/>
-                <w:highlight w:val="green"/>
-              </w:rPr>
-              <w:t>j—</w:t>
-            </w:r>
-            <w:r>
-              <w:rPr>
-                <w:rFonts w:ascii="BRH Malayalam Extra" w:hAnsi="BRH Malayalam Extra" w:cs="BRH Malayalam Extra"/>
-                <w:color w:val="000000"/>
-                <w:sz w:val="32"/>
-                <w:szCs w:val="40"/>
-              </w:rPr>
-              <w:t xml:space="preserve">d </w:t>
-            </w:r>
-            <w:r>
-              <w:rPr>
-                <w:rFonts w:ascii="BRH Malayalam Extra" w:hAnsi="BRH Malayalam Extra" w:cs="BRH Malayalam Extra"/>
-                <w:color w:val="000000"/>
-                <w:sz w:val="32"/>
-                <w:szCs w:val="40"/>
-                <w:highlight w:val="green"/>
-              </w:rPr>
-              <w:t>j</w:t>
-            </w:r>
-            <w:r>
-              <w:rPr>
-                <w:rFonts w:ascii="BRH Malayalam Extra" w:hAnsi="BRH Malayalam Extra" w:cs="BRH Malayalam Extra"/>
-                <w:color w:val="000000"/>
-                <w:sz w:val="32"/>
-                <w:szCs w:val="40"/>
-              </w:rPr>
-              <w:t>¥RZ e</w:t>
-            </w:r>
-            <w:r>
-              <w:rPr>
-                <w:rFonts w:ascii="BRH Malayalam Extra" w:hAnsi="BRH Malayalam Extra" w:cs="BRH Malayalam Extra"/>
-                <w:color w:val="000000"/>
-                <w:sz w:val="26"/>
-                <w:szCs w:val="40"/>
-              </w:rPr>
-              <w:t>–</w:t>
-            </w:r>
-            <w:r>
-              <w:rPr>
-                <w:rFonts w:ascii="BRH Malayalam Extra" w:hAnsi="BRH Malayalam Extra" w:cs="BRH Malayalam Extra"/>
-                <w:color w:val="000000"/>
-                <w:sz w:val="32"/>
-                <w:szCs w:val="40"/>
-              </w:rPr>
-              <w:t xml:space="preserve">q¡Kx—iJ | </w:t>
-            </w:r>
-          </w:p>
-          <w:p>
-            <w:pPr>
-              <w:widowControl w:val="0"/>
-              <w:autoSpaceDE w:val="0"/>
-              <w:autoSpaceDN w:val="0"/>
-              <w:adjustRightInd w:val="0"/>
-              <w:spacing w:before="0" w:line="240" w:lineRule="auto"/>
-              <w:rPr>
-                <w:rFonts w:ascii="BRH Malayalam Extra" w:hAnsi="BRH Malayalam Extra" w:cs="BRH Malayalam Extra"/>
-                <w:color w:val="000000"/>
-                <w:sz w:val="32"/>
-                <w:szCs w:val="40"/>
-              </w:rPr>
-            </w:pPr>
-            <w:r>
-              <w:rPr>
                 <w:rFonts w:cs="BRH Malayalam Extra"/>
                 <w:color w:val="000000"/>
                 <w:szCs w:val="40"/>
@@ -14445,19 +13854,8 @@
                 <w:sz w:val="32"/>
                 <w:szCs w:val="40"/>
               </w:rPr>
-              <w:t>)</w:t>
-            </w:r>
-            <w:proofErr w:type="gramStart"/>
-            <w:r>
-              <w:rPr>
-                <w:rFonts w:ascii="BRH Malayalam Extra" w:hAnsi="BRH Malayalam Extra" w:cs="BRH Malayalam Extra"/>
-                <w:color w:val="000000"/>
-                <w:sz w:val="32"/>
-                <w:szCs w:val="40"/>
-              </w:rPr>
-              <w:t>-  sx</w:t>
-            </w:r>
-            <w:proofErr w:type="gramEnd"/>
+              <w:t>)-  sx</w:t>
+            </w:r>
             <w:r>
               <w:rPr>
                 <w:rFonts w:ascii="BRH Malayalam Extra" w:hAnsi="BRH Malayalam Extra" w:cs="BRH Malayalam Extra"/>
@@ -14854,27 +14252,7 @@
                 <w:sz w:val="32"/>
                 <w:szCs w:val="40"/>
               </w:rPr>
-              <w:t>)</w:t>
-            </w:r>
-            <w:proofErr w:type="gramStart"/>
-            <w:r>
-              <w:rPr>
-                <w:rFonts w:ascii="BRH Malayalam Extra" w:hAnsi="BRH Malayalam Extra" w:cs="BRH Malayalam Extra"/>
-                <w:color w:val="000000"/>
-                <w:sz w:val="32"/>
-                <w:szCs w:val="40"/>
-              </w:rPr>
-              <w:t>-  öes</w:t>
-            </w:r>
-            <w:proofErr w:type="gramEnd"/>
-            <w:r>
-              <w:rPr>
-                <w:rFonts w:ascii="BRH Malayalam Extra" w:hAnsi="BRH Malayalam Extra" w:cs="BRH Malayalam Extra"/>
-                <w:color w:val="000000"/>
-                <w:sz w:val="32"/>
-                <w:szCs w:val="40"/>
-              </w:rPr>
-              <w:t>¡—ZJ | ¥Zrx˜I | ¤¤i</w:t>
+              <w:t>)-  öes¡—ZJ | ¥Zrx˜I | ¤¤i</w:t>
             </w:r>
             <w:r>
               <w:rPr>
@@ -15373,27 +14751,7 @@
                 <w:sz w:val="32"/>
                 <w:szCs w:val="40"/>
               </w:rPr>
-              <w:t>)</w:t>
-            </w:r>
-            <w:proofErr w:type="gramStart"/>
-            <w:r>
-              <w:rPr>
-                <w:rFonts w:ascii="BRH Malayalam Extra" w:hAnsi="BRH Malayalam Extra" w:cs="BRH Malayalam Extra"/>
-                <w:color w:val="000000"/>
-                <w:sz w:val="32"/>
-                <w:szCs w:val="40"/>
-              </w:rPr>
-              <w:t>-  ¥</w:t>
-            </w:r>
-            <w:proofErr w:type="gramEnd"/>
-            <w:r>
-              <w:rPr>
-                <w:rFonts w:ascii="BRH Malayalam Extra" w:hAnsi="BRH Malayalam Extra" w:cs="BRH Malayalam Extra"/>
-                <w:color w:val="000000"/>
-                <w:sz w:val="32"/>
-                <w:szCs w:val="40"/>
-              </w:rPr>
-              <w:t>Zrx˜I | ¤¤i</w:t>
+              <w:t>)-  ¥Zrx˜I | ¤¤i</w:t>
             </w:r>
             <w:r>
               <w:rPr>
@@ -15949,27 +15307,7 @@
                 <w:sz w:val="32"/>
                 <w:szCs w:val="40"/>
               </w:rPr>
-              <w:t>)</w:t>
-            </w:r>
-            <w:proofErr w:type="gramStart"/>
-            <w:r>
-              <w:rPr>
-                <w:rFonts w:ascii="BRH Malayalam Extra" w:hAnsi="BRH Malayalam Extra" w:cs="BRH Malayalam Extra"/>
-                <w:color w:val="000000"/>
-                <w:sz w:val="32"/>
-                <w:szCs w:val="40"/>
-              </w:rPr>
-              <w:t>-  ¤</w:t>
-            </w:r>
-            <w:proofErr w:type="gramEnd"/>
-            <w:r>
-              <w:rPr>
-                <w:rFonts w:ascii="BRH Malayalam Extra" w:hAnsi="BRH Malayalam Extra" w:cs="BRH Malayalam Extra"/>
-                <w:color w:val="000000"/>
-                <w:sz w:val="32"/>
-                <w:szCs w:val="40"/>
-              </w:rPr>
-              <w:t>¤i</w:t>
+              <w:t>)-  ¤¤i</w:t>
             </w:r>
             <w:r>
               <w:rPr>
@@ -16163,7 +15501,6 @@
                 <w:szCs w:val="40"/>
                 <w:lang w:val="it-IT"/>
               </w:rPr>
-              <w:lastRenderedPageBreak/>
               <w:t>¤¤i</w:t>
             </w:r>
             <w:r>
@@ -17114,7 +16451,6 @@
                 <w:szCs w:val="40"/>
                 <w:lang w:val="it-IT"/>
               </w:rPr>
-              <w:lastRenderedPageBreak/>
               <w:t>57</w:t>
             </w:r>
             <w:r>
@@ -18637,7 +17973,6 @@
                 <w:szCs w:val="40"/>
                 <w:lang w:val="it-IT"/>
               </w:rPr>
-              <w:lastRenderedPageBreak/>
               <w:t>¤¤i</w:t>
             </w:r>
             <w:r>
@@ -20351,27 +19686,7 @@
                 <w:sz w:val="32"/>
                 <w:szCs w:val="40"/>
               </w:rPr>
-              <w:t>)</w:t>
-            </w:r>
-            <w:proofErr w:type="gramStart"/>
-            <w:r>
-              <w:rPr>
-                <w:rFonts w:ascii="BRH Malayalam Extra" w:hAnsi="BRH Malayalam Extra" w:cs="BRH Malayalam Extra"/>
-                <w:color w:val="000000"/>
-                <w:sz w:val="32"/>
-                <w:szCs w:val="40"/>
-              </w:rPr>
-              <w:t>-  öhxZ</w:t>
-            </w:r>
-            <w:proofErr w:type="gramEnd"/>
-            <w:r>
-              <w:rPr>
-                <w:rFonts w:ascii="BRH Malayalam Extra" w:hAnsi="BRH Malayalam Extra" w:cs="BRH Malayalam Extra"/>
-                <w:color w:val="000000"/>
-                <w:sz w:val="32"/>
-                <w:szCs w:val="40"/>
-              </w:rPr>
-              <w:t>£—põI | K¡</w:t>
+              <w:t>)-  öhxZ£—põI | K¡</w:t>
             </w:r>
             <w:r>
               <w:rPr>
@@ -20425,27 +19740,7 @@
                 <w:sz w:val="32"/>
                 <w:szCs w:val="40"/>
               </w:rPr>
-              <w:t xml:space="preserve"> | E¥rª</w:t>
-            </w:r>
-            <w:proofErr w:type="gramStart"/>
-            <w:r>
-              <w:rPr>
-                <w:rFonts w:ascii="BRH Malayalam Extra" w:hAnsi="BRH Malayalam Extra" w:cs="BRH Malayalam Extra"/>
-                <w:color w:val="000000"/>
-                <w:sz w:val="32"/>
-                <w:szCs w:val="40"/>
-              </w:rPr>
-              <w:t>—.E</w:t>
-            </w:r>
-            <w:proofErr w:type="gramEnd"/>
-            <w:r>
-              <w:rPr>
-                <w:rFonts w:ascii="BRH Malayalam Extra" w:hAnsi="BRH Malayalam Extra" w:cs="BRH Malayalam Extra"/>
-                <w:color w:val="000000"/>
-                <w:sz w:val="32"/>
-                <w:szCs w:val="40"/>
-              </w:rPr>
-              <w:t>¥rJ |</w:t>
+              <w:t xml:space="preserve"> | E¥rª—.E¥rJ |</w:t>
             </w:r>
           </w:p>
           <w:p>
@@ -20526,7 +19821,6 @@
               </w:rPr>
               <w:t xml:space="preserve"> E¥r—</w:t>
             </w:r>
-            <w:proofErr w:type="gramStart"/>
             <w:r>
               <w:rPr>
                 <w:rFonts w:ascii="BRH Malayalam Extra" w:hAnsi="BRH Malayalam Extra" w:cs="BRH Malayalam Extra"/>
@@ -20544,17 +19838,7 @@
                 <w:sz w:val="32"/>
                 <w:szCs w:val="40"/>
               </w:rPr>
-              <w:t>.E</w:t>
-            </w:r>
-            <w:proofErr w:type="gramEnd"/>
-            <w:r>
-              <w:rPr>
-                <w:rFonts w:ascii="BRH Malayalam Extra" w:hAnsi="BRH Malayalam Extra" w:cs="BRH Malayalam Extra"/>
-                <w:color w:val="000000"/>
-                <w:sz w:val="32"/>
-                <w:szCs w:val="40"/>
-              </w:rPr>
-              <w:t>¥r</w:t>
+              <w:t>.E¥r</w:t>
             </w:r>
             <w:r>
               <w:rPr>
@@ -20928,7 +20212,6 @@
                 <w:szCs w:val="40"/>
                 <w:lang w:val="it-IT"/>
               </w:rPr>
-              <w:lastRenderedPageBreak/>
               <w:t>K¡</w:t>
             </w:r>
             <w:r>
@@ -21740,7 +21023,6 @@
                 <w:szCs w:val="40"/>
                 <w:lang w:val="it-IT"/>
               </w:rPr>
-              <w:lastRenderedPageBreak/>
               <w:t>35</w:t>
             </w:r>
             <w:r>
@@ -22448,7 +21730,6 @@
                 <w:szCs w:val="40"/>
                 <w:lang w:val="it-IT"/>
               </w:rPr>
-              <w:lastRenderedPageBreak/>
               <w:t>K¡</w:t>
             </w:r>
             <w:r>
@@ -23399,19 +22680,8 @@
                 <w:sz w:val="32"/>
                 <w:szCs w:val="40"/>
               </w:rPr>
-              <w:t>)</w:t>
-            </w:r>
-            <w:proofErr w:type="gramStart"/>
-            <w:r>
-              <w:rPr>
-                <w:rFonts w:ascii="BRH Malayalam Extra" w:hAnsi="BRH Malayalam Extra" w:cs="BRH Malayalam Extra"/>
-                <w:color w:val="000000"/>
-                <w:sz w:val="32"/>
-                <w:szCs w:val="40"/>
-              </w:rPr>
-              <w:t>-  A</w:t>
-            </w:r>
-            <w:proofErr w:type="gramEnd"/>
+              <w:t>)-  A</w:t>
+            </w:r>
             <w:r>
               <w:rPr>
                 <w:rFonts w:ascii="BRH Malayalam Extra" w:hAnsi="BRH Malayalam Extra" w:cs="BRH Malayalam Extra"/>
@@ -23830,19 +23100,8 @@
                 <w:sz w:val="32"/>
                 <w:szCs w:val="40"/>
               </w:rPr>
-              <w:t>)</w:t>
-            </w:r>
-            <w:proofErr w:type="gramStart"/>
-            <w:r>
-              <w:rPr>
-                <w:rFonts w:ascii="BRH Malayalam Extra" w:hAnsi="BRH Malayalam Extra" w:cs="BRH Malayalam Extra"/>
-                <w:color w:val="000000"/>
-                <w:sz w:val="32"/>
-                <w:szCs w:val="40"/>
-              </w:rPr>
-              <w:t>-  A</w:t>
-            </w:r>
-            <w:proofErr w:type="gramEnd"/>
+              <w:t>)-  A</w:t>
+            </w:r>
             <w:r>
               <w:rPr>
                 <w:rFonts w:ascii="BRH Malayalam Extra" w:hAnsi="BRH Malayalam Extra" w:cs="BRH Malayalam Extra"/>
@@ -24176,7 +23435,6 @@
                 <w:rFonts w:cs="BRH Malayalam Extra"/>
                 <w:szCs w:val="40"/>
               </w:rPr>
-              <w:lastRenderedPageBreak/>
               <w:t>25</w:t>
             </w:r>
             <w:r>
@@ -24268,25 +23526,7 @@
                 <w:sz w:val="32"/>
                 <w:szCs w:val="40"/>
               </w:rPr>
-              <w:t>)</w:t>
-            </w:r>
-            <w:proofErr w:type="gramStart"/>
-            <w:r>
-              <w:rPr>
-                <w:rFonts w:ascii="BRH Malayalam Extra" w:hAnsi="BRH Malayalam Extra" w:cs="BRH Malayalam Extra"/>
-                <w:sz w:val="32"/>
-                <w:szCs w:val="40"/>
-              </w:rPr>
-              <w:t>-  CZy</w:t>
-            </w:r>
-            <w:proofErr w:type="gramEnd"/>
-            <w:r>
-              <w:rPr>
-                <w:rFonts w:ascii="BRH Malayalam Extra" w:hAnsi="BRH Malayalam Extra" w:cs="BRH Malayalam Extra"/>
-                <w:sz w:val="32"/>
-                <w:szCs w:val="40"/>
-              </w:rPr>
-              <w:t>— | B</w:t>
+              <w:t>)-  CZy— | B</w:t>
             </w:r>
             <w:r>
               <w:rPr>
@@ -24631,18 +23871,8 @@
                 <w:sz w:val="32"/>
                 <w:szCs w:val="40"/>
               </w:rPr>
-              <w:t>)</w:t>
-            </w:r>
-            <w:proofErr w:type="gramStart"/>
-            <w:r>
-              <w:rPr>
-                <w:rFonts w:ascii="BRH Malayalam Extra" w:hAnsi="BRH Malayalam Extra" w:cs="BRH Malayalam Extra"/>
-                <w:sz w:val="32"/>
-                <w:szCs w:val="40"/>
-              </w:rPr>
-              <w:t>-  B</w:t>
-            </w:r>
-            <w:proofErr w:type="gramEnd"/>
+              <w:t>)-  B</w:t>
+            </w:r>
             <w:r>
               <w:rPr>
                 <w:rFonts w:ascii="BRH Malayalam Extra" w:hAnsi="BRH Malayalam Extra" w:cs="BRH Malayalam Extra"/>
@@ -25324,25 +24554,7 @@
                 <w:sz w:val="32"/>
                 <w:szCs w:val="40"/>
               </w:rPr>
-              <w:t>)</w:t>
-            </w:r>
-            <w:proofErr w:type="gramStart"/>
-            <w:r>
-              <w:rPr>
-                <w:rFonts w:ascii="BRH Malayalam Extra" w:hAnsi="BRH Malayalam Extra" w:cs="BRH Malayalam Extra"/>
-                <w:sz w:val="32"/>
-                <w:szCs w:val="40"/>
-              </w:rPr>
-              <w:t>-  N</w:t>
-            </w:r>
-            <w:proofErr w:type="gramEnd"/>
-            <w:r>
-              <w:rPr>
-                <w:rFonts w:ascii="BRH Malayalam Extra" w:hAnsi="BRH Malayalam Extra" w:cs="BRH Malayalam Extra"/>
-                <w:sz w:val="32"/>
-                <w:szCs w:val="40"/>
-              </w:rPr>
-              <w:t>£</w:t>
+              <w:t>)-  N£</w:t>
             </w:r>
             <w:r>
               <w:rPr>
@@ -25828,25 +25040,7 @@
                 <w:sz w:val="32"/>
                 <w:szCs w:val="40"/>
               </w:rPr>
-              <w:t>)</w:t>
-            </w:r>
-            <w:proofErr w:type="gramStart"/>
-            <w:r>
-              <w:rPr>
-                <w:rFonts w:ascii="BRH Malayalam Extra" w:hAnsi="BRH Malayalam Extra" w:cs="BRH Malayalam Extra"/>
-                <w:sz w:val="32"/>
-                <w:szCs w:val="40"/>
-              </w:rPr>
-              <w:t>-  N</w:t>
-            </w:r>
-            <w:proofErr w:type="gramEnd"/>
-            <w:r>
-              <w:rPr>
-                <w:rFonts w:ascii="BRH Malayalam Extra" w:hAnsi="BRH Malayalam Extra" w:cs="BRH Malayalam Extra"/>
-                <w:sz w:val="32"/>
-                <w:szCs w:val="40"/>
-              </w:rPr>
-              <w:t>£</w:t>
+              <w:t>)-  N£</w:t>
             </w:r>
             <w:r>
               <w:rPr>
@@ -26135,25 +25329,7 @@
                 <w:sz w:val="32"/>
                 <w:szCs w:val="40"/>
               </w:rPr>
-              <w:t>)</w:t>
-            </w:r>
-            <w:proofErr w:type="gramStart"/>
-            <w:r>
-              <w:rPr>
-                <w:rFonts w:ascii="BRH Malayalam Extra" w:hAnsi="BRH Malayalam Extra" w:cs="BRH Malayalam Extra"/>
-                <w:sz w:val="32"/>
-                <w:szCs w:val="40"/>
-              </w:rPr>
-              <w:t>-  CZy</w:t>
-            </w:r>
-            <w:proofErr w:type="gramEnd"/>
-            <w:r>
-              <w:rPr>
-                <w:rFonts w:ascii="BRH Malayalam Extra" w:hAnsi="BRH Malayalam Extra" w:cs="BRH Malayalam Extra"/>
-                <w:sz w:val="32"/>
-                <w:szCs w:val="40"/>
-              </w:rPr>
-              <w:t>— | B</w:t>
+              <w:t>)-  CZy— | B</w:t>
             </w:r>
             <w:r>
               <w:rPr>
@@ -26516,18 +25692,8 @@
                 <w:sz w:val="32"/>
                 <w:szCs w:val="40"/>
               </w:rPr>
-              <w:t>)</w:t>
-            </w:r>
-            <w:proofErr w:type="gramStart"/>
-            <w:r>
-              <w:rPr>
-                <w:rFonts w:ascii="BRH Malayalam Extra" w:hAnsi="BRH Malayalam Extra" w:cs="BRH Malayalam Extra"/>
-                <w:sz w:val="32"/>
-                <w:szCs w:val="40"/>
-              </w:rPr>
-              <w:t>-  B</w:t>
-            </w:r>
-            <w:proofErr w:type="gramEnd"/>
+              <w:t>)-  B</w:t>
+            </w:r>
             <w:r>
               <w:rPr>
                 <w:rFonts w:ascii="BRH Malayalam Extra" w:hAnsi="BRH Malayalam Extra" w:cs="BRH Malayalam Extra"/>
@@ -27025,25 +26191,7 @@
                 <w:sz w:val="32"/>
                 <w:szCs w:val="40"/>
               </w:rPr>
-              <w:t>)</w:t>
-            </w:r>
-            <w:proofErr w:type="gramStart"/>
-            <w:r>
-              <w:rPr>
-                <w:rFonts w:ascii="BRH Malayalam Extra" w:hAnsi="BRH Malayalam Extra" w:cs="BRH Malayalam Extra"/>
-                <w:sz w:val="32"/>
-                <w:szCs w:val="40"/>
-              </w:rPr>
-              <w:t>-  N</w:t>
-            </w:r>
-            <w:proofErr w:type="gramEnd"/>
-            <w:r>
-              <w:rPr>
-                <w:rFonts w:ascii="BRH Malayalam Extra" w:hAnsi="BRH Malayalam Extra" w:cs="BRH Malayalam Extra"/>
-                <w:sz w:val="32"/>
-                <w:szCs w:val="40"/>
-              </w:rPr>
-              <w:t>£</w:t>
+              <w:t>)-  N£</w:t>
             </w:r>
             <w:r>
               <w:rPr>
@@ -27517,25 +26665,7 @@
                 <w:sz w:val="32"/>
                 <w:szCs w:val="40"/>
               </w:rPr>
-              <w:t>)</w:t>
-            </w:r>
-            <w:proofErr w:type="gramStart"/>
-            <w:r>
-              <w:rPr>
-                <w:rFonts w:ascii="BRH Malayalam Extra" w:hAnsi="BRH Malayalam Extra" w:cs="BRH Malayalam Extra"/>
-                <w:sz w:val="32"/>
-                <w:szCs w:val="40"/>
-              </w:rPr>
-              <w:t>-  N</w:t>
-            </w:r>
-            <w:proofErr w:type="gramEnd"/>
-            <w:r>
-              <w:rPr>
-                <w:rFonts w:ascii="BRH Malayalam Extra" w:hAnsi="BRH Malayalam Extra" w:cs="BRH Malayalam Extra"/>
-                <w:sz w:val="32"/>
-                <w:szCs w:val="40"/>
-              </w:rPr>
-              <w:t>£</w:t>
+              <w:t>)-  N£</w:t>
             </w:r>
             <w:r>
               <w:rPr>
@@ -31713,19 +30843,8 @@
                 <w:sz w:val="32"/>
                 <w:szCs w:val="40"/>
               </w:rPr>
-              <w:t>)</w:t>
-            </w:r>
-            <w:proofErr w:type="gramStart"/>
-            <w:r>
-              <w:rPr>
-                <w:rFonts w:ascii="BRH Malayalam Extra" w:hAnsi="BRH Malayalam Extra" w:cs="BRH Malayalam Extra"/>
-                <w:color w:val="000000"/>
-                <w:sz w:val="32"/>
-                <w:szCs w:val="40"/>
-              </w:rPr>
-              <w:t>-  e</w:t>
-            </w:r>
-            <w:proofErr w:type="gramEnd"/>
+              <w:t>)-  e</w:t>
+            </w:r>
             <w:r>
               <w:rPr>
                 <w:rFonts w:ascii="BRH Malayalam Extra" w:hAnsi="BRH Malayalam Extra" w:cs="BRH Malayalam Extra"/>
@@ -32123,27 +31242,7 @@
                 <w:sz w:val="32"/>
                 <w:szCs w:val="40"/>
               </w:rPr>
-              <w:t>)</w:t>
-            </w:r>
-            <w:proofErr w:type="gramStart"/>
-            <w:r>
-              <w:rPr>
-                <w:rFonts w:ascii="BRH Malayalam Extra" w:hAnsi="BRH Malayalam Extra" w:cs="BRH Malayalam Extra"/>
-                <w:color w:val="000000"/>
-                <w:sz w:val="32"/>
-                <w:szCs w:val="40"/>
-              </w:rPr>
-              <w:t>-  eky</w:t>
-            </w:r>
-            <w:proofErr w:type="gramEnd"/>
-            <w:r>
-              <w:rPr>
-                <w:rFonts w:ascii="BRH Malayalam Extra" w:hAnsi="BRH Malayalam Extra" w:cs="BRH Malayalam Extra"/>
-                <w:color w:val="000000"/>
-                <w:sz w:val="32"/>
-                <w:szCs w:val="40"/>
-              </w:rPr>
-              <w:t>— | M£</w:t>
+              <w:t>)-  eky— | M£</w:t>
             </w:r>
             <w:r>
               <w:rPr>
@@ -32222,27 +31321,7 @@
                 <w:sz w:val="32"/>
                 <w:szCs w:val="40"/>
               </w:rPr>
-              <w:t>GK—py(³</w:t>
-            </w:r>
-            <w:proofErr w:type="gramStart"/>
-            <w:r>
-              <w:rPr>
-                <w:rFonts w:ascii="BRH Malayalam Extra" w:hAnsi="BRH Malayalam Extra" w:cs="BRH Malayalam Extra"/>
-                <w:color w:val="000000"/>
-                <w:sz w:val="32"/>
-                <w:szCs w:val="40"/>
-              </w:rPr>
-              <w:t>§)qZyI</w:t>
-            </w:r>
-            <w:proofErr w:type="gramEnd"/>
-            <w:r>
-              <w:rPr>
-                <w:rFonts w:ascii="BRH Malayalam Extra" w:hAnsi="BRH Malayalam Extra" w:cs="BRH Malayalam Extra"/>
-                <w:color w:val="000000"/>
-                <w:sz w:val="32"/>
-                <w:szCs w:val="40"/>
-              </w:rPr>
-              <w:t xml:space="preserve"> |</w:t>
+              <w:t>GK—py(³§)qZyI |</w:t>
             </w:r>
           </w:p>
           <w:p>
@@ -32374,56 +31453,25 @@
                 <w:sz w:val="32"/>
                 <w:szCs w:val="40"/>
               </w:rPr>
-              <w:t xml:space="preserve"> ¥ZõK—py(³</w:t>
-            </w:r>
-            <w:proofErr w:type="gramStart"/>
-            <w:r>
-              <w:rPr>
-                <w:rFonts w:ascii="BRH Malayalam Extra" w:hAnsi="BRH Malayalam Extra" w:cs="BRH Malayalam Extra"/>
-                <w:color w:val="000000"/>
-                <w:sz w:val="32"/>
-                <w:szCs w:val="40"/>
-              </w:rPr>
-              <w:t>§)qZy</w:t>
-            </w:r>
-            <w:proofErr w:type="gramEnd"/>
-            <w:r>
-              <w:rPr>
-                <w:rFonts w:ascii="BRH Malayalam Extra" w:hAnsi="BRH Malayalam Extra" w:cs="BRH Malayalam Extra"/>
-                <w:color w:val="000000"/>
-                <w:sz w:val="26"/>
-                <w:szCs w:val="40"/>
-              </w:rPr>
-              <w:t>–</w:t>
-            </w:r>
-            <w:r>
-              <w:rPr>
-                <w:rFonts w:ascii="BRH Malayalam Extra" w:hAnsi="BRH Malayalam Extra" w:cs="BRH Malayalam Extra"/>
-                <w:color w:val="000000"/>
-                <w:sz w:val="32"/>
-                <w:szCs w:val="40"/>
-              </w:rPr>
-              <w:t xml:space="preserve"> ¥iK—py(³</w:t>
-            </w:r>
-            <w:proofErr w:type="gramStart"/>
-            <w:r>
-              <w:rPr>
-                <w:rFonts w:ascii="BRH Malayalam Extra" w:hAnsi="BRH Malayalam Extra" w:cs="BRH Malayalam Extra"/>
-                <w:color w:val="000000"/>
-                <w:sz w:val="32"/>
-                <w:szCs w:val="40"/>
-              </w:rPr>
-              <w:t>§)qZyI</w:t>
-            </w:r>
-            <w:proofErr w:type="gramEnd"/>
-            <w:r>
-              <w:rPr>
-                <w:rFonts w:ascii="BRH Malayalam Extra" w:hAnsi="BRH Malayalam Extra" w:cs="BRH Malayalam Extra"/>
-                <w:color w:val="000000"/>
-                <w:sz w:val="32"/>
-                <w:szCs w:val="40"/>
-              </w:rPr>
-              <w:t xml:space="preserve"> M£t§</w:t>
+              <w:t xml:space="preserve"> ¥ZõK—py(³§)qZy</w:t>
+            </w:r>
+            <w:r>
+              <w:rPr>
+                <w:rFonts w:ascii="BRH Malayalam Extra" w:hAnsi="BRH Malayalam Extra" w:cs="BRH Malayalam Extra"/>
+                <w:color w:val="000000"/>
+                <w:sz w:val="26"/>
+                <w:szCs w:val="40"/>
+              </w:rPr>
+              <w:t>–</w:t>
+            </w:r>
+            <w:r>
+              <w:rPr>
+                <w:rFonts w:ascii="BRH Malayalam Extra" w:hAnsi="BRH Malayalam Extra" w:cs="BRH Malayalam Extra"/>
+                <w:color w:val="000000"/>
+                <w:sz w:val="32"/>
+                <w:szCs w:val="40"/>
+              </w:rPr>
+              <w:t xml:space="preserve"> ¥iK—py(³§)qZyI M£t§</w:t>
             </w:r>
             <w:r>
               <w:rPr>
@@ -32488,27 +31536,7 @@
                 <w:sz w:val="32"/>
                 <w:szCs w:val="40"/>
               </w:rPr>
-              <w:t xml:space="preserve"> ¥ZõK—py(³</w:t>
-            </w:r>
-            <w:proofErr w:type="gramStart"/>
-            <w:r>
-              <w:rPr>
-                <w:rFonts w:ascii="BRH Malayalam Extra" w:hAnsi="BRH Malayalam Extra" w:cs="BRH Malayalam Extra"/>
-                <w:color w:val="000000"/>
-                <w:sz w:val="32"/>
-                <w:szCs w:val="40"/>
-              </w:rPr>
-              <w:t>§)qZyI</w:t>
-            </w:r>
-            <w:proofErr w:type="gramEnd"/>
-            <w:r>
-              <w:rPr>
-                <w:rFonts w:ascii="BRH Malayalam Extra" w:hAnsi="BRH Malayalam Extra" w:cs="BRH Malayalam Extra"/>
-                <w:color w:val="000000"/>
-                <w:sz w:val="32"/>
-                <w:szCs w:val="40"/>
-              </w:rPr>
-              <w:t xml:space="preserve"> | </w:t>
+              <w:t xml:space="preserve"> ¥ZõK—py(³§)qZyI | </w:t>
             </w:r>
           </w:p>
           <w:p>
@@ -32635,27 +31663,7 @@
                 <w:sz w:val="32"/>
                 <w:szCs w:val="40"/>
               </w:rPr>
-              <w:t>)</w:t>
-            </w:r>
-            <w:proofErr w:type="gramStart"/>
-            <w:r>
-              <w:rPr>
-                <w:rFonts w:ascii="BRH Malayalam Extra" w:hAnsi="BRH Malayalam Extra" w:cs="BRH Malayalam Extra"/>
-                <w:color w:val="000000"/>
-                <w:sz w:val="32"/>
-                <w:szCs w:val="40"/>
-              </w:rPr>
-              <w:t>-  M</w:t>
-            </w:r>
-            <w:proofErr w:type="gramEnd"/>
-            <w:r>
-              <w:rPr>
-                <w:rFonts w:ascii="BRH Malayalam Extra" w:hAnsi="BRH Malayalam Extra" w:cs="BRH Malayalam Extra"/>
-                <w:color w:val="000000"/>
-                <w:sz w:val="32"/>
-                <w:szCs w:val="40"/>
-              </w:rPr>
-              <w:t>£</w:t>
+              <w:t>)-  M£</w:t>
             </w:r>
             <w:r>
               <w:rPr>
@@ -32710,27 +31718,7 @@
                 <w:sz w:val="32"/>
                 <w:szCs w:val="40"/>
               </w:rPr>
-              <w:t xml:space="preserve"> | GK—py(³</w:t>
-            </w:r>
-            <w:proofErr w:type="gramStart"/>
-            <w:r>
-              <w:rPr>
-                <w:rFonts w:ascii="BRH Malayalam Extra" w:hAnsi="BRH Malayalam Extra" w:cs="BRH Malayalam Extra"/>
-                <w:color w:val="000000"/>
-                <w:sz w:val="32"/>
-                <w:szCs w:val="40"/>
-              </w:rPr>
-              <w:t>§)qZyI</w:t>
-            </w:r>
-            <w:proofErr w:type="gramEnd"/>
-            <w:r>
-              <w:rPr>
-                <w:rFonts w:ascii="BRH Malayalam Extra" w:hAnsi="BRH Malayalam Extra" w:cs="BRH Malayalam Extra"/>
-                <w:color w:val="000000"/>
-                <w:sz w:val="32"/>
-                <w:szCs w:val="40"/>
-              </w:rPr>
-              <w:t xml:space="preserve"> | Ad¡— |</w:t>
+              <w:t xml:space="preserve"> | GK—py(³§)qZyI | Ad¡— |</w:t>
             </w:r>
           </w:p>
           <w:p>
@@ -32790,56 +31778,25 @@
                 <w:sz w:val="32"/>
                 <w:szCs w:val="40"/>
               </w:rPr>
-              <w:t xml:space="preserve"> ¥ZõK—py(³</w:t>
-            </w:r>
-            <w:proofErr w:type="gramStart"/>
-            <w:r>
-              <w:rPr>
-                <w:rFonts w:ascii="BRH Malayalam Extra" w:hAnsi="BRH Malayalam Extra" w:cs="BRH Malayalam Extra"/>
-                <w:color w:val="000000"/>
-                <w:sz w:val="32"/>
-                <w:szCs w:val="40"/>
-              </w:rPr>
-              <w:t>§)qZy</w:t>
-            </w:r>
-            <w:proofErr w:type="gramEnd"/>
-            <w:r>
-              <w:rPr>
-                <w:rFonts w:ascii="BRH Malayalam Extra" w:hAnsi="BRH Malayalam Extra" w:cs="BRH Malayalam Extra"/>
-                <w:color w:val="000000"/>
-                <w:sz w:val="26"/>
-                <w:szCs w:val="40"/>
-              </w:rPr>
-              <w:t>–</w:t>
-            </w:r>
-            <w:r>
-              <w:rPr>
-                <w:rFonts w:ascii="BRH Malayalam Extra" w:hAnsi="BRH Malayalam Extra" w:cs="BRH Malayalam Extra"/>
-                <w:color w:val="000000"/>
-                <w:sz w:val="32"/>
-                <w:szCs w:val="40"/>
-              </w:rPr>
-              <w:t xml:space="preserve"> ¥iK—py(³</w:t>
-            </w:r>
-            <w:proofErr w:type="gramStart"/>
-            <w:r>
-              <w:rPr>
-                <w:rFonts w:ascii="BRH Malayalam Extra" w:hAnsi="BRH Malayalam Extra" w:cs="BRH Malayalam Extra"/>
-                <w:color w:val="000000"/>
-                <w:sz w:val="32"/>
-                <w:szCs w:val="40"/>
-              </w:rPr>
-              <w:t>§)qZyI</w:t>
-            </w:r>
-            <w:proofErr w:type="gramEnd"/>
-            <w:r>
-              <w:rPr>
-                <w:rFonts w:ascii="BRH Malayalam Extra" w:hAnsi="BRH Malayalam Extra" w:cs="BRH Malayalam Extra"/>
-                <w:color w:val="000000"/>
-                <w:sz w:val="32"/>
-                <w:szCs w:val="40"/>
-              </w:rPr>
-              <w:t xml:space="preserve"> M£t§</w:t>
+              <w:t xml:space="preserve"> ¥ZõK—py(³§)qZy</w:t>
+            </w:r>
+            <w:r>
+              <w:rPr>
+                <w:rFonts w:ascii="BRH Malayalam Extra" w:hAnsi="BRH Malayalam Extra" w:cs="BRH Malayalam Extra"/>
+                <w:color w:val="000000"/>
+                <w:sz w:val="26"/>
+                <w:szCs w:val="40"/>
+              </w:rPr>
+              <w:t>–</w:t>
+            </w:r>
+            <w:r>
+              <w:rPr>
+                <w:rFonts w:ascii="BRH Malayalam Extra" w:hAnsi="BRH Malayalam Extra" w:cs="BRH Malayalam Extra"/>
+                <w:color w:val="000000"/>
+                <w:sz w:val="32"/>
+                <w:szCs w:val="40"/>
+              </w:rPr>
+              <w:t xml:space="preserve"> ¥iK—py(³§)qZyI M£t§</w:t>
             </w:r>
             <w:r>
               <w:rPr>
@@ -32895,19 +31852,8 @@
                 <w:sz w:val="32"/>
                 <w:szCs w:val="40"/>
               </w:rPr>
-              <w:t xml:space="preserve"> ¥ZõK—py(³</w:t>
-            </w:r>
-            <w:proofErr w:type="gramStart"/>
-            <w:r>
-              <w:rPr>
-                <w:rFonts w:ascii="BRH Malayalam Extra" w:hAnsi="BRH Malayalam Extra" w:cs="BRH Malayalam Extra"/>
-                <w:color w:val="000000"/>
-                <w:sz w:val="32"/>
-                <w:szCs w:val="40"/>
-              </w:rPr>
-              <w:t>§)qZy</w:t>
-            </w:r>
-            <w:proofErr w:type="gramEnd"/>
+              <w:t xml:space="preserve"> ¥ZõK—py(³§)qZy</w:t>
+            </w:r>
             <w:r>
               <w:rPr>
                 <w:rFonts w:ascii="BRH Malayalam Extra" w:hAnsi="BRH Malayalam Extra" w:cs="BRH Malayalam Extra"/>
@@ -32948,27 +31894,7 @@
                 <w:sz w:val="32"/>
                 <w:szCs w:val="40"/>
               </w:rPr>
-              <w:t>¥dûK—py(³</w:t>
-            </w:r>
-            <w:proofErr w:type="gramStart"/>
-            <w:r>
-              <w:rPr>
-                <w:rFonts w:ascii="BRH Malayalam Extra" w:hAnsi="BRH Malayalam Extra" w:cs="BRH Malayalam Extra"/>
-                <w:color w:val="000000"/>
-                <w:sz w:val="32"/>
-                <w:szCs w:val="40"/>
-              </w:rPr>
-              <w:t>§)qZyI</w:t>
-            </w:r>
-            <w:proofErr w:type="gramEnd"/>
-            <w:r>
-              <w:rPr>
-                <w:rFonts w:ascii="BRH Malayalam Extra" w:hAnsi="BRH Malayalam Extra" w:cs="BRH Malayalam Extra"/>
-                <w:color w:val="000000"/>
-                <w:sz w:val="32"/>
-                <w:szCs w:val="40"/>
-              </w:rPr>
-              <w:t xml:space="preserve"> M£t§</w:t>
+              <w:t>¥dûK—py(³§)qZyI M£t§</w:t>
             </w:r>
             <w:r>
               <w:rPr>
@@ -33107,7 +32033,6 @@
                 <w:color w:val="000000"/>
                 <w:szCs w:val="40"/>
               </w:rPr>
-              <w:lastRenderedPageBreak/>
               <w:t>54</w:t>
             </w:r>
             <w:r>
@@ -33211,27 +32136,7 @@
                 <w:sz w:val="32"/>
                 <w:szCs w:val="40"/>
               </w:rPr>
-              <w:t>)</w:t>
-            </w:r>
-            <w:proofErr w:type="gramStart"/>
-            <w:r>
-              <w:rPr>
-                <w:rFonts w:ascii="BRH Malayalam Extra" w:hAnsi="BRH Malayalam Extra" w:cs="BRH Malayalam Extra"/>
-                <w:color w:val="000000"/>
-                <w:sz w:val="32"/>
-                <w:szCs w:val="40"/>
-              </w:rPr>
-              <w:t>-  Ad</w:t>
-            </w:r>
-            <w:proofErr w:type="gramEnd"/>
-            <w:r>
-              <w:rPr>
-                <w:rFonts w:ascii="BRH Malayalam Extra" w:hAnsi="BRH Malayalam Extra" w:cs="BRH Malayalam Extra"/>
-                <w:color w:val="000000"/>
-                <w:sz w:val="32"/>
-                <w:szCs w:val="40"/>
-              </w:rPr>
-              <w:t>¡— | ög¢</w:t>
+              <w:t>)-  Ad¡— | ög¢</w:t>
             </w:r>
             <w:r>
               <w:rPr>
@@ -33634,27 +32539,7 @@
                 <w:sz w:val="32"/>
                 <w:szCs w:val="40"/>
               </w:rPr>
-              <w:t>)</w:t>
-            </w:r>
-            <w:proofErr w:type="gramStart"/>
-            <w:r>
-              <w:rPr>
-                <w:rFonts w:ascii="BRH Malayalam Extra" w:hAnsi="BRH Malayalam Extra" w:cs="BRH Malayalam Extra"/>
-                <w:color w:val="000000"/>
-                <w:sz w:val="32"/>
-                <w:szCs w:val="40"/>
-              </w:rPr>
-              <w:t>-  ög</w:t>
-            </w:r>
-            <w:proofErr w:type="gramEnd"/>
-            <w:r>
-              <w:rPr>
-                <w:rFonts w:ascii="BRH Malayalam Extra" w:hAnsi="BRH Malayalam Extra" w:cs="BRH Malayalam Extra"/>
-                <w:color w:val="000000"/>
-                <w:sz w:val="32"/>
-                <w:szCs w:val="40"/>
-              </w:rPr>
-              <w:t>¢</w:t>
+              <w:t>)-  ög¢</w:t>
             </w:r>
             <w:r>
               <w:rPr>
@@ -34187,27 +33072,7 @@
                 <w:sz w:val="32"/>
                 <w:szCs w:val="40"/>
               </w:rPr>
-              <w:t>)</w:t>
-            </w:r>
-            <w:proofErr w:type="gramStart"/>
-            <w:r>
-              <w:rPr>
-                <w:rFonts w:ascii="BRH Malayalam Extra" w:hAnsi="BRH Malayalam Extra" w:cs="BRH Malayalam Extra"/>
-                <w:color w:val="000000"/>
-                <w:sz w:val="32"/>
-                <w:szCs w:val="40"/>
-              </w:rPr>
-              <w:t>-  Ae</w:t>
-            </w:r>
-            <w:proofErr w:type="gramEnd"/>
-            <w:r>
-              <w:rPr>
-                <w:rFonts w:ascii="BRH Malayalam Extra" w:hAnsi="BRH Malayalam Extra" w:cs="BRH Malayalam Extra"/>
-                <w:color w:val="000000"/>
-                <w:sz w:val="32"/>
-                <w:szCs w:val="40"/>
-              </w:rPr>
-              <w:t>—kyiy</w:t>
+              <w:t>)-  Ae—kyiy</w:t>
             </w:r>
             <w:r>
               <w:rPr>
@@ -34485,27 +33350,7 @@
                 <w:sz w:val="32"/>
                 <w:szCs w:val="40"/>
               </w:rPr>
-              <w:t>)</w:t>
-            </w:r>
-            <w:proofErr w:type="gramStart"/>
-            <w:r>
-              <w:rPr>
-                <w:rFonts w:ascii="BRH Malayalam Extra" w:hAnsi="BRH Malayalam Extra" w:cs="BRH Malayalam Extra"/>
-                <w:color w:val="000000"/>
-                <w:sz w:val="32"/>
-                <w:szCs w:val="40"/>
-              </w:rPr>
-              <w:t>-  Ae</w:t>
-            </w:r>
-            <w:proofErr w:type="gramEnd"/>
-            <w:r>
-              <w:rPr>
-                <w:rFonts w:ascii="BRH Malayalam Extra" w:hAnsi="BRH Malayalam Extra" w:cs="BRH Malayalam Extra"/>
-                <w:color w:val="000000"/>
-                <w:sz w:val="32"/>
-                <w:szCs w:val="40"/>
-              </w:rPr>
-              <w:t>—kyiy</w:t>
+              <w:t>)-  Ae—kyiy</w:t>
             </w:r>
             <w:r>
               <w:rPr>
@@ -34766,27 +33611,7 @@
                 <w:sz w:val="32"/>
                 <w:szCs w:val="40"/>
               </w:rPr>
-              <w:t>)</w:t>
-            </w:r>
-            <w:proofErr w:type="gramStart"/>
-            <w:r>
-              <w:rPr>
-                <w:rFonts w:ascii="BRH Malayalam Extra" w:hAnsi="BRH Malayalam Extra" w:cs="BRH Malayalam Extra"/>
-                <w:color w:val="000000"/>
-                <w:sz w:val="32"/>
-                <w:szCs w:val="40"/>
-              </w:rPr>
-              <w:t>-  Ad</w:t>
-            </w:r>
-            <w:proofErr w:type="gramEnd"/>
-            <w:r>
-              <w:rPr>
-                <w:rFonts w:ascii="BRH Malayalam Extra" w:hAnsi="BRH Malayalam Extra" w:cs="BRH Malayalam Extra"/>
-                <w:color w:val="000000"/>
-                <w:sz w:val="32"/>
-                <w:szCs w:val="40"/>
-              </w:rPr>
-              <w:t>¡— | ög¢</w:t>
+              <w:t>)-  Ad¡— | ög¢</w:t>
             </w:r>
             <w:r>
               <w:rPr>
@@ -35138,27 +33963,7 @@
                 <w:sz w:val="32"/>
                 <w:szCs w:val="40"/>
               </w:rPr>
-              <w:t>)</w:t>
-            </w:r>
-            <w:proofErr w:type="gramStart"/>
-            <w:r>
-              <w:rPr>
-                <w:rFonts w:ascii="BRH Malayalam Extra" w:hAnsi="BRH Malayalam Extra" w:cs="BRH Malayalam Extra"/>
-                <w:color w:val="000000"/>
-                <w:sz w:val="32"/>
-                <w:szCs w:val="40"/>
-              </w:rPr>
-              <w:t>-  ög</w:t>
-            </w:r>
-            <w:proofErr w:type="gramEnd"/>
-            <w:r>
-              <w:rPr>
-                <w:rFonts w:ascii="BRH Malayalam Extra" w:hAnsi="BRH Malayalam Extra" w:cs="BRH Malayalam Extra"/>
-                <w:color w:val="000000"/>
-                <w:sz w:val="32"/>
-                <w:szCs w:val="40"/>
-              </w:rPr>
-              <w:t>¢</w:t>
+              <w:t>)-  ög¢</w:t>
             </w:r>
             <w:r>
               <w:rPr>
@@ -35625,27 +34430,7 @@
                 <w:sz w:val="32"/>
                 <w:szCs w:val="40"/>
               </w:rPr>
-              <w:t>)</w:t>
-            </w:r>
-            <w:proofErr w:type="gramStart"/>
-            <w:r>
-              <w:rPr>
-                <w:rFonts w:ascii="BRH Malayalam Extra" w:hAnsi="BRH Malayalam Extra" w:cs="BRH Malayalam Extra"/>
-                <w:color w:val="000000"/>
-                <w:sz w:val="32"/>
-                <w:szCs w:val="40"/>
-              </w:rPr>
-              <w:t>-  Ae</w:t>
-            </w:r>
-            <w:proofErr w:type="gramEnd"/>
-            <w:r>
-              <w:rPr>
-                <w:rFonts w:ascii="BRH Malayalam Extra" w:hAnsi="BRH Malayalam Extra" w:cs="BRH Malayalam Extra"/>
-                <w:color w:val="000000"/>
-                <w:sz w:val="32"/>
-                <w:szCs w:val="40"/>
-              </w:rPr>
-              <w:t>—kyiy</w:t>
+              <w:t>)-  Ae—kyiy</w:t>
             </w:r>
             <w:r>
               <w:rPr>
@@ -35914,27 +34699,7 @@
                 <w:sz w:val="32"/>
                 <w:szCs w:val="40"/>
               </w:rPr>
-              <w:t>)</w:t>
-            </w:r>
-            <w:proofErr w:type="gramStart"/>
-            <w:r>
-              <w:rPr>
-                <w:rFonts w:ascii="BRH Malayalam Extra" w:hAnsi="BRH Malayalam Extra" w:cs="BRH Malayalam Extra"/>
-                <w:color w:val="000000"/>
-                <w:sz w:val="32"/>
-                <w:szCs w:val="40"/>
-              </w:rPr>
-              <w:t>-  Ae</w:t>
-            </w:r>
-            <w:proofErr w:type="gramEnd"/>
-            <w:r>
-              <w:rPr>
-                <w:rFonts w:ascii="BRH Malayalam Extra" w:hAnsi="BRH Malayalam Extra" w:cs="BRH Malayalam Extra"/>
-                <w:color w:val="000000"/>
-                <w:sz w:val="32"/>
-                <w:szCs w:val="40"/>
-              </w:rPr>
-              <w:t>—kyiy</w:t>
+              <w:t>)-  Ae—kyiy</w:t>
             </w:r>
             <w:r>
               <w:rPr>
@@ -36084,7 +34849,6 @@
                 <w:color w:val="000000"/>
                 <w:szCs w:val="40"/>
               </w:rPr>
-              <w:lastRenderedPageBreak/>
               <w:t>24</w:t>
             </w:r>
             <w:r>
@@ -36188,19 +34952,8 @@
                 <w:sz w:val="32"/>
                 <w:szCs w:val="40"/>
               </w:rPr>
-              <w:t>)</w:t>
-            </w:r>
-            <w:proofErr w:type="gramStart"/>
-            <w:r>
-              <w:rPr>
-                <w:rFonts w:ascii="BRH Malayalam Extra" w:hAnsi="BRH Malayalam Extra" w:cs="BRH Malayalam Extra"/>
-                <w:color w:val="000000"/>
-                <w:sz w:val="32"/>
-                <w:szCs w:val="40"/>
-              </w:rPr>
-              <w:t>-  B</w:t>
-            </w:r>
-            <w:proofErr w:type="gramEnd"/>
+              <w:t>)-  B</w:t>
+            </w:r>
             <w:r>
               <w:rPr>
                 <w:rFonts w:ascii="BRH Malayalam Extra" w:hAnsi="BRH Malayalam Extra" w:cs="BRH Malayalam Extra"/>
@@ -36759,27 +35512,7 @@
                 <w:sz w:val="32"/>
                 <w:szCs w:val="40"/>
               </w:rPr>
-              <w:t>)</w:t>
-            </w:r>
-            <w:proofErr w:type="gramStart"/>
-            <w:r>
-              <w:rPr>
-                <w:rFonts w:ascii="BRH Malayalam Extra" w:hAnsi="BRH Malayalam Extra" w:cs="BRH Malayalam Extra"/>
-                <w:color w:val="000000"/>
-                <w:sz w:val="32"/>
-                <w:szCs w:val="40"/>
-              </w:rPr>
-              <w:t>-  B</w:t>
-            </w:r>
-            <w:proofErr w:type="gramEnd"/>
-            <w:r>
-              <w:rPr>
-                <w:rFonts w:ascii="BRH Malayalam Extra" w:hAnsi="BRH Malayalam Extra" w:cs="BRH Malayalam Extra"/>
-                <w:color w:val="000000"/>
-                <w:sz w:val="32"/>
-                <w:szCs w:val="40"/>
-              </w:rPr>
-              <w:t xml:space="preserve"> | A</w:t>
+              <w:t>)-  B | A</w:t>
             </w:r>
             <w:r>
               <w:rPr>
@@ -37295,19 +36028,8 @@
                 <w:sz w:val="32"/>
                 <w:szCs w:val="40"/>
               </w:rPr>
-              <w:t>)</w:t>
-            </w:r>
-            <w:proofErr w:type="gramStart"/>
-            <w:r>
-              <w:rPr>
-                <w:rFonts w:ascii="BRH Malayalam Extra" w:hAnsi="BRH Malayalam Extra" w:cs="BRH Malayalam Extra"/>
-                <w:color w:val="000000"/>
-                <w:sz w:val="32"/>
-                <w:szCs w:val="40"/>
-              </w:rPr>
-              <w:t>-  A</w:t>
-            </w:r>
-            <w:proofErr w:type="gramEnd"/>
+              <w:t>)-  A</w:t>
+            </w:r>
             <w:r>
               <w:rPr>
                 <w:rFonts w:ascii="BRH Malayalam Extra" w:hAnsi="BRH Malayalam Extra" w:cs="BRH Malayalam Extra"/>
@@ -37871,19 +36593,8 @@
                 <w:sz w:val="32"/>
                 <w:szCs w:val="40"/>
               </w:rPr>
-              <w:t>)</w:t>
-            </w:r>
-            <w:proofErr w:type="gramStart"/>
-            <w:r>
-              <w:rPr>
-                <w:rFonts w:ascii="BRH Malayalam Extra" w:hAnsi="BRH Malayalam Extra" w:cs="BRH Malayalam Extra"/>
-                <w:color w:val="000000"/>
-                <w:sz w:val="32"/>
-                <w:szCs w:val="40"/>
-              </w:rPr>
-              <w:t>-  B</w:t>
-            </w:r>
-            <w:proofErr w:type="gramEnd"/>
+              <w:t>)-  B</w:t>
+            </w:r>
             <w:r>
               <w:rPr>
                 <w:rFonts w:ascii="BRH Malayalam Extra" w:hAnsi="BRH Malayalam Extra" w:cs="BRH Malayalam Extra"/>
@@ -38398,27 +37109,7 @@
                 <w:sz w:val="32"/>
                 <w:szCs w:val="40"/>
               </w:rPr>
-              <w:t>)</w:t>
-            </w:r>
-            <w:proofErr w:type="gramStart"/>
-            <w:r>
-              <w:rPr>
-                <w:rFonts w:ascii="BRH Malayalam Extra" w:hAnsi="BRH Malayalam Extra" w:cs="BRH Malayalam Extra"/>
-                <w:color w:val="000000"/>
-                <w:sz w:val="32"/>
-                <w:szCs w:val="40"/>
-              </w:rPr>
-              <w:t>-  B</w:t>
-            </w:r>
-            <w:proofErr w:type="gramEnd"/>
-            <w:r>
-              <w:rPr>
-                <w:rFonts w:ascii="BRH Malayalam Extra" w:hAnsi="BRH Malayalam Extra" w:cs="BRH Malayalam Extra"/>
-                <w:color w:val="000000"/>
-                <w:sz w:val="32"/>
-                <w:szCs w:val="40"/>
-              </w:rPr>
-              <w:t xml:space="preserve"> | A</w:t>
+              <w:t>)-  B | A</w:t>
             </w:r>
             <w:r>
               <w:rPr>
@@ -38855,19 +37546,8 @@
                 <w:sz w:val="32"/>
                 <w:szCs w:val="40"/>
               </w:rPr>
-              <w:t>)</w:t>
-            </w:r>
-            <w:proofErr w:type="gramStart"/>
-            <w:r>
-              <w:rPr>
-                <w:rFonts w:ascii="BRH Malayalam Extra" w:hAnsi="BRH Malayalam Extra" w:cs="BRH Malayalam Extra"/>
-                <w:color w:val="000000"/>
-                <w:sz w:val="32"/>
-                <w:szCs w:val="40"/>
-              </w:rPr>
-              <w:t>-  A</w:t>
-            </w:r>
-            <w:proofErr w:type="gramEnd"/>
+              <w:t>)-  A</w:t>
+            </w:r>
             <w:r>
               <w:rPr>
                 <w:rFonts w:ascii="BRH Malayalam Extra" w:hAnsi="BRH Malayalam Extra" w:cs="BRH Malayalam Extra"/>
@@ -39398,27 +38078,7 @@
                 <w:sz w:val="32"/>
                 <w:szCs w:val="40"/>
               </w:rPr>
-              <w:t>)</w:t>
-            </w:r>
-            <w:proofErr w:type="gramStart"/>
-            <w:r>
-              <w:rPr>
-                <w:rFonts w:ascii="BRH Malayalam Extra" w:hAnsi="BRH Malayalam Extra" w:cs="BRH Malayalam Extra"/>
-                <w:color w:val="000000"/>
-                <w:sz w:val="32"/>
-                <w:szCs w:val="40"/>
-              </w:rPr>
-              <w:t>-  öZj</w:t>
-            </w:r>
-            <w:proofErr w:type="gramEnd"/>
-            <w:r>
-              <w:rPr>
-                <w:rFonts w:ascii="BRH Malayalam Extra" w:hAnsi="BRH Malayalam Extra" w:cs="BRH Malayalam Extra"/>
-                <w:color w:val="000000"/>
-                <w:sz w:val="32"/>
-                <w:szCs w:val="40"/>
-              </w:rPr>
-              <w:t>—J | ¤¤p | öex</w:t>
+              <w:t>)-  öZj—J | ¤¤p | öex</w:t>
             </w:r>
             <w:r>
               <w:rPr>
@@ -39771,27 +38431,7 @@
                 <w:sz w:val="32"/>
                 <w:szCs w:val="40"/>
               </w:rPr>
-              <w:t>)</w:t>
-            </w:r>
-            <w:proofErr w:type="gramStart"/>
-            <w:r>
-              <w:rPr>
-                <w:rFonts w:ascii="BRH Malayalam Extra" w:hAnsi="BRH Malayalam Extra" w:cs="BRH Malayalam Extra"/>
-                <w:color w:val="000000"/>
-                <w:sz w:val="32"/>
-                <w:szCs w:val="40"/>
-              </w:rPr>
-              <w:t>-  ¤</w:t>
-            </w:r>
-            <w:proofErr w:type="gramEnd"/>
-            <w:r>
-              <w:rPr>
-                <w:rFonts w:ascii="BRH Malayalam Extra" w:hAnsi="BRH Malayalam Extra" w:cs="BRH Malayalam Extra"/>
-                <w:color w:val="000000"/>
-                <w:sz w:val="32"/>
-                <w:szCs w:val="40"/>
-              </w:rPr>
-              <w:t>¤p | öex</w:t>
+              <w:t>)-  ¤¤p | öex</w:t>
             </w:r>
             <w:r>
               <w:rPr>
@@ -40207,19 +38847,8 @@
                 <w:sz w:val="32"/>
                 <w:szCs w:val="40"/>
               </w:rPr>
-              <w:t>)</w:t>
-            </w:r>
-            <w:proofErr w:type="gramStart"/>
-            <w:r>
-              <w:rPr>
-                <w:rFonts w:ascii="BRH Malayalam Extra" w:hAnsi="BRH Malayalam Extra" w:cs="BRH Malayalam Extra"/>
-                <w:color w:val="000000"/>
-                <w:sz w:val="32"/>
-                <w:szCs w:val="40"/>
-              </w:rPr>
-              <w:t>-  öex</w:t>
-            </w:r>
-            <w:proofErr w:type="gramEnd"/>
+              <w:t>)-  öex</w:t>
+            </w:r>
             <w:r>
               <w:rPr>
                 <w:rFonts w:ascii="BRH Malayalam Extra" w:hAnsi="BRH Malayalam Extra" w:cs="BRH Malayalam Extra"/>
@@ -40723,19 +39352,8 @@
                 <w:sz w:val="32"/>
                 <w:szCs w:val="40"/>
               </w:rPr>
-              <w:t>)</w:t>
-            </w:r>
-            <w:proofErr w:type="gramStart"/>
-            <w:r>
-              <w:rPr>
-                <w:rFonts w:ascii="BRH Malayalam Extra" w:hAnsi="BRH Malayalam Extra" w:cs="BRH Malayalam Extra"/>
-                <w:color w:val="000000"/>
-                <w:sz w:val="32"/>
-                <w:szCs w:val="40"/>
-              </w:rPr>
-              <w:t>-  öex</w:t>
-            </w:r>
-            <w:proofErr w:type="gramEnd"/>
+              <w:t>)-  öex</w:t>
+            </w:r>
             <w:r>
               <w:rPr>
                 <w:rFonts w:ascii="BRH Malayalam Extra" w:hAnsi="BRH Malayalam Extra" w:cs="BRH Malayalam Extra"/>
@@ -40958,27 +39576,7 @@
                 <w:sz w:val="32"/>
                 <w:szCs w:val="40"/>
               </w:rPr>
-              <w:t>)</w:t>
-            </w:r>
-            <w:proofErr w:type="gramStart"/>
-            <w:r>
-              <w:rPr>
-                <w:rFonts w:ascii="BRH Malayalam Extra" w:hAnsi="BRH Malayalam Extra" w:cs="BRH Malayalam Extra"/>
-                <w:color w:val="000000"/>
-                <w:sz w:val="32"/>
-                <w:szCs w:val="40"/>
-              </w:rPr>
-              <w:t>-  öZj</w:t>
-            </w:r>
-            <w:proofErr w:type="gramEnd"/>
-            <w:r>
-              <w:rPr>
-                <w:rFonts w:ascii="BRH Malayalam Extra" w:hAnsi="BRH Malayalam Extra" w:cs="BRH Malayalam Extra"/>
-                <w:color w:val="000000"/>
-                <w:sz w:val="32"/>
-                <w:szCs w:val="40"/>
-              </w:rPr>
-              <w:t>—J | ¤¤p | öex</w:t>
+              <w:t>)-  öZj—J | ¤¤p | öex</w:t>
             </w:r>
             <w:r>
               <w:rPr>
@@ -41331,27 +39929,7 @@
                 <w:sz w:val="32"/>
                 <w:szCs w:val="40"/>
               </w:rPr>
-              <w:t>)</w:t>
-            </w:r>
-            <w:proofErr w:type="gramStart"/>
-            <w:r>
-              <w:rPr>
-                <w:rFonts w:ascii="BRH Malayalam Extra" w:hAnsi="BRH Malayalam Extra" w:cs="BRH Malayalam Extra"/>
-                <w:color w:val="000000"/>
-                <w:sz w:val="32"/>
-                <w:szCs w:val="40"/>
-              </w:rPr>
-              <w:t>-  ¤</w:t>
-            </w:r>
-            <w:proofErr w:type="gramEnd"/>
-            <w:r>
-              <w:rPr>
-                <w:rFonts w:ascii="BRH Malayalam Extra" w:hAnsi="BRH Malayalam Extra" w:cs="BRH Malayalam Extra"/>
-                <w:color w:val="000000"/>
-                <w:sz w:val="32"/>
-                <w:szCs w:val="40"/>
-              </w:rPr>
-              <w:t>¤p | öex</w:t>
+              <w:t>)-  ¤¤p | öex</w:t>
             </w:r>
             <w:r>
               <w:rPr>
@@ -41744,19 +40322,8 @@
                 <w:sz w:val="32"/>
                 <w:szCs w:val="40"/>
               </w:rPr>
-              <w:t>)</w:t>
-            </w:r>
-            <w:proofErr w:type="gramStart"/>
-            <w:r>
-              <w:rPr>
-                <w:rFonts w:ascii="BRH Malayalam Extra" w:hAnsi="BRH Malayalam Extra" w:cs="BRH Malayalam Extra"/>
-                <w:color w:val="000000"/>
-                <w:sz w:val="32"/>
-                <w:szCs w:val="40"/>
-              </w:rPr>
-              <w:t>-  öex</w:t>
-            </w:r>
-            <w:proofErr w:type="gramEnd"/>
+              <w:t>)-  öex</w:t>
+            </w:r>
             <w:r>
               <w:rPr>
                 <w:rFonts w:ascii="BRH Malayalam Extra" w:hAnsi="BRH Malayalam Extra" w:cs="BRH Malayalam Extra"/>
@@ -42236,19 +40803,8 @@
                 <w:sz w:val="32"/>
                 <w:szCs w:val="40"/>
               </w:rPr>
-              <w:t>)</w:t>
-            </w:r>
-            <w:proofErr w:type="gramStart"/>
-            <w:r>
-              <w:rPr>
-                <w:rFonts w:ascii="BRH Malayalam Extra" w:hAnsi="BRH Malayalam Extra" w:cs="BRH Malayalam Extra"/>
-                <w:color w:val="000000"/>
-                <w:sz w:val="32"/>
-                <w:szCs w:val="40"/>
-              </w:rPr>
-              <w:t>-  öex</w:t>
-            </w:r>
-            <w:proofErr w:type="gramEnd"/>
+              <w:t>)-  öex</w:t>
+            </w:r>
             <w:r>
               <w:rPr>
                 <w:rFonts w:ascii="BRH Malayalam Extra" w:hAnsi="BRH Malayalam Extra" w:cs="BRH Malayalam Extra"/>
@@ -42476,19 +41032,8 @@
                 <w:sz w:val="32"/>
                 <w:szCs w:val="40"/>
               </w:rPr>
-              <w:t>)</w:t>
-            </w:r>
-            <w:proofErr w:type="gramStart"/>
-            <w:r>
-              <w:rPr>
-                <w:rFonts w:ascii="BRH Malayalam Extra" w:hAnsi="BRH Malayalam Extra" w:cs="BRH Malayalam Extra"/>
-                <w:color w:val="000000"/>
-                <w:sz w:val="32"/>
-                <w:szCs w:val="40"/>
-              </w:rPr>
-              <w:t>-  A</w:t>
-            </w:r>
-            <w:proofErr w:type="gramEnd"/>
+              <w:t>)-  A</w:t>
+            </w:r>
             <w:r>
               <w:rPr>
                 <w:rFonts w:ascii="BRH Malayalam Extra" w:hAnsi="BRH Malayalam Extra" w:cs="BRH Malayalam Extra"/>
@@ -42701,9 +41246,107 @@
                 <w:szCs w:val="40"/>
                 <w:highlight w:val="yellow"/>
               </w:rPr>
-              <w:t>¡¥P— „(³</w:t>
-            </w:r>
-            <w:proofErr w:type="gramStart"/>
+              <w:t>¡¥P— „(³§)¥</w:t>
+            </w:r>
+            <w:r>
+              <w:rPr>
+                <w:rFonts w:ascii="BRH Malayalam Extra" w:hAnsi="BRH Malayalam Extra" w:cs="BRH Malayalam Extra"/>
+                <w:color w:val="000000"/>
+                <w:sz w:val="32"/>
+                <w:szCs w:val="40"/>
+              </w:rPr>
+              <w:t>tx</w:t>
+            </w:r>
+            <w:r>
+              <w:rPr>
+                <w:rFonts w:ascii="BRH Malayalam Extra" w:hAnsi="BRH Malayalam Extra" w:cs="BRH Malayalam Extra"/>
+                <w:color w:val="000000"/>
+                <w:sz w:val="26"/>
+                <w:szCs w:val="40"/>
+              </w:rPr>
+              <w:t>–</w:t>
+            </w:r>
+            <w:r>
+              <w:rPr>
+                <w:rFonts w:ascii="BRH Malayalam Extra" w:hAnsi="BRH Malayalam Extra" w:cs="BRH Malayalam Extra"/>
+                <w:color w:val="000000"/>
+                <w:sz w:val="32"/>
+                <w:szCs w:val="40"/>
+              </w:rPr>
+              <w:t>i¡¥P— py</w:t>
+            </w:r>
+            <w:r>
+              <w:rPr>
+                <w:rFonts w:ascii="BRH Malayalam Extra" w:hAnsi="BRH Malayalam Extra" w:cs="BRH Malayalam Extra"/>
+                <w:color w:val="000000"/>
+                <w:sz w:val="26"/>
+                <w:szCs w:val="40"/>
+              </w:rPr>
+              <w:t>–</w:t>
+            </w:r>
+            <w:r>
+              <w:rPr>
+                <w:rFonts w:ascii="BRH Malayalam Extra" w:hAnsi="BRH Malayalam Extra" w:cs="BRH Malayalam Extra"/>
+                <w:color w:val="000000"/>
+                <w:sz w:val="32"/>
+                <w:szCs w:val="40"/>
+              </w:rPr>
+              <w:t>¥pr</w:t>
+            </w:r>
+            <w:r>
+              <w:rPr>
+                <w:rFonts w:ascii="BRH Malayalam Extra" w:hAnsi="BRH Malayalam Extra" w:cs="BRH Malayalam Extra"/>
+                <w:color w:val="000000"/>
+                <w:sz w:val="26"/>
+                <w:szCs w:val="40"/>
+              </w:rPr>
+              <w:t>–</w:t>
+            </w:r>
+            <w:r>
+              <w:rPr>
+                <w:rFonts w:ascii="BRH Malayalam Extra" w:hAnsi="BRH Malayalam Extra" w:cs="BRH Malayalam Extra"/>
+                <w:color w:val="000000"/>
+                <w:sz w:val="32"/>
+                <w:szCs w:val="40"/>
+              </w:rPr>
+              <w:t xml:space="preserve"> jb§ jb§ py</w:t>
+            </w:r>
+            <w:r>
+              <w:rPr>
+                <w:rFonts w:ascii="BRH Malayalam Extra" w:hAnsi="BRH Malayalam Extra" w:cs="BRH Malayalam Extra"/>
+                <w:color w:val="000000"/>
+                <w:sz w:val="26"/>
+                <w:szCs w:val="40"/>
+              </w:rPr>
+              <w:t>–</w:t>
+            </w:r>
+            <w:r>
+              <w:rPr>
+                <w:rFonts w:ascii="BRH Malayalam Extra" w:hAnsi="BRH Malayalam Extra" w:cs="BRH Malayalam Extra"/>
+                <w:color w:val="000000"/>
+                <w:sz w:val="32"/>
+                <w:szCs w:val="40"/>
+              </w:rPr>
+              <w:t>¥prx(³§)—¥tx</w:t>
+            </w:r>
+            <w:r>
+              <w:rPr>
+                <w:rFonts w:ascii="BRH Malayalam Extra" w:hAnsi="BRH Malayalam Extra" w:cs="BRH Malayalam Extra"/>
+                <w:color w:val="000000"/>
+                <w:sz w:val="26"/>
+                <w:szCs w:val="40"/>
+              </w:rPr>
+              <w:t>–</w:t>
+            </w:r>
+            <w:r>
+              <w:rPr>
+                <w:rFonts w:ascii="BRH Malayalam Extra" w:hAnsi="BRH Malayalam Extra" w:cs="BRH Malayalam Extra"/>
+                <w:color w:val="000000"/>
+                <w:sz w:val="32"/>
+                <w:szCs w:val="40"/>
+              </w:rPr>
+              <w:t>i</w:t>
+            </w:r>
             <w:r>
               <w:rPr>
                 <w:rFonts w:ascii="BRH Malayalam Extra" w:hAnsi="BRH Malayalam Extra" w:cs="BRH Malayalam Extra"/>
@@ -42712,130 +41355,8 @@
                 <w:szCs w:val="40"/>
                 <w:highlight w:val="yellow"/>
               </w:rPr>
-              <w:t>§)¥</w:t>
-            </w:r>
-            <w:proofErr w:type="gramEnd"/>
-            <w:r>
-              <w:rPr>
-                <w:rFonts w:ascii="BRH Malayalam Extra" w:hAnsi="BRH Malayalam Extra" w:cs="BRH Malayalam Extra"/>
-                <w:color w:val="000000"/>
-                <w:sz w:val="32"/>
-                <w:szCs w:val="40"/>
-              </w:rPr>
-              <w:t>tx</w:t>
-            </w:r>
-            <w:r>
-              <w:rPr>
-                <w:rFonts w:ascii="BRH Malayalam Extra" w:hAnsi="BRH Malayalam Extra" w:cs="BRH Malayalam Extra"/>
-                <w:color w:val="000000"/>
-                <w:sz w:val="26"/>
-                <w:szCs w:val="40"/>
-              </w:rPr>
-              <w:t>–</w:t>
-            </w:r>
-            <w:r>
-              <w:rPr>
-                <w:rFonts w:ascii="BRH Malayalam Extra" w:hAnsi="BRH Malayalam Extra" w:cs="BRH Malayalam Extra"/>
-                <w:color w:val="000000"/>
-                <w:sz w:val="32"/>
-                <w:szCs w:val="40"/>
-              </w:rPr>
-              <w:t>i¡¥P— py</w:t>
-            </w:r>
-            <w:r>
-              <w:rPr>
-                <w:rFonts w:ascii="BRH Malayalam Extra" w:hAnsi="BRH Malayalam Extra" w:cs="BRH Malayalam Extra"/>
-                <w:color w:val="000000"/>
-                <w:sz w:val="26"/>
-                <w:szCs w:val="40"/>
-              </w:rPr>
-              <w:t>–</w:t>
-            </w:r>
-            <w:r>
-              <w:rPr>
-                <w:rFonts w:ascii="BRH Malayalam Extra" w:hAnsi="BRH Malayalam Extra" w:cs="BRH Malayalam Extra"/>
-                <w:color w:val="000000"/>
-                <w:sz w:val="32"/>
-                <w:szCs w:val="40"/>
-              </w:rPr>
-              <w:t>¥pr</w:t>
-            </w:r>
-            <w:r>
-              <w:rPr>
-                <w:rFonts w:ascii="BRH Malayalam Extra" w:hAnsi="BRH Malayalam Extra" w:cs="BRH Malayalam Extra"/>
-                <w:color w:val="000000"/>
-                <w:sz w:val="26"/>
-                <w:szCs w:val="40"/>
-              </w:rPr>
-              <w:t>–</w:t>
-            </w:r>
-            <w:r>
-              <w:rPr>
-                <w:rFonts w:ascii="BRH Malayalam Extra" w:hAnsi="BRH Malayalam Extra" w:cs="BRH Malayalam Extra"/>
-                <w:color w:val="000000"/>
-                <w:sz w:val="32"/>
-                <w:szCs w:val="40"/>
-              </w:rPr>
-              <w:t xml:space="preserve"> jb§ jb§ py</w:t>
-            </w:r>
-            <w:r>
-              <w:rPr>
-                <w:rFonts w:ascii="BRH Malayalam Extra" w:hAnsi="BRH Malayalam Extra" w:cs="BRH Malayalam Extra"/>
-                <w:color w:val="000000"/>
-                <w:sz w:val="26"/>
-                <w:szCs w:val="40"/>
-              </w:rPr>
-              <w:t>–</w:t>
-            </w:r>
-            <w:r>
-              <w:rPr>
-                <w:rFonts w:ascii="BRH Malayalam Extra" w:hAnsi="BRH Malayalam Extra" w:cs="BRH Malayalam Extra"/>
-                <w:color w:val="000000"/>
-                <w:sz w:val="32"/>
-                <w:szCs w:val="40"/>
-              </w:rPr>
-              <w:t>¥prx(³§)—¥tx</w:t>
-            </w:r>
-            <w:r>
-              <w:rPr>
-                <w:rFonts w:ascii="BRH Malayalam Extra" w:hAnsi="BRH Malayalam Extra" w:cs="BRH Malayalam Extra"/>
-                <w:color w:val="000000"/>
-                <w:sz w:val="26"/>
-                <w:szCs w:val="40"/>
-              </w:rPr>
-              <w:t>–</w:t>
-            </w:r>
-            <w:r>
-              <w:rPr>
-                <w:rFonts w:ascii="BRH Malayalam Extra" w:hAnsi="BRH Malayalam Extra" w:cs="BRH Malayalam Extra"/>
-                <w:color w:val="000000"/>
-                <w:sz w:val="32"/>
-                <w:szCs w:val="40"/>
-              </w:rPr>
-              <w:t>i</w:t>
-            </w:r>
-            <w:r>
-              <w:rPr>
-                <w:rFonts w:ascii="BRH Malayalam Extra" w:hAnsi="BRH Malayalam Extra" w:cs="BRH Malayalam Extra"/>
-                <w:color w:val="000000"/>
-                <w:sz w:val="32"/>
-                <w:szCs w:val="40"/>
-                <w:highlight w:val="yellow"/>
-              </w:rPr>
-              <w:t>¡¥P— „(³</w:t>
-            </w:r>
-            <w:proofErr w:type="gramStart"/>
-            <w:r>
-              <w:rPr>
-                <w:rFonts w:ascii="BRH Malayalam Extra" w:hAnsi="BRH Malayalam Extra" w:cs="BRH Malayalam Extra"/>
-                <w:color w:val="000000"/>
-                <w:sz w:val="32"/>
-                <w:szCs w:val="40"/>
-                <w:highlight w:val="yellow"/>
-              </w:rPr>
-              <w:t>§)¥</w:t>
-            </w:r>
-            <w:proofErr w:type="gramEnd"/>
+              <w:t>¡¥P— „(³§)¥</w:t>
+            </w:r>
             <w:r>
               <w:rPr>
                 <w:rFonts w:ascii="BRH Malayalam Extra" w:hAnsi="BRH Malayalam Extra" w:cs="BRH Malayalam Extra"/>
@@ -43048,19 +41569,8 @@
                 <w:sz w:val="32"/>
                 <w:szCs w:val="40"/>
               </w:rPr>
-              <w:t>)</w:t>
-            </w:r>
-            <w:proofErr w:type="gramStart"/>
-            <w:r>
-              <w:rPr>
-                <w:rFonts w:ascii="BRH Malayalam Extra" w:hAnsi="BRH Malayalam Extra" w:cs="BRH Malayalam Extra"/>
-                <w:color w:val="000000"/>
-                <w:sz w:val="32"/>
-                <w:szCs w:val="40"/>
-              </w:rPr>
-              <w:t>-  A</w:t>
-            </w:r>
-            <w:proofErr w:type="gramEnd"/>
+              <w:t>)-  A</w:t>
+            </w:r>
             <w:r>
               <w:rPr>
                 <w:rFonts w:ascii="BRH Malayalam Extra" w:hAnsi="BRH Malayalam Extra" w:cs="BRH Malayalam Extra"/>
@@ -43894,7 +42404,7 @@
 </file>
 
 <file path=word/endnotes.xml><?xml version="1.0" encoding="utf-8"?>
-<w:endnotes xmlns:wpc="http://schemas.microsoft.com/office/word/2010/wordprocessingCanvas" xmlns:cx="http://schemas.microsoft.com/office/drawing/2014/chartex" xmlns:cx1="http://schemas.microsoft.com/office/drawing/2015/9/8/chartex" xmlns:cx2="http://schemas.microsoft.com/office/drawing/2015/10/21/chartex" xmlns:cx3="http://schemas.microsoft.com/office/drawing/2016/5/9/chartex" xmlns:cx4="http://schemas.microsoft.com/office/drawing/2016/5/10/chartex" xmlns:cx5="http://schemas.microsoft.com/office/drawing/2016/5/11/chartex" xmlns:cx6="http://schemas.microsoft.com/office/drawing/2016/5/12/chartex" xmlns:cx7="http://schemas.microsoft.com/office/drawing/2016/5/13/chartex" xmlns:cx8="http://schemas.microsoft.com/office/drawing/2016/5/14/chartex" xmlns:mc="http://schemas.openxmlformats.org/markup-compatibility/2006" xmlns:aink="http://schemas.microsoft.com/office/drawing/2016/ink" xmlns:am3d="http://schemas.microsoft.com/office/drawing/2017/model3d" xmlns:o="urn:schemas-microsoft-com:office:office" xmlns:oel="http://schemas.microsoft.com/office/2019/extlst" xmlns:r="http://schemas.openxmlformats.org/officeDocument/2006/relationships" xmlns:m="http://schemas.openxmlformats.org/officeDocument/2006/math" xmlns:v="urn:schemas-microsoft-com:vml" xmlns:wp14="http://schemas.microsoft.com/office/word/2010/wordprocessingDrawing" xmlns:wp="http://schemas.openxmlformats.org/drawingml/2006/wordprocessingDrawing" xmlns:w10="urn:schemas-microsoft-com:office:word" xmlns:w="http://schemas.openxmlformats.org/wordprocessingml/2006/main" xmlns:w14="http://schemas.microsoft.com/office/word/2010/wordml" xmlns:w15="http://schemas.microsoft.com/office/word/2012/wordml" xmlns:w16cex="http://schemas.microsoft.com/office/word/2018/wordml/cex" xmlns:w16cid="http://schemas.microsoft.com/office/word/2016/wordml/cid" xmlns:w16="http://schemas.microsoft.com/office/word/2018/wordml" xmlns:w16du="http://schemas.microsoft.com/office/word/2023/wordml/word16du" xmlns:w16sdtdh="http://schemas.microsoft.com/office/word/2020/wordml/sdtdatahash" xmlns:w16sdtfl="http://schemas.microsoft.com/office/word/2024/wordml/sdtformatlock" xmlns:w16se="http://schemas.microsoft.com/office/word/2015/wordml/symex" xmlns:wpg="http://schemas.microsoft.com/office/word/2010/wordprocessingGroup" xmlns:wpi="http://schemas.microsoft.com/office/word/2010/wordprocessingInk" xmlns:wne="http://schemas.microsoft.com/office/word/2006/wordml" xmlns:wps="http://schemas.microsoft.com/office/word/2010/wordprocessingShape" mc:Ignorable="w14 w15 w16se w16cid w16 w16cex w16sdtdh w16sdtfl w16du wp14">
+<w:endnotes xmlns:wpc="http://schemas.microsoft.com/office/word/2010/wordprocessingCanvas" xmlns:cx="http://schemas.microsoft.com/office/drawing/2014/chartex" xmlns:cx1="http://schemas.microsoft.com/office/drawing/2015/9/8/chartex" xmlns:cx2="http://schemas.microsoft.com/office/drawing/2015/10/21/chartex" xmlns:cx3="http://schemas.microsoft.com/office/drawing/2016/5/9/chartex" xmlns:cx4="http://schemas.microsoft.com/office/drawing/2016/5/10/chartex" xmlns:cx5="http://schemas.microsoft.com/office/drawing/2016/5/11/chartex" xmlns:cx6="http://schemas.microsoft.com/office/drawing/2016/5/12/chartex" xmlns:cx7="http://schemas.microsoft.com/office/drawing/2016/5/13/chartex" xmlns:cx8="http://schemas.microsoft.com/office/drawing/2016/5/14/chartex" xmlns:mc="http://schemas.openxmlformats.org/markup-compatibility/2006" xmlns:aink="http://schemas.microsoft.com/office/drawing/2016/ink" xmlns:am3d="http://schemas.microsoft.com/office/drawing/2017/model3d" xmlns:o="urn:schemas-microsoft-com:office:office" xmlns:oel="http://schemas.microsoft.com/office/2019/extlst" xmlns:r="http://schemas.openxmlformats.org/officeDocument/2006/relationships" xmlns:m="http://schemas.openxmlformats.org/officeDocument/2006/math" xmlns:v="urn:schemas-microsoft-com:vml" xmlns:wp14="http://schemas.microsoft.com/office/word/2010/wordprocessingDrawing" xmlns:wp="http://schemas.openxmlformats.org/drawingml/2006/wordprocessingDrawing" xmlns:w10="urn:schemas-microsoft-com:office:word" xmlns:w="http://schemas.openxmlformats.org/wordprocessingml/2006/main" xmlns:w14="http://schemas.microsoft.com/office/word/2010/wordml" xmlns:w15="http://schemas.microsoft.com/office/word/2012/wordml" xmlns:w16cei="http://schemas.microsoft.com/office/word/2026/wordml/cei" xmlns:w16cex="http://schemas.microsoft.com/office/word/2018/wordml/cex" xmlns:w16cid="http://schemas.microsoft.com/office/word/2016/wordml/cid" xmlns:w16="http://schemas.microsoft.com/office/word/2018/wordml" xmlns:w16du="http://schemas.microsoft.com/office/word/2023/wordml/word16du" xmlns:w16sdtdh="http://schemas.microsoft.com/office/word/2020/wordml/sdtdatahash" xmlns:w16sdtfl="http://schemas.microsoft.com/office/word/2024/wordml/sdtformatlock" xmlns:w16se="http://schemas.microsoft.com/office/word/2015/wordml/symex" xmlns:wpg="http://schemas.microsoft.com/office/word/2010/wordprocessingGroup" xmlns:wpi="http://schemas.microsoft.com/office/word/2010/wordprocessingInk" xmlns:wne="http://schemas.microsoft.com/office/word/2006/wordml" xmlns:wps="http://schemas.microsoft.com/office/word/2010/wordprocessingShape" mc:Ignorable="w14 w15 w16se w16cid w16 w16cex w16sdtdh w16sdtfl w16du wp14">
   <w:endnote w:type="separator" w:id="-1">
     <w:p>
       <w:pPr>
@@ -43919,7 +42429,7 @@
 </file>
 
 <file path=word/footer1.xml><?xml version="1.0" encoding="utf-8"?>
-<w:ftr xmlns:wpc="http://schemas.microsoft.com/office/word/2010/wordprocessingCanvas" xmlns:cx="http://schemas.microsoft.com/office/drawing/2014/chartex" xmlns:cx1="http://schemas.microsoft.com/office/drawing/2015/9/8/chartex" xmlns:cx2="http://schemas.microsoft.com/office/drawing/2015/10/21/chartex" xmlns:cx3="http://schemas.microsoft.com/office/drawing/2016/5/9/chartex" xmlns:cx4="http://schemas.microsoft.com/office/drawing/2016/5/10/chartex" xmlns:cx5="http://schemas.microsoft.com/office/drawing/2016/5/11/chartex" xmlns:cx6="http://schemas.microsoft.com/office/drawing/2016/5/12/chartex" xmlns:cx7="http://schemas.microsoft.com/office/drawing/2016/5/13/chartex" xmlns:cx8="http://schemas.microsoft.com/office/drawing/2016/5/14/chartex" xmlns:mc="http://schemas.openxmlformats.org/markup-compatibility/2006" xmlns:aink="http://schemas.microsoft.com/office/drawing/2016/ink" xmlns:am3d="http://schemas.microsoft.com/office/drawing/2017/model3d" xmlns:o="urn:schemas-microsoft-com:office:office" xmlns:oel="http://schemas.microsoft.com/office/2019/extlst" xmlns:r="http://schemas.openxmlformats.org/officeDocument/2006/relationships" xmlns:m="http://schemas.openxmlformats.org/officeDocument/2006/math" xmlns:v="urn:schemas-microsoft-com:vml" xmlns:wp14="http://schemas.microsoft.com/office/word/2010/wordprocessingDrawing" xmlns:wp="http://schemas.openxmlformats.org/drawingml/2006/wordprocessingDrawing" xmlns:w10="urn:schemas-microsoft-com:office:word" xmlns:w="http://schemas.openxmlformats.org/wordprocessingml/2006/main" xmlns:w14="http://schemas.microsoft.com/office/word/2010/wordml" xmlns:w15="http://schemas.microsoft.com/office/word/2012/wordml" xmlns:w16cex="http://schemas.microsoft.com/office/word/2018/wordml/cex" xmlns:w16cid="http://schemas.microsoft.com/office/word/2016/wordml/cid" xmlns:w16="http://schemas.microsoft.com/office/word/2018/wordml" xmlns:w16du="http://schemas.microsoft.com/office/word/2023/wordml/word16du" xmlns:w16sdtdh="http://schemas.microsoft.com/office/word/2020/wordml/sdtdatahash" xmlns:w16sdtfl="http://schemas.microsoft.com/office/word/2024/wordml/sdtformatlock" xmlns:w16se="http://schemas.microsoft.com/office/word/2015/wordml/symex" xmlns:wpg="http://schemas.microsoft.com/office/word/2010/wordprocessingGroup" xmlns:wpi="http://schemas.microsoft.com/office/word/2010/wordprocessingInk" xmlns:wne="http://schemas.microsoft.com/office/word/2006/wordml" xmlns:wps="http://schemas.microsoft.com/office/word/2010/wordprocessingShape" mc:Ignorable="w14 w15 w16se w16cid w16 w16cex w16sdtdh w16sdtfl w16du wp14">
+<w:ftr xmlns:wpc="http://schemas.microsoft.com/office/word/2010/wordprocessingCanvas" xmlns:cx="http://schemas.microsoft.com/office/drawing/2014/chartex" xmlns:cx1="http://schemas.microsoft.com/office/drawing/2015/9/8/chartex" xmlns:cx2="http://schemas.microsoft.com/office/drawing/2015/10/21/chartex" xmlns:cx3="http://schemas.microsoft.com/office/drawing/2016/5/9/chartex" xmlns:cx4="http://schemas.microsoft.com/office/drawing/2016/5/10/chartex" xmlns:cx5="http://schemas.microsoft.com/office/drawing/2016/5/11/chartex" xmlns:cx6="http://schemas.microsoft.com/office/drawing/2016/5/12/chartex" xmlns:cx7="http://schemas.microsoft.com/office/drawing/2016/5/13/chartex" xmlns:cx8="http://schemas.microsoft.com/office/drawing/2016/5/14/chartex" xmlns:mc="http://schemas.openxmlformats.org/markup-compatibility/2006" xmlns:aink="http://schemas.microsoft.com/office/drawing/2016/ink" xmlns:am3d="http://schemas.microsoft.com/office/drawing/2017/model3d" xmlns:o="urn:schemas-microsoft-com:office:office" xmlns:oel="http://schemas.microsoft.com/office/2019/extlst" xmlns:r="http://schemas.openxmlformats.org/officeDocument/2006/relationships" xmlns:m="http://schemas.openxmlformats.org/officeDocument/2006/math" xmlns:v="urn:schemas-microsoft-com:vml" xmlns:wp14="http://schemas.microsoft.com/office/word/2010/wordprocessingDrawing" xmlns:wp="http://schemas.openxmlformats.org/drawingml/2006/wordprocessingDrawing" xmlns:w10="urn:schemas-microsoft-com:office:word" xmlns:w="http://schemas.openxmlformats.org/wordprocessingml/2006/main" xmlns:w14="http://schemas.microsoft.com/office/word/2010/wordml" xmlns:w15="http://schemas.microsoft.com/office/word/2012/wordml" xmlns:w16cei="http://schemas.microsoft.com/office/word/2026/wordml/cei" xmlns:w16cex="http://schemas.microsoft.com/office/word/2018/wordml/cex" xmlns:w16cid="http://schemas.microsoft.com/office/word/2016/wordml/cid" xmlns:w16="http://schemas.microsoft.com/office/word/2018/wordml" xmlns:w16du="http://schemas.microsoft.com/office/word/2023/wordml/word16du" xmlns:w16sdtdh="http://schemas.microsoft.com/office/word/2020/wordml/sdtdatahash" xmlns:w16sdtfl="http://schemas.microsoft.com/office/word/2024/wordml/sdtformatlock" xmlns:w16se="http://schemas.microsoft.com/office/word/2015/wordml/symex" xmlns:wpg="http://schemas.microsoft.com/office/word/2010/wordprocessingGroup" xmlns:wpi="http://schemas.microsoft.com/office/word/2010/wordprocessingInk" xmlns:wne="http://schemas.microsoft.com/office/word/2006/wordml" xmlns:wps="http://schemas.microsoft.com/office/word/2010/wordprocessingShape" mc:Ignorable="w14 w15 w16se w16cid w16 w16cex w16sdtdh w16sdtfl w16du wp14">
   <w:p>
     <w:pPr>
       <w:pBdr>
@@ -44101,7 +42611,7 @@
 </file>
 
 <file path=word/footer2.xml><?xml version="1.0" encoding="utf-8"?>
-<w:ftr xmlns:wpc="http://schemas.microsoft.com/office/word/2010/wordprocessingCanvas" xmlns:cx="http://schemas.microsoft.com/office/drawing/2014/chartex" xmlns:cx1="http://schemas.microsoft.com/office/drawing/2015/9/8/chartex" xmlns:cx2="http://schemas.microsoft.com/office/drawing/2015/10/21/chartex" xmlns:cx3="http://schemas.microsoft.com/office/drawing/2016/5/9/chartex" xmlns:cx4="http://schemas.microsoft.com/office/drawing/2016/5/10/chartex" xmlns:cx5="http://schemas.microsoft.com/office/drawing/2016/5/11/chartex" xmlns:cx6="http://schemas.microsoft.com/office/drawing/2016/5/12/chartex" xmlns:cx7="http://schemas.microsoft.com/office/drawing/2016/5/13/chartex" xmlns:cx8="http://schemas.microsoft.com/office/drawing/2016/5/14/chartex" xmlns:mc="http://schemas.openxmlformats.org/markup-compatibility/2006" xmlns:aink="http://schemas.microsoft.com/office/drawing/2016/ink" xmlns:am3d="http://schemas.microsoft.com/office/drawing/2017/model3d" xmlns:o="urn:schemas-microsoft-com:office:office" xmlns:oel="http://schemas.microsoft.com/office/2019/extlst" xmlns:r="http://schemas.openxmlformats.org/officeDocument/2006/relationships" xmlns:m="http://schemas.openxmlformats.org/officeDocument/2006/math" xmlns:v="urn:schemas-microsoft-com:vml" xmlns:wp14="http://schemas.microsoft.com/office/word/2010/wordprocessingDrawing" xmlns:wp="http://schemas.openxmlformats.org/drawingml/2006/wordprocessingDrawing" xmlns:w10="urn:schemas-microsoft-com:office:word" xmlns:w="http://schemas.openxmlformats.org/wordprocessingml/2006/main" xmlns:w14="http://schemas.microsoft.com/office/word/2010/wordml" xmlns:w15="http://schemas.microsoft.com/office/word/2012/wordml" xmlns:w16cex="http://schemas.microsoft.com/office/word/2018/wordml/cex" xmlns:w16cid="http://schemas.microsoft.com/office/word/2016/wordml/cid" xmlns:w16="http://schemas.microsoft.com/office/word/2018/wordml" xmlns:w16du="http://schemas.microsoft.com/office/word/2023/wordml/word16du" xmlns:w16sdtdh="http://schemas.microsoft.com/office/word/2020/wordml/sdtdatahash" xmlns:w16sdtfl="http://schemas.microsoft.com/office/word/2024/wordml/sdtformatlock" xmlns:w16se="http://schemas.microsoft.com/office/word/2015/wordml/symex" xmlns:wpg="http://schemas.microsoft.com/office/word/2010/wordprocessingGroup" xmlns:wpi="http://schemas.microsoft.com/office/word/2010/wordprocessingInk" xmlns:wne="http://schemas.microsoft.com/office/word/2006/wordml" xmlns:wps="http://schemas.microsoft.com/office/word/2010/wordprocessingShape" mc:Ignorable="w14 w15 w16se w16cid w16 w16cex w16sdtdh w16sdtfl w16du wp14">
+<w:ftr xmlns:wpc="http://schemas.microsoft.com/office/word/2010/wordprocessingCanvas" xmlns:cx="http://schemas.microsoft.com/office/drawing/2014/chartex" xmlns:cx1="http://schemas.microsoft.com/office/drawing/2015/9/8/chartex" xmlns:cx2="http://schemas.microsoft.com/office/drawing/2015/10/21/chartex" xmlns:cx3="http://schemas.microsoft.com/office/drawing/2016/5/9/chartex" xmlns:cx4="http://schemas.microsoft.com/office/drawing/2016/5/10/chartex" xmlns:cx5="http://schemas.microsoft.com/office/drawing/2016/5/11/chartex" xmlns:cx6="http://schemas.microsoft.com/office/drawing/2016/5/12/chartex" xmlns:cx7="http://schemas.microsoft.com/office/drawing/2016/5/13/chartex" xmlns:cx8="http://schemas.microsoft.com/office/drawing/2016/5/14/chartex" xmlns:mc="http://schemas.openxmlformats.org/markup-compatibility/2006" xmlns:aink="http://schemas.microsoft.com/office/drawing/2016/ink" xmlns:am3d="http://schemas.microsoft.com/office/drawing/2017/model3d" xmlns:o="urn:schemas-microsoft-com:office:office" xmlns:oel="http://schemas.microsoft.com/office/2019/extlst" xmlns:r="http://schemas.openxmlformats.org/officeDocument/2006/relationships" xmlns:m="http://schemas.openxmlformats.org/officeDocument/2006/math" xmlns:v="urn:schemas-microsoft-com:vml" xmlns:wp14="http://schemas.microsoft.com/office/word/2010/wordprocessingDrawing" xmlns:wp="http://schemas.openxmlformats.org/drawingml/2006/wordprocessingDrawing" xmlns:w10="urn:schemas-microsoft-com:office:word" xmlns:w="http://schemas.openxmlformats.org/wordprocessingml/2006/main" xmlns:w14="http://schemas.microsoft.com/office/word/2010/wordml" xmlns:w15="http://schemas.microsoft.com/office/word/2012/wordml" xmlns:w16cei="http://schemas.microsoft.com/office/word/2026/wordml/cei" xmlns:w16cex="http://schemas.microsoft.com/office/word/2018/wordml/cex" xmlns:w16cid="http://schemas.microsoft.com/office/word/2016/wordml/cid" xmlns:w16="http://schemas.microsoft.com/office/word/2018/wordml" xmlns:w16du="http://schemas.microsoft.com/office/word/2023/wordml/word16du" xmlns:w16sdtdh="http://schemas.microsoft.com/office/word/2020/wordml/sdtdatahash" xmlns:w16sdtfl="http://schemas.microsoft.com/office/word/2024/wordml/sdtformatlock" xmlns:w16se="http://schemas.microsoft.com/office/word/2015/wordml/symex" xmlns:wpg="http://schemas.microsoft.com/office/word/2010/wordprocessingGroup" xmlns:wpi="http://schemas.microsoft.com/office/word/2010/wordprocessingInk" xmlns:wne="http://schemas.microsoft.com/office/word/2006/wordml" xmlns:wps="http://schemas.microsoft.com/office/word/2010/wordprocessingShape" mc:Ignorable="w14 w15 w16se w16cid w16 w16cex w16sdtdh w16sdtfl w16du wp14">
   <w:p>
     <w:pPr>
       <w:pBdr>
@@ -44307,7 +42817,7 @@
 </file>
 
 <file path=word/footnotes.xml><?xml version="1.0" encoding="utf-8"?>
-<w:footnotes xmlns:wpc="http://schemas.microsoft.com/office/word/2010/wordprocessingCanvas" xmlns:cx="http://schemas.microsoft.com/office/drawing/2014/chartex" xmlns:cx1="http://schemas.microsoft.com/office/drawing/2015/9/8/chartex" xmlns:cx2="http://schemas.microsoft.com/office/drawing/2015/10/21/chartex" xmlns:cx3="http://schemas.microsoft.com/office/drawing/2016/5/9/chartex" xmlns:cx4="http://schemas.microsoft.com/office/drawing/2016/5/10/chartex" xmlns:cx5="http://schemas.microsoft.com/office/drawing/2016/5/11/chartex" xmlns:cx6="http://schemas.microsoft.com/office/drawing/2016/5/12/chartex" xmlns:cx7="http://schemas.microsoft.com/office/drawing/2016/5/13/chartex" xmlns:cx8="http://schemas.microsoft.com/office/drawing/2016/5/14/chartex" xmlns:mc="http://schemas.openxmlformats.org/markup-compatibility/2006" xmlns:aink="http://schemas.microsoft.com/office/drawing/2016/ink" xmlns:am3d="http://schemas.microsoft.com/office/drawing/2017/model3d" xmlns:o="urn:schemas-microsoft-com:office:office" xmlns:oel="http://schemas.microsoft.com/office/2019/extlst" xmlns:r="http://schemas.openxmlformats.org/officeDocument/2006/relationships" xmlns:m="http://schemas.openxmlformats.org/officeDocument/2006/math" xmlns:v="urn:schemas-microsoft-com:vml" xmlns:wp14="http://schemas.microsoft.com/office/word/2010/wordprocessingDrawing" xmlns:wp="http://schemas.openxmlformats.org/drawingml/2006/wordprocessingDrawing" xmlns:w10="urn:schemas-microsoft-com:office:word" xmlns:w="http://schemas.openxmlformats.org/wordprocessingml/2006/main" xmlns:w14="http://schemas.microsoft.com/office/word/2010/wordml" xmlns:w15="http://schemas.microsoft.com/office/word/2012/wordml" xmlns:w16cex="http://schemas.microsoft.com/office/word/2018/wordml/cex" xmlns:w16cid="http://schemas.microsoft.com/office/word/2016/wordml/cid" xmlns:w16="http://schemas.microsoft.com/office/word/2018/wordml" xmlns:w16du="http://schemas.microsoft.com/office/word/2023/wordml/word16du" xmlns:w16sdtdh="http://schemas.microsoft.com/office/word/2020/wordml/sdtdatahash" xmlns:w16sdtfl="http://schemas.microsoft.com/office/word/2024/wordml/sdtformatlock" xmlns:w16se="http://schemas.microsoft.com/office/word/2015/wordml/symex" xmlns:wpg="http://schemas.microsoft.com/office/word/2010/wordprocessingGroup" xmlns:wpi="http://schemas.microsoft.com/office/word/2010/wordprocessingInk" xmlns:wne="http://schemas.microsoft.com/office/word/2006/wordml" xmlns:wps="http://schemas.microsoft.com/office/word/2010/wordprocessingShape" mc:Ignorable="w14 w15 w16se w16cid w16 w16cex w16sdtdh w16sdtfl w16du wp14">
+<w:footnotes xmlns:wpc="http://schemas.microsoft.com/office/word/2010/wordprocessingCanvas" xmlns:cx="http://schemas.microsoft.com/office/drawing/2014/chartex" xmlns:cx1="http://schemas.microsoft.com/office/drawing/2015/9/8/chartex" xmlns:cx2="http://schemas.microsoft.com/office/drawing/2015/10/21/chartex" xmlns:cx3="http://schemas.microsoft.com/office/drawing/2016/5/9/chartex" xmlns:cx4="http://schemas.microsoft.com/office/drawing/2016/5/10/chartex" xmlns:cx5="http://schemas.microsoft.com/office/drawing/2016/5/11/chartex" xmlns:cx6="http://schemas.microsoft.com/office/drawing/2016/5/12/chartex" xmlns:cx7="http://schemas.microsoft.com/office/drawing/2016/5/13/chartex" xmlns:cx8="http://schemas.microsoft.com/office/drawing/2016/5/14/chartex" xmlns:mc="http://schemas.openxmlformats.org/markup-compatibility/2006" xmlns:aink="http://schemas.microsoft.com/office/drawing/2016/ink" xmlns:am3d="http://schemas.microsoft.com/office/drawing/2017/model3d" xmlns:o="urn:schemas-microsoft-com:office:office" xmlns:oel="http://schemas.microsoft.com/office/2019/extlst" xmlns:r="http://schemas.openxmlformats.org/officeDocument/2006/relationships" xmlns:m="http://schemas.openxmlformats.org/officeDocument/2006/math" xmlns:v="urn:schemas-microsoft-com:vml" xmlns:wp14="http://schemas.microsoft.com/office/word/2010/wordprocessingDrawing" xmlns:wp="http://schemas.openxmlformats.org/drawingml/2006/wordprocessingDrawing" xmlns:w10="urn:schemas-microsoft-com:office:word" xmlns:w="http://schemas.openxmlformats.org/wordprocessingml/2006/main" xmlns:w14="http://schemas.microsoft.com/office/word/2010/wordml" xmlns:w15="http://schemas.microsoft.com/office/word/2012/wordml" xmlns:w16cei="http://schemas.microsoft.com/office/word/2026/wordml/cei" xmlns:w16cex="http://schemas.microsoft.com/office/word/2018/wordml/cex" xmlns:w16cid="http://schemas.microsoft.com/office/word/2016/wordml/cid" xmlns:w16="http://schemas.microsoft.com/office/word/2018/wordml" xmlns:w16du="http://schemas.microsoft.com/office/word/2023/wordml/word16du" xmlns:w16sdtdh="http://schemas.microsoft.com/office/word/2020/wordml/sdtdatahash" xmlns:w16sdtfl="http://schemas.microsoft.com/office/word/2024/wordml/sdtformatlock" xmlns:w16se="http://schemas.microsoft.com/office/word/2015/wordml/symex" xmlns:wpg="http://schemas.microsoft.com/office/word/2010/wordprocessingGroup" xmlns:wpi="http://schemas.microsoft.com/office/word/2010/wordprocessingInk" xmlns:wne="http://schemas.microsoft.com/office/word/2006/wordml" xmlns:wps="http://schemas.microsoft.com/office/word/2010/wordprocessingShape" mc:Ignorable="w14 w15 w16se w16cid w16 w16cex w16sdtdh w16sdtfl w16du wp14">
   <w:footnote w:type="separator" w:id="-1">
     <w:p>
       <w:pPr>
@@ -44332,7 +42842,7 @@
 </file>
 
 <file path=word/header1.xml><?xml version="1.0" encoding="utf-8"?>
-<w:hdr xmlns:wpc="http://schemas.microsoft.com/office/word/2010/wordprocessingCanvas" xmlns:cx="http://schemas.microsoft.com/office/drawing/2014/chartex" xmlns:cx1="http://schemas.microsoft.com/office/drawing/2015/9/8/chartex" xmlns:cx2="http://schemas.microsoft.com/office/drawing/2015/10/21/chartex" xmlns:cx3="http://schemas.microsoft.com/office/drawing/2016/5/9/chartex" xmlns:cx4="http://schemas.microsoft.com/office/drawing/2016/5/10/chartex" xmlns:cx5="http://schemas.microsoft.com/office/drawing/2016/5/11/chartex" xmlns:cx6="http://schemas.microsoft.com/office/drawing/2016/5/12/chartex" xmlns:cx7="http://schemas.microsoft.com/office/drawing/2016/5/13/chartex" xmlns:cx8="http://schemas.microsoft.com/office/drawing/2016/5/14/chartex" xmlns:mc="http://schemas.openxmlformats.org/markup-compatibility/2006" xmlns:aink="http://schemas.microsoft.com/office/drawing/2016/ink" xmlns:am3d="http://schemas.microsoft.com/office/drawing/2017/model3d" xmlns:o="urn:schemas-microsoft-com:office:office" xmlns:oel="http://schemas.microsoft.com/office/2019/extlst" xmlns:r="http://schemas.openxmlformats.org/officeDocument/2006/relationships" xmlns:m="http://schemas.openxmlformats.org/officeDocument/2006/math" xmlns:v="urn:schemas-microsoft-com:vml" xmlns:wp14="http://schemas.microsoft.com/office/word/2010/wordprocessingDrawing" xmlns:wp="http://schemas.openxmlformats.org/drawingml/2006/wordprocessingDrawing" xmlns:w10="urn:schemas-microsoft-com:office:word" xmlns:w="http://schemas.openxmlformats.org/wordprocessingml/2006/main" xmlns:w14="http://schemas.microsoft.com/office/word/2010/wordml" xmlns:w15="http://schemas.microsoft.com/office/word/2012/wordml" xmlns:w16cex="http://schemas.microsoft.com/office/word/2018/wordml/cex" xmlns:w16cid="http://schemas.microsoft.com/office/word/2016/wordml/cid" xmlns:w16="http://schemas.microsoft.com/office/word/2018/wordml" xmlns:w16du="http://schemas.microsoft.com/office/word/2023/wordml/word16du" xmlns:w16sdtdh="http://schemas.microsoft.com/office/word/2020/wordml/sdtdatahash" xmlns:w16sdtfl="http://schemas.microsoft.com/office/word/2024/wordml/sdtformatlock" xmlns:w16se="http://schemas.microsoft.com/office/word/2015/wordml/symex" xmlns:wpg="http://schemas.microsoft.com/office/word/2010/wordprocessingGroup" xmlns:wpi="http://schemas.microsoft.com/office/word/2010/wordprocessingInk" xmlns:wne="http://schemas.microsoft.com/office/word/2006/wordml" xmlns:wps="http://schemas.microsoft.com/office/word/2010/wordprocessingShape" mc:Ignorable="w14 w15 w16se w16cid w16 w16cex w16sdtdh w16sdtfl w16du wp14">
+<w:hdr xmlns:wpc="http://schemas.microsoft.com/office/word/2010/wordprocessingCanvas" xmlns:cx="http://schemas.microsoft.com/office/drawing/2014/chartex" xmlns:cx1="http://schemas.microsoft.com/office/drawing/2015/9/8/chartex" xmlns:cx2="http://schemas.microsoft.com/office/drawing/2015/10/21/chartex" xmlns:cx3="http://schemas.microsoft.com/office/drawing/2016/5/9/chartex" xmlns:cx4="http://schemas.microsoft.com/office/drawing/2016/5/10/chartex" xmlns:cx5="http://schemas.microsoft.com/office/drawing/2016/5/11/chartex" xmlns:cx6="http://schemas.microsoft.com/office/drawing/2016/5/12/chartex" xmlns:cx7="http://schemas.microsoft.com/office/drawing/2016/5/13/chartex" xmlns:cx8="http://schemas.microsoft.com/office/drawing/2016/5/14/chartex" xmlns:mc="http://schemas.openxmlformats.org/markup-compatibility/2006" xmlns:aink="http://schemas.microsoft.com/office/drawing/2016/ink" xmlns:am3d="http://schemas.microsoft.com/office/drawing/2017/model3d" xmlns:o="urn:schemas-microsoft-com:office:office" xmlns:oel="http://schemas.microsoft.com/office/2019/extlst" xmlns:r="http://schemas.openxmlformats.org/officeDocument/2006/relationships" xmlns:m="http://schemas.openxmlformats.org/officeDocument/2006/math" xmlns:v="urn:schemas-microsoft-com:vml" xmlns:wp14="http://schemas.microsoft.com/office/word/2010/wordprocessingDrawing" xmlns:wp="http://schemas.openxmlformats.org/drawingml/2006/wordprocessingDrawing" xmlns:w10="urn:schemas-microsoft-com:office:word" xmlns:w="http://schemas.openxmlformats.org/wordprocessingml/2006/main" xmlns:w14="http://schemas.microsoft.com/office/word/2010/wordml" xmlns:w15="http://schemas.microsoft.com/office/word/2012/wordml" xmlns:w16cei="http://schemas.microsoft.com/office/word/2026/wordml/cei" xmlns:w16cex="http://schemas.microsoft.com/office/word/2018/wordml/cex" xmlns:w16cid="http://schemas.microsoft.com/office/word/2016/wordml/cid" xmlns:w16="http://schemas.microsoft.com/office/word/2018/wordml" xmlns:w16du="http://schemas.microsoft.com/office/word/2023/wordml/word16du" xmlns:w16sdtdh="http://schemas.microsoft.com/office/word/2020/wordml/sdtdatahash" xmlns:w16sdtfl="http://schemas.microsoft.com/office/word/2024/wordml/sdtformatlock" xmlns:w16se="http://schemas.microsoft.com/office/word/2015/wordml/symex" xmlns:wpg="http://schemas.microsoft.com/office/word/2010/wordprocessingGroup" xmlns:wpi="http://schemas.microsoft.com/office/word/2010/wordprocessingInk" xmlns:wne="http://schemas.microsoft.com/office/word/2006/wordml" xmlns:wps="http://schemas.microsoft.com/office/word/2010/wordprocessingShape" mc:Ignorable="w14 w15 w16se w16cid w16 w16cex w16sdtdh w16sdtfl w16du wp14">
   <w:p>
     <w:pPr>
       <w:pStyle w:val="Header"/>
@@ -44353,7 +42863,7 @@
 </file>
 
 <file path=word/header2.xml><?xml version="1.0" encoding="utf-8"?>
-<w:hdr xmlns:wpc="http://schemas.microsoft.com/office/word/2010/wordprocessingCanvas" xmlns:cx="http://schemas.microsoft.com/office/drawing/2014/chartex" xmlns:cx1="http://schemas.microsoft.com/office/drawing/2015/9/8/chartex" xmlns:cx2="http://schemas.microsoft.com/office/drawing/2015/10/21/chartex" xmlns:cx3="http://schemas.microsoft.com/office/drawing/2016/5/9/chartex" xmlns:cx4="http://schemas.microsoft.com/office/drawing/2016/5/10/chartex" xmlns:cx5="http://schemas.microsoft.com/office/drawing/2016/5/11/chartex" xmlns:cx6="http://schemas.microsoft.com/office/drawing/2016/5/12/chartex" xmlns:cx7="http://schemas.microsoft.com/office/drawing/2016/5/13/chartex" xmlns:cx8="http://schemas.microsoft.com/office/drawing/2016/5/14/chartex" xmlns:mc="http://schemas.openxmlformats.org/markup-compatibility/2006" xmlns:aink="http://schemas.microsoft.com/office/drawing/2016/ink" xmlns:am3d="http://schemas.microsoft.com/office/drawing/2017/model3d" xmlns:o="urn:schemas-microsoft-com:office:office" xmlns:oel="http://schemas.microsoft.com/office/2019/extlst" xmlns:r="http://schemas.openxmlformats.org/officeDocument/2006/relationships" xmlns:m="http://schemas.openxmlformats.org/officeDocument/2006/math" xmlns:v="urn:schemas-microsoft-com:vml" xmlns:wp14="http://schemas.microsoft.com/office/word/2010/wordprocessingDrawing" xmlns:wp="http://schemas.openxmlformats.org/drawingml/2006/wordprocessingDrawing" xmlns:w10="urn:schemas-microsoft-com:office:word" xmlns:w="http://schemas.openxmlformats.org/wordprocessingml/2006/main" xmlns:w14="http://schemas.microsoft.com/office/word/2010/wordml" xmlns:w15="http://schemas.microsoft.com/office/word/2012/wordml" xmlns:w16cex="http://schemas.microsoft.com/office/word/2018/wordml/cex" xmlns:w16cid="http://schemas.microsoft.com/office/word/2016/wordml/cid" xmlns:w16="http://schemas.microsoft.com/office/word/2018/wordml" xmlns:w16du="http://schemas.microsoft.com/office/word/2023/wordml/word16du" xmlns:w16sdtdh="http://schemas.microsoft.com/office/word/2020/wordml/sdtdatahash" xmlns:w16sdtfl="http://schemas.microsoft.com/office/word/2024/wordml/sdtformatlock" xmlns:w16se="http://schemas.microsoft.com/office/word/2015/wordml/symex" xmlns:wpg="http://schemas.microsoft.com/office/word/2010/wordprocessingGroup" xmlns:wpi="http://schemas.microsoft.com/office/word/2010/wordprocessingInk" xmlns:wne="http://schemas.microsoft.com/office/word/2006/wordml" xmlns:wps="http://schemas.microsoft.com/office/word/2010/wordprocessingShape" mc:Ignorable="w14 w15 w16se w16cid w16 w16cex w16sdtdh w16sdtfl w16du wp14">
+<w:hdr xmlns:wpc="http://schemas.microsoft.com/office/word/2010/wordprocessingCanvas" xmlns:cx="http://schemas.microsoft.com/office/drawing/2014/chartex" xmlns:cx1="http://schemas.microsoft.com/office/drawing/2015/9/8/chartex" xmlns:cx2="http://schemas.microsoft.com/office/drawing/2015/10/21/chartex" xmlns:cx3="http://schemas.microsoft.com/office/drawing/2016/5/9/chartex" xmlns:cx4="http://schemas.microsoft.com/office/drawing/2016/5/10/chartex" xmlns:cx5="http://schemas.microsoft.com/office/drawing/2016/5/11/chartex" xmlns:cx6="http://schemas.microsoft.com/office/drawing/2016/5/12/chartex" xmlns:cx7="http://schemas.microsoft.com/office/drawing/2016/5/13/chartex" xmlns:cx8="http://schemas.microsoft.com/office/drawing/2016/5/14/chartex" xmlns:mc="http://schemas.openxmlformats.org/markup-compatibility/2006" xmlns:aink="http://schemas.microsoft.com/office/drawing/2016/ink" xmlns:am3d="http://schemas.microsoft.com/office/drawing/2017/model3d" xmlns:o="urn:schemas-microsoft-com:office:office" xmlns:oel="http://schemas.microsoft.com/office/2019/extlst" xmlns:r="http://schemas.openxmlformats.org/officeDocument/2006/relationships" xmlns:m="http://schemas.openxmlformats.org/officeDocument/2006/math" xmlns:v="urn:schemas-microsoft-com:vml" xmlns:wp14="http://schemas.microsoft.com/office/word/2010/wordprocessingDrawing" xmlns:wp="http://schemas.openxmlformats.org/drawingml/2006/wordprocessingDrawing" xmlns:w10="urn:schemas-microsoft-com:office:word" xmlns:w="http://schemas.openxmlformats.org/wordprocessingml/2006/main" xmlns:w14="http://schemas.microsoft.com/office/word/2010/wordml" xmlns:w15="http://schemas.microsoft.com/office/word/2012/wordml" xmlns:w16cei="http://schemas.microsoft.com/office/word/2026/wordml/cei" xmlns:w16cex="http://schemas.microsoft.com/office/word/2018/wordml/cex" xmlns:w16cid="http://schemas.microsoft.com/office/word/2016/wordml/cid" xmlns:w16="http://schemas.microsoft.com/office/word/2018/wordml" xmlns:w16du="http://schemas.microsoft.com/office/word/2023/wordml/word16du" xmlns:w16sdtdh="http://schemas.microsoft.com/office/word/2020/wordml/sdtdatahash" xmlns:w16sdtfl="http://schemas.microsoft.com/office/word/2024/wordml/sdtformatlock" xmlns:w16se="http://schemas.microsoft.com/office/word/2015/wordml/symex" xmlns:wpg="http://schemas.microsoft.com/office/word/2010/wordprocessingGroup" xmlns:wpi="http://schemas.microsoft.com/office/word/2010/wordprocessingInk" xmlns:wne="http://schemas.microsoft.com/office/word/2006/wordml" xmlns:wps="http://schemas.microsoft.com/office/word/2010/wordprocessingShape" mc:Ignorable="w14 w15 w16se w16cid w16 w16cex w16sdtdh w16sdtfl w16du wp14">
   <w:p>
     <w:pPr>
       <w:pStyle w:val="Header"/>
